--- a/设备管理.docx
+++ b/设备管理.docx
@@ -488,8 +488,6 @@
         </w:rPr>
         <w:t>net start mysql80</w:t>
       </w:r>
-      <w:bookmarkStart w:id="0" w:name="_GoBack"/>
-      <w:bookmarkEnd w:id="0"/>
     </w:p>
     <w:p>
       <w:pPr>
@@ -634,13 +632,2008 @@
         <w:numPr>
           <w:numId w:val="0"/>
         </w:numPr>
-      </w:pPr>
-      <w:r>
         <w:rPr>
           <w:rFonts w:hint="eastAsia"/>
         </w:rPr>
+      </w:pPr>
+      <w:r>
+        <w:rPr>
+          <w:rFonts w:hint="eastAsia"/>
+        </w:rPr>
         <w:t>mysql&gt; SHOW FULL TABLES;</w:t>
       </w:r>
+    </w:p>
+    <w:p>
+      <w:pPr>
+        <w:numPr>
+          <w:numId w:val="0"/>
+        </w:numPr>
+        <w:rPr>
+          <w:rFonts w:hint="eastAsia" w:eastAsiaTheme="minorEastAsia"/>
+          <w:lang w:val="en-US" w:eastAsia="zh-CN"/>
+        </w:rPr>
+      </w:pPr>
+      <w:r>
+        <w:rPr>
+          <w:rFonts w:hint="eastAsia"/>
+        </w:rPr>
+        <w:t>mysql&gt; source V1.0.1__init_auth_data.sql</w:t>
+      </w:r>
+      <w:r>
+        <w:rPr>
+          <w:rFonts w:hint="eastAsia"/>
+          <w:lang w:val="en-US" w:eastAsia="zh-CN"/>
+        </w:rPr>
+        <w:t>;</w:t>
+      </w:r>
+    </w:p>
+    <w:p>
+      <w:pPr>
+        <w:numPr>
+          <w:ilvl w:val="0"/>
+          <w:numId w:val="5"/>
+        </w:numPr>
+        <w:rPr>
+          <w:rFonts w:hint="eastAsia" w:asciiTheme="minorHAnsi" w:hAnsiTheme="minorHAnsi" w:eastAsiaTheme="minorEastAsia" w:cstheme="minorBidi"/>
+          <w:b/>
+          <w:kern w:val="2"/>
+          <w:sz w:val="21"/>
+          <w:szCs w:val="24"/>
+          <w:lang w:val="en-US" w:eastAsia="zh-CN" w:bidi="ar-SA"/>
+        </w:rPr>
+      </w:pPr>
+      <w:r>
+        <w:rPr>
+          <w:rFonts w:hint="eastAsia" w:asciiTheme="minorHAnsi" w:hAnsiTheme="minorHAnsi" w:eastAsiaTheme="minorEastAsia" w:cstheme="minorBidi"/>
+          <w:b/>
+          <w:kern w:val="2"/>
+          <w:sz w:val="21"/>
+          <w:szCs w:val="24"/>
+          <w:lang w:val="en-US" w:eastAsia="zh-CN" w:bidi="ar-SA"/>
+        </w:rPr>
+        <w:t>litellm</w:t>
+      </w:r>
+    </w:p>
+    <w:p>
+      <w:pPr>
+        <w:keepNext w:val="0"/>
+        <w:keepLines w:val="0"/>
+        <w:widowControl/>
+        <w:suppressLineNumbers w:val="0"/>
+        <w:pBdr>
+          <w:top w:val="none" w:color="auto" w:sz="0" w:space="0"/>
+          <w:left w:val="none" w:color="auto" w:sz="0" w:space="0"/>
+          <w:bottom w:val="none" w:color="auto" w:sz="0" w:space="0"/>
+          <w:right w:val="none" w:color="auto" w:sz="0" w:space="0"/>
+        </w:pBdr>
+        <w:spacing w:before="0" w:beforeAutospacing="0" w:after="0" w:afterAutospacing="0" w:line="240" w:lineRule="atLeast"/>
+        <w:ind w:left="0" w:right="0"/>
+        <w:rPr>
+          <w:color w:val="000000"/>
+          <w:sz w:val="16"/>
+          <w:szCs w:val="16"/>
+        </w:rPr>
+      </w:pPr>
+      <w:r>
+        <w:rPr>
+          <w:rFonts w:ascii="Symbol" w:hAnsi="Symbol" w:eastAsia="Symbol" w:cs="Symbol"/>
+          <w:sz w:val="24"/>
+        </w:rPr>
+        <w:t>·</w:t>
+      </w:r>
+      <w:r>
+        <w:rPr>
+          <w:rFonts w:hint="eastAsia" w:ascii="宋体" w:hAnsi="宋体" w:eastAsia="宋体" w:cs="宋体"/>
+          <w:sz w:val="24"/>
+        </w:rPr>
+        <w:t xml:space="preserve">  </w:t>
+      </w:r>
+      <w:r>
+        <w:rPr>
+          <w:color w:val="000000"/>
+          <w:sz w:val="16"/>
+          <w:szCs w:val="16"/>
+          <w:bdr w:val="none" w:color="auto" w:sz="0" w:space="0"/>
+        </w:rPr>
+        <w:t xml:space="preserve">手动建好 </w:t>
+      </w:r>
+      <w:r>
+        <w:rPr>
+          <w:rStyle w:val="7"/>
+          <w:color w:val="000000"/>
+          <w:sz w:val="16"/>
+          <w:szCs w:val="16"/>
+          <w:bdr w:val="none" w:color="auto" w:sz="0" w:space="0"/>
+        </w:rPr>
+        <w:t>.anthropic\claude-code</w:t>
+      </w:r>
+      <w:r>
+        <w:rPr>
+          <w:color w:val="000000"/>
+          <w:sz w:val="16"/>
+          <w:szCs w:val="16"/>
+          <w:bdr w:val="none" w:color="auto" w:sz="0" w:space="0"/>
+        </w:rPr>
+        <w:t xml:space="preserve"> + </w:t>
+      </w:r>
+      <w:r>
+        <w:rPr>
+          <w:rStyle w:val="7"/>
+          <w:color w:val="000000"/>
+          <w:sz w:val="16"/>
+          <w:szCs w:val="16"/>
+          <w:bdr w:val="none" w:color="auto" w:sz="0" w:space="0"/>
+        </w:rPr>
+        <w:t>settings.json</w:t>
+      </w:r>
+    </w:p>
+    <w:p>
+      <w:pPr>
+        <w:keepNext w:val="0"/>
+        <w:keepLines w:val="0"/>
+        <w:widowControl/>
+        <w:suppressLineNumbers w:val="0"/>
+        <w:pBdr>
+          <w:top w:val="none" w:color="auto" w:sz="0" w:space="0"/>
+          <w:left w:val="none" w:color="auto" w:sz="0" w:space="0"/>
+          <w:bottom w:val="none" w:color="auto" w:sz="0" w:space="0"/>
+          <w:right w:val="none" w:color="auto" w:sz="0" w:space="0"/>
+        </w:pBdr>
+        <w:spacing w:before="0" w:beforeAutospacing="0" w:after="0" w:afterAutospacing="0" w:line="240" w:lineRule="atLeast"/>
+        <w:ind w:left="0" w:right="0"/>
+        <w:rPr>
+          <w:color w:val="000000"/>
+          <w:sz w:val="16"/>
+          <w:szCs w:val="16"/>
+        </w:rPr>
+      </w:pPr>
+      <w:r>
+        <w:rPr>
+          <w:rFonts w:hint="default" w:ascii="Symbol" w:hAnsi="Symbol" w:eastAsia="Symbol" w:cs="Symbol"/>
+          <w:sz w:val="24"/>
+        </w:rPr>
+        <w:t>·</w:t>
+      </w:r>
+      <w:r>
+        <w:rPr>
+          <w:rFonts w:hint="eastAsia" w:ascii="宋体" w:hAnsi="宋体" w:eastAsia="宋体" w:cs="宋体"/>
+          <w:sz w:val="24"/>
+        </w:rPr>
+        <w:t xml:space="preserve">  </w:t>
+      </w:r>
+      <w:r>
+        <w:rPr>
+          <w:color w:val="000000"/>
+          <w:sz w:val="16"/>
+          <w:szCs w:val="16"/>
+          <w:bdr w:val="none" w:color="auto" w:sz="0" w:space="0"/>
+        </w:rPr>
+        <w:t xml:space="preserve">准备好 </w:t>
+      </w:r>
+      <w:r>
+        <w:rPr>
+          <w:rStyle w:val="7"/>
+          <w:color w:val="000000"/>
+          <w:sz w:val="16"/>
+          <w:szCs w:val="16"/>
+          <w:bdr w:val="none" w:color="auto" w:sz="0" w:space="0"/>
+        </w:rPr>
+        <w:t>litellm_config.yaml</w:t>
+      </w:r>
+      <w:r>
+        <w:rPr>
+          <w:color w:val="000000"/>
+          <w:sz w:val="16"/>
+          <w:szCs w:val="16"/>
+          <w:bdr w:val="none" w:color="auto" w:sz="0" w:space="0"/>
+        </w:rPr>
+        <w:t>，填入你的 Gemini API Key</w:t>
+      </w:r>
+    </w:p>
+    <w:p>
+      <w:pPr>
+        <w:keepNext w:val="0"/>
+        <w:keepLines w:val="0"/>
+        <w:widowControl/>
+        <w:suppressLineNumbers w:val="0"/>
+        <w:pBdr>
+          <w:top w:val="none" w:color="auto" w:sz="0" w:space="0"/>
+          <w:left w:val="none" w:color="auto" w:sz="0" w:space="0"/>
+          <w:bottom w:val="none" w:color="auto" w:sz="0" w:space="0"/>
+          <w:right w:val="none" w:color="auto" w:sz="0" w:space="0"/>
+        </w:pBdr>
+        <w:spacing w:before="0" w:beforeAutospacing="0" w:after="0" w:afterAutospacing="0" w:line="240" w:lineRule="atLeast"/>
+        <w:ind w:left="0" w:right="0"/>
+        <w:rPr>
+          <w:color w:val="000000"/>
+          <w:sz w:val="16"/>
+          <w:szCs w:val="16"/>
+        </w:rPr>
+      </w:pPr>
+      <w:r>
+        <w:rPr>
+          <w:rFonts w:hint="default" w:ascii="Symbol" w:hAnsi="Symbol" w:eastAsia="Symbol" w:cs="Symbol"/>
+          <w:sz w:val="24"/>
+        </w:rPr>
+        <w:t>·</w:t>
+      </w:r>
+      <w:r>
+        <w:rPr>
+          <w:rFonts w:hint="eastAsia" w:ascii="宋体" w:hAnsi="宋体" w:eastAsia="宋体" w:cs="宋体"/>
+          <w:sz w:val="24"/>
+        </w:rPr>
+        <w:t xml:space="preserve">  </w:t>
+      </w:r>
+      <w:r>
+        <w:rPr>
+          <w:color w:val="000000"/>
+          <w:sz w:val="16"/>
+          <w:szCs w:val="16"/>
+          <w:bdr w:val="none" w:color="auto" w:sz="0" w:space="0"/>
+        </w:rPr>
+        <w:t xml:space="preserve">终端执行 </w:t>
+      </w:r>
+      <w:r>
+        <w:rPr>
+          <w:rStyle w:val="7"/>
+          <w:color w:val="000000"/>
+          <w:sz w:val="16"/>
+          <w:szCs w:val="16"/>
+          <w:bdr w:val="none" w:color="auto" w:sz="0" w:space="0"/>
+        </w:rPr>
+        <w:t>litellm --config litellm_config.yaml --port 8000</w:t>
+      </w:r>
+      <w:r>
+        <w:rPr>
+          <w:color w:val="000000"/>
+          <w:sz w:val="16"/>
+          <w:szCs w:val="16"/>
+          <w:bdr w:val="none" w:color="auto" w:sz="0" w:space="0"/>
+        </w:rPr>
+        <w:t>，保持窗口打开</w:t>
+      </w:r>
+    </w:p>
+    <w:p>
+      <w:pPr>
+        <w:keepNext w:val="0"/>
+        <w:keepLines w:val="0"/>
+        <w:widowControl/>
+        <w:suppressLineNumbers w:val="0"/>
+        <w:pBdr>
+          <w:top w:val="none" w:color="auto" w:sz="0" w:space="0"/>
+          <w:left w:val="none" w:color="auto" w:sz="0" w:space="0"/>
+          <w:bottom w:val="none" w:color="auto" w:sz="0" w:space="0"/>
+          <w:right w:val="none" w:color="auto" w:sz="0" w:space="0"/>
+        </w:pBdr>
+        <w:spacing w:before="0" w:beforeAutospacing="0" w:after="0" w:afterAutospacing="0" w:line="240" w:lineRule="atLeast"/>
+        <w:ind w:left="0" w:right="0"/>
+        <w:rPr>
+          <w:color w:val="000000"/>
+          <w:sz w:val="16"/>
+          <w:szCs w:val="16"/>
+        </w:rPr>
+      </w:pPr>
+      <w:r>
+        <w:rPr>
+          <w:rFonts w:hint="default" w:ascii="Symbol" w:hAnsi="Symbol" w:eastAsia="Symbol" w:cs="Symbol"/>
+          <w:sz w:val="24"/>
+        </w:rPr>
+        <w:t>·</w:t>
+      </w:r>
+      <w:r>
+        <w:rPr>
+          <w:rFonts w:hint="eastAsia" w:ascii="宋体" w:hAnsi="宋体" w:eastAsia="宋体" w:cs="宋体"/>
+          <w:sz w:val="24"/>
+        </w:rPr>
+        <w:t xml:space="preserve">  </w:t>
+      </w:r>
+      <w:r>
+        <w:rPr>
+          <w:color w:val="000000"/>
+          <w:sz w:val="16"/>
+          <w:szCs w:val="16"/>
+          <w:bdr w:val="none" w:color="auto" w:sz="0" w:space="0"/>
+        </w:rPr>
+        <w:t xml:space="preserve">新开终端，直接运行 </w:t>
+      </w:r>
+      <w:r>
+        <w:rPr>
+          <w:rStyle w:val="7"/>
+          <w:color w:val="000000"/>
+          <w:sz w:val="16"/>
+          <w:szCs w:val="16"/>
+          <w:bdr w:val="none" w:color="auto" w:sz="0" w:space="0"/>
+        </w:rPr>
+        <w:t>claude code</w:t>
+      </w:r>
+      <w:r>
+        <w:rPr>
+          <w:color w:val="000000"/>
+          <w:sz w:val="16"/>
+          <w:szCs w:val="16"/>
+          <w:bdr w:val="none" w:color="auto" w:sz="0" w:space="0"/>
+        </w:rPr>
+        <w:t xml:space="preserve">，选择 </w:t>
+      </w:r>
+      <w:r>
+        <w:rPr>
+          <w:rStyle w:val="7"/>
+          <w:color w:val="000000"/>
+          <w:sz w:val="16"/>
+          <w:szCs w:val="16"/>
+          <w:bdr w:val="none" w:color="auto" w:sz="0" w:space="0"/>
+        </w:rPr>
+        <w:t>3rd-party platform</w:t>
+      </w:r>
+      <w:r>
+        <w:rPr>
+          <w:color w:val="000000"/>
+          <w:sz w:val="16"/>
+          <w:szCs w:val="16"/>
+          <w:bdr w:val="none" w:color="auto" w:sz="0" w:space="0"/>
+        </w:rPr>
+        <w:t xml:space="preserve"> 即可调用 Gemini</w:t>
+      </w:r>
+    </w:p>
+    <w:p>
+      <w:pPr>
+        <w:numPr>
+          <w:ilvl w:val="0"/>
+          <w:numId w:val="5"/>
+        </w:numPr>
+        <w:ind w:left="0" w:leftChars="0" w:firstLine="0" w:firstLineChars="0"/>
+        <w:rPr>
+          <w:rFonts w:hint="eastAsia"/>
+          <w:lang w:val="en-US" w:eastAsia="zh-CN"/>
+        </w:rPr>
+      </w:pPr>
+      <w:r>
+        <w:rPr>
+          <w:rFonts w:hint="eastAsia"/>
+          <w:lang w:val="en-US" w:eastAsia="zh-CN"/>
+        </w:rPr>
+        <w:t>运行</w:t>
+      </w:r>
+    </w:p>
+    <w:p>
+      <w:pPr>
+        <w:keepNext w:val="0"/>
+        <w:keepLines w:val="0"/>
+        <w:widowControl/>
+        <w:suppressLineNumbers w:val="0"/>
+        <w:pBdr>
+          <w:left w:val="none" w:color="auto" w:sz="0" w:space="0"/>
+          <w:right w:val="none" w:color="auto" w:sz="0" w:space="0"/>
+        </w:pBdr>
+        <w:shd w:val="clear" w:fill="FFFFFF"/>
+        <w:ind w:left="0" w:firstLine="0"/>
+        <w:jc w:val="left"/>
+        <w:rPr>
+          <w:rFonts w:ascii="Consolas" w:hAnsi="Consolas" w:eastAsia="Consolas" w:cs="Consolas"/>
+          <w:i w:val="0"/>
+          <w:iCs w:val="0"/>
+          <w:caps w:val="0"/>
+          <w:color w:val="000000"/>
+          <w:spacing w:val="0"/>
+          <w:sz w:val="12"/>
+          <w:szCs w:val="12"/>
+        </w:rPr>
+      </w:pPr>
+      <w:r>
+        <w:rPr>
+          <w:rFonts w:hint="default" w:ascii="Consolas" w:hAnsi="Consolas" w:eastAsia="Consolas" w:cs="Consolas"/>
+          <w:i/>
+          <w:iCs/>
+          <w:caps w:val="0"/>
+          <w:color w:val="008000"/>
+          <w:spacing w:val="0"/>
+          <w:kern w:val="0"/>
+          <w:sz w:val="12"/>
+          <w:szCs w:val="12"/>
+          <w:bdr w:val="none" w:color="auto" w:sz="0" w:space="0"/>
+          <w:shd w:val="clear" w:fill="FFFFFF"/>
+          <w:lang w:val="en-US" w:eastAsia="zh-CN" w:bidi="ar"/>
+        </w:rPr>
+        <w:t># 1. 执行数据库脚本</w:t>
+      </w:r>
+    </w:p>
+    <w:p>
+      <w:pPr>
+        <w:keepNext w:val="0"/>
+        <w:keepLines w:val="0"/>
+        <w:widowControl/>
+        <w:suppressLineNumbers w:val="0"/>
+        <w:pBdr>
+          <w:left w:val="none" w:color="auto" w:sz="0" w:space="0"/>
+          <w:right w:val="none" w:color="auto" w:sz="0" w:space="0"/>
+        </w:pBdr>
+        <w:shd w:val="clear" w:fill="FFFFFF"/>
+        <w:ind w:left="0" w:firstLine="0"/>
+        <w:jc w:val="left"/>
+        <w:rPr>
+          <w:rFonts w:hint="default" w:ascii="Consolas" w:hAnsi="Consolas" w:eastAsia="Consolas" w:cs="Consolas"/>
+          <w:i w:val="0"/>
+          <w:iCs w:val="0"/>
+          <w:caps w:val="0"/>
+          <w:color w:val="000000"/>
+          <w:spacing w:val="0"/>
+          <w:sz w:val="12"/>
+          <w:szCs w:val="12"/>
+        </w:rPr>
+      </w:pPr>
+      <w:r>
+        <w:rPr>
+          <w:rFonts w:hint="default" w:ascii="Consolas" w:hAnsi="Consolas" w:eastAsia="Consolas" w:cs="Consolas"/>
+          <w:i w:val="0"/>
+          <w:iCs w:val="0"/>
+          <w:caps w:val="0"/>
+          <w:color w:val="EFB080"/>
+          <w:spacing w:val="0"/>
+          <w:kern w:val="0"/>
+          <w:sz w:val="12"/>
+          <w:szCs w:val="12"/>
+          <w:bdr w:val="none" w:color="auto" w:sz="0" w:space="0"/>
+          <w:shd w:val="clear" w:fill="FFFFFF"/>
+          <w:lang w:val="en-US" w:eastAsia="zh-CN" w:bidi="ar"/>
+        </w:rPr>
+        <w:t>sql/V1.0.0__init_schema.sql</w:t>
+      </w:r>
+    </w:p>
+    <w:p>
+      <w:pPr>
+        <w:keepNext w:val="0"/>
+        <w:keepLines w:val="0"/>
+        <w:widowControl/>
+        <w:suppressLineNumbers w:val="0"/>
+        <w:pBdr>
+          <w:left w:val="none" w:color="auto" w:sz="0" w:space="0"/>
+          <w:right w:val="none" w:color="auto" w:sz="0" w:space="0"/>
+        </w:pBdr>
+        <w:shd w:val="clear" w:fill="FFFFFF"/>
+        <w:ind w:left="0" w:firstLine="0"/>
+        <w:jc w:val="left"/>
+        <w:rPr>
+          <w:rFonts w:hint="default" w:ascii="Consolas" w:hAnsi="Consolas" w:eastAsia="Consolas" w:cs="Consolas"/>
+          <w:i w:val="0"/>
+          <w:iCs w:val="0"/>
+          <w:caps w:val="0"/>
+          <w:color w:val="000000"/>
+          <w:spacing w:val="0"/>
+          <w:sz w:val="12"/>
+          <w:szCs w:val="12"/>
+        </w:rPr>
+      </w:pPr>
+      <w:r>
+        <w:rPr>
+          <w:rFonts w:hint="default" w:ascii="Consolas" w:hAnsi="Consolas" w:eastAsia="Consolas" w:cs="Consolas"/>
+          <w:i w:val="0"/>
+          <w:iCs w:val="0"/>
+          <w:caps w:val="0"/>
+          <w:color w:val="EFB080"/>
+          <w:spacing w:val="0"/>
+          <w:kern w:val="0"/>
+          <w:sz w:val="12"/>
+          <w:szCs w:val="12"/>
+          <w:bdr w:val="none" w:color="auto" w:sz="0" w:space="0"/>
+          <w:shd w:val="clear" w:fill="FFFFFF"/>
+          <w:lang w:val="en-US" w:eastAsia="zh-CN" w:bidi="ar"/>
+        </w:rPr>
+        <w:t>sql/V1.0.1__init_auth_data.sql</w:t>
+      </w:r>
+    </w:p>
+    <w:p>
+      <w:pPr>
+        <w:keepNext w:val="0"/>
+        <w:keepLines w:val="0"/>
+        <w:widowControl/>
+        <w:suppressLineNumbers w:val="0"/>
+        <w:pBdr>
+          <w:left w:val="none" w:color="auto" w:sz="0" w:space="0"/>
+          <w:right w:val="none" w:color="auto" w:sz="0" w:space="0"/>
+        </w:pBdr>
+        <w:shd w:val="clear" w:fill="FFFFFF"/>
+        <w:ind w:left="0" w:firstLine="0"/>
+        <w:jc w:val="left"/>
+        <w:rPr>
+          <w:rFonts w:hint="default" w:ascii="Consolas" w:hAnsi="Consolas" w:eastAsia="Consolas" w:cs="Consolas"/>
+          <w:i w:val="0"/>
+          <w:iCs w:val="0"/>
+          <w:caps w:val="0"/>
+          <w:color w:val="000000"/>
+          <w:spacing w:val="0"/>
+          <w:sz w:val="12"/>
+          <w:szCs w:val="12"/>
+        </w:rPr>
+      </w:pPr>
+      <w:r>
+        <w:rPr>
+          <w:rFonts w:hint="default" w:ascii="Consolas" w:hAnsi="Consolas" w:eastAsia="Consolas" w:cs="Consolas"/>
+          <w:i/>
+          <w:iCs/>
+          <w:caps w:val="0"/>
+          <w:color w:val="008000"/>
+          <w:spacing w:val="0"/>
+          <w:kern w:val="0"/>
+          <w:sz w:val="12"/>
+          <w:szCs w:val="12"/>
+          <w:bdr w:val="none" w:color="auto" w:sz="0" w:space="0"/>
+          <w:shd w:val="clear" w:fill="FFFFFF"/>
+          <w:lang w:val="en-US" w:eastAsia="zh-CN" w:bidi="ar"/>
+        </w:rPr>
+        <w:t># 2. 启动后端</w:t>
+      </w:r>
+    </w:p>
+    <w:p>
+      <w:pPr>
+        <w:keepNext w:val="0"/>
+        <w:keepLines w:val="0"/>
+        <w:widowControl/>
+        <w:suppressLineNumbers w:val="0"/>
+        <w:pBdr>
+          <w:left w:val="none" w:color="auto" w:sz="0" w:space="0"/>
+          <w:right w:val="none" w:color="auto" w:sz="0" w:space="0"/>
+        </w:pBdr>
+        <w:shd w:val="clear" w:fill="FFFFFF"/>
+        <w:ind w:left="0" w:firstLine="0"/>
+        <w:jc w:val="left"/>
+        <w:rPr>
+          <w:rFonts w:hint="default" w:ascii="Consolas" w:hAnsi="Consolas" w:eastAsia="Consolas" w:cs="Consolas"/>
+          <w:i w:val="0"/>
+          <w:iCs w:val="0"/>
+          <w:caps w:val="0"/>
+          <w:color w:val="000000"/>
+          <w:spacing w:val="0"/>
+          <w:sz w:val="12"/>
+          <w:szCs w:val="12"/>
+        </w:rPr>
+      </w:pPr>
+      <w:r>
+        <w:rPr>
+          <w:rFonts w:hint="default" w:ascii="Consolas" w:hAnsi="Consolas" w:eastAsia="Consolas" w:cs="Consolas"/>
+          <w:i w:val="0"/>
+          <w:iCs w:val="0"/>
+          <w:caps w:val="0"/>
+          <w:color w:val="EFB080"/>
+          <w:spacing w:val="0"/>
+          <w:kern w:val="0"/>
+          <w:sz w:val="12"/>
+          <w:szCs w:val="12"/>
+          <w:bdr w:val="none" w:color="auto" w:sz="0" w:space="0"/>
+          <w:shd w:val="clear" w:fill="FFFFFF"/>
+          <w:lang w:val="en-US" w:eastAsia="zh-CN" w:bidi="ar"/>
+        </w:rPr>
+        <w:t>cd</w:t>
+      </w:r>
+      <w:r>
+        <w:rPr>
+          <w:rFonts w:hint="default" w:ascii="Consolas" w:hAnsi="Consolas" w:eastAsia="Consolas" w:cs="Consolas"/>
+          <w:i w:val="0"/>
+          <w:iCs w:val="0"/>
+          <w:caps w:val="0"/>
+          <w:color w:val="000000"/>
+          <w:spacing w:val="0"/>
+          <w:kern w:val="0"/>
+          <w:sz w:val="12"/>
+          <w:szCs w:val="12"/>
+          <w:bdr w:val="none" w:color="auto" w:sz="0" w:space="0"/>
+          <w:shd w:val="clear" w:fill="FFFFFF"/>
+          <w:lang w:val="en-US" w:eastAsia="zh-CN" w:bidi="ar"/>
+        </w:rPr>
+        <w:t xml:space="preserve"> </w:t>
+      </w:r>
+      <w:r>
+        <w:rPr>
+          <w:rFonts w:hint="default" w:ascii="Consolas" w:hAnsi="Consolas" w:eastAsia="Consolas" w:cs="Consolas"/>
+          <w:i w:val="0"/>
+          <w:iCs w:val="0"/>
+          <w:caps w:val="0"/>
+          <w:color w:val="A31515"/>
+          <w:spacing w:val="0"/>
+          <w:kern w:val="0"/>
+          <w:sz w:val="12"/>
+          <w:szCs w:val="12"/>
+          <w:bdr w:val="none" w:color="auto" w:sz="0" w:space="0"/>
+          <w:shd w:val="clear" w:fill="FFFFFF"/>
+          <w:lang w:val="en-US" w:eastAsia="zh-CN" w:bidi="ar"/>
+        </w:rPr>
+        <w:t>backend</w:t>
+      </w:r>
+      <w:r>
+        <w:rPr>
+          <w:rFonts w:hint="default" w:ascii="Consolas" w:hAnsi="Consolas" w:eastAsia="Consolas" w:cs="Consolas"/>
+          <w:i w:val="0"/>
+          <w:iCs w:val="0"/>
+          <w:caps w:val="0"/>
+          <w:color w:val="000000"/>
+          <w:spacing w:val="0"/>
+          <w:kern w:val="0"/>
+          <w:sz w:val="12"/>
+          <w:szCs w:val="12"/>
+          <w:bdr w:val="none" w:color="auto" w:sz="0" w:space="0"/>
+          <w:shd w:val="clear" w:fill="FFFFFF"/>
+          <w:lang w:val="en-US" w:eastAsia="zh-CN" w:bidi="ar"/>
+        </w:rPr>
+        <w:t xml:space="preserve"> &amp;&amp; </w:t>
+      </w:r>
+      <w:r>
+        <w:rPr>
+          <w:rFonts w:hint="default" w:ascii="Consolas" w:hAnsi="Consolas" w:eastAsia="Consolas" w:cs="Consolas"/>
+          <w:i w:val="0"/>
+          <w:iCs w:val="0"/>
+          <w:caps w:val="0"/>
+          <w:color w:val="EFB080"/>
+          <w:spacing w:val="0"/>
+          <w:kern w:val="0"/>
+          <w:sz w:val="12"/>
+          <w:szCs w:val="12"/>
+          <w:bdr w:val="none" w:color="auto" w:sz="0" w:space="0"/>
+          <w:shd w:val="clear" w:fill="FFFFFF"/>
+          <w:lang w:val="en-US" w:eastAsia="zh-CN" w:bidi="ar"/>
+        </w:rPr>
+        <w:t>mvn</w:t>
+      </w:r>
+      <w:r>
+        <w:rPr>
+          <w:rFonts w:hint="default" w:ascii="Consolas" w:hAnsi="Consolas" w:eastAsia="Consolas" w:cs="Consolas"/>
+          <w:i w:val="0"/>
+          <w:iCs w:val="0"/>
+          <w:caps w:val="0"/>
+          <w:color w:val="000000"/>
+          <w:spacing w:val="0"/>
+          <w:kern w:val="0"/>
+          <w:sz w:val="12"/>
+          <w:szCs w:val="12"/>
+          <w:bdr w:val="none" w:color="auto" w:sz="0" w:space="0"/>
+          <w:shd w:val="clear" w:fill="FFFFFF"/>
+          <w:lang w:val="en-US" w:eastAsia="zh-CN" w:bidi="ar"/>
+        </w:rPr>
+        <w:t xml:space="preserve"> </w:t>
+      </w:r>
+      <w:r>
+        <w:rPr>
+          <w:rFonts w:hint="default" w:ascii="Consolas" w:hAnsi="Consolas" w:eastAsia="Consolas" w:cs="Consolas"/>
+          <w:i w:val="0"/>
+          <w:iCs w:val="0"/>
+          <w:caps w:val="0"/>
+          <w:color w:val="A31515"/>
+          <w:spacing w:val="0"/>
+          <w:kern w:val="0"/>
+          <w:sz w:val="12"/>
+          <w:szCs w:val="12"/>
+          <w:bdr w:val="none" w:color="auto" w:sz="0" w:space="0"/>
+          <w:shd w:val="clear" w:fill="FFFFFF"/>
+          <w:lang w:val="en-US" w:eastAsia="zh-CN" w:bidi="ar"/>
+        </w:rPr>
+        <w:t>spring-boot:run</w:t>
+      </w:r>
+    </w:p>
+    <w:p>
+      <w:pPr>
+        <w:keepNext w:val="0"/>
+        <w:keepLines w:val="0"/>
+        <w:widowControl/>
+        <w:suppressLineNumbers w:val="0"/>
+        <w:pBdr>
+          <w:left w:val="none" w:color="auto" w:sz="0" w:space="0"/>
+          <w:right w:val="none" w:color="auto" w:sz="0" w:space="0"/>
+        </w:pBdr>
+        <w:shd w:val="clear" w:fill="FFFFFF"/>
+        <w:ind w:left="0" w:firstLine="0"/>
+        <w:jc w:val="left"/>
+        <w:rPr>
+          <w:rFonts w:hint="default" w:ascii="Consolas" w:hAnsi="Consolas" w:eastAsia="Consolas" w:cs="Consolas"/>
+          <w:i w:val="0"/>
+          <w:iCs w:val="0"/>
+          <w:caps w:val="0"/>
+          <w:color w:val="000000"/>
+          <w:spacing w:val="0"/>
+          <w:sz w:val="12"/>
+          <w:szCs w:val="12"/>
+        </w:rPr>
+      </w:pPr>
+      <w:r>
+        <w:rPr>
+          <w:rFonts w:hint="default" w:ascii="Consolas" w:hAnsi="Consolas" w:eastAsia="Consolas" w:cs="Consolas"/>
+          <w:i/>
+          <w:iCs/>
+          <w:caps w:val="0"/>
+          <w:color w:val="008000"/>
+          <w:spacing w:val="0"/>
+          <w:kern w:val="0"/>
+          <w:sz w:val="12"/>
+          <w:szCs w:val="12"/>
+          <w:bdr w:val="none" w:color="auto" w:sz="0" w:space="0"/>
+          <w:shd w:val="clear" w:fill="FFFFFF"/>
+          <w:lang w:val="en-US" w:eastAsia="zh-CN" w:bidi="ar"/>
+        </w:rPr>
+        <w:t># 3. 启动前端</w:t>
+      </w:r>
+    </w:p>
+    <w:p>
+      <w:pPr>
+        <w:keepNext w:val="0"/>
+        <w:keepLines w:val="0"/>
+        <w:widowControl/>
+        <w:suppressLineNumbers w:val="0"/>
+        <w:pBdr>
+          <w:left w:val="none" w:color="auto" w:sz="0" w:space="0"/>
+          <w:right w:val="none" w:color="auto" w:sz="0" w:space="0"/>
+        </w:pBdr>
+        <w:shd w:val="clear" w:fill="FFFFFF"/>
+        <w:ind w:left="0" w:firstLine="0"/>
+        <w:jc w:val="left"/>
+        <w:rPr>
+          <w:rFonts w:hint="default" w:ascii="Consolas" w:hAnsi="Consolas" w:eastAsia="Consolas" w:cs="Consolas"/>
+          <w:i w:val="0"/>
+          <w:iCs w:val="0"/>
+          <w:caps w:val="0"/>
+          <w:color w:val="000000"/>
+          <w:spacing w:val="0"/>
+          <w:sz w:val="12"/>
+          <w:szCs w:val="12"/>
+        </w:rPr>
+      </w:pPr>
+      <w:r>
+        <w:rPr>
+          <w:rFonts w:hint="default" w:ascii="Consolas" w:hAnsi="Consolas" w:eastAsia="Consolas" w:cs="Consolas"/>
+          <w:i w:val="0"/>
+          <w:iCs w:val="0"/>
+          <w:caps w:val="0"/>
+          <w:color w:val="EFB080"/>
+          <w:spacing w:val="0"/>
+          <w:kern w:val="0"/>
+          <w:sz w:val="12"/>
+          <w:szCs w:val="12"/>
+          <w:bdr w:val="none" w:color="auto" w:sz="0" w:space="0"/>
+          <w:shd w:val="clear" w:fill="FFFFFF"/>
+          <w:lang w:val="en-US" w:eastAsia="zh-CN" w:bidi="ar"/>
+        </w:rPr>
+        <w:t>cd</w:t>
+      </w:r>
+      <w:r>
+        <w:rPr>
+          <w:rFonts w:hint="default" w:ascii="Consolas" w:hAnsi="Consolas" w:eastAsia="Consolas" w:cs="Consolas"/>
+          <w:i w:val="0"/>
+          <w:iCs w:val="0"/>
+          <w:caps w:val="0"/>
+          <w:color w:val="000000"/>
+          <w:spacing w:val="0"/>
+          <w:kern w:val="0"/>
+          <w:sz w:val="12"/>
+          <w:szCs w:val="12"/>
+          <w:bdr w:val="none" w:color="auto" w:sz="0" w:space="0"/>
+          <w:shd w:val="clear" w:fill="FFFFFF"/>
+          <w:lang w:val="en-US" w:eastAsia="zh-CN" w:bidi="ar"/>
+        </w:rPr>
+        <w:t xml:space="preserve"> </w:t>
+      </w:r>
+      <w:r>
+        <w:rPr>
+          <w:rFonts w:hint="default" w:ascii="Consolas" w:hAnsi="Consolas" w:eastAsia="Consolas" w:cs="Consolas"/>
+          <w:i w:val="0"/>
+          <w:iCs w:val="0"/>
+          <w:caps w:val="0"/>
+          <w:color w:val="A31515"/>
+          <w:spacing w:val="0"/>
+          <w:kern w:val="0"/>
+          <w:sz w:val="12"/>
+          <w:szCs w:val="12"/>
+          <w:bdr w:val="none" w:color="auto" w:sz="0" w:space="0"/>
+          <w:shd w:val="clear" w:fill="FFFFFF"/>
+          <w:lang w:val="en-US" w:eastAsia="zh-CN" w:bidi="ar"/>
+        </w:rPr>
+        <w:t>frontend</w:t>
+      </w:r>
+      <w:r>
+        <w:rPr>
+          <w:rFonts w:hint="default" w:ascii="Consolas" w:hAnsi="Consolas" w:eastAsia="Consolas" w:cs="Consolas"/>
+          <w:i w:val="0"/>
+          <w:iCs w:val="0"/>
+          <w:caps w:val="0"/>
+          <w:color w:val="000000"/>
+          <w:spacing w:val="0"/>
+          <w:kern w:val="0"/>
+          <w:sz w:val="12"/>
+          <w:szCs w:val="12"/>
+          <w:bdr w:val="none" w:color="auto" w:sz="0" w:space="0"/>
+          <w:shd w:val="clear" w:fill="FFFFFF"/>
+          <w:lang w:val="en-US" w:eastAsia="zh-CN" w:bidi="ar"/>
+        </w:rPr>
+        <w:t xml:space="preserve"> &amp;&amp; </w:t>
+      </w:r>
+      <w:r>
+        <w:rPr>
+          <w:rFonts w:hint="default" w:ascii="Consolas" w:hAnsi="Consolas" w:eastAsia="Consolas" w:cs="Consolas"/>
+          <w:i w:val="0"/>
+          <w:iCs w:val="0"/>
+          <w:caps w:val="0"/>
+          <w:color w:val="EFB080"/>
+          <w:spacing w:val="0"/>
+          <w:kern w:val="0"/>
+          <w:sz w:val="12"/>
+          <w:szCs w:val="12"/>
+          <w:bdr w:val="none" w:color="auto" w:sz="0" w:space="0"/>
+          <w:shd w:val="clear" w:fill="FFFFFF"/>
+          <w:lang w:val="en-US" w:eastAsia="zh-CN" w:bidi="ar"/>
+        </w:rPr>
+        <w:t>npm</w:t>
+      </w:r>
+      <w:r>
+        <w:rPr>
+          <w:rFonts w:hint="default" w:ascii="Consolas" w:hAnsi="Consolas" w:eastAsia="Consolas" w:cs="Consolas"/>
+          <w:i w:val="0"/>
+          <w:iCs w:val="0"/>
+          <w:caps w:val="0"/>
+          <w:color w:val="000000"/>
+          <w:spacing w:val="0"/>
+          <w:kern w:val="0"/>
+          <w:sz w:val="12"/>
+          <w:szCs w:val="12"/>
+          <w:bdr w:val="none" w:color="auto" w:sz="0" w:space="0"/>
+          <w:shd w:val="clear" w:fill="FFFFFF"/>
+          <w:lang w:val="en-US" w:eastAsia="zh-CN" w:bidi="ar"/>
+        </w:rPr>
+        <w:t xml:space="preserve"> </w:t>
+      </w:r>
+      <w:r>
+        <w:rPr>
+          <w:rFonts w:hint="default" w:ascii="Consolas" w:hAnsi="Consolas" w:eastAsia="Consolas" w:cs="Consolas"/>
+          <w:i w:val="0"/>
+          <w:iCs w:val="0"/>
+          <w:caps w:val="0"/>
+          <w:color w:val="A31515"/>
+          <w:spacing w:val="0"/>
+          <w:kern w:val="0"/>
+          <w:sz w:val="12"/>
+          <w:szCs w:val="12"/>
+          <w:bdr w:val="none" w:color="auto" w:sz="0" w:space="0"/>
+          <w:shd w:val="clear" w:fill="FFFFFF"/>
+          <w:lang w:val="en-US" w:eastAsia="zh-CN" w:bidi="ar"/>
+        </w:rPr>
+        <w:t>run</w:t>
+      </w:r>
+      <w:r>
+        <w:rPr>
+          <w:rFonts w:hint="default" w:ascii="Consolas" w:hAnsi="Consolas" w:eastAsia="Consolas" w:cs="Consolas"/>
+          <w:i w:val="0"/>
+          <w:iCs w:val="0"/>
+          <w:caps w:val="0"/>
+          <w:color w:val="000000"/>
+          <w:spacing w:val="0"/>
+          <w:kern w:val="0"/>
+          <w:sz w:val="12"/>
+          <w:szCs w:val="12"/>
+          <w:bdr w:val="none" w:color="auto" w:sz="0" w:space="0"/>
+          <w:shd w:val="clear" w:fill="FFFFFF"/>
+          <w:lang w:val="en-US" w:eastAsia="zh-CN" w:bidi="ar"/>
+        </w:rPr>
+        <w:t xml:space="preserve"> </w:t>
+      </w:r>
+      <w:r>
+        <w:rPr>
+          <w:rFonts w:hint="default" w:ascii="Consolas" w:hAnsi="Consolas" w:eastAsia="Consolas" w:cs="Consolas"/>
+          <w:i w:val="0"/>
+          <w:iCs w:val="0"/>
+          <w:caps w:val="0"/>
+          <w:color w:val="A31515"/>
+          <w:spacing w:val="0"/>
+          <w:kern w:val="0"/>
+          <w:sz w:val="12"/>
+          <w:szCs w:val="12"/>
+          <w:bdr w:val="none" w:color="auto" w:sz="0" w:space="0"/>
+          <w:shd w:val="clear" w:fill="FFFFFF"/>
+          <w:lang w:val="en-US" w:eastAsia="zh-CN" w:bidi="ar"/>
+        </w:rPr>
+        <w:t>dev</w:t>
+      </w:r>
+    </w:p>
+    <w:p>
+      <w:pPr>
+        <w:widowControl w:val="0"/>
+        <w:numPr>
+          <w:numId w:val="0"/>
+        </w:numPr>
+        <w:jc w:val="both"/>
+        <w:rPr>
+          <w:rFonts w:hint="eastAsia"/>
+          <w:lang w:val="en-US" w:eastAsia="zh-CN"/>
+        </w:rPr>
+      </w:pPr>
+    </w:p>
+    <w:p>
+      <w:pPr>
+        <w:widowControl w:val="0"/>
+        <w:numPr>
+          <w:numId w:val="0"/>
+        </w:numPr>
+        <w:jc w:val="both"/>
+        <w:rPr>
+          <w:rFonts w:hint="eastAsia"/>
+          <w:lang w:val="en-US" w:eastAsia="zh-CN"/>
+        </w:rPr>
+      </w:pPr>
+    </w:p>
+    <w:p>
+      <w:pPr>
+        <w:numPr>
+          <w:ilvl w:val="0"/>
+          <w:numId w:val="5"/>
+        </w:numPr>
+        <w:ind w:left="0" w:leftChars="0" w:firstLine="0" w:firstLineChars="0"/>
+        <w:rPr>
+          <w:rFonts w:hint="default"/>
+          <w:lang w:val="en-US" w:eastAsia="zh-CN"/>
+        </w:rPr>
+      </w:pPr>
+      <w:r>
+        <w:rPr>
+          <w:rFonts w:hint="eastAsia"/>
+          <w:lang w:val="en-US" w:eastAsia="zh-CN"/>
+        </w:rPr>
+        <w:t>角色</w:t>
+      </w:r>
+    </w:p>
+    <w:tbl>
+      <w:tblPr>
+        <w:tblW w:w="0" w:type="auto"/>
+        <w:tblInd w:w="0" w:type="dxa"/>
+        <w:tblBorders>
+          <w:top w:val="none" w:color="auto" w:sz="0" w:space="0"/>
+          <w:left w:val="none" w:color="auto" w:sz="0" w:space="0"/>
+          <w:bottom w:val="none" w:color="auto" w:sz="0" w:space="0"/>
+          <w:right w:val="none" w:color="auto" w:sz="0" w:space="0"/>
+          <w:insideH w:val="none" w:color="auto" w:sz="0" w:space="0"/>
+          <w:insideV w:val="none" w:color="auto" w:sz="0" w:space="0"/>
+        </w:tblBorders>
+        <w:shd w:val="clear" w:color="auto" w:fill="FFFFFF"/>
+        <w:tblLayout w:type="autofit"/>
+        <w:tblCellMar>
+          <w:top w:w="15" w:type="dxa"/>
+          <w:left w:w="15" w:type="dxa"/>
+          <w:bottom w:w="15" w:type="dxa"/>
+          <w:right w:w="15" w:type="dxa"/>
+        </w:tblCellMar>
+      </w:tblPr>
+      <w:tblGrid>
+        <w:gridCol w:w="1170"/>
+        <w:gridCol w:w="774"/>
+        <w:gridCol w:w="830"/>
+        <w:gridCol w:w="960"/>
+      </w:tblGrid>
+      <w:tr>
+        <w:tblPrEx>
+          <w:tblBorders>
+            <w:top w:val="none" w:color="auto" w:sz="0" w:space="0"/>
+            <w:left w:val="none" w:color="auto" w:sz="0" w:space="0"/>
+            <w:bottom w:val="none" w:color="auto" w:sz="0" w:space="0"/>
+            <w:right w:val="none" w:color="auto" w:sz="0" w:space="0"/>
+            <w:insideH w:val="none" w:color="auto" w:sz="0" w:space="0"/>
+            <w:insideV w:val="none" w:color="auto" w:sz="0" w:space="0"/>
+          </w:tblBorders>
+          <w:shd w:val="clear" w:color="auto" w:fill="FFFFFF"/>
+        </w:tblPrEx>
+        <w:tc>
+          <w:tcPr>
+            <w:tcW w:w="0" w:type="auto"/>
+            <w:shd w:val="clear" w:color="auto" w:fill="FFFFFF"/>
+            <w:noWrap/>
+            <w:tcMar>
+              <w:top w:w="50" w:type="dxa"/>
+              <w:left w:w="90" w:type="dxa"/>
+              <w:bottom w:w="50" w:type="dxa"/>
+              <w:right w:w="90" w:type="dxa"/>
+            </w:tcMar>
+            <w:vAlign w:val="top"/>
+          </w:tcPr>
+          <w:p>
+            <w:pPr>
+              <w:keepNext w:val="0"/>
+              <w:keepLines w:val="0"/>
+              <w:widowControl/>
+              <w:suppressLineNumbers w:val="0"/>
+              <w:jc w:val="left"/>
+              <w:textAlignment w:val="top"/>
+              <w:rPr>
+                <w:rFonts w:ascii="Segoe UI" w:hAnsi="Segoe UI" w:eastAsia="Segoe UI" w:cs="Segoe UI"/>
+                <w:b/>
+                <w:bCs/>
+                <w:i w:val="0"/>
+                <w:iCs w:val="0"/>
+                <w:caps w:val="0"/>
+                <w:color w:val="000000"/>
+                <w:spacing w:val="0"/>
+                <w:sz w:val="14"/>
+                <w:szCs w:val="14"/>
+              </w:rPr>
+            </w:pPr>
+            <w:r>
+              <w:rPr>
+                <w:rFonts w:hint="default" w:ascii="Segoe UI" w:hAnsi="Segoe UI" w:eastAsia="Segoe UI" w:cs="Segoe UI"/>
+                <w:b/>
+                <w:bCs/>
+                <w:i w:val="0"/>
+                <w:iCs w:val="0"/>
+                <w:caps w:val="0"/>
+                <w:color w:val="000000"/>
+                <w:spacing w:val="0"/>
+                <w:kern w:val="0"/>
+                <w:sz w:val="14"/>
+                <w:szCs w:val="14"/>
+                <w:bdr w:val="none" w:color="auto" w:sz="0" w:space="0"/>
+                <w:lang w:val="en-US" w:eastAsia="zh-CN" w:bidi="ar"/>
+              </w:rPr>
+              <w:t>账号</w:t>
+            </w:r>
+          </w:p>
+        </w:tc>
+        <w:tc>
+          <w:tcPr>
+            <w:tcW w:w="0" w:type="auto"/>
+            <w:shd w:val="clear" w:color="auto" w:fill="FFFFFF"/>
+            <w:noWrap/>
+            <w:tcMar>
+              <w:top w:w="50" w:type="dxa"/>
+              <w:left w:w="90" w:type="dxa"/>
+              <w:bottom w:w="50" w:type="dxa"/>
+              <w:right w:w="90" w:type="dxa"/>
+            </w:tcMar>
+            <w:vAlign w:val="top"/>
+          </w:tcPr>
+          <w:p>
+            <w:pPr>
+              <w:keepNext w:val="0"/>
+              <w:keepLines w:val="0"/>
+              <w:widowControl/>
+              <w:suppressLineNumbers w:val="0"/>
+              <w:jc w:val="left"/>
+              <w:textAlignment w:val="top"/>
+              <w:rPr>
+                <w:rFonts w:hint="default" w:ascii="Segoe UI" w:hAnsi="Segoe UI" w:eastAsia="Segoe UI" w:cs="Segoe UI"/>
+                <w:b/>
+                <w:bCs/>
+                <w:i w:val="0"/>
+                <w:iCs w:val="0"/>
+                <w:caps w:val="0"/>
+                <w:color w:val="000000"/>
+                <w:spacing w:val="0"/>
+                <w:sz w:val="14"/>
+                <w:szCs w:val="14"/>
+              </w:rPr>
+            </w:pPr>
+            <w:r>
+              <w:rPr>
+                <w:rFonts w:hint="default" w:ascii="Segoe UI" w:hAnsi="Segoe UI" w:eastAsia="Segoe UI" w:cs="Segoe UI"/>
+                <w:b/>
+                <w:bCs/>
+                <w:i w:val="0"/>
+                <w:iCs w:val="0"/>
+                <w:caps w:val="0"/>
+                <w:color w:val="000000"/>
+                <w:spacing w:val="0"/>
+                <w:kern w:val="0"/>
+                <w:sz w:val="14"/>
+                <w:szCs w:val="14"/>
+                <w:bdr w:val="none" w:color="auto" w:sz="0" w:space="0"/>
+                <w:lang w:val="en-US" w:eastAsia="zh-CN" w:bidi="ar"/>
+              </w:rPr>
+              <w:t>密码</w:t>
+            </w:r>
+          </w:p>
+        </w:tc>
+        <w:tc>
+          <w:tcPr>
+            <w:tcW w:w="0" w:type="auto"/>
+            <w:shd w:val="clear" w:color="auto" w:fill="FFFFFF"/>
+            <w:noWrap/>
+            <w:tcMar>
+              <w:top w:w="50" w:type="dxa"/>
+              <w:left w:w="90" w:type="dxa"/>
+              <w:bottom w:w="50" w:type="dxa"/>
+              <w:right w:w="90" w:type="dxa"/>
+            </w:tcMar>
+            <w:vAlign w:val="top"/>
+          </w:tcPr>
+          <w:p>
+            <w:pPr>
+              <w:keepNext w:val="0"/>
+              <w:keepLines w:val="0"/>
+              <w:widowControl/>
+              <w:suppressLineNumbers w:val="0"/>
+              <w:jc w:val="left"/>
+              <w:textAlignment w:val="top"/>
+              <w:rPr>
+                <w:rFonts w:hint="default" w:ascii="Segoe UI" w:hAnsi="Segoe UI" w:eastAsia="Segoe UI" w:cs="Segoe UI"/>
+                <w:b/>
+                <w:bCs/>
+                <w:i w:val="0"/>
+                <w:iCs w:val="0"/>
+                <w:caps w:val="0"/>
+                <w:color w:val="000000"/>
+                <w:spacing w:val="0"/>
+                <w:sz w:val="14"/>
+                <w:szCs w:val="14"/>
+              </w:rPr>
+            </w:pPr>
+            <w:r>
+              <w:rPr>
+                <w:rFonts w:hint="default" w:ascii="Segoe UI" w:hAnsi="Segoe UI" w:eastAsia="Segoe UI" w:cs="Segoe UI"/>
+                <w:b/>
+                <w:bCs/>
+                <w:i w:val="0"/>
+                <w:iCs w:val="0"/>
+                <w:caps w:val="0"/>
+                <w:color w:val="000000"/>
+                <w:spacing w:val="0"/>
+                <w:kern w:val="0"/>
+                <w:sz w:val="14"/>
+                <w:szCs w:val="14"/>
+                <w:bdr w:val="none" w:color="auto" w:sz="0" w:space="0"/>
+                <w:lang w:val="en-US" w:eastAsia="zh-CN" w:bidi="ar"/>
+              </w:rPr>
+              <w:t>角色</w:t>
+            </w:r>
+          </w:p>
+        </w:tc>
+        <w:tc>
+          <w:tcPr>
+            <w:tcW w:w="0" w:type="auto"/>
+            <w:tcBorders>
+              <w:right w:val="nil"/>
+            </w:tcBorders>
+            <w:shd w:val="clear" w:color="auto" w:fill="FFFFFF"/>
+            <w:noWrap/>
+            <w:tcMar>
+              <w:top w:w="50" w:type="dxa"/>
+              <w:left w:w="90" w:type="dxa"/>
+              <w:bottom w:w="50" w:type="dxa"/>
+              <w:right w:w="90" w:type="dxa"/>
+            </w:tcMar>
+            <w:vAlign w:val="top"/>
+          </w:tcPr>
+          <w:p>
+            <w:pPr>
+              <w:keepNext w:val="0"/>
+              <w:keepLines w:val="0"/>
+              <w:widowControl/>
+              <w:suppressLineNumbers w:val="0"/>
+              <w:jc w:val="left"/>
+              <w:textAlignment w:val="top"/>
+              <w:rPr>
+                <w:rFonts w:hint="default" w:ascii="Segoe UI" w:hAnsi="Segoe UI" w:eastAsia="Segoe UI" w:cs="Segoe UI"/>
+                <w:b/>
+                <w:bCs/>
+                <w:i w:val="0"/>
+                <w:iCs w:val="0"/>
+                <w:caps w:val="0"/>
+                <w:color w:val="000000"/>
+                <w:spacing w:val="0"/>
+                <w:sz w:val="14"/>
+                <w:szCs w:val="14"/>
+              </w:rPr>
+            </w:pPr>
+            <w:r>
+              <w:rPr>
+                <w:rFonts w:hint="default" w:ascii="Segoe UI" w:hAnsi="Segoe UI" w:eastAsia="Segoe UI" w:cs="Segoe UI"/>
+                <w:b/>
+                <w:bCs/>
+                <w:i w:val="0"/>
+                <w:iCs w:val="0"/>
+                <w:caps w:val="0"/>
+                <w:color w:val="000000"/>
+                <w:spacing w:val="0"/>
+                <w:kern w:val="0"/>
+                <w:sz w:val="14"/>
+                <w:szCs w:val="14"/>
+                <w:bdr w:val="none" w:color="auto" w:sz="0" w:space="0"/>
+                <w:lang w:val="en-US" w:eastAsia="zh-CN" w:bidi="ar"/>
+              </w:rPr>
+              <w:t>数据范围</w:t>
+            </w:r>
+          </w:p>
+        </w:tc>
+      </w:tr>
+      <w:tr>
+        <w:tblPrEx>
+          <w:tblBorders>
+            <w:top w:val="none" w:color="auto" w:sz="0" w:space="0"/>
+            <w:left w:val="none" w:color="auto" w:sz="0" w:space="0"/>
+            <w:bottom w:val="none" w:color="auto" w:sz="0" w:space="0"/>
+            <w:right w:val="none" w:color="auto" w:sz="0" w:space="0"/>
+            <w:insideH w:val="none" w:color="auto" w:sz="0" w:space="0"/>
+            <w:insideV w:val="none" w:color="auto" w:sz="0" w:space="0"/>
+          </w:tblBorders>
+          <w:tblCellMar>
+            <w:top w:w="15" w:type="dxa"/>
+            <w:left w:w="15" w:type="dxa"/>
+            <w:bottom w:w="15" w:type="dxa"/>
+            <w:right w:w="15" w:type="dxa"/>
+          </w:tblCellMar>
+        </w:tblPrEx>
+        <w:tc>
+          <w:tcPr>
+            <w:tcW w:w="0" w:type="auto"/>
+            <w:shd w:val="clear" w:color="auto" w:fill="FFFFFF"/>
+            <w:tcMar>
+              <w:top w:w="50" w:type="dxa"/>
+              <w:left w:w="90" w:type="dxa"/>
+              <w:bottom w:w="50" w:type="dxa"/>
+              <w:right w:w="90" w:type="dxa"/>
+            </w:tcMar>
+            <w:vAlign w:val="top"/>
+          </w:tcPr>
+          <w:p>
+            <w:pPr>
+              <w:keepNext w:val="0"/>
+              <w:keepLines w:val="0"/>
+              <w:widowControl/>
+              <w:suppressLineNumbers w:val="0"/>
+              <w:pBdr>
+                <w:top w:val="none" w:color="auto" w:sz="0" w:space="0"/>
+                <w:left w:val="none" w:color="auto" w:sz="0" w:space="0"/>
+                <w:bottom w:val="none" w:color="auto" w:sz="0" w:space="0"/>
+                <w:right w:val="none" w:color="auto" w:sz="0" w:space="0"/>
+              </w:pBdr>
+              <w:wordWrap/>
+              <w:jc w:val="left"/>
+              <w:textAlignment w:val="top"/>
+              <w:rPr>
+                <w:rFonts w:hint="default" w:ascii="Segoe UI" w:hAnsi="Segoe UI" w:eastAsia="Segoe UI" w:cs="Segoe UI"/>
+                <w:i w:val="0"/>
+                <w:iCs w:val="0"/>
+                <w:caps w:val="0"/>
+                <w:color w:val="000000"/>
+                <w:spacing w:val="0"/>
+                <w:sz w:val="13"/>
+                <w:szCs w:val="13"/>
+              </w:rPr>
+            </w:pPr>
+            <w:r>
+              <w:rPr>
+                <w:rStyle w:val="7"/>
+                <w:rFonts w:ascii="Consolas" w:hAnsi="Consolas" w:eastAsia="Consolas" w:cs="Consolas"/>
+                <w:i w:val="0"/>
+                <w:iCs w:val="0"/>
+                <w:caps w:val="0"/>
+                <w:color w:val="000000"/>
+                <w:spacing w:val="0"/>
+                <w:kern w:val="0"/>
+                <w:sz w:val="18"/>
+                <w:szCs w:val="18"/>
+                <w:bdr w:val="none" w:color="auto" w:sz="0" w:space="0"/>
+                <w:lang w:val="en-US" w:eastAsia="zh-CN" w:bidi="ar"/>
+              </w:rPr>
+              <w:t>admin</w:t>
+            </w:r>
+          </w:p>
+        </w:tc>
+        <w:tc>
+          <w:tcPr>
+            <w:tcW w:w="0" w:type="auto"/>
+            <w:shd w:val="clear" w:color="auto" w:fill="FFFFFF"/>
+            <w:tcMar>
+              <w:top w:w="50" w:type="dxa"/>
+              <w:left w:w="90" w:type="dxa"/>
+              <w:bottom w:w="50" w:type="dxa"/>
+              <w:right w:w="90" w:type="dxa"/>
+            </w:tcMar>
+            <w:vAlign w:val="top"/>
+          </w:tcPr>
+          <w:p>
+            <w:pPr>
+              <w:keepNext w:val="0"/>
+              <w:keepLines w:val="0"/>
+              <w:widowControl/>
+              <w:suppressLineNumbers w:val="0"/>
+              <w:pBdr>
+                <w:top w:val="none" w:color="auto" w:sz="0" w:space="0"/>
+                <w:left w:val="none" w:color="auto" w:sz="0" w:space="0"/>
+                <w:bottom w:val="none" w:color="auto" w:sz="0" w:space="0"/>
+                <w:right w:val="none" w:color="auto" w:sz="0" w:space="0"/>
+              </w:pBdr>
+              <w:wordWrap/>
+              <w:jc w:val="left"/>
+              <w:textAlignment w:val="top"/>
+              <w:rPr>
+                <w:rFonts w:hint="default" w:ascii="Segoe UI" w:hAnsi="Segoe UI" w:eastAsia="Segoe UI" w:cs="Segoe UI"/>
+                <w:i w:val="0"/>
+                <w:iCs w:val="0"/>
+                <w:caps w:val="0"/>
+                <w:color w:val="000000"/>
+                <w:spacing w:val="0"/>
+                <w:sz w:val="13"/>
+                <w:szCs w:val="13"/>
+              </w:rPr>
+            </w:pPr>
+            <w:r>
+              <w:rPr>
+                <w:rStyle w:val="7"/>
+                <w:rFonts w:hint="default" w:ascii="Consolas" w:hAnsi="Consolas" w:eastAsia="Consolas" w:cs="Consolas"/>
+                <w:i w:val="0"/>
+                <w:iCs w:val="0"/>
+                <w:caps w:val="0"/>
+                <w:color w:val="000000"/>
+                <w:spacing w:val="0"/>
+                <w:kern w:val="0"/>
+                <w:sz w:val="18"/>
+                <w:szCs w:val="18"/>
+                <w:bdr w:val="none" w:color="auto" w:sz="0" w:space="0"/>
+                <w:lang w:val="en-US" w:eastAsia="zh-CN" w:bidi="ar"/>
+              </w:rPr>
+              <w:t>123456</w:t>
+            </w:r>
+          </w:p>
+        </w:tc>
+        <w:tc>
+          <w:tcPr>
+            <w:tcW w:w="0" w:type="auto"/>
+            <w:shd w:val="clear" w:color="auto" w:fill="FFFFFF"/>
+            <w:tcMar>
+              <w:top w:w="50" w:type="dxa"/>
+              <w:left w:w="90" w:type="dxa"/>
+              <w:bottom w:w="50" w:type="dxa"/>
+              <w:right w:w="90" w:type="dxa"/>
+            </w:tcMar>
+            <w:vAlign w:val="top"/>
+          </w:tcPr>
+          <w:p>
+            <w:pPr>
+              <w:keepNext w:val="0"/>
+              <w:keepLines w:val="0"/>
+              <w:widowControl/>
+              <w:suppressLineNumbers w:val="0"/>
+              <w:pBdr>
+                <w:top w:val="none" w:color="auto" w:sz="0" w:space="0"/>
+                <w:left w:val="none" w:color="auto" w:sz="0" w:space="0"/>
+                <w:bottom w:val="none" w:color="auto" w:sz="0" w:space="0"/>
+                <w:right w:val="none" w:color="auto" w:sz="0" w:space="0"/>
+              </w:pBdr>
+              <w:wordWrap/>
+              <w:jc w:val="left"/>
+              <w:textAlignment w:val="top"/>
+              <w:rPr>
+                <w:rFonts w:hint="default" w:ascii="Segoe UI" w:hAnsi="Segoe UI" w:eastAsia="Segoe UI" w:cs="Segoe UI"/>
+                <w:i w:val="0"/>
+                <w:iCs w:val="0"/>
+                <w:caps w:val="0"/>
+                <w:color w:val="000000"/>
+                <w:spacing w:val="0"/>
+                <w:sz w:val="13"/>
+                <w:szCs w:val="13"/>
+              </w:rPr>
+            </w:pPr>
+            <w:r>
+              <w:rPr>
+                <w:rFonts w:hint="default" w:ascii="Segoe UI" w:hAnsi="Segoe UI" w:eastAsia="Segoe UI" w:cs="Segoe UI"/>
+                <w:i w:val="0"/>
+                <w:iCs w:val="0"/>
+                <w:caps w:val="0"/>
+                <w:color w:val="000000"/>
+                <w:spacing w:val="0"/>
+                <w:kern w:val="0"/>
+                <w:sz w:val="13"/>
+                <w:szCs w:val="13"/>
+                <w:bdr w:val="none" w:color="auto" w:sz="0" w:space="0"/>
+                <w:lang w:val="en-US" w:eastAsia="zh-CN" w:bidi="ar"/>
+              </w:rPr>
+              <w:t>系统管理员</w:t>
+            </w:r>
+          </w:p>
+        </w:tc>
+        <w:tc>
+          <w:tcPr>
+            <w:tcW w:w="0" w:type="auto"/>
+            <w:tcBorders>
+              <w:right w:val="nil"/>
+            </w:tcBorders>
+            <w:shd w:val="clear" w:color="auto" w:fill="FFFFFF"/>
+            <w:tcMar>
+              <w:top w:w="50" w:type="dxa"/>
+              <w:left w:w="90" w:type="dxa"/>
+              <w:bottom w:w="50" w:type="dxa"/>
+              <w:right w:w="90" w:type="dxa"/>
+            </w:tcMar>
+            <w:vAlign w:val="top"/>
+          </w:tcPr>
+          <w:p>
+            <w:pPr>
+              <w:keepNext w:val="0"/>
+              <w:keepLines w:val="0"/>
+              <w:widowControl/>
+              <w:suppressLineNumbers w:val="0"/>
+              <w:pBdr>
+                <w:top w:val="none" w:color="auto" w:sz="0" w:space="0"/>
+                <w:left w:val="none" w:color="auto" w:sz="0" w:space="0"/>
+                <w:bottom w:val="none" w:color="auto" w:sz="0" w:space="0"/>
+                <w:right w:val="none" w:color="auto" w:sz="0" w:space="0"/>
+              </w:pBdr>
+              <w:wordWrap/>
+              <w:jc w:val="left"/>
+              <w:textAlignment w:val="top"/>
+              <w:rPr>
+                <w:rFonts w:hint="default" w:ascii="Segoe UI" w:hAnsi="Segoe UI" w:eastAsia="Segoe UI" w:cs="Segoe UI"/>
+                <w:i w:val="0"/>
+                <w:iCs w:val="0"/>
+                <w:caps w:val="0"/>
+                <w:color w:val="000000"/>
+                <w:spacing w:val="0"/>
+                <w:sz w:val="13"/>
+                <w:szCs w:val="13"/>
+              </w:rPr>
+            </w:pPr>
+            <w:r>
+              <w:rPr>
+                <w:rFonts w:hint="default" w:ascii="Segoe UI" w:hAnsi="Segoe UI" w:eastAsia="Segoe UI" w:cs="Segoe UI"/>
+                <w:i w:val="0"/>
+                <w:iCs w:val="0"/>
+                <w:caps w:val="0"/>
+                <w:color w:val="000000"/>
+                <w:spacing w:val="0"/>
+                <w:kern w:val="0"/>
+                <w:sz w:val="13"/>
+                <w:szCs w:val="13"/>
+                <w:bdr w:val="none" w:color="auto" w:sz="0" w:space="0"/>
+                <w:lang w:val="en-US" w:eastAsia="zh-CN" w:bidi="ar"/>
+              </w:rPr>
+              <w:t>全部</w:t>
+            </w:r>
+          </w:p>
+        </w:tc>
+      </w:tr>
+      <w:tr>
+        <w:tblPrEx>
+          <w:tblBorders>
+            <w:top w:val="none" w:color="auto" w:sz="0" w:space="0"/>
+            <w:left w:val="none" w:color="auto" w:sz="0" w:space="0"/>
+            <w:bottom w:val="none" w:color="auto" w:sz="0" w:space="0"/>
+            <w:right w:val="none" w:color="auto" w:sz="0" w:space="0"/>
+            <w:insideH w:val="none" w:color="auto" w:sz="0" w:space="0"/>
+            <w:insideV w:val="none" w:color="auto" w:sz="0" w:space="0"/>
+          </w:tblBorders>
+          <w:tblCellMar>
+            <w:top w:w="15" w:type="dxa"/>
+            <w:left w:w="15" w:type="dxa"/>
+            <w:bottom w:w="15" w:type="dxa"/>
+            <w:right w:w="15" w:type="dxa"/>
+          </w:tblCellMar>
+        </w:tblPrEx>
+        <w:tc>
+          <w:tcPr>
+            <w:tcW w:w="0" w:type="auto"/>
+            <w:shd w:val="clear" w:color="auto" w:fill="FFFFFF"/>
+            <w:tcMar>
+              <w:top w:w="50" w:type="dxa"/>
+              <w:left w:w="90" w:type="dxa"/>
+              <w:bottom w:w="50" w:type="dxa"/>
+              <w:right w:w="90" w:type="dxa"/>
+            </w:tcMar>
+            <w:vAlign w:val="top"/>
+          </w:tcPr>
+          <w:p>
+            <w:pPr>
+              <w:keepNext w:val="0"/>
+              <w:keepLines w:val="0"/>
+              <w:widowControl/>
+              <w:suppressLineNumbers w:val="0"/>
+              <w:pBdr>
+                <w:top w:val="none" w:color="auto" w:sz="0" w:space="0"/>
+                <w:left w:val="none" w:color="auto" w:sz="0" w:space="0"/>
+                <w:bottom w:val="none" w:color="auto" w:sz="0" w:space="0"/>
+                <w:right w:val="none" w:color="auto" w:sz="0" w:space="0"/>
+              </w:pBdr>
+              <w:wordWrap/>
+              <w:jc w:val="left"/>
+              <w:textAlignment w:val="top"/>
+              <w:rPr>
+                <w:rFonts w:hint="default" w:ascii="Segoe UI" w:hAnsi="Segoe UI" w:eastAsia="Segoe UI" w:cs="Segoe UI"/>
+                <w:i w:val="0"/>
+                <w:iCs w:val="0"/>
+                <w:caps w:val="0"/>
+                <w:color w:val="000000"/>
+                <w:spacing w:val="0"/>
+                <w:sz w:val="13"/>
+                <w:szCs w:val="13"/>
+              </w:rPr>
+            </w:pPr>
+            <w:r>
+              <w:rPr>
+                <w:rStyle w:val="7"/>
+                <w:rFonts w:hint="default" w:ascii="Consolas" w:hAnsi="Consolas" w:eastAsia="Consolas" w:cs="Consolas"/>
+                <w:i w:val="0"/>
+                <w:iCs w:val="0"/>
+                <w:caps w:val="0"/>
+                <w:color w:val="000000"/>
+                <w:spacing w:val="0"/>
+                <w:kern w:val="0"/>
+                <w:sz w:val="18"/>
+                <w:szCs w:val="18"/>
+                <w:bdr w:val="none" w:color="auto" w:sz="0" w:space="0"/>
+                <w:lang w:val="en-US" w:eastAsia="zh-CN" w:bidi="ar"/>
+              </w:rPr>
+              <w:t>dept_admin</w:t>
+            </w:r>
+          </w:p>
+        </w:tc>
+        <w:tc>
+          <w:tcPr>
+            <w:tcW w:w="0" w:type="auto"/>
+            <w:shd w:val="clear" w:color="auto" w:fill="FFFFFF"/>
+            <w:tcMar>
+              <w:top w:w="50" w:type="dxa"/>
+              <w:left w:w="90" w:type="dxa"/>
+              <w:bottom w:w="50" w:type="dxa"/>
+              <w:right w:w="90" w:type="dxa"/>
+            </w:tcMar>
+            <w:vAlign w:val="top"/>
+          </w:tcPr>
+          <w:p>
+            <w:pPr>
+              <w:keepNext w:val="0"/>
+              <w:keepLines w:val="0"/>
+              <w:widowControl/>
+              <w:suppressLineNumbers w:val="0"/>
+              <w:pBdr>
+                <w:top w:val="none" w:color="auto" w:sz="0" w:space="0"/>
+                <w:left w:val="none" w:color="auto" w:sz="0" w:space="0"/>
+                <w:bottom w:val="none" w:color="auto" w:sz="0" w:space="0"/>
+                <w:right w:val="none" w:color="auto" w:sz="0" w:space="0"/>
+              </w:pBdr>
+              <w:wordWrap/>
+              <w:jc w:val="left"/>
+              <w:textAlignment w:val="top"/>
+              <w:rPr>
+                <w:rFonts w:hint="default" w:ascii="Segoe UI" w:hAnsi="Segoe UI" w:eastAsia="Segoe UI" w:cs="Segoe UI"/>
+                <w:i w:val="0"/>
+                <w:iCs w:val="0"/>
+                <w:caps w:val="0"/>
+                <w:color w:val="000000"/>
+                <w:spacing w:val="0"/>
+                <w:sz w:val="13"/>
+                <w:szCs w:val="13"/>
+              </w:rPr>
+            </w:pPr>
+            <w:r>
+              <w:rPr>
+                <w:rStyle w:val="7"/>
+                <w:rFonts w:hint="default" w:ascii="Consolas" w:hAnsi="Consolas" w:eastAsia="Consolas" w:cs="Consolas"/>
+                <w:i w:val="0"/>
+                <w:iCs w:val="0"/>
+                <w:caps w:val="0"/>
+                <w:color w:val="000000"/>
+                <w:spacing w:val="0"/>
+                <w:kern w:val="0"/>
+                <w:sz w:val="18"/>
+                <w:szCs w:val="18"/>
+                <w:bdr w:val="none" w:color="auto" w:sz="0" w:space="0"/>
+                <w:lang w:val="en-US" w:eastAsia="zh-CN" w:bidi="ar"/>
+              </w:rPr>
+              <w:t>123456</w:t>
+            </w:r>
+          </w:p>
+        </w:tc>
+        <w:tc>
+          <w:tcPr>
+            <w:tcW w:w="0" w:type="auto"/>
+            <w:shd w:val="clear" w:color="auto" w:fill="FFFFFF"/>
+            <w:tcMar>
+              <w:top w:w="50" w:type="dxa"/>
+              <w:left w:w="90" w:type="dxa"/>
+              <w:bottom w:w="50" w:type="dxa"/>
+              <w:right w:w="90" w:type="dxa"/>
+            </w:tcMar>
+            <w:vAlign w:val="top"/>
+          </w:tcPr>
+          <w:p>
+            <w:pPr>
+              <w:keepNext w:val="0"/>
+              <w:keepLines w:val="0"/>
+              <w:widowControl/>
+              <w:suppressLineNumbers w:val="0"/>
+              <w:pBdr>
+                <w:top w:val="none" w:color="auto" w:sz="0" w:space="0"/>
+                <w:left w:val="none" w:color="auto" w:sz="0" w:space="0"/>
+                <w:bottom w:val="none" w:color="auto" w:sz="0" w:space="0"/>
+                <w:right w:val="none" w:color="auto" w:sz="0" w:space="0"/>
+              </w:pBdr>
+              <w:wordWrap/>
+              <w:jc w:val="left"/>
+              <w:textAlignment w:val="top"/>
+              <w:rPr>
+                <w:rFonts w:hint="default" w:ascii="Segoe UI" w:hAnsi="Segoe UI" w:eastAsia="Segoe UI" w:cs="Segoe UI"/>
+                <w:i w:val="0"/>
+                <w:iCs w:val="0"/>
+                <w:caps w:val="0"/>
+                <w:color w:val="000000"/>
+                <w:spacing w:val="0"/>
+                <w:sz w:val="13"/>
+                <w:szCs w:val="13"/>
+              </w:rPr>
+            </w:pPr>
+            <w:r>
+              <w:rPr>
+                <w:rFonts w:hint="default" w:ascii="Segoe UI" w:hAnsi="Segoe UI" w:eastAsia="Segoe UI" w:cs="Segoe UI"/>
+                <w:i w:val="0"/>
+                <w:iCs w:val="0"/>
+                <w:caps w:val="0"/>
+                <w:color w:val="000000"/>
+                <w:spacing w:val="0"/>
+                <w:kern w:val="0"/>
+                <w:sz w:val="13"/>
+                <w:szCs w:val="13"/>
+                <w:bdr w:val="none" w:color="auto" w:sz="0" w:space="0"/>
+                <w:lang w:val="en-US" w:eastAsia="zh-CN" w:bidi="ar"/>
+              </w:rPr>
+              <w:t>部门管理员</w:t>
+            </w:r>
+          </w:p>
+        </w:tc>
+        <w:tc>
+          <w:tcPr>
+            <w:tcW w:w="0" w:type="auto"/>
+            <w:tcBorders>
+              <w:right w:val="nil"/>
+            </w:tcBorders>
+            <w:shd w:val="clear" w:color="auto" w:fill="FFFFFF"/>
+            <w:tcMar>
+              <w:top w:w="50" w:type="dxa"/>
+              <w:left w:w="90" w:type="dxa"/>
+              <w:bottom w:w="50" w:type="dxa"/>
+              <w:right w:w="90" w:type="dxa"/>
+            </w:tcMar>
+            <w:vAlign w:val="top"/>
+          </w:tcPr>
+          <w:p>
+            <w:pPr>
+              <w:keepNext w:val="0"/>
+              <w:keepLines w:val="0"/>
+              <w:widowControl/>
+              <w:suppressLineNumbers w:val="0"/>
+              <w:pBdr>
+                <w:top w:val="none" w:color="auto" w:sz="0" w:space="0"/>
+                <w:left w:val="none" w:color="auto" w:sz="0" w:space="0"/>
+                <w:bottom w:val="none" w:color="auto" w:sz="0" w:space="0"/>
+                <w:right w:val="none" w:color="auto" w:sz="0" w:space="0"/>
+              </w:pBdr>
+              <w:wordWrap/>
+              <w:jc w:val="left"/>
+              <w:textAlignment w:val="top"/>
+              <w:rPr>
+                <w:rFonts w:hint="default" w:ascii="Segoe UI" w:hAnsi="Segoe UI" w:eastAsia="Segoe UI" w:cs="Segoe UI"/>
+                <w:i w:val="0"/>
+                <w:iCs w:val="0"/>
+                <w:caps w:val="0"/>
+                <w:color w:val="000000"/>
+                <w:spacing w:val="0"/>
+                <w:sz w:val="13"/>
+                <w:szCs w:val="13"/>
+              </w:rPr>
+            </w:pPr>
+            <w:r>
+              <w:rPr>
+                <w:rFonts w:hint="default" w:ascii="Segoe UI" w:hAnsi="Segoe UI" w:eastAsia="Segoe UI" w:cs="Segoe UI"/>
+                <w:i w:val="0"/>
+                <w:iCs w:val="0"/>
+                <w:caps w:val="0"/>
+                <w:color w:val="000000"/>
+                <w:spacing w:val="0"/>
+                <w:kern w:val="0"/>
+                <w:sz w:val="13"/>
+                <w:szCs w:val="13"/>
+                <w:bdr w:val="none" w:color="auto" w:sz="0" w:space="0"/>
+                <w:lang w:val="en-US" w:eastAsia="zh-CN" w:bidi="ar"/>
+              </w:rPr>
+              <w:t>运维保障部</w:t>
+            </w:r>
+          </w:p>
+        </w:tc>
+      </w:tr>
+      <w:tr>
+        <w:tblPrEx>
+          <w:tblBorders>
+            <w:top w:val="none" w:color="auto" w:sz="0" w:space="0"/>
+            <w:left w:val="none" w:color="auto" w:sz="0" w:space="0"/>
+            <w:bottom w:val="none" w:color="auto" w:sz="0" w:space="0"/>
+            <w:right w:val="none" w:color="auto" w:sz="0" w:space="0"/>
+            <w:insideH w:val="none" w:color="auto" w:sz="0" w:space="0"/>
+            <w:insideV w:val="none" w:color="auto" w:sz="0" w:space="0"/>
+          </w:tblBorders>
+          <w:shd w:val="clear" w:color="auto" w:fill="FFFFFF"/>
+          <w:tblCellMar>
+            <w:top w:w="15" w:type="dxa"/>
+            <w:left w:w="15" w:type="dxa"/>
+            <w:bottom w:w="15" w:type="dxa"/>
+            <w:right w:w="15" w:type="dxa"/>
+          </w:tblCellMar>
+        </w:tblPrEx>
+        <w:tc>
+          <w:tcPr>
+            <w:tcW w:w="0" w:type="auto"/>
+            <w:tcBorders>
+              <w:bottom w:val="nil"/>
+            </w:tcBorders>
+            <w:shd w:val="clear" w:color="auto" w:fill="FFFFFF"/>
+            <w:tcMar>
+              <w:top w:w="50" w:type="dxa"/>
+              <w:left w:w="90" w:type="dxa"/>
+              <w:bottom w:w="50" w:type="dxa"/>
+              <w:right w:w="90" w:type="dxa"/>
+            </w:tcMar>
+            <w:vAlign w:val="top"/>
+          </w:tcPr>
+          <w:p>
+            <w:pPr>
+              <w:keepNext w:val="0"/>
+              <w:keepLines w:val="0"/>
+              <w:widowControl/>
+              <w:suppressLineNumbers w:val="0"/>
+              <w:pBdr>
+                <w:top w:val="none" w:color="auto" w:sz="0" w:space="0"/>
+                <w:left w:val="none" w:color="auto" w:sz="0" w:space="0"/>
+                <w:bottom w:val="none" w:color="auto" w:sz="0" w:space="0"/>
+                <w:right w:val="none" w:color="auto" w:sz="0" w:space="0"/>
+              </w:pBdr>
+              <w:wordWrap/>
+              <w:jc w:val="left"/>
+              <w:textAlignment w:val="top"/>
+              <w:rPr>
+                <w:rFonts w:hint="default" w:ascii="Segoe UI" w:hAnsi="Segoe UI" w:eastAsia="Segoe UI" w:cs="Segoe UI"/>
+                <w:i w:val="0"/>
+                <w:iCs w:val="0"/>
+                <w:caps w:val="0"/>
+                <w:color w:val="000000"/>
+                <w:spacing w:val="0"/>
+                <w:sz w:val="13"/>
+                <w:szCs w:val="13"/>
+              </w:rPr>
+            </w:pPr>
+            <w:r>
+              <w:rPr>
+                <w:rStyle w:val="7"/>
+                <w:rFonts w:hint="default" w:ascii="Consolas" w:hAnsi="Consolas" w:eastAsia="Consolas" w:cs="Consolas"/>
+                <w:i w:val="0"/>
+                <w:iCs w:val="0"/>
+                <w:caps w:val="0"/>
+                <w:color w:val="000000"/>
+                <w:spacing w:val="0"/>
+                <w:kern w:val="0"/>
+                <w:sz w:val="18"/>
+                <w:szCs w:val="18"/>
+                <w:bdr w:val="none" w:color="auto" w:sz="0" w:space="0"/>
+                <w:lang w:val="en-US" w:eastAsia="zh-CN" w:bidi="ar"/>
+              </w:rPr>
+              <w:t>user01</w:t>
+            </w:r>
+          </w:p>
+        </w:tc>
+        <w:tc>
+          <w:tcPr>
+            <w:tcW w:w="0" w:type="auto"/>
+            <w:tcBorders>
+              <w:bottom w:val="nil"/>
+            </w:tcBorders>
+            <w:shd w:val="clear" w:color="auto" w:fill="FFFFFF"/>
+            <w:tcMar>
+              <w:top w:w="50" w:type="dxa"/>
+              <w:left w:w="90" w:type="dxa"/>
+              <w:bottom w:w="50" w:type="dxa"/>
+              <w:right w:w="90" w:type="dxa"/>
+            </w:tcMar>
+            <w:vAlign w:val="top"/>
+          </w:tcPr>
+          <w:p>
+            <w:pPr>
+              <w:keepNext w:val="0"/>
+              <w:keepLines w:val="0"/>
+              <w:widowControl/>
+              <w:suppressLineNumbers w:val="0"/>
+              <w:pBdr>
+                <w:top w:val="none" w:color="auto" w:sz="0" w:space="0"/>
+                <w:left w:val="none" w:color="auto" w:sz="0" w:space="0"/>
+                <w:bottom w:val="none" w:color="auto" w:sz="0" w:space="0"/>
+                <w:right w:val="none" w:color="auto" w:sz="0" w:space="0"/>
+              </w:pBdr>
+              <w:wordWrap/>
+              <w:jc w:val="left"/>
+              <w:textAlignment w:val="top"/>
+              <w:rPr>
+                <w:rFonts w:hint="default" w:ascii="Segoe UI" w:hAnsi="Segoe UI" w:eastAsia="Segoe UI" w:cs="Segoe UI"/>
+                <w:i w:val="0"/>
+                <w:iCs w:val="0"/>
+                <w:caps w:val="0"/>
+                <w:color w:val="000000"/>
+                <w:spacing w:val="0"/>
+                <w:sz w:val="13"/>
+                <w:szCs w:val="13"/>
+              </w:rPr>
+            </w:pPr>
+            <w:r>
+              <w:rPr>
+                <w:rStyle w:val="7"/>
+                <w:rFonts w:hint="default" w:ascii="Consolas" w:hAnsi="Consolas" w:eastAsia="Consolas" w:cs="Consolas"/>
+                <w:i w:val="0"/>
+                <w:iCs w:val="0"/>
+                <w:caps w:val="0"/>
+                <w:color w:val="000000"/>
+                <w:spacing w:val="0"/>
+                <w:kern w:val="0"/>
+                <w:sz w:val="18"/>
+                <w:szCs w:val="18"/>
+                <w:bdr w:val="none" w:color="auto" w:sz="0" w:space="0"/>
+                <w:lang w:val="en-US" w:eastAsia="zh-CN" w:bidi="ar"/>
+              </w:rPr>
+              <w:t>123456</w:t>
+            </w:r>
+          </w:p>
+        </w:tc>
+        <w:tc>
+          <w:tcPr>
+            <w:tcW w:w="0" w:type="auto"/>
+            <w:tcBorders>
+              <w:bottom w:val="nil"/>
+            </w:tcBorders>
+            <w:shd w:val="clear" w:color="auto" w:fill="FFFFFF"/>
+            <w:tcMar>
+              <w:top w:w="50" w:type="dxa"/>
+              <w:left w:w="90" w:type="dxa"/>
+              <w:bottom w:w="50" w:type="dxa"/>
+              <w:right w:w="90" w:type="dxa"/>
+            </w:tcMar>
+            <w:vAlign w:val="top"/>
+          </w:tcPr>
+          <w:p>
+            <w:pPr>
+              <w:keepNext w:val="0"/>
+              <w:keepLines w:val="0"/>
+              <w:widowControl/>
+              <w:suppressLineNumbers w:val="0"/>
+              <w:pBdr>
+                <w:top w:val="none" w:color="auto" w:sz="0" w:space="0"/>
+                <w:left w:val="none" w:color="auto" w:sz="0" w:space="0"/>
+                <w:bottom w:val="none" w:color="auto" w:sz="0" w:space="0"/>
+                <w:right w:val="none" w:color="auto" w:sz="0" w:space="0"/>
+              </w:pBdr>
+              <w:wordWrap/>
+              <w:jc w:val="left"/>
+              <w:textAlignment w:val="top"/>
+              <w:rPr>
+                <w:rFonts w:hint="default" w:ascii="Segoe UI" w:hAnsi="Segoe UI" w:eastAsia="Segoe UI" w:cs="Segoe UI"/>
+                <w:i w:val="0"/>
+                <w:iCs w:val="0"/>
+                <w:caps w:val="0"/>
+                <w:color w:val="000000"/>
+                <w:spacing w:val="0"/>
+                <w:sz w:val="13"/>
+                <w:szCs w:val="13"/>
+              </w:rPr>
+            </w:pPr>
+            <w:r>
+              <w:rPr>
+                <w:rFonts w:hint="default" w:ascii="Segoe UI" w:hAnsi="Segoe UI" w:eastAsia="Segoe UI" w:cs="Segoe UI"/>
+                <w:i w:val="0"/>
+                <w:iCs w:val="0"/>
+                <w:caps w:val="0"/>
+                <w:color w:val="000000"/>
+                <w:spacing w:val="0"/>
+                <w:kern w:val="0"/>
+                <w:sz w:val="13"/>
+                <w:szCs w:val="13"/>
+                <w:bdr w:val="none" w:color="auto" w:sz="0" w:space="0"/>
+                <w:lang w:val="en-US" w:eastAsia="zh-CN" w:bidi="ar"/>
+              </w:rPr>
+              <w:t>普通用户</w:t>
+            </w:r>
+          </w:p>
+        </w:tc>
+        <w:tc>
+          <w:tcPr>
+            <w:tcW w:w="0" w:type="auto"/>
+            <w:tcBorders>
+              <w:bottom w:val="nil"/>
+              <w:right w:val="nil"/>
+            </w:tcBorders>
+            <w:shd w:val="clear" w:color="auto" w:fill="FFFFFF"/>
+            <w:tcMar>
+              <w:top w:w="50" w:type="dxa"/>
+              <w:left w:w="90" w:type="dxa"/>
+              <w:bottom w:w="50" w:type="dxa"/>
+              <w:right w:w="90" w:type="dxa"/>
+            </w:tcMar>
+            <w:vAlign w:val="top"/>
+          </w:tcPr>
+          <w:p>
+            <w:pPr>
+              <w:keepNext w:val="0"/>
+              <w:keepLines w:val="0"/>
+              <w:widowControl/>
+              <w:suppressLineNumbers w:val="0"/>
+              <w:pBdr>
+                <w:top w:val="none" w:color="auto" w:sz="0" w:space="0"/>
+                <w:left w:val="none" w:color="auto" w:sz="0" w:space="0"/>
+                <w:bottom w:val="none" w:color="auto" w:sz="0" w:space="0"/>
+                <w:right w:val="none" w:color="auto" w:sz="0" w:space="0"/>
+              </w:pBdr>
+              <w:wordWrap/>
+              <w:jc w:val="left"/>
+              <w:textAlignment w:val="top"/>
+              <w:rPr>
+                <w:rFonts w:hint="default" w:ascii="Segoe UI" w:hAnsi="Segoe UI" w:eastAsia="Segoe UI" w:cs="Segoe UI"/>
+                <w:i w:val="0"/>
+                <w:iCs w:val="0"/>
+                <w:caps w:val="0"/>
+                <w:color w:val="000000"/>
+                <w:spacing w:val="0"/>
+                <w:sz w:val="13"/>
+                <w:szCs w:val="13"/>
+              </w:rPr>
+            </w:pPr>
+            <w:r>
+              <w:rPr>
+                <w:rFonts w:hint="default" w:ascii="Segoe UI" w:hAnsi="Segoe UI" w:eastAsia="Segoe UI" w:cs="Segoe UI"/>
+                <w:i w:val="0"/>
+                <w:iCs w:val="0"/>
+                <w:caps w:val="0"/>
+                <w:color w:val="000000"/>
+                <w:spacing w:val="0"/>
+                <w:kern w:val="0"/>
+                <w:sz w:val="13"/>
+                <w:szCs w:val="13"/>
+                <w:bdr w:val="none" w:color="auto" w:sz="0" w:space="0"/>
+                <w:lang w:val="en-US" w:eastAsia="zh-CN" w:bidi="ar"/>
+              </w:rPr>
+              <w:t>本人负责设备</w:t>
+            </w:r>
+          </w:p>
+        </w:tc>
+      </w:tr>
+    </w:tbl>
+    <w:p>
+      <w:pPr>
+        <w:widowControl w:val="0"/>
+        <w:numPr>
+          <w:numId w:val="0"/>
+        </w:numPr>
+        <w:jc w:val="both"/>
+        <w:rPr>
+          <w:rFonts w:hint="eastAsia"/>
+          <w:lang w:val="en-US" w:eastAsia="zh-CN"/>
+        </w:rPr>
+      </w:pPr>
+    </w:p>
+    <w:p>
+      <w:pPr>
+        <w:widowControl w:val="0"/>
+        <w:numPr>
+          <w:numId w:val="0"/>
+        </w:numPr>
+        <w:jc w:val="both"/>
+        <w:rPr>
+          <w:rFonts w:hint="default"/>
+          <w:lang w:val="en-US" w:eastAsia="zh-CN"/>
+        </w:rPr>
+      </w:pPr>
+    </w:p>
+    <w:p>
+      <w:pPr>
+        <w:numPr>
+          <w:ilvl w:val="0"/>
+          <w:numId w:val="5"/>
+        </w:numPr>
+        <w:ind w:left="0" w:leftChars="0" w:firstLine="0" w:firstLineChars="0"/>
+        <w:rPr>
+          <w:rFonts w:hint="default"/>
+          <w:lang w:val="en-US" w:eastAsia="zh-CN"/>
+        </w:rPr>
+      </w:pPr>
+    </w:p>
+    <w:p>
+      <w:pPr>
+        <w:numPr>
+          <w:numId w:val="0"/>
+        </w:numPr>
+        <w:rPr>
+          <w:rFonts w:hint="default"/>
+          <w:lang w:val="en-US" w:eastAsia="zh-CN"/>
+        </w:rPr>
+      </w:pPr>
     </w:p>
     <w:p/>
     <w:p/>
@@ -16714,14 +18707,6 @@
         <w:gridCol w:w="1755"/>
       </w:tblGrid>
       <w:tr>
-        <w:tblPrEx>
-          <w:tblCellMar>
-            <w:top w:w="15" w:type="dxa"/>
-            <w:left w:w="15" w:type="dxa"/>
-            <w:bottom w:w="15" w:type="dxa"/>
-            <w:right w:w="15" w:type="dxa"/>
-          </w:tblCellMar>
-        </w:tblPrEx>
         <w:trPr>
           <w:tblHeader/>
           <w:tblCellSpacing w:w="15" w:type="dxa"/>
@@ -17039,14 +19024,6 @@
         <w:gridCol w:w="919"/>
       </w:tblGrid>
       <w:tr>
-        <w:tblPrEx>
-          <w:tblCellMar>
-            <w:top w:w="15" w:type="dxa"/>
-            <w:left w:w="15" w:type="dxa"/>
-            <w:bottom w:w="15" w:type="dxa"/>
-            <w:right w:w="15" w:type="dxa"/>
-          </w:tblCellMar>
-        </w:tblPrEx>
         <w:trPr>
           <w:tblHeader/>
           <w:tblCellSpacing w:w="15" w:type="dxa"/>
@@ -24902,14 +26879,6 @@
         <w:gridCol w:w="1736"/>
       </w:tblGrid>
       <w:tr>
-        <w:tblPrEx>
-          <w:tblCellMar>
-            <w:top w:w="15" w:type="dxa"/>
-            <w:left w:w="15" w:type="dxa"/>
-            <w:bottom w:w="15" w:type="dxa"/>
-            <w:right w:w="15" w:type="dxa"/>
-          </w:tblCellMar>
-        </w:tblPrEx>
         <w:trPr>
           <w:tblHeader/>
           <w:tblCellSpacing w:w="15" w:type="dxa"/>
@@ -27900,6 +29869,14 @@
         </w:tc>
       </w:tr>
       <w:tr>
+        <w:tblPrEx>
+          <w:tblCellMar>
+            <w:top w:w="15" w:type="dxa"/>
+            <w:left w:w="15" w:type="dxa"/>
+            <w:bottom w:w="15" w:type="dxa"/>
+            <w:right w:w="15" w:type="dxa"/>
+          </w:tblCellMar>
+        </w:tblPrEx>
         <w:trPr>
           <w:tblCellSpacing w:w="15" w:type="dxa"/>
         </w:trPr>
@@ -28032,6 +30009,14 @@
         </w:tc>
       </w:tr>
       <w:tr>
+        <w:tblPrEx>
+          <w:tblCellMar>
+            <w:top w:w="15" w:type="dxa"/>
+            <w:left w:w="15" w:type="dxa"/>
+            <w:bottom w:w="15" w:type="dxa"/>
+            <w:right w:w="15" w:type="dxa"/>
+          </w:tblCellMar>
+        </w:tblPrEx>
         <w:trPr>
           <w:tblCellSpacing w:w="15" w:type="dxa"/>
         </w:trPr>
@@ -32393,14 +34378,6 @@
         <w:gridCol w:w="1721"/>
       </w:tblGrid>
       <w:tr>
-        <w:tblPrEx>
-          <w:tblCellMar>
-            <w:top w:w="15" w:type="dxa"/>
-            <w:left w:w="15" w:type="dxa"/>
-            <w:bottom w:w="15" w:type="dxa"/>
-            <w:right w:w="15" w:type="dxa"/>
-          </w:tblCellMar>
-        </w:tblPrEx>
         <w:trPr>
           <w:tblHeader/>
           <w:tblCellSpacing w:w="15" w:type="dxa"/>
@@ -38826,6 +40803,14 @@
         <w:gridCol w:w="1800"/>
       </w:tblGrid>
       <w:tr>
+        <w:tblPrEx>
+          <w:tblCellMar>
+            <w:top w:w="15" w:type="dxa"/>
+            <w:left w:w="15" w:type="dxa"/>
+            <w:bottom w:w="15" w:type="dxa"/>
+            <w:right w:w="15" w:type="dxa"/>
+          </w:tblCellMar>
+        </w:tblPrEx>
         <w:trPr>
           <w:tblHeader/>
           <w:tblCellSpacing w:w="15" w:type="dxa"/>
@@ -56138,7 +58123,7 @@
     <w:name w:val="heading 1"/>
     <w:basedOn w:val="1"/>
     <w:next w:val="1"/>
-    <w:link w:val="7"/>
+    <w:link w:val="8"/>
     <w:qFormat/>
     <w:uiPriority w:val="0"/>
     <w:pPr>
@@ -56179,7 +58164,7 @@
     <w:name w:val="heading 3"/>
     <w:basedOn w:val="1"/>
     <w:next w:val="1"/>
-    <w:link w:val="8"/>
+    <w:link w:val="9"/>
     <w:semiHidden/>
     <w:unhideWhenUsed/>
     <w:qFormat/>
@@ -56217,7 +58202,16 @@
       </w:tblCellMar>
     </w:tblPr>
   </w:style>
-  <w:style w:type="character" w:customStyle="1" w:styleId="7">
+  <w:style w:type="character" w:styleId="7">
+    <w:name w:val="HTML Code"/>
+    <w:basedOn w:val="6"/>
+    <w:uiPriority w:val="0"/>
+    <w:rPr>
+      <w:rFonts w:ascii="Courier New" w:hAnsi="Courier New"/>
+      <w:sz w:val="20"/>
+    </w:rPr>
+  </w:style>
+  <w:style w:type="character" w:customStyle="1" w:styleId="8">
     <w:name w:val="标题 1 字符"/>
     <w:basedOn w:val="6"/>
     <w:link w:val="2"/>
@@ -56232,7 +58226,7 @@
       <w:szCs w:val="44"/>
     </w:rPr>
   </w:style>
-  <w:style w:type="character" w:customStyle="1" w:styleId="8">
+  <w:style w:type="character" w:customStyle="1" w:styleId="9">
     <w:name w:val="标题 3 字符"/>
     <w:basedOn w:val="6"/>
     <w:link w:val="4"/>

--- a/设备管理.docx
+++ b/设备管理.docx
@@ -997,534 +997,128 @@
     </w:p>
     <w:p>
       <w:pPr>
-        <w:keepNext w:val="0"/>
-        <w:keepLines w:val="0"/>
-        <w:widowControl/>
-        <w:suppressLineNumbers w:val="0"/>
-        <w:pBdr>
-          <w:left w:val="none" w:color="auto" w:sz="0" w:space="0"/>
-          <w:right w:val="none" w:color="auto" w:sz="0" w:space="0"/>
-        </w:pBdr>
-        <w:shd w:val="clear" w:fill="FFFFFF"/>
-        <w:ind w:left="0" w:firstLine="0"/>
-        <w:jc w:val="left"/>
-        <w:rPr>
-          <w:rFonts w:ascii="Consolas" w:hAnsi="Consolas" w:eastAsia="Consolas" w:cs="Consolas"/>
-          <w:i w:val="0"/>
-          <w:iCs w:val="0"/>
-          <w:caps w:val="0"/>
-          <w:color w:val="000000"/>
-          <w:spacing w:val="0"/>
-          <w:sz w:val="12"/>
-          <w:szCs w:val="12"/>
-        </w:rPr>
-      </w:pPr>
-      <w:r>
-        <w:rPr>
-          <w:rFonts w:hint="default" w:ascii="Consolas" w:hAnsi="Consolas" w:eastAsia="Consolas" w:cs="Consolas"/>
-          <w:i/>
-          <w:iCs/>
-          <w:caps w:val="0"/>
-          <w:color w:val="008000"/>
-          <w:spacing w:val="0"/>
-          <w:kern w:val="0"/>
-          <w:sz w:val="12"/>
-          <w:szCs w:val="12"/>
-          <w:bdr w:val="none" w:color="auto" w:sz="0" w:space="0"/>
-          <w:shd w:val="clear" w:fill="FFFFFF"/>
-          <w:lang w:val="en-US" w:eastAsia="zh-CN" w:bidi="ar"/>
+        <w:numPr>
+          <w:ilvl w:val="0"/>
+          <w:numId w:val="0"/>
+        </w:numPr>
+        <w:rPr>
+          <w:rFonts w:hint="eastAsia"/>
+        </w:rPr>
+      </w:pPr>
+      <w:r>
+        <w:rPr>
+          <w:rFonts w:hint="default"/>
+          <w:lang w:val="en-US" w:eastAsia="zh-CN"/>
         </w:rPr>
         <w:t># 1. 执行数据库脚本</w:t>
       </w:r>
     </w:p>
     <w:p>
       <w:pPr>
-        <w:keepNext w:val="0"/>
-        <w:keepLines w:val="0"/>
-        <w:widowControl/>
-        <w:suppressLineNumbers w:val="0"/>
-        <w:pBdr>
-          <w:left w:val="none" w:color="auto" w:sz="0" w:space="0"/>
-          <w:right w:val="none" w:color="auto" w:sz="0" w:space="0"/>
-        </w:pBdr>
-        <w:shd w:val="clear" w:fill="FFFFFF"/>
-        <w:ind w:left="0" w:firstLine="0"/>
-        <w:jc w:val="left"/>
-        <w:rPr>
-          <w:rFonts w:hint="default" w:ascii="Consolas" w:hAnsi="Consolas" w:eastAsia="Consolas" w:cs="Consolas"/>
-          <w:i w:val="0"/>
-          <w:iCs w:val="0"/>
-          <w:caps w:val="0"/>
-          <w:color w:val="000000"/>
-          <w:spacing w:val="0"/>
-          <w:sz w:val="12"/>
-          <w:szCs w:val="12"/>
-        </w:rPr>
-      </w:pPr>
-      <w:r>
-        <w:rPr>
-          <w:rFonts w:hint="default" w:ascii="Consolas" w:hAnsi="Consolas" w:eastAsia="Consolas" w:cs="Consolas"/>
-          <w:i w:val="0"/>
-          <w:iCs w:val="0"/>
-          <w:caps w:val="0"/>
-          <w:color w:val="EFB080"/>
-          <w:spacing w:val="0"/>
-          <w:kern w:val="0"/>
-          <w:sz w:val="12"/>
-          <w:szCs w:val="12"/>
-          <w:bdr w:val="none" w:color="auto" w:sz="0" w:space="0"/>
-          <w:shd w:val="clear" w:fill="FFFFFF"/>
-          <w:lang w:val="en-US" w:eastAsia="zh-CN" w:bidi="ar"/>
+        <w:numPr>
+          <w:ilvl w:val="0"/>
+          <w:numId w:val="0"/>
+        </w:numPr>
+        <w:rPr>
+          <w:rFonts w:hint="default"/>
+        </w:rPr>
+      </w:pPr>
+      <w:r>
+        <w:rPr>
+          <w:rFonts w:hint="default"/>
+          <w:lang w:val="en-US" w:eastAsia="zh-CN"/>
         </w:rPr>
         <w:t>sql/V1.0.0__init_schema.sql</w:t>
       </w:r>
     </w:p>
     <w:p>
       <w:pPr>
-        <w:keepNext w:val="0"/>
-        <w:keepLines w:val="0"/>
-        <w:widowControl/>
-        <w:suppressLineNumbers w:val="0"/>
-        <w:pBdr>
-          <w:left w:val="none" w:color="auto" w:sz="0" w:space="0"/>
-          <w:right w:val="none" w:color="auto" w:sz="0" w:space="0"/>
-        </w:pBdr>
-        <w:shd w:val="clear" w:fill="FFFFFF"/>
-        <w:ind w:left="0" w:firstLine="0"/>
-        <w:jc w:val="left"/>
-        <w:rPr>
-          <w:rFonts w:hint="default" w:ascii="Consolas" w:hAnsi="Consolas" w:eastAsia="Consolas" w:cs="Consolas"/>
-          <w:i w:val="0"/>
-          <w:iCs w:val="0"/>
-          <w:caps w:val="0"/>
-          <w:color w:val="000000"/>
-          <w:spacing w:val="0"/>
-          <w:sz w:val="12"/>
-          <w:szCs w:val="12"/>
-        </w:rPr>
-      </w:pPr>
-      <w:r>
-        <w:rPr>
-          <w:rFonts w:hint="default" w:ascii="Consolas" w:hAnsi="Consolas" w:eastAsia="Consolas" w:cs="Consolas"/>
-          <w:i w:val="0"/>
-          <w:iCs w:val="0"/>
-          <w:caps w:val="0"/>
-          <w:color w:val="EFB080"/>
-          <w:spacing w:val="0"/>
-          <w:kern w:val="0"/>
-          <w:sz w:val="12"/>
-          <w:szCs w:val="12"/>
-          <w:bdr w:val="none" w:color="auto" w:sz="0" w:space="0"/>
-          <w:shd w:val="clear" w:fill="FFFFFF"/>
-          <w:lang w:val="en-US" w:eastAsia="zh-CN" w:bidi="ar"/>
+        <w:numPr>
+          <w:ilvl w:val="0"/>
+          <w:numId w:val="0"/>
+        </w:numPr>
+        <w:rPr>
+          <w:rFonts w:hint="default"/>
+        </w:rPr>
+      </w:pPr>
+      <w:r>
+        <w:rPr>
+          <w:rFonts w:hint="default"/>
+          <w:lang w:val="en-US" w:eastAsia="zh-CN"/>
         </w:rPr>
         <w:t>sql/V1.0.1__init_auth_data.sql</w:t>
       </w:r>
     </w:p>
     <w:p>
       <w:pPr>
-        <w:keepNext w:val="0"/>
-        <w:keepLines w:val="0"/>
-        <w:widowControl/>
-        <w:suppressLineNumbers w:val="0"/>
-        <w:pBdr>
-          <w:left w:val="none" w:color="auto" w:sz="0" w:space="0"/>
-          <w:right w:val="none" w:color="auto" w:sz="0" w:space="0"/>
-        </w:pBdr>
-        <w:shd w:val="clear" w:fill="FFFFFF"/>
-        <w:ind w:left="0" w:firstLine="0"/>
-        <w:jc w:val="left"/>
-        <w:rPr>
-          <w:rFonts w:hint="default" w:ascii="Consolas" w:hAnsi="Consolas" w:eastAsia="Consolas" w:cs="Consolas"/>
-          <w:i w:val="0"/>
-          <w:iCs w:val="0"/>
-          <w:caps w:val="0"/>
-          <w:color w:val="000000"/>
-          <w:spacing w:val="0"/>
-          <w:sz w:val="12"/>
-          <w:szCs w:val="12"/>
-        </w:rPr>
-      </w:pPr>
-      <w:r>
-        <w:rPr>
-          <w:rFonts w:hint="default" w:ascii="Consolas" w:hAnsi="Consolas" w:eastAsia="Consolas" w:cs="Consolas"/>
-          <w:i/>
-          <w:iCs/>
-          <w:caps w:val="0"/>
-          <w:color w:val="008000"/>
-          <w:spacing w:val="0"/>
-          <w:kern w:val="0"/>
-          <w:sz w:val="12"/>
-          <w:szCs w:val="12"/>
-          <w:bdr w:val="none" w:color="auto" w:sz="0" w:space="0"/>
-          <w:shd w:val="clear" w:fill="FFFFFF"/>
-          <w:lang w:val="en-US" w:eastAsia="zh-CN" w:bidi="ar"/>
+        <w:numPr>
+          <w:ilvl w:val="0"/>
+          <w:numId w:val="0"/>
+        </w:numPr>
+        <w:rPr>
+          <w:rFonts w:hint="default"/>
+        </w:rPr>
+      </w:pPr>
+      <w:r>
+        <w:rPr>
+          <w:rFonts w:hint="default"/>
+          <w:lang w:val="en-US" w:eastAsia="zh-CN"/>
         </w:rPr>
         <w:t># 2. 启动后端</w:t>
       </w:r>
     </w:p>
     <w:p>
       <w:pPr>
-        <w:keepNext w:val="0"/>
-        <w:keepLines w:val="0"/>
-        <w:widowControl/>
-        <w:suppressLineNumbers w:val="0"/>
-        <w:pBdr>
-          <w:left w:val="none" w:color="auto" w:sz="0" w:space="0"/>
-          <w:right w:val="none" w:color="auto" w:sz="0" w:space="0"/>
-        </w:pBdr>
-        <w:shd w:val="clear" w:fill="FFFFFF"/>
-        <w:ind w:left="0" w:firstLine="0"/>
-        <w:jc w:val="left"/>
-        <w:rPr>
-          <w:rFonts w:hint="default" w:ascii="Consolas" w:hAnsi="Consolas" w:eastAsia="Consolas" w:cs="Consolas"/>
-          <w:i w:val="0"/>
-          <w:iCs w:val="0"/>
-          <w:caps w:val="0"/>
-          <w:color w:val="000000"/>
-          <w:spacing w:val="0"/>
-          <w:sz w:val="12"/>
-          <w:szCs w:val="12"/>
-        </w:rPr>
-      </w:pPr>
-      <w:r>
-        <w:rPr>
-          <w:rFonts w:hint="default" w:ascii="Consolas" w:hAnsi="Consolas" w:eastAsia="Consolas" w:cs="Consolas"/>
-          <w:i w:val="0"/>
-          <w:iCs w:val="0"/>
-          <w:caps w:val="0"/>
-          <w:color w:val="EFB080"/>
-          <w:spacing w:val="0"/>
-          <w:kern w:val="0"/>
-          <w:sz w:val="12"/>
-          <w:szCs w:val="12"/>
-          <w:bdr w:val="none" w:color="auto" w:sz="0" w:space="0"/>
-          <w:shd w:val="clear" w:fill="FFFFFF"/>
-          <w:lang w:val="en-US" w:eastAsia="zh-CN" w:bidi="ar"/>
-        </w:rPr>
-        <w:t>cd</w:t>
-      </w:r>
-      <w:r>
-        <w:rPr>
-          <w:rFonts w:hint="default" w:ascii="Consolas" w:hAnsi="Consolas" w:eastAsia="Consolas" w:cs="Consolas"/>
-          <w:i w:val="0"/>
-          <w:iCs w:val="0"/>
-          <w:caps w:val="0"/>
-          <w:color w:val="000000"/>
-          <w:spacing w:val="0"/>
-          <w:kern w:val="0"/>
-          <w:sz w:val="12"/>
-          <w:szCs w:val="12"/>
-          <w:bdr w:val="none" w:color="auto" w:sz="0" w:space="0"/>
-          <w:shd w:val="clear" w:fill="FFFFFF"/>
-          <w:lang w:val="en-US" w:eastAsia="zh-CN" w:bidi="ar"/>
-        </w:rPr>
-        <w:t xml:space="preserve"> </w:t>
-      </w:r>
-      <w:r>
-        <w:rPr>
-          <w:rFonts w:hint="default" w:ascii="Consolas" w:hAnsi="Consolas" w:eastAsia="Consolas" w:cs="Consolas"/>
-          <w:i w:val="0"/>
-          <w:iCs w:val="0"/>
-          <w:caps w:val="0"/>
-          <w:color w:val="A31515"/>
-          <w:spacing w:val="0"/>
-          <w:kern w:val="0"/>
-          <w:sz w:val="12"/>
-          <w:szCs w:val="12"/>
-          <w:bdr w:val="none" w:color="auto" w:sz="0" w:space="0"/>
-          <w:shd w:val="clear" w:fill="FFFFFF"/>
-          <w:lang w:val="en-US" w:eastAsia="zh-CN" w:bidi="ar"/>
-        </w:rPr>
-        <w:t>backend</w:t>
-      </w:r>
-      <w:r>
-        <w:rPr>
-          <w:rFonts w:hint="default" w:ascii="Consolas" w:hAnsi="Consolas" w:eastAsia="Consolas" w:cs="Consolas"/>
-          <w:i w:val="0"/>
-          <w:iCs w:val="0"/>
-          <w:caps w:val="0"/>
-          <w:color w:val="000000"/>
-          <w:spacing w:val="0"/>
-          <w:kern w:val="0"/>
-          <w:sz w:val="12"/>
-          <w:szCs w:val="12"/>
-          <w:bdr w:val="none" w:color="auto" w:sz="0" w:space="0"/>
-          <w:shd w:val="clear" w:fill="FFFFFF"/>
-          <w:lang w:val="en-US" w:eastAsia="zh-CN" w:bidi="ar"/>
-        </w:rPr>
-        <w:t xml:space="preserve"> &amp;&amp; </w:t>
-      </w:r>
-      <w:r>
-        <w:rPr>
-          <w:rFonts w:hint="default" w:ascii="Consolas" w:hAnsi="Consolas" w:eastAsia="Consolas" w:cs="Consolas"/>
-          <w:i w:val="0"/>
-          <w:iCs w:val="0"/>
-          <w:caps w:val="0"/>
-          <w:color w:val="EFB080"/>
-          <w:spacing w:val="0"/>
-          <w:kern w:val="0"/>
-          <w:sz w:val="12"/>
-          <w:szCs w:val="12"/>
-          <w:bdr w:val="none" w:color="auto" w:sz="0" w:space="0"/>
-          <w:shd w:val="clear" w:fill="FFFFFF"/>
-          <w:lang w:val="en-US" w:eastAsia="zh-CN" w:bidi="ar"/>
-        </w:rPr>
-        <w:t>mvn</w:t>
-      </w:r>
-      <w:r>
-        <w:rPr>
-          <w:rFonts w:hint="default" w:ascii="Consolas" w:hAnsi="Consolas" w:eastAsia="Consolas" w:cs="Consolas"/>
-          <w:i w:val="0"/>
-          <w:iCs w:val="0"/>
-          <w:caps w:val="0"/>
-          <w:color w:val="000000"/>
-          <w:spacing w:val="0"/>
-          <w:kern w:val="0"/>
-          <w:sz w:val="12"/>
-          <w:szCs w:val="12"/>
-          <w:bdr w:val="none" w:color="auto" w:sz="0" w:space="0"/>
-          <w:shd w:val="clear" w:fill="FFFFFF"/>
-          <w:lang w:val="en-US" w:eastAsia="zh-CN" w:bidi="ar"/>
-        </w:rPr>
-        <w:t xml:space="preserve"> </w:t>
-      </w:r>
-      <w:r>
-        <w:rPr>
-          <w:rFonts w:hint="default" w:ascii="Consolas" w:hAnsi="Consolas" w:eastAsia="Consolas" w:cs="Consolas"/>
-          <w:i w:val="0"/>
-          <w:iCs w:val="0"/>
-          <w:caps w:val="0"/>
-          <w:color w:val="A31515"/>
-          <w:spacing w:val="0"/>
-          <w:kern w:val="0"/>
-          <w:sz w:val="12"/>
-          <w:szCs w:val="12"/>
-          <w:bdr w:val="none" w:color="auto" w:sz="0" w:space="0"/>
-          <w:shd w:val="clear" w:fill="FFFFFF"/>
-          <w:lang w:val="en-US" w:eastAsia="zh-CN" w:bidi="ar"/>
-        </w:rPr>
-        <w:t>spring-boot:run</w:t>
-      </w:r>
-    </w:p>
-    <w:p>
-      <w:pPr>
-        <w:keepNext w:val="0"/>
-        <w:keepLines w:val="0"/>
-        <w:widowControl/>
-        <w:suppressLineNumbers w:val="0"/>
-        <w:pBdr>
-          <w:left w:val="none" w:color="auto" w:sz="0" w:space="0"/>
-          <w:right w:val="none" w:color="auto" w:sz="0" w:space="0"/>
-        </w:pBdr>
-        <w:shd w:val="clear" w:fill="FFFFFF"/>
-        <w:ind w:left="0" w:firstLine="0"/>
-        <w:jc w:val="left"/>
-        <w:rPr>
-          <w:rFonts w:hint="default" w:ascii="Consolas" w:hAnsi="Consolas" w:eastAsia="Consolas" w:cs="Consolas"/>
-          <w:i w:val="0"/>
-          <w:iCs w:val="0"/>
-          <w:caps w:val="0"/>
-          <w:color w:val="000000"/>
-          <w:spacing w:val="0"/>
-          <w:sz w:val="12"/>
-          <w:szCs w:val="12"/>
-        </w:rPr>
-      </w:pPr>
-      <w:r>
-        <w:rPr>
-          <w:rFonts w:hint="default" w:ascii="Consolas" w:hAnsi="Consolas" w:eastAsia="Consolas" w:cs="Consolas"/>
-          <w:i/>
-          <w:iCs/>
-          <w:caps w:val="0"/>
-          <w:color w:val="008000"/>
-          <w:spacing w:val="0"/>
-          <w:kern w:val="0"/>
-          <w:sz w:val="12"/>
-          <w:szCs w:val="12"/>
-          <w:bdr w:val="none" w:color="auto" w:sz="0" w:space="0"/>
-          <w:shd w:val="clear" w:fill="FFFFFF"/>
-          <w:lang w:val="en-US" w:eastAsia="zh-CN" w:bidi="ar"/>
+        <w:numPr>
+          <w:ilvl w:val="0"/>
+          <w:numId w:val="0"/>
+        </w:numPr>
+        <w:rPr>
+          <w:rFonts w:hint="default"/>
+        </w:rPr>
+      </w:pPr>
+      <w:r>
+        <w:rPr>
+          <w:rFonts w:hint="default"/>
+          <w:lang w:val="en-US" w:eastAsia="zh-CN"/>
+        </w:rPr>
+        <w:t>cd backend &amp;&amp; mvn spring-boot:run</w:t>
+      </w:r>
+    </w:p>
+    <w:p>
+      <w:pPr>
+        <w:numPr>
+          <w:ilvl w:val="0"/>
+          <w:numId w:val="0"/>
+        </w:numPr>
+        <w:rPr>
+          <w:rFonts w:hint="default"/>
+        </w:rPr>
+      </w:pPr>
+      <w:r>
+        <w:rPr>
+          <w:rFonts w:hint="default"/>
+          <w:lang w:val="en-US" w:eastAsia="zh-CN"/>
         </w:rPr>
         <w:t># 3. 启动前端</w:t>
       </w:r>
     </w:p>
     <w:p>
       <w:pPr>
-        <w:keepNext w:val="0"/>
-        <w:keepLines w:val="0"/>
-        <w:widowControl/>
-        <w:suppressLineNumbers w:val="0"/>
-        <w:pBdr>
-          <w:left w:val="none" w:color="auto" w:sz="0" w:space="0"/>
-          <w:right w:val="none" w:color="auto" w:sz="0" w:space="0"/>
-        </w:pBdr>
-        <w:shd w:val="clear" w:fill="FFFFFF"/>
-        <w:ind w:left="0" w:firstLine="0"/>
-        <w:jc w:val="left"/>
-        <w:rPr>
-          <w:rFonts w:hint="default" w:ascii="Consolas" w:hAnsi="Consolas" w:eastAsia="Consolas" w:cs="Consolas"/>
-          <w:i w:val="0"/>
-          <w:iCs w:val="0"/>
-          <w:caps w:val="0"/>
-          <w:color w:val="000000"/>
-          <w:spacing w:val="0"/>
-          <w:sz w:val="12"/>
-          <w:szCs w:val="12"/>
-        </w:rPr>
-      </w:pPr>
-      <w:r>
-        <w:rPr>
-          <w:rFonts w:hint="default" w:ascii="Consolas" w:hAnsi="Consolas" w:eastAsia="Consolas" w:cs="Consolas"/>
-          <w:i w:val="0"/>
-          <w:iCs w:val="0"/>
-          <w:caps w:val="0"/>
-          <w:color w:val="EFB080"/>
-          <w:spacing w:val="0"/>
-          <w:kern w:val="0"/>
-          <w:sz w:val="12"/>
-          <w:szCs w:val="12"/>
-          <w:bdr w:val="none" w:color="auto" w:sz="0" w:space="0"/>
-          <w:shd w:val="clear" w:fill="FFFFFF"/>
-          <w:lang w:val="en-US" w:eastAsia="zh-CN" w:bidi="ar"/>
-        </w:rPr>
-        <w:t>cd</w:t>
-      </w:r>
-      <w:r>
-        <w:rPr>
-          <w:rFonts w:hint="default" w:ascii="Consolas" w:hAnsi="Consolas" w:eastAsia="Consolas" w:cs="Consolas"/>
-          <w:i w:val="0"/>
-          <w:iCs w:val="0"/>
-          <w:caps w:val="0"/>
-          <w:color w:val="000000"/>
-          <w:spacing w:val="0"/>
-          <w:kern w:val="0"/>
-          <w:sz w:val="12"/>
-          <w:szCs w:val="12"/>
-          <w:bdr w:val="none" w:color="auto" w:sz="0" w:space="0"/>
-          <w:shd w:val="clear" w:fill="FFFFFF"/>
-          <w:lang w:val="en-US" w:eastAsia="zh-CN" w:bidi="ar"/>
-        </w:rPr>
-        <w:t xml:space="preserve"> </w:t>
-      </w:r>
-      <w:r>
-        <w:rPr>
-          <w:rFonts w:hint="default" w:ascii="Consolas" w:hAnsi="Consolas" w:eastAsia="Consolas" w:cs="Consolas"/>
-          <w:i w:val="0"/>
-          <w:iCs w:val="0"/>
-          <w:caps w:val="0"/>
-          <w:color w:val="A31515"/>
-          <w:spacing w:val="0"/>
-          <w:kern w:val="0"/>
-          <w:sz w:val="12"/>
-          <w:szCs w:val="12"/>
-          <w:bdr w:val="none" w:color="auto" w:sz="0" w:space="0"/>
-          <w:shd w:val="clear" w:fill="FFFFFF"/>
-          <w:lang w:val="en-US" w:eastAsia="zh-CN" w:bidi="ar"/>
-        </w:rPr>
-        <w:t>frontend</w:t>
-      </w:r>
-      <w:r>
-        <w:rPr>
-          <w:rFonts w:hint="default" w:ascii="Consolas" w:hAnsi="Consolas" w:eastAsia="Consolas" w:cs="Consolas"/>
-          <w:i w:val="0"/>
-          <w:iCs w:val="0"/>
-          <w:caps w:val="0"/>
-          <w:color w:val="000000"/>
-          <w:spacing w:val="0"/>
-          <w:kern w:val="0"/>
-          <w:sz w:val="12"/>
-          <w:szCs w:val="12"/>
-          <w:bdr w:val="none" w:color="auto" w:sz="0" w:space="0"/>
-          <w:shd w:val="clear" w:fill="FFFFFF"/>
-          <w:lang w:val="en-US" w:eastAsia="zh-CN" w:bidi="ar"/>
-        </w:rPr>
-        <w:t xml:space="preserve"> &amp;&amp; </w:t>
-      </w:r>
-      <w:r>
-        <w:rPr>
-          <w:rFonts w:hint="default" w:ascii="Consolas" w:hAnsi="Consolas" w:eastAsia="Consolas" w:cs="Consolas"/>
-          <w:i w:val="0"/>
-          <w:iCs w:val="0"/>
-          <w:caps w:val="0"/>
-          <w:color w:val="EFB080"/>
-          <w:spacing w:val="0"/>
-          <w:kern w:val="0"/>
-          <w:sz w:val="12"/>
-          <w:szCs w:val="12"/>
-          <w:bdr w:val="none" w:color="auto" w:sz="0" w:space="0"/>
-          <w:shd w:val="clear" w:fill="FFFFFF"/>
-          <w:lang w:val="en-US" w:eastAsia="zh-CN" w:bidi="ar"/>
-        </w:rPr>
-        <w:t>npm</w:t>
-      </w:r>
-      <w:r>
-        <w:rPr>
-          <w:rFonts w:hint="default" w:ascii="Consolas" w:hAnsi="Consolas" w:eastAsia="Consolas" w:cs="Consolas"/>
-          <w:i w:val="0"/>
-          <w:iCs w:val="0"/>
-          <w:caps w:val="0"/>
-          <w:color w:val="000000"/>
-          <w:spacing w:val="0"/>
-          <w:kern w:val="0"/>
-          <w:sz w:val="12"/>
-          <w:szCs w:val="12"/>
-          <w:bdr w:val="none" w:color="auto" w:sz="0" w:space="0"/>
-          <w:shd w:val="clear" w:fill="FFFFFF"/>
-          <w:lang w:val="en-US" w:eastAsia="zh-CN" w:bidi="ar"/>
-        </w:rPr>
-        <w:t xml:space="preserve"> </w:t>
-      </w:r>
-      <w:r>
-        <w:rPr>
-          <w:rFonts w:hint="default" w:ascii="Consolas" w:hAnsi="Consolas" w:eastAsia="Consolas" w:cs="Consolas"/>
-          <w:i w:val="0"/>
-          <w:iCs w:val="0"/>
-          <w:caps w:val="0"/>
-          <w:color w:val="A31515"/>
-          <w:spacing w:val="0"/>
-          <w:kern w:val="0"/>
-          <w:sz w:val="12"/>
-          <w:szCs w:val="12"/>
-          <w:bdr w:val="none" w:color="auto" w:sz="0" w:space="0"/>
-          <w:shd w:val="clear" w:fill="FFFFFF"/>
-          <w:lang w:val="en-US" w:eastAsia="zh-CN" w:bidi="ar"/>
-        </w:rPr>
-        <w:t>run</w:t>
-      </w:r>
-      <w:r>
-        <w:rPr>
-          <w:rFonts w:hint="default" w:ascii="Consolas" w:hAnsi="Consolas" w:eastAsia="Consolas" w:cs="Consolas"/>
-          <w:i w:val="0"/>
-          <w:iCs w:val="0"/>
-          <w:caps w:val="0"/>
-          <w:color w:val="000000"/>
-          <w:spacing w:val="0"/>
-          <w:kern w:val="0"/>
-          <w:sz w:val="12"/>
-          <w:szCs w:val="12"/>
-          <w:bdr w:val="none" w:color="auto" w:sz="0" w:space="0"/>
-          <w:shd w:val="clear" w:fill="FFFFFF"/>
-          <w:lang w:val="en-US" w:eastAsia="zh-CN" w:bidi="ar"/>
-        </w:rPr>
-        <w:t xml:space="preserve"> </w:t>
-      </w:r>
-      <w:r>
-        <w:rPr>
-          <w:rFonts w:hint="default" w:ascii="Consolas" w:hAnsi="Consolas" w:eastAsia="Consolas" w:cs="Consolas"/>
-          <w:i w:val="0"/>
-          <w:iCs w:val="0"/>
-          <w:caps w:val="0"/>
-          <w:color w:val="A31515"/>
-          <w:spacing w:val="0"/>
-          <w:kern w:val="0"/>
-          <w:sz w:val="12"/>
-          <w:szCs w:val="12"/>
-          <w:bdr w:val="none" w:color="auto" w:sz="0" w:space="0"/>
-          <w:shd w:val="clear" w:fill="FFFFFF"/>
-          <w:lang w:val="en-US" w:eastAsia="zh-CN" w:bidi="ar"/>
-        </w:rPr>
-        <w:t>dev</w:t>
+        <w:numPr>
+          <w:ilvl w:val="0"/>
+          <w:numId w:val="0"/>
+        </w:numPr>
+        <w:rPr>
+          <w:rFonts w:hint="default"/>
+        </w:rPr>
+      </w:pPr>
+      <w:r>
+        <w:rPr>
+          <w:rFonts w:hint="default"/>
+          <w:lang w:val="en-US" w:eastAsia="zh-CN"/>
+        </w:rPr>
+        <w:t>cd frontend &amp;&amp; npm run dev</w:t>
       </w:r>
     </w:p>
     <w:p>
@@ -1552,6 +1146,8 @@
           <w:lang w:val="en-US" w:eastAsia="zh-CN"/>
         </w:rPr>
       </w:pPr>
+      <w:bookmarkStart w:id="0" w:name="_GoBack"/>
+      <w:bookmarkEnd w:id="0"/>
     </w:p>
     <w:p>
       <w:pPr>
@@ -1611,6 +1207,12 @@
             <w:insideV w:val="none" w:color="auto" w:sz="0" w:space="0"/>
           </w:tblBorders>
           <w:shd w:val="clear" w:color="auto" w:fill="FFFFFF"/>
+          <w:tblCellMar>
+            <w:top w:w="15" w:type="dxa"/>
+            <w:left w:w="15" w:type="dxa"/>
+            <w:bottom w:w="15" w:type="dxa"/>
+            <w:right w:w="15" w:type="dxa"/>
+          </w:tblCellMar>
         </w:tblPrEx>
         <w:tc>
           <w:tcPr>
@@ -1842,6 +1444,7 @@
             <w:insideH w:val="none" w:color="auto" w:sz="0" w:space="0"/>
             <w:insideV w:val="none" w:color="auto" w:sz="0" w:space="0"/>
           </w:tblBorders>
+          <w:shd w:val="clear" w:color="auto" w:fill="FFFFFF"/>
           <w:tblCellMar>
             <w:top w:w="15" w:type="dxa"/>
             <w:left w:w="15" w:type="dxa"/>
@@ -2089,6 +1692,7 @@
             <w:insideH w:val="none" w:color="auto" w:sz="0" w:space="0"/>
             <w:insideV w:val="none" w:color="auto" w:sz="0" w:space="0"/>
           </w:tblBorders>
+          <w:shd w:val="clear" w:color="auto" w:fill="FFFFFF"/>
           <w:tblCellMar>
             <w:top w:w="15" w:type="dxa"/>
             <w:left w:w="15" w:type="dxa"/>
@@ -17558,14 +17162,6 @@
         <w:gridCol w:w="3939"/>
       </w:tblGrid>
       <w:tr>
-        <w:tblPrEx>
-          <w:tblCellMar>
-            <w:top w:w="15" w:type="dxa"/>
-            <w:left w:w="15" w:type="dxa"/>
-            <w:bottom w:w="15" w:type="dxa"/>
-            <w:right w:w="15" w:type="dxa"/>
-          </w:tblCellMar>
-        </w:tblPrEx>
         <w:trPr>
           <w:tblHeader/>
           <w:tblCellSpacing w:w="15" w:type="dxa"/>
@@ -18102,14 +17698,6 @@
         <w:gridCol w:w="2055"/>
       </w:tblGrid>
       <w:tr>
-        <w:tblPrEx>
-          <w:tblCellMar>
-            <w:top w:w="15" w:type="dxa"/>
-            <w:left w:w="15" w:type="dxa"/>
-            <w:bottom w:w="15" w:type="dxa"/>
-            <w:right w:w="15" w:type="dxa"/>
-          </w:tblCellMar>
-        </w:tblPrEx>
         <w:trPr>
           <w:tblHeader/>
           <w:tblCellSpacing w:w="15" w:type="dxa"/>
@@ -18707,6 +18295,14 @@
         <w:gridCol w:w="1755"/>
       </w:tblGrid>
       <w:tr>
+        <w:tblPrEx>
+          <w:tblCellMar>
+            <w:top w:w="15" w:type="dxa"/>
+            <w:left w:w="15" w:type="dxa"/>
+            <w:bottom w:w="15" w:type="dxa"/>
+            <w:right w:w="15" w:type="dxa"/>
+          </w:tblCellMar>
+        </w:tblPrEx>
         <w:trPr>
           <w:tblHeader/>
           <w:tblCellSpacing w:w="15" w:type="dxa"/>
@@ -19024,6 +18620,14 @@
         <w:gridCol w:w="919"/>
       </w:tblGrid>
       <w:tr>
+        <w:tblPrEx>
+          <w:tblCellMar>
+            <w:top w:w="15" w:type="dxa"/>
+            <w:left w:w="15" w:type="dxa"/>
+            <w:bottom w:w="15" w:type="dxa"/>
+            <w:right w:w="15" w:type="dxa"/>
+          </w:tblCellMar>
+        </w:tblPrEx>
         <w:trPr>
           <w:tblHeader/>
           <w:tblCellSpacing w:w="15" w:type="dxa"/>
@@ -25094,14 +24698,6 @@
         <w:gridCol w:w="4368"/>
       </w:tblGrid>
       <w:tr>
-        <w:tblPrEx>
-          <w:tblCellMar>
-            <w:top w:w="15" w:type="dxa"/>
-            <w:left w:w="15" w:type="dxa"/>
-            <w:bottom w:w="15" w:type="dxa"/>
-            <w:right w:w="15" w:type="dxa"/>
-          </w:tblCellMar>
-        </w:tblPrEx>
         <w:trPr>
           <w:tblHeader/>
           <w:tblCellSpacing w:w="15" w:type="dxa"/>
@@ -25150,14 +24746,6 @@
         </w:tc>
       </w:tr>
       <w:tr>
-        <w:tblPrEx>
-          <w:tblCellMar>
-            <w:top w:w="15" w:type="dxa"/>
-            <w:left w:w="15" w:type="dxa"/>
-            <w:bottom w:w="15" w:type="dxa"/>
-            <w:right w:w="15" w:type="dxa"/>
-          </w:tblCellMar>
-        </w:tblPrEx>
         <w:trPr>
           <w:tblCellSpacing w:w="15" w:type="dxa"/>
         </w:trPr>
@@ -26879,6 +26467,14 @@
         <w:gridCol w:w="1736"/>
       </w:tblGrid>
       <w:tr>
+        <w:tblPrEx>
+          <w:tblCellMar>
+            <w:top w:w="15" w:type="dxa"/>
+            <w:left w:w="15" w:type="dxa"/>
+            <w:bottom w:w="15" w:type="dxa"/>
+            <w:right w:w="15" w:type="dxa"/>
+          </w:tblCellMar>
+        </w:tblPrEx>
         <w:trPr>
           <w:tblHeader/>
           <w:tblCellSpacing w:w="15" w:type="dxa"/>
@@ -31132,14 +30728,6 @@
         </w:tc>
       </w:tr>
       <w:tr>
-        <w:tblPrEx>
-          <w:tblCellMar>
-            <w:top w:w="15" w:type="dxa"/>
-            <w:left w:w="15" w:type="dxa"/>
-            <w:bottom w:w="15" w:type="dxa"/>
-            <w:right w:w="15" w:type="dxa"/>
-          </w:tblCellMar>
-        </w:tblPrEx>
         <w:trPr>
           <w:tblCellSpacing w:w="15" w:type="dxa"/>
         </w:trPr>
@@ -34378,6 +33966,14 @@
         <w:gridCol w:w="1721"/>
       </w:tblGrid>
       <w:tr>
+        <w:tblPrEx>
+          <w:tblCellMar>
+            <w:top w:w="15" w:type="dxa"/>
+            <w:left w:w="15" w:type="dxa"/>
+            <w:bottom w:w="15" w:type="dxa"/>
+            <w:right w:w="15" w:type="dxa"/>
+          </w:tblCellMar>
+        </w:tblPrEx>
         <w:trPr>
           <w:tblHeader/>
           <w:tblCellSpacing w:w="15" w:type="dxa"/>
@@ -35205,14 +34801,6 @@
         <w:gridCol w:w="3950"/>
       </w:tblGrid>
       <w:tr>
-        <w:tblPrEx>
-          <w:tblCellMar>
-            <w:top w:w="15" w:type="dxa"/>
-            <w:left w:w="15" w:type="dxa"/>
-            <w:bottom w:w="15" w:type="dxa"/>
-            <w:right w:w="15" w:type="dxa"/>
-          </w:tblCellMar>
-        </w:tblPrEx>
         <w:trPr>
           <w:tblHeader/>
           <w:tblCellSpacing w:w="15" w:type="dxa"/>
@@ -37877,14 +37465,6 @@
         <w:gridCol w:w="4485"/>
       </w:tblGrid>
       <w:tr>
-        <w:tblPrEx>
-          <w:tblCellMar>
-            <w:top w:w="15" w:type="dxa"/>
-            <w:left w:w="15" w:type="dxa"/>
-            <w:bottom w:w="15" w:type="dxa"/>
-            <w:right w:w="15" w:type="dxa"/>
-          </w:tblCellMar>
-        </w:tblPrEx>
         <w:trPr>
           <w:tblHeader/>
           <w:tblCellSpacing w:w="15" w:type="dxa"/>
@@ -38000,14 +37580,6 @@
         </w:tc>
       </w:tr>
       <w:tr>
-        <w:tblPrEx>
-          <w:tblCellMar>
-            <w:top w:w="15" w:type="dxa"/>
-            <w:left w:w="15" w:type="dxa"/>
-            <w:bottom w:w="15" w:type="dxa"/>
-            <w:right w:w="15" w:type="dxa"/>
-          </w:tblCellMar>
-        </w:tblPrEx>
         <w:trPr>
           <w:tblCellSpacing w:w="15" w:type="dxa"/>
         </w:trPr>
@@ -38138,14 +37710,6 @@
         </w:tc>
       </w:tr>
       <w:tr>
-        <w:tblPrEx>
-          <w:tblCellMar>
-            <w:top w:w="15" w:type="dxa"/>
-            <w:left w:w="15" w:type="dxa"/>
-            <w:bottom w:w="15" w:type="dxa"/>
-            <w:right w:w="15" w:type="dxa"/>
-          </w:tblCellMar>
-        </w:tblPrEx>
         <w:trPr>
           <w:tblCellSpacing w:w="15" w:type="dxa"/>
         </w:trPr>
@@ -38357,14 +37921,6 @@
         </w:tc>
       </w:tr>
       <w:tr>
-        <w:tblPrEx>
-          <w:tblCellMar>
-            <w:top w:w="15" w:type="dxa"/>
-            <w:left w:w="15" w:type="dxa"/>
-            <w:bottom w:w="15" w:type="dxa"/>
-            <w:right w:w="15" w:type="dxa"/>
-          </w:tblCellMar>
-        </w:tblPrEx>
         <w:trPr>
           <w:tblCellSpacing w:w="15" w:type="dxa"/>
         </w:trPr>
@@ -38398,6 +37954,82 @@
           <w:p>
             <w:r>
               <w:t>第一周完成需求冻结，重大变更纳入后续版本</w:t>
+            </w:r>
+          </w:p>
+        </w:tc>
+      </w:tr>
+      <w:tr>
+        <w:trPr>
+          <w:tblCellSpacing w:w="15" w:type="dxa"/>
+        </w:trPr>
+        <w:tc>
+          <w:tcPr>
+            <w:tcW w:w="0" w:type="auto"/>
+            <w:vAlign w:val="center"/>
+          </w:tcPr>
+          <w:p>
+            <w:r>
+              <w:t>Excel历史数据质量差</w:t>
+            </w:r>
+          </w:p>
+        </w:tc>
+        <w:tc>
+          <w:tcPr>
+            <w:tcW w:w="0" w:type="auto"/>
+            <w:vAlign w:val="center"/>
+          </w:tcPr>
+          <w:p>
+            <w:r>
+              <w:t>导入失败</w:t>
+            </w:r>
+          </w:p>
+        </w:tc>
+        <w:tc>
+          <w:tcPr>
+            <w:tcW w:w="0" w:type="auto"/>
+            <w:vAlign w:val="center"/>
+          </w:tcPr>
+          <w:p>
+            <w:r>
+              <w:t>编写数据校验程序，提供错误报告</w:t>
+            </w:r>
+          </w:p>
+        </w:tc>
+      </w:tr>
+      <w:tr>
+        <w:trPr>
+          <w:tblCellSpacing w:w="15" w:type="dxa"/>
+        </w:trPr>
+        <w:tc>
+          <w:tcPr>
+            <w:tcW w:w="0" w:type="auto"/>
+            <w:vAlign w:val="center"/>
+          </w:tcPr>
+          <w:p>
+            <w:r>
+              <w:t>开发周期紧张</w:t>
+            </w:r>
+          </w:p>
+        </w:tc>
+        <w:tc>
+          <w:tcPr>
+            <w:tcW w:w="0" w:type="auto"/>
+            <w:vAlign w:val="center"/>
+          </w:tcPr>
+          <w:p>
+            <w:r>
+              <w:t>功能延期</w:t>
+            </w:r>
+          </w:p>
+        </w:tc>
+        <w:tc>
+          <w:tcPr>
+            <w:tcW w:w="0" w:type="auto"/>
+            <w:vAlign w:val="center"/>
+          </w:tcPr>
+          <w:p>
+            <w:r>
+              <w:t>优先完成核心功能，扩展功能后置</w:t>
             </w:r>
           </w:p>
         </w:tc>
@@ -38421,29 +38053,29 @@
           </w:tcPr>
           <w:p>
             <w:r>
-              <w:t>Excel历史数据质量差</w:t>
-            </w:r>
-          </w:p>
-        </w:tc>
-        <w:tc>
-          <w:tcPr>
-            <w:tcW w:w="0" w:type="auto"/>
-            <w:vAlign w:val="center"/>
-          </w:tcPr>
-          <w:p>
-            <w:r>
-              <w:t>导入失败</w:t>
-            </w:r>
-          </w:p>
-        </w:tc>
-        <w:tc>
-          <w:tcPr>
-            <w:tcW w:w="0" w:type="auto"/>
-            <w:vAlign w:val="center"/>
-          </w:tcPr>
-          <w:p>
-            <w:r>
-              <w:t>编写数据校验程序，提供错误报告</w:t>
+              <w:t>权限逻辑复杂</w:t>
+            </w:r>
+          </w:p>
+        </w:tc>
+        <w:tc>
+          <w:tcPr>
+            <w:tcW w:w="0" w:type="auto"/>
+            <w:vAlign w:val="center"/>
+          </w:tcPr>
+          <w:p>
+            <w:r>
+              <w:t>出现越权问题</w:t>
+            </w:r>
+          </w:p>
+        </w:tc>
+        <w:tc>
+          <w:tcPr>
+            <w:tcW w:w="0" w:type="auto"/>
+            <w:vAlign w:val="center"/>
+          </w:tcPr>
+          <w:p>
+            <w:r>
+              <w:t>提前完成RBAC框架及权限测试</w:t>
             </w:r>
           </w:p>
         </w:tc>
@@ -38467,29 +38099,29 @@
           </w:tcPr>
           <w:p>
             <w:r>
-              <w:t>开发周期紧张</w:t>
-            </w:r>
-          </w:p>
-        </w:tc>
-        <w:tc>
-          <w:tcPr>
-            <w:tcW w:w="0" w:type="auto"/>
-            <w:vAlign w:val="center"/>
-          </w:tcPr>
-          <w:p>
-            <w:r>
-              <w:t>功能延期</w:t>
-            </w:r>
-          </w:p>
-        </w:tc>
-        <w:tc>
-          <w:tcPr>
-            <w:tcW w:w="0" w:type="auto"/>
-            <w:vAlign w:val="center"/>
-          </w:tcPr>
-          <w:p>
-            <w:r>
-              <w:t>优先完成核心功能，扩展功能后置</w:t>
+              <w:t>数据量增加</w:t>
+            </w:r>
+          </w:p>
+        </w:tc>
+        <w:tc>
+          <w:tcPr>
+            <w:tcW w:w="0" w:type="auto"/>
+            <w:vAlign w:val="center"/>
+          </w:tcPr>
+          <w:p>
+            <w:r>
+              <w:t>查询性能下降</w:t>
+            </w:r>
+          </w:p>
+        </w:tc>
+        <w:tc>
+          <w:tcPr>
+            <w:tcW w:w="0" w:type="auto"/>
+            <w:vAlign w:val="center"/>
+          </w:tcPr>
+          <w:p>
+            <w:r>
+              <w:t>建立索引，优化SQL，必要时增加缓存</w:t>
             </w:r>
           </w:p>
         </w:tc>
@@ -38513,134 +38145,34 @@
           </w:tcPr>
           <w:p>
             <w:r>
-              <w:t>权限逻辑复杂</w:t>
-            </w:r>
-          </w:p>
-        </w:tc>
-        <w:tc>
-          <w:tcPr>
-            <w:tcW w:w="0" w:type="auto"/>
-            <w:vAlign w:val="center"/>
-          </w:tcPr>
-          <w:p>
-            <w:r>
-              <w:t>出现越权问题</w:t>
-            </w:r>
-          </w:p>
-        </w:tc>
-        <w:tc>
-          <w:tcPr>
-            <w:tcW w:w="0" w:type="auto"/>
-            <w:vAlign w:val="center"/>
-          </w:tcPr>
-          <w:p>
-            <w:r>
-              <w:t>提前完成RBAC框架及权限测试</w:t>
+              <w:t>文件上传失败</w:t>
+            </w:r>
+          </w:p>
+        </w:tc>
+        <w:tc>
+          <w:tcPr>
+            <w:tcW w:w="0" w:type="auto"/>
+            <w:vAlign w:val="center"/>
+          </w:tcPr>
+          <w:p>
+            <w:r>
+              <w:t>影响附件管理</w:t>
+            </w:r>
+          </w:p>
+        </w:tc>
+        <w:tc>
+          <w:tcPr>
+            <w:tcW w:w="0" w:type="auto"/>
+            <w:vAlign w:val="center"/>
+          </w:tcPr>
+          <w:p>
+            <w:r>
+              <w:t>使用MinIO并增加异常重试机制</w:t>
             </w:r>
           </w:p>
         </w:tc>
       </w:tr>
       <w:tr>
-        <w:tblPrEx>
-          <w:tblCellMar>
-            <w:top w:w="15" w:type="dxa"/>
-            <w:left w:w="15" w:type="dxa"/>
-            <w:bottom w:w="15" w:type="dxa"/>
-            <w:right w:w="15" w:type="dxa"/>
-          </w:tblCellMar>
-        </w:tblPrEx>
-        <w:trPr>
-          <w:tblCellSpacing w:w="15" w:type="dxa"/>
-        </w:trPr>
-        <w:tc>
-          <w:tcPr>
-            <w:tcW w:w="0" w:type="auto"/>
-            <w:vAlign w:val="center"/>
-          </w:tcPr>
-          <w:p>
-            <w:r>
-              <w:t>数据量增加</w:t>
-            </w:r>
-          </w:p>
-        </w:tc>
-        <w:tc>
-          <w:tcPr>
-            <w:tcW w:w="0" w:type="auto"/>
-            <w:vAlign w:val="center"/>
-          </w:tcPr>
-          <w:p>
-            <w:r>
-              <w:t>查询性能下降</w:t>
-            </w:r>
-          </w:p>
-        </w:tc>
-        <w:tc>
-          <w:tcPr>
-            <w:tcW w:w="0" w:type="auto"/>
-            <w:vAlign w:val="center"/>
-          </w:tcPr>
-          <w:p>
-            <w:r>
-              <w:t>建立索引，优化SQL，必要时增加缓存</w:t>
-            </w:r>
-          </w:p>
-        </w:tc>
-      </w:tr>
-      <w:tr>
-        <w:tblPrEx>
-          <w:tblCellMar>
-            <w:top w:w="15" w:type="dxa"/>
-            <w:left w:w="15" w:type="dxa"/>
-            <w:bottom w:w="15" w:type="dxa"/>
-            <w:right w:w="15" w:type="dxa"/>
-          </w:tblCellMar>
-        </w:tblPrEx>
-        <w:trPr>
-          <w:tblCellSpacing w:w="15" w:type="dxa"/>
-        </w:trPr>
-        <w:tc>
-          <w:tcPr>
-            <w:tcW w:w="0" w:type="auto"/>
-            <w:vAlign w:val="center"/>
-          </w:tcPr>
-          <w:p>
-            <w:r>
-              <w:t>文件上传失败</w:t>
-            </w:r>
-          </w:p>
-        </w:tc>
-        <w:tc>
-          <w:tcPr>
-            <w:tcW w:w="0" w:type="auto"/>
-            <w:vAlign w:val="center"/>
-          </w:tcPr>
-          <w:p>
-            <w:r>
-              <w:t>影响附件管理</w:t>
-            </w:r>
-          </w:p>
-        </w:tc>
-        <w:tc>
-          <w:tcPr>
-            <w:tcW w:w="0" w:type="auto"/>
-            <w:vAlign w:val="center"/>
-          </w:tcPr>
-          <w:p>
-            <w:r>
-              <w:t>使用MinIO并增加异常重试机制</w:t>
-            </w:r>
-          </w:p>
-        </w:tc>
-      </w:tr>
-      <w:tr>
-        <w:tblPrEx>
-          <w:tblCellMar>
-            <w:top w:w="15" w:type="dxa"/>
-            <w:left w:w="15" w:type="dxa"/>
-            <w:bottom w:w="15" w:type="dxa"/>
-            <w:right w:w="15" w:type="dxa"/>
-          </w:tblCellMar>
-        </w:tblPrEx>
         <w:trPr>
           <w:tblCellSpacing w:w="15" w:type="dxa"/>
         </w:trPr>

--- a/设备管理.docx
+++ b/设备管理.docx
@@ -739,7 +739,7 @@
       </w:r>
       <w:r>
         <w:rPr>
-          <w:rStyle w:val="7"/>
+          <w:rStyle w:val="8"/>
           <w:color w:val="000000"/>
           <w:sz w:val="16"/>
           <w:szCs w:val="16"/>
@@ -758,7 +758,7 @@
       </w:r>
       <w:r>
         <w:rPr>
-          <w:rStyle w:val="7"/>
+          <w:rStyle w:val="8"/>
           <w:color w:val="000000"/>
           <w:sz w:val="16"/>
           <w:szCs w:val="16"/>
@@ -812,7 +812,7 @@
       </w:r>
       <w:r>
         <w:rPr>
-          <w:rStyle w:val="7"/>
+          <w:rStyle w:val="8"/>
           <w:color w:val="000000"/>
           <w:sz w:val="16"/>
           <w:szCs w:val="16"/>
@@ -875,7 +875,7 @@
       </w:r>
       <w:r>
         <w:rPr>
-          <w:rStyle w:val="7"/>
+          <w:rStyle w:val="8"/>
           <w:color w:val="000000"/>
           <w:sz w:val="16"/>
           <w:szCs w:val="16"/>
@@ -938,7 +938,7 @@
       </w:r>
       <w:r>
         <w:rPr>
-          <w:rStyle w:val="7"/>
+          <w:rStyle w:val="8"/>
           <w:color w:val="000000"/>
           <w:sz w:val="16"/>
           <w:szCs w:val="16"/>
@@ -957,7 +957,7 @@
       </w:r>
       <w:r>
         <w:rPr>
-          <w:rStyle w:val="7"/>
+          <w:rStyle w:val="8"/>
           <w:color w:val="000000"/>
           <w:sz w:val="16"/>
           <w:szCs w:val="16"/>
@@ -1146,8 +1146,6 @@
           <w:lang w:val="en-US" w:eastAsia="zh-CN"/>
         </w:rPr>
       </w:pPr>
-      <w:bookmarkStart w:id="0" w:name="_GoBack"/>
-      <w:bookmarkEnd w:id="0"/>
     </w:p>
     <w:p>
       <w:pPr>
@@ -1492,7 +1490,7 @@
             </w:pPr>
             <w:r>
               <w:rPr>
-                <w:rStyle w:val="7"/>
+                <w:rStyle w:val="8"/>
                 <w:rFonts w:ascii="Consolas" w:hAnsi="Consolas" w:eastAsia="Consolas" w:cs="Consolas"/>
                 <w:i w:val="0"/>
                 <w:iCs w:val="0"/>
@@ -1549,7 +1547,7 @@
             </w:pPr>
             <w:r>
               <w:rPr>
-                <w:rStyle w:val="7"/>
+                <w:rStyle w:val="8"/>
                 <w:rFonts w:hint="default" w:ascii="Consolas" w:hAnsi="Consolas" w:eastAsia="Consolas" w:cs="Consolas"/>
                 <w:i w:val="0"/>
                 <w:iCs w:val="0"/>
@@ -1740,7 +1738,7 @@
             </w:pPr>
             <w:r>
               <w:rPr>
-                <w:rStyle w:val="7"/>
+                <w:rStyle w:val="8"/>
                 <w:rFonts w:hint="default" w:ascii="Consolas" w:hAnsi="Consolas" w:eastAsia="Consolas" w:cs="Consolas"/>
                 <w:i w:val="0"/>
                 <w:iCs w:val="0"/>
@@ -1797,7 +1795,7 @@
             </w:pPr>
             <w:r>
               <w:rPr>
-                <w:rStyle w:val="7"/>
+                <w:rStyle w:val="8"/>
                 <w:rFonts w:hint="default" w:ascii="Consolas" w:hAnsi="Consolas" w:eastAsia="Consolas" w:cs="Consolas"/>
                 <w:i w:val="0"/>
                 <w:iCs w:val="0"/>
@@ -1991,7 +1989,7 @@
             </w:pPr>
             <w:r>
               <w:rPr>
-                <w:rStyle w:val="7"/>
+                <w:rStyle w:val="8"/>
                 <w:rFonts w:hint="default" w:ascii="Consolas" w:hAnsi="Consolas" w:eastAsia="Consolas" w:cs="Consolas"/>
                 <w:i w:val="0"/>
                 <w:iCs w:val="0"/>
@@ -2051,7 +2049,7 @@
             </w:pPr>
             <w:r>
               <w:rPr>
-                <w:rStyle w:val="7"/>
+                <w:rStyle w:val="8"/>
                 <w:rFonts w:hint="default" w:ascii="Consolas" w:hAnsi="Consolas" w:eastAsia="Consolas" w:cs="Consolas"/>
                 <w:i w:val="0"/>
                 <w:iCs w:val="0"/>
@@ -3561,7 +3559,7 @@
     </w:p>
     <w:tbl>
       <w:tblPr>
-        <w:tblStyle w:val="5"/>
+        <w:tblStyle w:val="6"/>
         <w:tblW w:w="0" w:type="auto"/>
         <w:tblCellSpacing w:w="15" w:type="dxa"/>
         <w:tblInd w:w="0" w:type="dxa"/>
@@ -5019,7 +5017,7 @@
     </w:p>
     <w:tbl>
       <w:tblPr>
-        <w:tblStyle w:val="5"/>
+        <w:tblStyle w:val="6"/>
         <w:tblW w:w="0" w:type="auto"/>
         <w:tblCellSpacing w:w="15" w:type="dxa"/>
         <w:tblInd w:w="0" w:type="dxa"/>
@@ -10347,7 +10345,7 @@
     </w:p>
     <w:tbl>
       <w:tblPr>
-        <w:tblStyle w:val="5"/>
+        <w:tblStyle w:val="6"/>
         <w:tblW w:w="0" w:type="auto"/>
         <w:tblCellSpacing w:w="15" w:type="dxa"/>
         <w:tblInd w:w="0" w:type="dxa"/>
@@ -11133,7 +11131,7 @@
     </w:p>
     <w:tbl>
       <w:tblPr>
-        <w:tblStyle w:val="5"/>
+        <w:tblStyle w:val="6"/>
         <w:tblW w:w="0" w:type="auto"/>
         <w:tblCellSpacing w:w="15" w:type="dxa"/>
         <w:tblInd w:w="0" w:type="dxa"/>
@@ -11713,7 +11711,7 @@
     </w:p>
     <w:tbl>
       <w:tblPr>
-        <w:tblStyle w:val="5"/>
+        <w:tblStyle w:val="6"/>
         <w:tblW w:w="0" w:type="auto"/>
         <w:tblCellSpacing w:w="15" w:type="dxa"/>
         <w:tblInd w:w="0" w:type="dxa"/>
@@ -12220,7 +12218,7 @@
     </w:p>
     <w:tbl>
       <w:tblPr>
-        <w:tblStyle w:val="5"/>
+        <w:tblStyle w:val="6"/>
         <w:tblW w:w="0" w:type="auto"/>
         <w:tblCellSpacing w:w="15" w:type="dxa"/>
         <w:tblInd w:w="0" w:type="dxa"/>
@@ -13021,14 +13019,6 @@
         </w:tc>
       </w:tr>
       <w:tr>
-        <w:tblPrEx>
-          <w:tblCellMar>
-            <w:top w:w="15" w:type="dxa"/>
-            <w:left w:w="15" w:type="dxa"/>
-            <w:bottom w:w="15" w:type="dxa"/>
-            <w:right w:w="15" w:type="dxa"/>
-          </w:tblCellMar>
-        </w:tblPrEx>
         <w:trPr>
           <w:tblCellSpacing w:w="15" w:type="dxa"/>
         </w:trPr>
@@ -17145,7 +17135,7 @@
     </w:p>
     <w:tbl>
       <w:tblPr>
-        <w:tblStyle w:val="5"/>
+        <w:tblStyle w:val="6"/>
         <w:tblW w:w="0" w:type="auto"/>
         <w:tblCellSpacing w:w="15" w:type="dxa"/>
         <w:tblInd w:w="0" w:type="dxa"/>
@@ -17162,6 +17152,14 @@
         <w:gridCol w:w="3939"/>
       </w:tblGrid>
       <w:tr>
+        <w:tblPrEx>
+          <w:tblCellMar>
+            <w:top w:w="15" w:type="dxa"/>
+            <w:left w:w="15" w:type="dxa"/>
+            <w:bottom w:w="15" w:type="dxa"/>
+            <w:right w:w="15" w:type="dxa"/>
+          </w:tblCellMar>
+        </w:tblPrEx>
         <w:trPr>
           <w:tblHeader/>
           <w:tblCellSpacing w:w="15" w:type="dxa"/>
@@ -17681,7 +17679,7 @@
     </w:p>
     <w:tbl>
       <w:tblPr>
-        <w:tblStyle w:val="5"/>
+        <w:tblStyle w:val="6"/>
         <w:tblW w:w="0" w:type="auto"/>
         <w:tblCellSpacing w:w="15" w:type="dxa"/>
         <w:tblInd w:w="0" w:type="dxa"/>
@@ -17698,6 +17696,14 @@
         <w:gridCol w:w="2055"/>
       </w:tblGrid>
       <w:tr>
+        <w:tblPrEx>
+          <w:tblCellMar>
+            <w:top w:w="15" w:type="dxa"/>
+            <w:left w:w="15" w:type="dxa"/>
+            <w:bottom w:w="15" w:type="dxa"/>
+            <w:right w:w="15" w:type="dxa"/>
+          </w:tblCellMar>
+        </w:tblPrEx>
         <w:trPr>
           <w:tblHeader/>
           <w:tblCellSpacing w:w="15" w:type="dxa"/>
@@ -18278,7 +18284,7 @@
     </w:p>
     <w:tbl>
       <w:tblPr>
-        <w:tblStyle w:val="5"/>
+        <w:tblStyle w:val="6"/>
         <w:tblW w:w="0" w:type="auto"/>
         <w:tblCellSpacing w:w="15" w:type="dxa"/>
         <w:tblInd w:w="0" w:type="dxa"/>
@@ -18603,7 +18609,7 @@
     </w:p>
     <w:tbl>
       <w:tblPr>
-        <w:tblStyle w:val="5"/>
+        <w:tblStyle w:val="6"/>
         <w:tblW w:w="0" w:type="auto"/>
         <w:tblCellSpacing w:w="15" w:type="dxa"/>
         <w:tblInd w:w="0" w:type="dxa"/>
@@ -21106,7 +21112,7 @@
     </w:p>
     <w:tbl>
       <w:tblPr>
-        <w:tblStyle w:val="5"/>
+        <w:tblStyle w:val="6"/>
         <w:tblW w:w="0" w:type="auto"/>
         <w:tblCellSpacing w:w="15" w:type="dxa"/>
         <w:tblInd w:w="0" w:type="dxa"/>
@@ -22310,7 +22316,7 @@
     </w:p>
     <w:tbl>
       <w:tblPr>
-        <w:tblStyle w:val="5"/>
+        <w:tblStyle w:val="6"/>
         <w:tblW w:w="0" w:type="auto"/>
         <w:tblCellSpacing w:w="15" w:type="dxa"/>
         <w:tblInd w:w="0" w:type="dxa"/>
@@ -22575,7 +22581,7 @@
     </w:p>
     <w:tbl>
       <w:tblPr>
-        <w:tblStyle w:val="5"/>
+        <w:tblStyle w:val="6"/>
         <w:tblW w:w="0" w:type="auto"/>
         <w:tblCellSpacing w:w="15" w:type="dxa"/>
         <w:tblInd w:w="0" w:type="dxa"/>
@@ -24681,7 +24687,7 @@
     </w:p>
     <w:tbl>
       <w:tblPr>
-        <w:tblStyle w:val="5"/>
+        <w:tblStyle w:val="6"/>
         <w:tblW w:w="0" w:type="auto"/>
         <w:tblCellSpacing w:w="15" w:type="dxa"/>
         <w:tblInd w:w="0" w:type="dxa"/>
@@ -24698,6 +24704,14 @@
         <w:gridCol w:w="4368"/>
       </w:tblGrid>
       <w:tr>
+        <w:tblPrEx>
+          <w:tblCellMar>
+            <w:top w:w="15" w:type="dxa"/>
+            <w:left w:w="15" w:type="dxa"/>
+            <w:bottom w:w="15" w:type="dxa"/>
+            <w:right w:w="15" w:type="dxa"/>
+          </w:tblCellMar>
+        </w:tblPrEx>
         <w:trPr>
           <w:tblHeader/>
           <w:tblCellSpacing w:w="15" w:type="dxa"/>
@@ -24741,33 +24755,6 @@
                 <w:bCs/>
               </w:rPr>
               <w:t>配置要求</w:t>
-            </w:r>
-          </w:p>
-        </w:tc>
-      </w:tr>
-      <w:tr>
-        <w:trPr>
-          <w:tblCellSpacing w:w="15" w:type="dxa"/>
-        </w:trPr>
-        <w:tc>
-          <w:tcPr>
-            <w:tcW w:w="0" w:type="auto"/>
-            <w:vAlign w:val="center"/>
-          </w:tcPr>
-          <w:p>
-            <w:r>
-              <w:t>登录认证</w:t>
-            </w:r>
-          </w:p>
-        </w:tc>
-        <w:tc>
-          <w:tcPr>
-            <w:tcW w:w="0" w:type="auto"/>
-            <w:vAlign w:val="center"/>
-          </w:tcPr>
-          <w:p>
-            <w:r>
-              <w:t>JWT + BCrypt</w:t>
             </w:r>
           </w:p>
         </w:tc>
@@ -24791,18 +24778,18 @@
           </w:tcPr>
           <w:p>
             <w:r>
-              <w:t>HTTPS</w:t>
-            </w:r>
-          </w:p>
-        </w:tc>
-        <w:tc>
-          <w:tcPr>
-            <w:tcW w:w="0" w:type="auto"/>
-            <w:vAlign w:val="center"/>
-          </w:tcPr>
-          <w:p>
-            <w:r>
-              <w:t>必须启用</w:t>
+              <w:t>登录认证</w:t>
+            </w:r>
+          </w:p>
+        </w:tc>
+        <w:tc>
+          <w:tcPr>
+            <w:tcW w:w="0" w:type="auto"/>
+            <w:vAlign w:val="center"/>
+          </w:tcPr>
+          <w:p>
+            <w:r>
+              <w:t>JWT + BCrypt</w:t>
             </w:r>
           </w:p>
         </w:tc>
@@ -24826,18 +24813,18 @@
           </w:tcPr>
           <w:p>
             <w:r>
-              <w:t>Token有效期</w:t>
-            </w:r>
-          </w:p>
-        </w:tc>
-        <w:tc>
-          <w:tcPr>
-            <w:tcW w:w="0" w:type="auto"/>
-            <w:vAlign w:val="center"/>
-          </w:tcPr>
-          <w:p>
-            <w:r>
-              <w:t>8小时</w:t>
+              <w:t>HTTPS</w:t>
+            </w:r>
+          </w:p>
+        </w:tc>
+        <w:tc>
+          <w:tcPr>
+            <w:tcW w:w="0" w:type="auto"/>
+            <w:vAlign w:val="center"/>
+          </w:tcPr>
+          <w:p>
+            <w:r>
+              <w:t>必须启用</w:t>
             </w:r>
           </w:p>
         </w:tc>
@@ -24861,18 +24848,18 @@
           </w:tcPr>
           <w:p>
             <w:r>
-              <w:t>登录失败锁定</w:t>
-            </w:r>
-          </w:p>
-        </w:tc>
-        <w:tc>
-          <w:tcPr>
-            <w:tcW w:w="0" w:type="auto"/>
-            <w:vAlign w:val="center"/>
-          </w:tcPr>
-          <w:p>
-            <w:r>
-              <w:t>连续5次失败锁定30分钟</w:t>
+              <w:t>Token有效期</w:t>
+            </w:r>
+          </w:p>
+        </w:tc>
+        <w:tc>
+          <w:tcPr>
+            <w:tcW w:w="0" w:type="auto"/>
+            <w:vAlign w:val="center"/>
+          </w:tcPr>
+          <w:p>
+            <w:r>
+              <w:t>8小时</w:t>
             </w:r>
           </w:p>
         </w:tc>
@@ -24896,18 +24883,18 @@
           </w:tcPr>
           <w:p>
             <w:r>
-              <w:t>SQL防护</w:t>
-            </w:r>
-          </w:p>
-        </w:tc>
-        <w:tc>
-          <w:tcPr>
-            <w:tcW w:w="0" w:type="auto"/>
-            <w:vAlign w:val="center"/>
-          </w:tcPr>
-          <w:p>
-            <w:r>
-              <w:t>参数化查询（MyBatis Plus）</w:t>
+              <w:t>登录失败锁定</w:t>
+            </w:r>
+          </w:p>
+        </w:tc>
+        <w:tc>
+          <w:tcPr>
+            <w:tcW w:w="0" w:type="auto"/>
+            <w:vAlign w:val="center"/>
+          </w:tcPr>
+          <w:p>
+            <w:r>
+              <w:t>连续5次失败锁定30分钟</w:t>
             </w:r>
           </w:p>
         </w:tc>
@@ -24931,18 +24918,18 @@
           </w:tcPr>
           <w:p>
             <w:r>
-              <w:t>XSS防护</w:t>
-            </w:r>
-          </w:p>
-        </w:tc>
-        <w:tc>
-          <w:tcPr>
-            <w:tcW w:w="0" w:type="auto"/>
-            <w:vAlign w:val="center"/>
-          </w:tcPr>
-          <w:p>
-            <w:r>
-              <w:t>输入过滤 + 输出转义</w:t>
+              <w:t>SQL防护</w:t>
+            </w:r>
+          </w:p>
+        </w:tc>
+        <w:tc>
+          <w:tcPr>
+            <w:tcW w:w="0" w:type="auto"/>
+            <w:vAlign w:val="center"/>
+          </w:tcPr>
+          <w:p>
+            <w:r>
+              <w:t>参数化查询（MyBatis Plus）</w:t>
             </w:r>
           </w:p>
         </w:tc>
@@ -24966,18 +24953,18 @@
           </w:tcPr>
           <w:p>
             <w:r>
-              <w:t>CSRF防护</w:t>
-            </w:r>
-          </w:p>
-        </w:tc>
-        <w:tc>
-          <w:tcPr>
-            <w:tcW w:w="0" w:type="auto"/>
-            <w:vAlign w:val="center"/>
-          </w:tcPr>
-          <w:p>
-            <w:r>
-              <w:t>使用JWT后可关闭传统CSRF，前后端统一鉴权</w:t>
+              <w:t>XSS防护</w:t>
+            </w:r>
+          </w:p>
+        </w:tc>
+        <w:tc>
+          <w:tcPr>
+            <w:tcW w:w="0" w:type="auto"/>
+            <w:vAlign w:val="center"/>
+          </w:tcPr>
+          <w:p>
+            <w:r>
+              <w:t>输入过滤 + 输出转义</w:t>
             </w:r>
           </w:p>
         </w:tc>
@@ -25001,18 +24988,18 @@
           </w:tcPr>
           <w:p>
             <w:r>
-              <w:t>文件上传</w:t>
-            </w:r>
-          </w:p>
-        </w:tc>
-        <w:tc>
-          <w:tcPr>
-            <w:tcW w:w="0" w:type="auto"/>
-            <w:vAlign w:val="center"/>
-          </w:tcPr>
-          <w:p>
-            <w:r>
-              <w:t>白名单类型、大小限制、随机文件名</w:t>
+              <w:t>CSRF防护</w:t>
+            </w:r>
+          </w:p>
+        </w:tc>
+        <w:tc>
+          <w:tcPr>
+            <w:tcW w:w="0" w:type="auto"/>
+            <w:vAlign w:val="center"/>
+          </w:tcPr>
+          <w:p>
+            <w:r>
+              <w:t>使用JWT后可关闭传统CSRF，前后端统一鉴权</w:t>
             </w:r>
           </w:p>
         </w:tc>
@@ -25036,18 +25023,18 @@
           </w:tcPr>
           <w:p>
             <w:r>
-              <w:t>数据删除</w:t>
-            </w:r>
-          </w:p>
-        </w:tc>
-        <w:tc>
-          <w:tcPr>
-            <w:tcW w:w="0" w:type="auto"/>
-            <w:vAlign w:val="center"/>
-          </w:tcPr>
-          <w:p>
-            <w:r>
-              <w:t>逻辑删除</w:t>
+              <w:t>文件上传</w:t>
+            </w:r>
+          </w:p>
+        </w:tc>
+        <w:tc>
+          <w:tcPr>
+            <w:tcW w:w="0" w:type="auto"/>
+            <w:vAlign w:val="center"/>
+          </w:tcPr>
+          <w:p>
+            <w:r>
+              <w:t>白名单类型、大小限制、随机文件名</w:t>
             </w:r>
           </w:p>
         </w:tc>
@@ -25071,18 +25058,18 @@
           </w:tcPr>
           <w:p>
             <w:r>
-              <w:t>审计日志</w:t>
-            </w:r>
-          </w:p>
-        </w:tc>
-        <w:tc>
-          <w:tcPr>
-            <w:tcW w:w="0" w:type="auto"/>
-            <w:vAlign w:val="center"/>
-          </w:tcPr>
-          <w:p>
-            <w:r>
-              <w:t>永久保留（按单位策略归档）</w:t>
+              <w:t>数据删除</w:t>
+            </w:r>
+          </w:p>
+        </w:tc>
+        <w:tc>
+          <w:tcPr>
+            <w:tcW w:w="0" w:type="auto"/>
+            <w:vAlign w:val="center"/>
+          </w:tcPr>
+          <w:p>
+            <w:r>
+              <w:t>逻辑删除</w:t>
             </w:r>
           </w:p>
         </w:tc>
@@ -25106,18 +25093,18 @@
           </w:tcPr>
           <w:p>
             <w:r>
-              <w:t>数据备份</w:t>
-            </w:r>
-          </w:p>
-        </w:tc>
-        <w:tc>
-          <w:tcPr>
-            <w:tcW w:w="0" w:type="auto"/>
-            <w:vAlign w:val="center"/>
-          </w:tcPr>
-          <w:p>
-            <w:r>
-              <w:t>每日自动备份</w:t>
+              <w:t>审计日志</w:t>
+            </w:r>
+          </w:p>
+        </w:tc>
+        <w:tc>
+          <w:tcPr>
+            <w:tcW w:w="0" w:type="auto"/>
+            <w:vAlign w:val="center"/>
+          </w:tcPr>
+          <w:p>
+            <w:r>
+              <w:t>永久保留（按单位策略归档）</w:t>
             </w:r>
           </w:p>
         </w:tc>
@@ -25141,18 +25128,18 @@
           </w:tcPr>
           <w:p>
             <w:r>
-              <w:t>数据库账号</w:t>
-            </w:r>
-          </w:p>
-        </w:tc>
-        <w:tc>
-          <w:tcPr>
-            <w:tcW w:w="0" w:type="auto"/>
-            <w:vAlign w:val="center"/>
-          </w:tcPr>
-          <w:p>
-            <w:r>
-              <w:t>最小权限原则</w:t>
+              <w:t>数据备份</w:t>
+            </w:r>
+          </w:p>
+        </w:tc>
+        <w:tc>
+          <w:tcPr>
+            <w:tcW w:w="0" w:type="auto"/>
+            <w:vAlign w:val="center"/>
+          </w:tcPr>
+          <w:p>
+            <w:r>
+              <w:t>每日自动备份</w:t>
             </w:r>
           </w:p>
         </w:tc>
@@ -25176,18 +25163,18 @@
           </w:tcPr>
           <w:p>
             <w:r>
-              <w:t>权限模型</w:t>
-            </w:r>
-          </w:p>
-        </w:tc>
-        <w:tc>
-          <w:tcPr>
-            <w:tcW w:w="0" w:type="auto"/>
-            <w:vAlign w:val="center"/>
-          </w:tcPr>
-          <w:p>
-            <w:r>
-              <w:t>RBAC + 数据权限</w:t>
+              <w:t>数据库账号</w:t>
+            </w:r>
+          </w:p>
+        </w:tc>
+        <w:tc>
+          <w:tcPr>
+            <w:tcW w:w="0" w:type="auto"/>
+            <w:vAlign w:val="center"/>
+          </w:tcPr>
+          <w:p>
+            <w:r>
+              <w:t>最小权限原则</w:t>
             </w:r>
           </w:p>
         </w:tc>
@@ -25211,6 +25198,41 @@
           </w:tcPr>
           <w:p>
             <w:r>
+              <w:t>权限模型</w:t>
+            </w:r>
+          </w:p>
+        </w:tc>
+        <w:tc>
+          <w:tcPr>
+            <w:tcW w:w="0" w:type="auto"/>
+            <w:vAlign w:val="center"/>
+          </w:tcPr>
+          <w:p>
+            <w:r>
+              <w:t>RBAC + 数据权限</w:t>
+            </w:r>
+          </w:p>
+        </w:tc>
+      </w:tr>
+      <w:tr>
+        <w:tblPrEx>
+          <w:tblCellMar>
+            <w:top w:w="15" w:type="dxa"/>
+            <w:left w:w="15" w:type="dxa"/>
+            <w:bottom w:w="15" w:type="dxa"/>
+            <w:right w:w="15" w:type="dxa"/>
+          </w:tblCellMar>
+        </w:tblPrEx>
+        <w:trPr>
+          <w:tblCellSpacing w:w="15" w:type="dxa"/>
+        </w:trPr>
+        <w:tc>
+          <w:tcPr>
+            <w:tcW w:w="0" w:type="auto"/>
+            <w:vAlign w:val="center"/>
+          </w:tcPr>
+          <w:p>
+            <w:r>
               <w:t>数据完整性</w:t>
             </w:r>
           </w:p>
@@ -26065,7 +26087,7 @@
     </w:p>
     <w:tbl>
       <w:tblPr>
-        <w:tblStyle w:val="5"/>
+        <w:tblStyle w:val="6"/>
         <w:tblW w:w="0" w:type="auto"/>
         <w:tblCellSpacing w:w="15" w:type="dxa"/>
         <w:tblInd w:w="0" w:type="dxa"/>
@@ -26450,7 +26472,7 @@
     </w:p>
     <w:tbl>
       <w:tblPr>
-        <w:tblStyle w:val="5"/>
+        <w:tblStyle w:val="6"/>
         <w:tblW w:w="0" w:type="auto"/>
         <w:tblCellSpacing w:w="15" w:type="dxa"/>
         <w:tblInd w:w="0" w:type="dxa"/>
@@ -26822,7 +26844,7 @@
     </w:p>
     <w:tbl>
       <w:tblPr>
-        <w:tblStyle w:val="5"/>
+        <w:tblStyle w:val="6"/>
         <w:tblW w:w="0" w:type="auto"/>
         <w:tblCellSpacing w:w="15" w:type="dxa"/>
         <w:tblInd w:w="0" w:type="dxa"/>
@@ -27042,7 +27064,7 @@
     </w:p>
     <w:tbl>
       <w:tblPr>
-        <w:tblStyle w:val="5"/>
+        <w:tblStyle w:val="6"/>
         <w:tblW w:w="0" w:type="auto"/>
         <w:tblCellSpacing w:w="15" w:type="dxa"/>
         <w:tblInd w:w="0" w:type="dxa"/>
@@ -27821,7 +27843,7 @@
     </w:p>
     <w:tbl>
       <w:tblPr>
-        <w:tblStyle w:val="5"/>
+        <w:tblStyle w:val="6"/>
         <w:tblW w:w="0" w:type="auto"/>
         <w:tblCellSpacing w:w="15" w:type="dxa"/>
         <w:tblInd w:w="0" w:type="dxa"/>
@@ -27838,14 +27860,6 @@
         <w:gridCol w:w="2490"/>
       </w:tblGrid>
       <w:tr>
-        <w:tblPrEx>
-          <w:tblCellMar>
-            <w:top w:w="15" w:type="dxa"/>
-            <w:left w:w="15" w:type="dxa"/>
-            <w:bottom w:w="15" w:type="dxa"/>
-            <w:right w:w="15" w:type="dxa"/>
-          </w:tblCellMar>
-        </w:tblPrEx>
         <w:trPr>
           <w:tblHeader/>
           <w:tblCellSpacing w:w="15" w:type="dxa"/>
@@ -29392,7 +29406,7 @@
     </w:p>
     <w:tbl>
       <w:tblPr>
-        <w:tblStyle w:val="5"/>
+        <w:tblStyle w:val="6"/>
         <w:tblW w:w="0" w:type="auto"/>
         <w:tblCellSpacing w:w="15" w:type="dxa"/>
         <w:tblInd w:w="0" w:type="dxa"/>
@@ -29887,7 +29901,7 @@
     </w:p>
     <w:tbl>
       <w:tblPr>
-        <w:tblStyle w:val="5"/>
+        <w:tblStyle w:val="6"/>
         <w:tblW w:w="0" w:type="auto"/>
         <w:tblCellSpacing w:w="15" w:type="dxa"/>
         <w:tblInd w:w="0" w:type="dxa"/>
@@ -30620,7 +30634,7 @@
     </w:p>
     <w:tbl>
       <w:tblPr>
-        <w:tblStyle w:val="5"/>
+        <w:tblStyle w:val="6"/>
         <w:tblW w:w="0" w:type="auto"/>
         <w:tblCellSpacing w:w="15" w:type="dxa"/>
         <w:tblInd w:w="0" w:type="dxa"/>
@@ -30728,6 +30742,14 @@
         </w:tc>
       </w:tr>
       <w:tr>
+        <w:tblPrEx>
+          <w:tblCellMar>
+            <w:top w:w="15" w:type="dxa"/>
+            <w:left w:w="15" w:type="dxa"/>
+            <w:bottom w:w="15" w:type="dxa"/>
+            <w:right w:w="15" w:type="dxa"/>
+          </w:tblCellMar>
+        </w:tblPrEx>
         <w:trPr>
           <w:tblCellSpacing w:w="15" w:type="dxa"/>
         </w:trPr>
@@ -32961,7 +32983,7 @@
     </w:p>
     <w:tbl>
       <w:tblPr>
-        <w:tblStyle w:val="5"/>
+        <w:tblStyle w:val="6"/>
         <w:tblW w:w="0" w:type="auto"/>
         <w:tblCellSpacing w:w="15" w:type="dxa"/>
         <w:tblInd w:w="0" w:type="dxa"/>
@@ -33948,7 +33970,7 @@
     </w:p>
     <w:tbl>
       <w:tblPr>
-        <w:tblStyle w:val="5"/>
+        <w:tblStyle w:val="6"/>
         <w:tblW w:w="0" w:type="auto"/>
         <w:tblCellSpacing w:w="15" w:type="dxa"/>
         <w:tblInd w:w="0" w:type="dxa"/>
@@ -34289,7 +34311,7 @@
     </w:p>
     <w:tbl>
       <w:tblPr>
-        <w:tblStyle w:val="5"/>
+        <w:tblStyle w:val="6"/>
         <w:tblW w:w="0" w:type="auto"/>
         <w:tblCellSpacing w:w="15" w:type="dxa"/>
         <w:tblInd w:w="0" w:type="dxa"/>
@@ -34306,14 +34328,6 @@
         <w:gridCol w:w="3645"/>
       </w:tblGrid>
       <w:tr>
-        <w:tblPrEx>
-          <w:tblCellMar>
-            <w:top w:w="15" w:type="dxa"/>
-            <w:left w:w="15" w:type="dxa"/>
-            <w:bottom w:w="15" w:type="dxa"/>
-            <w:right w:w="15" w:type="dxa"/>
-          </w:tblCellMar>
-        </w:tblPrEx>
         <w:trPr>
           <w:tblHeader/>
           <w:tblCellSpacing w:w="15" w:type="dxa"/>
@@ -34784,7 +34798,7 @@
     </w:p>
     <w:tbl>
       <w:tblPr>
-        <w:tblStyle w:val="5"/>
+        <w:tblStyle w:val="6"/>
         <w:tblW w:w="0" w:type="auto"/>
         <w:tblCellSpacing w:w="15" w:type="dxa"/>
         <w:tblInd w:w="0" w:type="dxa"/>
@@ -34801,6 +34815,14 @@
         <w:gridCol w:w="3950"/>
       </w:tblGrid>
       <w:tr>
+        <w:tblPrEx>
+          <w:tblCellMar>
+            <w:top w:w="15" w:type="dxa"/>
+            <w:left w:w="15" w:type="dxa"/>
+            <w:bottom w:w="15" w:type="dxa"/>
+            <w:right w:w="15" w:type="dxa"/>
+          </w:tblCellMar>
+        </w:tblPrEx>
         <w:trPr>
           <w:tblHeader/>
           <w:tblCellSpacing w:w="15" w:type="dxa"/>
@@ -35459,7 +35481,7 @@
     </w:p>
     <w:tbl>
       <w:tblPr>
-        <w:tblStyle w:val="5"/>
+        <w:tblStyle w:val="6"/>
         <w:tblW w:w="0" w:type="auto"/>
         <w:tblCellSpacing w:w="15" w:type="dxa"/>
         <w:tblInd w:w="0" w:type="dxa"/>
@@ -35872,7 +35894,7 @@
     </w:p>
     <w:tbl>
       <w:tblPr>
-        <w:tblStyle w:val="5"/>
+        <w:tblStyle w:val="6"/>
         <w:tblW w:w="0" w:type="auto"/>
         <w:tblCellSpacing w:w="15" w:type="dxa"/>
         <w:tblInd w:w="0" w:type="dxa"/>
@@ -37447,7 +37469,7 @@
     </w:p>
     <w:tbl>
       <w:tblPr>
-        <w:tblStyle w:val="5"/>
+        <w:tblStyle w:val="6"/>
         <w:tblW w:w="0" w:type="auto"/>
         <w:tblCellSpacing w:w="15" w:type="dxa"/>
         <w:tblInd w:w="0" w:type="dxa"/>
@@ -37465,6 +37487,14 @@
         <w:gridCol w:w="4485"/>
       </w:tblGrid>
       <w:tr>
+        <w:tblPrEx>
+          <w:tblCellMar>
+            <w:top w:w="15" w:type="dxa"/>
+            <w:left w:w="15" w:type="dxa"/>
+            <w:bottom w:w="15" w:type="dxa"/>
+            <w:right w:w="15" w:type="dxa"/>
+          </w:tblCellMar>
+        </w:tblPrEx>
         <w:trPr>
           <w:tblHeader/>
           <w:tblCellSpacing w:w="15" w:type="dxa"/>
@@ -37580,6 +37610,14 @@
         </w:tc>
       </w:tr>
       <w:tr>
+        <w:tblPrEx>
+          <w:tblCellMar>
+            <w:top w:w="15" w:type="dxa"/>
+            <w:left w:w="15" w:type="dxa"/>
+            <w:bottom w:w="15" w:type="dxa"/>
+            <w:right w:w="15" w:type="dxa"/>
+          </w:tblCellMar>
+        </w:tblPrEx>
         <w:trPr>
           <w:tblCellSpacing w:w="15" w:type="dxa"/>
         </w:trPr>
@@ -37710,6 +37748,14 @@
         </w:tc>
       </w:tr>
       <w:tr>
+        <w:tblPrEx>
+          <w:tblCellMar>
+            <w:top w:w="15" w:type="dxa"/>
+            <w:left w:w="15" w:type="dxa"/>
+            <w:bottom w:w="15" w:type="dxa"/>
+            <w:right w:w="15" w:type="dxa"/>
+          </w:tblCellMar>
+        </w:tblPrEx>
         <w:trPr>
           <w:tblCellSpacing w:w="15" w:type="dxa"/>
         </w:trPr>
@@ -37826,7 +37872,7 @@
     </w:p>
     <w:tbl>
       <w:tblPr>
-        <w:tblStyle w:val="5"/>
+        <w:tblStyle w:val="6"/>
         <w:tblW w:w="0" w:type="auto"/>
         <w:tblCellSpacing w:w="15" w:type="dxa"/>
         <w:tblInd w:w="0" w:type="dxa"/>
@@ -37921,6 +37967,14 @@
         </w:tc>
       </w:tr>
       <w:tr>
+        <w:tblPrEx>
+          <w:tblCellMar>
+            <w:top w:w="15" w:type="dxa"/>
+            <w:left w:w="15" w:type="dxa"/>
+            <w:bottom w:w="15" w:type="dxa"/>
+            <w:right w:w="15" w:type="dxa"/>
+          </w:tblCellMar>
+        </w:tblPrEx>
         <w:trPr>
           <w:tblCellSpacing w:w="15" w:type="dxa"/>
         </w:trPr>
@@ -37954,82 +38008,6 @@
           <w:p>
             <w:r>
               <w:t>第一周完成需求冻结，重大变更纳入后续版本</w:t>
-            </w:r>
-          </w:p>
-        </w:tc>
-      </w:tr>
-      <w:tr>
-        <w:trPr>
-          <w:tblCellSpacing w:w="15" w:type="dxa"/>
-        </w:trPr>
-        <w:tc>
-          <w:tcPr>
-            <w:tcW w:w="0" w:type="auto"/>
-            <w:vAlign w:val="center"/>
-          </w:tcPr>
-          <w:p>
-            <w:r>
-              <w:t>Excel历史数据质量差</w:t>
-            </w:r>
-          </w:p>
-        </w:tc>
-        <w:tc>
-          <w:tcPr>
-            <w:tcW w:w="0" w:type="auto"/>
-            <w:vAlign w:val="center"/>
-          </w:tcPr>
-          <w:p>
-            <w:r>
-              <w:t>导入失败</w:t>
-            </w:r>
-          </w:p>
-        </w:tc>
-        <w:tc>
-          <w:tcPr>
-            <w:tcW w:w="0" w:type="auto"/>
-            <w:vAlign w:val="center"/>
-          </w:tcPr>
-          <w:p>
-            <w:r>
-              <w:t>编写数据校验程序，提供错误报告</w:t>
-            </w:r>
-          </w:p>
-        </w:tc>
-      </w:tr>
-      <w:tr>
-        <w:trPr>
-          <w:tblCellSpacing w:w="15" w:type="dxa"/>
-        </w:trPr>
-        <w:tc>
-          <w:tcPr>
-            <w:tcW w:w="0" w:type="auto"/>
-            <w:vAlign w:val="center"/>
-          </w:tcPr>
-          <w:p>
-            <w:r>
-              <w:t>开发周期紧张</w:t>
-            </w:r>
-          </w:p>
-        </w:tc>
-        <w:tc>
-          <w:tcPr>
-            <w:tcW w:w="0" w:type="auto"/>
-            <w:vAlign w:val="center"/>
-          </w:tcPr>
-          <w:p>
-            <w:r>
-              <w:t>功能延期</w:t>
-            </w:r>
-          </w:p>
-        </w:tc>
-        <w:tc>
-          <w:tcPr>
-            <w:tcW w:w="0" w:type="auto"/>
-            <w:vAlign w:val="center"/>
-          </w:tcPr>
-          <w:p>
-            <w:r>
-              <w:t>优先完成核心功能，扩展功能后置</w:t>
             </w:r>
           </w:p>
         </w:tc>
@@ -38053,29 +38031,29 @@
           </w:tcPr>
           <w:p>
             <w:r>
-              <w:t>权限逻辑复杂</w:t>
-            </w:r>
-          </w:p>
-        </w:tc>
-        <w:tc>
-          <w:tcPr>
-            <w:tcW w:w="0" w:type="auto"/>
-            <w:vAlign w:val="center"/>
-          </w:tcPr>
-          <w:p>
-            <w:r>
-              <w:t>出现越权问题</w:t>
-            </w:r>
-          </w:p>
-        </w:tc>
-        <w:tc>
-          <w:tcPr>
-            <w:tcW w:w="0" w:type="auto"/>
-            <w:vAlign w:val="center"/>
-          </w:tcPr>
-          <w:p>
-            <w:r>
-              <w:t>提前完成RBAC框架及权限测试</w:t>
+              <w:t>Excel历史数据质量差</w:t>
+            </w:r>
+          </w:p>
+        </w:tc>
+        <w:tc>
+          <w:tcPr>
+            <w:tcW w:w="0" w:type="auto"/>
+            <w:vAlign w:val="center"/>
+          </w:tcPr>
+          <w:p>
+            <w:r>
+              <w:t>导入失败</w:t>
+            </w:r>
+          </w:p>
+        </w:tc>
+        <w:tc>
+          <w:tcPr>
+            <w:tcW w:w="0" w:type="auto"/>
+            <w:vAlign w:val="center"/>
+          </w:tcPr>
+          <w:p>
+            <w:r>
+              <w:t>编写数据校验程序，提供错误报告</w:t>
             </w:r>
           </w:p>
         </w:tc>
@@ -38099,29 +38077,29 @@
           </w:tcPr>
           <w:p>
             <w:r>
-              <w:t>数据量增加</w:t>
-            </w:r>
-          </w:p>
-        </w:tc>
-        <w:tc>
-          <w:tcPr>
-            <w:tcW w:w="0" w:type="auto"/>
-            <w:vAlign w:val="center"/>
-          </w:tcPr>
-          <w:p>
-            <w:r>
-              <w:t>查询性能下降</w:t>
-            </w:r>
-          </w:p>
-        </w:tc>
-        <w:tc>
-          <w:tcPr>
-            <w:tcW w:w="0" w:type="auto"/>
-            <w:vAlign w:val="center"/>
-          </w:tcPr>
-          <w:p>
-            <w:r>
-              <w:t>建立索引，优化SQL，必要时增加缓存</w:t>
+              <w:t>开发周期紧张</w:t>
+            </w:r>
+          </w:p>
+        </w:tc>
+        <w:tc>
+          <w:tcPr>
+            <w:tcW w:w="0" w:type="auto"/>
+            <w:vAlign w:val="center"/>
+          </w:tcPr>
+          <w:p>
+            <w:r>
+              <w:t>功能延期</w:t>
+            </w:r>
+          </w:p>
+        </w:tc>
+        <w:tc>
+          <w:tcPr>
+            <w:tcW w:w="0" w:type="auto"/>
+            <w:vAlign w:val="center"/>
+          </w:tcPr>
+          <w:p>
+            <w:r>
+              <w:t>优先完成核心功能，扩展功能后置</w:t>
             </w:r>
           </w:p>
         </w:tc>
@@ -38145,34 +38123,134 @@
           </w:tcPr>
           <w:p>
             <w:r>
-              <w:t>文件上传失败</w:t>
-            </w:r>
-          </w:p>
-        </w:tc>
-        <w:tc>
-          <w:tcPr>
-            <w:tcW w:w="0" w:type="auto"/>
-            <w:vAlign w:val="center"/>
-          </w:tcPr>
-          <w:p>
-            <w:r>
-              <w:t>影响附件管理</w:t>
-            </w:r>
-          </w:p>
-        </w:tc>
-        <w:tc>
-          <w:tcPr>
-            <w:tcW w:w="0" w:type="auto"/>
-            <w:vAlign w:val="center"/>
-          </w:tcPr>
-          <w:p>
-            <w:r>
-              <w:t>使用MinIO并增加异常重试机制</w:t>
+              <w:t>权限逻辑复杂</w:t>
+            </w:r>
+          </w:p>
+        </w:tc>
+        <w:tc>
+          <w:tcPr>
+            <w:tcW w:w="0" w:type="auto"/>
+            <w:vAlign w:val="center"/>
+          </w:tcPr>
+          <w:p>
+            <w:r>
+              <w:t>出现越权问题</w:t>
+            </w:r>
+          </w:p>
+        </w:tc>
+        <w:tc>
+          <w:tcPr>
+            <w:tcW w:w="0" w:type="auto"/>
+            <w:vAlign w:val="center"/>
+          </w:tcPr>
+          <w:p>
+            <w:r>
+              <w:t>提前完成RBAC框架及权限测试</w:t>
             </w:r>
           </w:p>
         </w:tc>
       </w:tr>
       <w:tr>
+        <w:tblPrEx>
+          <w:tblCellMar>
+            <w:top w:w="15" w:type="dxa"/>
+            <w:left w:w="15" w:type="dxa"/>
+            <w:bottom w:w="15" w:type="dxa"/>
+            <w:right w:w="15" w:type="dxa"/>
+          </w:tblCellMar>
+        </w:tblPrEx>
+        <w:trPr>
+          <w:tblCellSpacing w:w="15" w:type="dxa"/>
+        </w:trPr>
+        <w:tc>
+          <w:tcPr>
+            <w:tcW w:w="0" w:type="auto"/>
+            <w:vAlign w:val="center"/>
+          </w:tcPr>
+          <w:p>
+            <w:r>
+              <w:t>数据量增加</w:t>
+            </w:r>
+          </w:p>
+        </w:tc>
+        <w:tc>
+          <w:tcPr>
+            <w:tcW w:w="0" w:type="auto"/>
+            <w:vAlign w:val="center"/>
+          </w:tcPr>
+          <w:p>
+            <w:r>
+              <w:t>查询性能下降</w:t>
+            </w:r>
+          </w:p>
+        </w:tc>
+        <w:tc>
+          <w:tcPr>
+            <w:tcW w:w="0" w:type="auto"/>
+            <w:vAlign w:val="center"/>
+          </w:tcPr>
+          <w:p>
+            <w:r>
+              <w:t>建立索引，优化SQL，必要时增加缓存</w:t>
+            </w:r>
+          </w:p>
+        </w:tc>
+      </w:tr>
+      <w:tr>
+        <w:tblPrEx>
+          <w:tblCellMar>
+            <w:top w:w="15" w:type="dxa"/>
+            <w:left w:w="15" w:type="dxa"/>
+            <w:bottom w:w="15" w:type="dxa"/>
+            <w:right w:w="15" w:type="dxa"/>
+          </w:tblCellMar>
+        </w:tblPrEx>
+        <w:trPr>
+          <w:tblCellSpacing w:w="15" w:type="dxa"/>
+        </w:trPr>
+        <w:tc>
+          <w:tcPr>
+            <w:tcW w:w="0" w:type="auto"/>
+            <w:vAlign w:val="center"/>
+          </w:tcPr>
+          <w:p>
+            <w:r>
+              <w:t>文件上传失败</w:t>
+            </w:r>
+          </w:p>
+        </w:tc>
+        <w:tc>
+          <w:tcPr>
+            <w:tcW w:w="0" w:type="auto"/>
+            <w:vAlign w:val="center"/>
+          </w:tcPr>
+          <w:p>
+            <w:r>
+              <w:t>影响附件管理</w:t>
+            </w:r>
+          </w:p>
+        </w:tc>
+        <w:tc>
+          <w:tcPr>
+            <w:tcW w:w="0" w:type="auto"/>
+            <w:vAlign w:val="center"/>
+          </w:tcPr>
+          <w:p>
+            <w:r>
+              <w:t>使用MinIO并增加异常重试机制</w:t>
+            </w:r>
+          </w:p>
+        </w:tc>
+      </w:tr>
+      <w:tr>
+        <w:tblPrEx>
+          <w:tblCellMar>
+            <w:top w:w="15" w:type="dxa"/>
+            <w:left w:w="15" w:type="dxa"/>
+            <w:bottom w:w="15" w:type="dxa"/>
+            <w:right w:w="15" w:type="dxa"/>
+          </w:tblCellMar>
+        </w:tblPrEx>
         <w:trPr>
           <w:tblCellSpacing w:w="15" w:type="dxa"/>
         </w:trPr>
@@ -38654,7 +38732,7 @@
     </w:p>
     <w:tbl>
       <w:tblPr>
-        <w:tblStyle w:val="5"/>
+        <w:tblStyle w:val="6"/>
         <w:tblW w:w="0" w:type="auto"/>
         <w:tblCellSpacing w:w="15" w:type="dxa"/>
         <w:tblInd w:w="0" w:type="dxa"/>
@@ -39988,7 +40066,7 @@
     </w:p>
     <w:tbl>
       <w:tblPr>
-        <w:tblStyle w:val="5"/>
+        <w:tblStyle w:val="6"/>
         <w:tblW w:w="0" w:type="auto"/>
         <w:tblCellSpacing w:w="15" w:type="dxa"/>
         <w:tblInd w:w="0" w:type="dxa"/>
@@ -40318,7 +40396,7 @@
     </w:p>
     <w:tbl>
       <w:tblPr>
-        <w:tblStyle w:val="5"/>
+        <w:tblStyle w:val="6"/>
         <w:tblW w:w="0" w:type="auto"/>
         <w:tblCellSpacing w:w="15" w:type="dxa"/>
         <w:tblInd w:w="0" w:type="dxa"/>
@@ -42191,7 +42269,7 @@
     </w:p>
     <w:tbl>
       <w:tblPr>
-        <w:tblStyle w:val="5"/>
+        <w:tblStyle w:val="6"/>
         <w:tblW w:w="0" w:type="auto"/>
         <w:tblCellSpacing w:w="15" w:type="dxa"/>
         <w:tblInd w:w="0" w:type="dxa"/>
@@ -43206,7 +43284,7 @@
     </w:p>
     <w:tbl>
       <w:tblPr>
-        <w:tblStyle w:val="5"/>
+        <w:tblStyle w:val="6"/>
         <w:tblW w:w="0" w:type="auto"/>
         <w:tblCellSpacing w:w="15" w:type="dxa"/>
         <w:tblInd w:w="0" w:type="dxa"/>
@@ -43928,6 +44006,2603 @@
         <w:t>覆盖了设备档案、配置、IP、项目、维修、附件、生命周期、权限管理及日志审计等全部业务场景。整体设计符合第三范式，支持设备全生命周期管理，并预留了良好的扩展能力，能够满足当前项目需求及未来版本升级。</w:t>
       </w:r>
     </w:p>
+    <w:p/>
+    <w:p>
+      <w:pPr>
+        <w:pStyle w:val="3"/>
+        <w:bidi w:val="0"/>
+        <w:rPr>
+          <w:rFonts w:hint="default"/>
+          <w:lang w:val="en-US" w:eastAsia="zh-CN"/>
+        </w:rPr>
+      </w:pPr>
+      <w:r>
+        <w:rPr>
+          <w:rFonts w:hint="eastAsia"/>
+          <w:lang w:val="en-US" w:eastAsia="zh-CN"/>
+        </w:rPr>
+        <w:t>6、修改需要</w:t>
+      </w:r>
+    </w:p>
+    <w:p>
+      <w:r>
+        <w:t>如果我想增加一个功能，怎么确定我需要修改哪些文件，哪些地方呢？</w:t>
+      </w:r>
+    </w:p>
+    <w:p>
+      <w:r>
+        <w:rPr>
+          <w:rFonts w:hint="default"/>
+        </w:rPr>
+        <w:t>在这个项目里，不要先想“改文件名”，先想“功能落在哪一层”。按固定流水线往下拆，改动点会自然浮出来。</w:t>
+      </w:r>
+    </w:p>
+    <w:p>
+      <w:pPr>
+        <w:rPr>
+          <w:rFonts w:hint="default"/>
+        </w:rPr>
+      </w:pPr>
+      <w:r>
+        <w:pict>
+          <v:rect id="_x0000_i1262" o:spt="1" style="height:1.5pt;width:432pt;" fillcolor="#A0A0A0" filled="t" stroked="f" coordsize="21600,21600" o:hr="t" o:hrstd="t" o:hralign="center">
+            <v:path/>
+            <v:fill on="t" focussize="0,0"/>
+            <v:stroke on="f"/>
+            <v:imagedata o:title=""/>
+            <o:lock v:ext="edit"/>
+            <w10:wrap type="none"/>
+            <w10:anchorlock/>
+          </v:rect>
+        </w:pict>
+      </w:r>
+    </w:p>
+    <w:p>
+      <w:pPr>
+        <w:rPr>
+          <w:rFonts w:hint="default"/>
+        </w:rPr>
+      </w:pPr>
+      <w:r>
+        <w:rPr>
+          <w:rFonts w:hint="default"/>
+        </w:rPr>
+        <w:t>1. 先问清 5 个问题</w:t>
+      </w:r>
+    </w:p>
+    <w:tbl>
+      <w:tblPr>
+        <w:tblW w:w="0" w:type="auto"/>
+        <w:tblInd w:w="0" w:type="dxa"/>
+        <w:tblBorders>
+          <w:top w:val="none" w:color="auto" w:sz="0" w:space="0"/>
+          <w:left w:val="none" w:color="auto" w:sz="0" w:space="0"/>
+          <w:bottom w:val="none" w:color="auto" w:sz="0" w:space="0"/>
+          <w:right w:val="none" w:color="auto" w:sz="0" w:space="0"/>
+          <w:insideH w:val="none" w:color="auto" w:sz="0" w:space="0"/>
+          <w:insideV w:val="none" w:color="auto" w:sz="0" w:space="0"/>
+        </w:tblBorders>
+        <w:shd w:val="clear"/>
+        <w:tblLayout w:type="autofit"/>
+        <w:tblCellMar>
+          <w:top w:w="15" w:type="dxa"/>
+          <w:left w:w="15" w:type="dxa"/>
+          <w:bottom w:w="15" w:type="dxa"/>
+          <w:right w:w="15" w:type="dxa"/>
+        </w:tblCellMar>
+      </w:tblPr>
+      <w:tblGrid>
+        <w:gridCol w:w="3412"/>
+        <w:gridCol w:w="2989"/>
+      </w:tblGrid>
+      <w:tr>
+        <w:tblPrEx>
+          <w:tblBorders>
+            <w:top w:val="none" w:color="auto" w:sz="0" w:space="0"/>
+            <w:left w:val="none" w:color="auto" w:sz="0" w:space="0"/>
+            <w:bottom w:val="none" w:color="auto" w:sz="0" w:space="0"/>
+            <w:right w:val="none" w:color="auto" w:sz="0" w:space="0"/>
+            <w:insideH w:val="none" w:color="auto" w:sz="0" w:space="0"/>
+            <w:insideV w:val="none" w:color="auto" w:sz="0" w:space="0"/>
+          </w:tblBorders>
+          <w:tblCellMar>
+            <w:top w:w="15" w:type="dxa"/>
+            <w:left w:w="15" w:type="dxa"/>
+            <w:bottom w:w="15" w:type="dxa"/>
+            <w:right w:w="15" w:type="dxa"/>
+          </w:tblCellMar>
+        </w:tblPrEx>
+        <w:tc>
+          <w:tcPr>
+            <w:tcW w:w="0" w:type="auto"/>
+            <w:shd w:val="clear"/>
+            <w:noWrap/>
+            <w:tcMar>
+              <w:top w:w="50" w:type="dxa"/>
+              <w:left w:w="90" w:type="dxa"/>
+              <w:bottom w:w="50" w:type="dxa"/>
+              <w:right w:w="90" w:type="dxa"/>
+            </w:tcMar>
+            <w:vAlign w:val="top"/>
+          </w:tcPr>
+          <w:p>
+            <w:r>
+              <w:rPr>
+                <w:lang w:val="en-US" w:eastAsia="zh-CN"/>
+              </w:rPr>
+              <w:t>问题</w:t>
+            </w:r>
+          </w:p>
+        </w:tc>
+        <w:tc>
+          <w:tcPr>
+            <w:tcW w:w="0" w:type="auto"/>
+            <w:tcBorders>
+              <w:right w:val="nil"/>
+            </w:tcBorders>
+            <w:shd w:val="clear"/>
+            <w:noWrap/>
+            <w:tcMar>
+              <w:top w:w="50" w:type="dxa"/>
+              <w:left w:w="90" w:type="dxa"/>
+              <w:bottom w:w="50" w:type="dxa"/>
+              <w:right w:w="90" w:type="dxa"/>
+            </w:tcMar>
+            <w:vAlign w:val="top"/>
+          </w:tcPr>
+          <w:p>
+            <w:r>
+              <w:rPr>
+                <w:lang w:val="en-US" w:eastAsia="zh-CN"/>
+              </w:rPr>
+              <w:t>用来决定</w:t>
+            </w:r>
+          </w:p>
+        </w:tc>
+      </w:tr>
+      <w:tr>
+        <w:tblPrEx>
+          <w:tblBorders>
+            <w:top w:val="none" w:color="auto" w:sz="0" w:space="0"/>
+            <w:left w:val="none" w:color="auto" w:sz="0" w:space="0"/>
+            <w:bottom w:val="none" w:color="auto" w:sz="0" w:space="0"/>
+            <w:right w:val="none" w:color="auto" w:sz="0" w:space="0"/>
+            <w:insideH w:val="none" w:color="auto" w:sz="0" w:space="0"/>
+            <w:insideV w:val="none" w:color="auto" w:sz="0" w:space="0"/>
+          </w:tblBorders>
+          <w:tblCellMar>
+            <w:top w:w="15" w:type="dxa"/>
+            <w:left w:w="15" w:type="dxa"/>
+            <w:bottom w:w="15" w:type="dxa"/>
+            <w:right w:w="15" w:type="dxa"/>
+          </w:tblCellMar>
+        </w:tblPrEx>
+        <w:tc>
+          <w:tcPr>
+            <w:tcW w:w="0" w:type="auto"/>
+            <w:shd w:val="clear"/>
+            <w:tcMar>
+              <w:top w:w="50" w:type="dxa"/>
+              <w:left w:w="90" w:type="dxa"/>
+              <w:bottom w:w="50" w:type="dxa"/>
+              <w:right w:w="90" w:type="dxa"/>
+            </w:tcMar>
+            <w:vAlign w:val="top"/>
+          </w:tcPr>
+          <w:p>
+            <w:r>
+              <w:rPr>
+                <w:lang w:val="en-US" w:eastAsia="zh-CN"/>
+              </w:rPr>
+              <w:t>有没有新表/新字段？</w:t>
+            </w:r>
+          </w:p>
+        </w:tc>
+        <w:tc>
+          <w:tcPr>
+            <w:tcW w:w="0" w:type="auto"/>
+            <w:tcBorders>
+              <w:right w:val="nil"/>
+            </w:tcBorders>
+            <w:shd w:val="clear"/>
+            <w:tcMar>
+              <w:top w:w="50" w:type="dxa"/>
+              <w:left w:w="90" w:type="dxa"/>
+              <w:bottom w:w="50" w:type="dxa"/>
+              <w:right w:w="90" w:type="dxa"/>
+            </w:tcMar>
+            <w:vAlign w:val="top"/>
+          </w:tcPr>
+          <w:p>
+            <w:r>
+              <w:rPr>
+                <w:lang w:val="en-US" w:eastAsia="zh-CN"/>
+              </w:rPr>
+              <w:t>要不要写 SQL 迁移</w:t>
+            </w:r>
+          </w:p>
+        </w:tc>
+      </w:tr>
+      <w:tr>
+        <w:tblPrEx>
+          <w:tblBorders>
+            <w:top w:val="none" w:color="auto" w:sz="0" w:space="0"/>
+            <w:left w:val="none" w:color="auto" w:sz="0" w:space="0"/>
+            <w:bottom w:val="none" w:color="auto" w:sz="0" w:space="0"/>
+            <w:right w:val="none" w:color="auto" w:sz="0" w:space="0"/>
+            <w:insideH w:val="none" w:color="auto" w:sz="0" w:space="0"/>
+            <w:insideV w:val="none" w:color="auto" w:sz="0" w:space="0"/>
+          </w:tblBorders>
+          <w:tblCellMar>
+            <w:top w:w="15" w:type="dxa"/>
+            <w:left w:w="15" w:type="dxa"/>
+            <w:bottom w:w="15" w:type="dxa"/>
+            <w:right w:w="15" w:type="dxa"/>
+          </w:tblCellMar>
+        </w:tblPrEx>
+        <w:tc>
+          <w:tcPr>
+            <w:tcW w:w="0" w:type="auto"/>
+            <w:shd w:val="clear"/>
+            <w:tcMar>
+              <w:top w:w="50" w:type="dxa"/>
+              <w:left w:w="90" w:type="dxa"/>
+              <w:bottom w:w="50" w:type="dxa"/>
+              <w:right w:w="90" w:type="dxa"/>
+            </w:tcMar>
+            <w:vAlign w:val="top"/>
+          </w:tcPr>
+          <w:p>
+            <w:r>
+              <w:rPr>
+                <w:lang w:val="en-US" w:eastAsia="zh-CN"/>
+              </w:rPr>
+              <w:t>是新页面还是嵌在现有页？</w:t>
+            </w:r>
+          </w:p>
+        </w:tc>
+        <w:tc>
+          <w:tcPr>
+            <w:tcW w:w="0" w:type="auto"/>
+            <w:tcBorders>
+              <w:right w:val="nil"/>
+            </w:tcBorders>
+            <w:shd w:val="clear"/>
+            <w:tcMar>
+              <w:top w:w="50" w:type="dxa"/>
+              <w:left w:w="90" w:type="dxa"/>
+              <w:bottom w:w="50" w:type="dxa"/>
+              <w:right w:w="90" w:type="dxa"/>
+            </w:tcMar>
+            <w:vAlign w:val="top"/>
+          </w:tcPr>
+          <w:p>
+            <w:r>
+              <w:rPr>
+                <w:lang w:val="en-US" w:eastAsia="zh-CN"/>
+              </w:rPr>
+              <w:t>要不要新 View + 路由</w:t>
+            </w:r>
+          </w:p>
+        </w:tc>
+      </w:tr>
+      <w:tr>
+        <w:tblPrEx>
+          <w:tblBorders>
+            <w:top w:val="none" w:color="auto" w:sz="0" w:space="0"/>
+            <w:left w:val="none" w:color="auto" w:sz="0" w:space="0"/>
+            <w:bottom w:val="none" w:color="auto" w:sz="0" w:space="0"/>
+            <w:right w:val="none" w:color="auto" w:sz="0" w:space="0"/>
+            <w:insideH w:val="none" w:color="auto" w:sz="0" w:space="0"/>
+            <w:insideV w:val="none" w:color="auto" w:sz="0" w:space="0"/>
+          </w:tblBorders>
+          <w:tblCellMar>
+            <w:top w:w="15" w:type="dxa"/>
+            <w:left w:w="15" w:type="dxa"/>
+            <w:bottom w:w="15" w:type="dxa"/>
+            <w:right w:w="15" w:type="dxa"/>
+          </w:tblCellMar>
+        </w:tblPrEx>
+        <w:tc>
+          <w:tcPr>
+            <w:tcW w:w="0" w:type="auto"/>
+            <w:shd w:val="clear"/>
+            <w:tcMar>
+              <w:top w:w="50" w:type="dxa"/>
+              <w:left w:w="90" w:type="dxa"/>
+              <w:bottom w:w="50" w:type="dxa"/>
+              <w:right w:w="90" w:type="dxa"/>
+            </w:tcMar>
+            <w:vAlign w:val="top"/>
+          </w:tcPr>
+          <w:p>
+            <w:r>
+              <w:rPr>
+                <w:lang w:val="en-US" w:eastAsia="zh-CN"/>
+              </w:rPr>
+              <w:t>要不要新权限（谁能看/改）？</w:t>
+            </w:r>
+          </w:p>
+        </w:tc>
+        <w:tc>
+          <w:tcPr>
+            <w:tcW w:w="0" w:type="auto"/>
+            <w:tcBorders>
+              <w:right w:val="nil"/>
+            </w:tcBorders>
+            <w:shd w:val="clear"/>
+            <w:tcMar>
+              <w:top w:w="50" w:type="dxa"/>
+              <w:left w:w="90" w:type="dxa"/>
+              <w:bottom w:w="50" w:type="dxa"/>
+              <w:right w:w="90" w:type="dxa"/>
+            </w:tcMar>
+            <w:vAlign w:val="top"/>
+          </w:tcPr>
+          <w:p>
+            <w:r>
+              <w:rPr>
+                <w:lang w:val="en-US" w:eastAsia="zh-CN"/>
+              </w:rPr>
+              <w:t>菜单 + permission_code + 注解</w:t>
+            </w:r>
+          </w:p>
+        </w:tc>
+      </w:tr>
+      <w:tr>
+        <w:tblPrEx>
+          <w:tblBorders>
+            <w:top w:val="none" w:color="auto" w:sz="0" w:space="0"/>
+            <w:left w:val="none" w:color="auto" w:sz="0" w:space="0"/>
+            <w:bottom w:val="none" w:color="auto" w:sz="0" w:space="0"/>
+            <w:right w:val="none" w:color="auto" w:sz="0" w:space="0"/>
+            <w:insideH w:val="none" w:color="auto" w:sz="0" w:space="0"/>
+            <w:insideV w:val="none" w:color="auto" w:sz="0" w:space="0"/>
+          </w:tblBorders>
+          <w:tblCellMar>
+            <w:top w:w="15" w:type="dxa"/>
+            <w:left w:w="15" w:type="dxa"/>
+            <w:bottom w:w="15" w:type="dxa"/>
+            <w:right w:w="15" w:type="dxa"/>
+          </w:tblCellMar>
+        </w:tblPrEx>
+        <w:tc>
+          <w:tcPr>
+            <w:tcW w:w="0" w:type="auto"/>
+            <w:shd w:val="clear"/>
+            <w:tcMar>
+              <w:top w:w="50" w:type="dxa"/>
+              <w:left w:w="90" w:type="dxa"/>
+              <w:bottom w:w="50" w:type="dxa"/>
+              <w:right w:w="90" w:type="dxa"/>
+            </w:tcMar>
+            <w:vAlign w:val="top"/>
+          </w:tcPr>
+          <w:p>
+            <w:r>
+              <w:rPr>
+                <w:lang w:val="en-US" w:eastAsia="zh-CN"/>
+              </w:rPr>
+              <w:t>会不会改设备状态 / 跨部门数据？</w:t>
+            </w:r>
+          </w:p>
+        </w:tc>
+        <w:tc>
+          <w:tcPr>
+            <w:tcW w:w="0" w:type="auto"/>
+            <w:tcBorders>
+              <w:right w:val="nil"/>
+            </w:tcBorders>
+            <w:shd w:val="clear"/>
+            <w:tcMar>
+              <w:top w:w="50" w:type="dxa"/>
+              <w:left w:w="90" w:type="dxa"/>
+              <w:bottom w:w="50" w:type="dxa"/>
+              <w:right w:w="90" w:type="dxa"/>
+            </w:tcMar>
+            <w:vAlign w:val="top"/>
+          </w:tcPr>
+          <w:p>
+            <w:r>
+              <w:rPr>
+                <w:lang w:val="en-US" w:eastAsia="zh-CN"/>
+              </w:rPr>
+              <w:t>生命周期规则 + 数据权限</w:t>
+            </w:r>
+          </w:p>
+        </w:tc>
+      </w:tr>
+      <w:tr>
+        <w:tblPrEx>
+          <w:tblBorders>
+            <w:top w:val="none" w:color="auto" w:sz="0" w:space="0"/>
+            <w:left w:val="none" w:color="auto" w:sz="0" w:space="0"/>
+            <w:bottom w:val="none" w:color="auto" w:sz="0" w:space="0"/>
+            <w:right w:val="none" w:color="auto" w:sz="0" w:space="0"/>
+            <w:insideH w:val="none" w:color="auto" w:sz="0" w:space="0"/>
+            <w:insideV w:val="none" w:color="auto" w:sz="0" w:space="0"/>
+          </w:tblBorders>
+          <w:tblCellMar>
+            <w:top w:w="15" w:type="dxa"/>
+            <w:left w:w="15" w:type="dxa"/>
+            <w:bottom w:w="15" w:type="dxa"/>
+            <w:right w:w="15" w:type="dxa"/>
+          </w:tblCellMar>
+        </w:tblPrEx>
+        <w:tc>
+          <w:tcPr>
+            <w:tcW w:w="0" w:type="auto"/>
+            <w:tcBorders>
+              <w:bottom w:val="nil"/>
+            </w:tcBorders>
+            <w:shd w:val="clear"/>
+            <w:tcMar>
+              <w:top w:w="50" w:type="dxa"/>
+              <w:left w:w="90" w:type="dxa"/>
+              <w:bottom w:w="50" w:type="dxa"/>
+              <w:right w:w="90" w:type="dxa"/>
+            </w:tcMar>
+            <w:vAlign w:val="top"/>
+          </w:tcPr>
+          <w:p>
+            <w:r>
+              <w:rPr>
+                <w:lang w:val="en-US" w:eastAsia="zh-CN"/>
+              </w:rPr>
+              <w:t>要不要记操作日志？</w:t>
+            </w:r>
+          </w:p>
+        </w:tc>
+        <w:tc>
+          <w:tcPr>
+            <w:tcW w:w="0" w:type="auto"/>
+            <w:tcBorders>
+              <w:bottom w:val="nil"/>
+              <w:right w:val="nil"/>
+            </w:tcBorders>
+            <w:shd w:val="clear"/>
+            <w:tcMar>
+              <w:top w:w="50" w:type="dxa"/>
+              <w:left w:w="90" w:type="dxa"/>
+              <w:bottom w:w="50" w:type="dxa"/>
+              <w:right w:w="90" w:type="dxa"/>
+            </w:tcMar>
+            <w:vAlign w:val="top"/>
+          </w:tcPr>
+          <w:p>
+            <w:r>
+              <w:rPr>
+                <w:lang w:val="en-US" w:eastAsia="zh-CN"/>
+              </w:rPr>
+              <w:t>AOP 审计是否已覆盖</w:t>
+            </w:r>
+          </w:p>
+        </w:tc>
+      </w:tr>
+    </w:tbl>
+    <w:p>
+      <w:pPr>
+        <w:rPr>
+          <w:rFonts w:hint="default"/>
+        </w:rPr>
+      </w:pPr>
+      <w:r>
+        <w:rPr>
+          <w:rFonts w:hint="default"/>
+        </w:rPr>
+        <w:t>对照文档：4、功能需求.md（业务）、数据库设计.md（表）、need.cursorrules（硬约束）。</w:t>
+      </w:r>
+    </w:p>
+    <w:p>
+      <w:pPr>
+        <w:rPr>
+          <w:rFonts w:hint="default"/>
+        </w:rPr>
+      </w:pPr>
+      <w:r>
+        <w:rPr>
+          <w:rFonts w:hint="default"/>
+        </w:rPr>
+        <w:pict>
+          <v:rect id="_x0000_i1263" o:spt="1" style="height:1.5pt;width:432pt;" fillcolor="#A0A0A0" filled="t" stroked="f" coordsize="21600,21600" o:hr="t" o:hrstd="t" o:hralign="center">
+            <v:path/>
+            <v:fill on="t" focussize="0,0"/>
+            <v:stroke on="f"/>
+            <v:imagedata o:title=""/>
+            <o:lock v:ext="edit"/>
+            <w10:wrap type="none"/>
+            <w10:anchorlock/>
+          </v:rect>
+        </w:pict>
+      </w:r>
+    </w:p>
+    <w:p>
+      <w:pPr>
+        <w:rPr>
+          <w:rFonts w:hint="default"/>
+        </w:rPr>
+      </w:pPr>
+      <w:r>
+        <w:rPr>
+          <w:rFonts w:hint="default"/>
+        </w:rPr>
+        <w:t>2. 按分层从上到下扫一遍（本仓库固定路径）</w:t>
+      </w:r>
+    </w:p>
+    <w:p>
+      <w:pPr>
+        <w:rPr>
+          <w:rFonts w:hint="default"/>
+        </w:rPr>
+      </w:pPr>
+      <w:r>
+        <w:rPr>
+          <w:rFonts w:hint="default"/>
+          <w:lang w:val="en-US" w:eastAsia="zh-CN"/>
+        </w:rPr>
+        <w:t>需求 → 表结构 → Entity/DTO → Mapper → Service → Controller</w:t>
+      </w:r>
+    </w:p>
+    <w:p>
+      <w:pPr>
+        <w:rPr>
+          <w:rFonts w:hint="default"/>
+        </w:rPr>
+      </w:pPr>
+      <w:r>
+        <w:rPr>
+          <w:rFonts w:hint="default"/>
+          <w:lang w:val="en-US" w:eastAsia="zh-CN"/>
+        </w:rPr>
+        <w:t>→ 前端 types/api → views → routeRegistry → 菜单权限 SQL</w:t>
+      </w:r>
+    </w:p>
+    <w:p>
+      <w:pPr>
+        <w:rPr>
+          <w:rFonts w:hint="default"/>
+        </w:rPr>
+      </w:pPr>
+      <w:r>
+        <w:rPr>
+          <w:rFonts w:hint="default"/>
+          <w:lang w:val="en-US" w:eastAsia="zh-CN"/>
+        </w:rPr>
+        <w:t>→ 单元测试 / 接口脚本 / Playwright</w:t>
+      </w:r>
+    </w:p>
+    <w:p>
+      <w:pPr>
+        <w:rPr>
+          <w:rFonts w:hint="default"/>
+        </w:rPr>
+      </w:pPr>
+      <w:r>
+        <w:rPr>
+          <w:rFonts w:hint="default"/>
+        </w:rPr>
+        <w:t>后端（几乎每个业务功能都会碰到）</w:t>
+      </w:r>
+    </w:p>
+    <w:tbl>
+      <w:tblPr>
+        <w:tblW w:w="8486" w:type="dxa"/>
+        <w:jc w:val="center"/>
+        <w:tblBorders>
+          <w:top w:val="none" w:color="auto" w:sz="0" w:space="0"/>
+          <w:left w:val="none" w:color="auto" w:sz="0" w:space="0"/>
+          <w:bottom w:val="none" w:color="auto" w:sz="0" w:space="0"/>
+          <w:right w:val="none" w:color="auto" w:sz="0" w:space="0"/>
+          <w:insideH w:val="none" w:color="auto" w:sz="0" w:space="0"/>
+          <w:insideV w:val="none" w:color="auto" w:sz="0" w:space="0"/>
+        </w:tblBorders>
+        <w:shd w:val="clear"/>
+        <w:tblLayout w:type="autofit"/>
+        <w:tblCellMar>
+          <w:top w:w="15" w:type="dxa"/>
+          <w:left w:w="15" w:type="dxa"/>
+          <w:bottom w:w="15" w:type="dxa"/>
+          <w:right w:w="15" w:type="dxa"/>
+        </w:tblCellMar>
+      </w:tblPr>
+      <w:tblGrid>
+        <w:gridCol w:w="1037"/>
+        <w:gridCol w:w="3353"/>
+        <w:gridCol w:w="4096"/>
+      </w:tblGrid>
+      <w:tr>
+        <w:tblPrEx>
+          <w:tblBorders>
+            <w:top w:val="none" w:color="auto" w:sz="0" w:space="0"/>
+            <w:left w:val="none" w:color="auto" w:sz="0" w:space="0"/>
+            <w:bottom w:val="none" w:color="auto" w:sz="0" w:space="0"/>
+            <w:right w:val="none" w:color="auto" w:sz="0" w:space="0"/>
+            <w:insideH w:val="none" w:color="auto" w:sz="0" w:space="0"/>
+            <w:insideV w:val="none" w:color="auto" w:sz="0" w:space="0"/>
+          </w:tblBorders>
+          <w:shd w:val="clear"/>
+          <w:tblCellMar>
+            <w:top w:w="15" w:type="dxa"/>
+            <w:left w:w="15" w:type="dxa"/>
+            <w:bottom w:w="15" w:type="dxa"/>
+            <w:right w:w="15" w:type="dxa"/>
+          </w:tblCellMar>
+        </w:tblPrEx>
+        <w:trPr>
+          <w:trHeight w:val="0" w:hRule="atLeast"/>
+          <w:tblHeader/>
+          <w:jc w:val="center"/>
+        </w:trPr>
+        <w:tc>
+          <w:tcPr>
+            <w:tcW w:w="0" w:type="auto"/>
+            <w:shd w:val="clear"/>
+            <w:noWrap/>
+            <w:tcMar>
+              <w:top w:w="50" w:type="dxa"/>
+              <w:left w:w="90" w:type="dxa"/>
+              <w:bottom w:w="50" w:type="dxa"/>
+              <w:right w:w="90" w:type="dxa"/>
+            </w:tcMar>
+            <w:vAlign w:val="center"/>
+          </w:tcPr>
+          <w:p>
+            <w:pPr>
+              <w:keepNext/>
+              <w:snapToGrid w:val="0"/>
+              <w:ind w:left="0" w:leftChars="0" w:right="0" w:rightChars="0" w:firstLine="0" w:firstLineChars="0"/>
+              <w:jc w:val="center"/>
+              <w:rPr>
+                <w:b/>
+              </w:rPr>
+            </w:pPr>
+            <w:r>
+              <w:rPr>
+                <w:b/>
+                <w:lang w:val="en-US" w:eastAsia="zh-CN"/>
+              </w:rPr>
+              <w:t>层级</w:t>
+            </w:r>
+          </w:p>
+        </w:tc>
+        <w:tc>
+          <w:tcPr>
+            <w:tcW w:w="0" w:type="auto"/>
+            <w:shd w:val="clear"/>
+            <w:noWrap/>
+            <w:tcMar>
+              <w:top w:w="50" w:type="dxa"/>
+              <w:left w:w="90" w:type="dxa"/>
+              <w:bottom w:w="50" w:type="dxa"/>
+              <w:right w:w="90" w:type="dxa"/>
+            </w:tcMar>
+            <w:vAlign w:val="center"/>
+          </w:tcPr>
+          <w:p>
+            <w:pPr>
+              <w:keepNext/>
+              <w:snapToGrid w:val="0"/>
+              <w:ind w:left="0" w:leftChars="0" w:right="0" w:rightChars="0" w:firstLine="0" w:firstLineChars="0"/>
+              <w:jc w:val="center"/>
+              <w:rPr>
+                <w:b/>
+              </w:rPr>
+            </w:pPr>
+            <w:r>
+              <w:rPr>
+                <w:b/>
+                <w:lang w:val="en-US" w:eastAsia="zh-CN"/>
+              </w:rPr>
+              <w:t>目录</w:t>
+            </w:r>
+          </w:p>
+        </w:tc>
+        <w:tc>
+          <w:tcPr>
+            <w:tcW w:w="4096" w:type="dxa"/>
+            <w:tcBorders>
+              <w:right w:val="nil"/>
+            </w:tcBorders>
+            <w:shd w:val="clear"/>
+            <w:noWrap/>
+            <w:tcMar>
+              <w:top w:w="50" w:type="dxa"/>
+              <w:left w:w="90" w:type="dxa"/>
+              <w:bottom w:w="50" w:type="dxa"/>
+              <w:right w:w="90" w:type="dxa"/>
+            </w:tcMar>
+            <w:vAlign w:val="center"/>
+          </w:tcPr>
+          <w:p>
+            <w:pPr>
+              <w:keepNext/>
+              <w:snapToGrid w:val="0"/>
+              <w:ind w:left="0" w:leftChars="0" w:right="0" w:rightChars="0" w:firstLine="0" w:firstLineChars="0"/>
+              <w:jc w:val="center"/>
+              <w:rPr>
+                <w:b/>
+              </w:rPr>
+            </w:pPr>
+            <w:r>
+              <w:rPr>
+                <w:b/>
+                <w:lang w:val="en-US" w:eastAsia="zh-CN"/>
+              </w:rPr>
+              <w:t>何时改</w:t>
+            </w:r>
+          </w:p>
+        </w:tc>
+      </w:tr>
+      <w:tr>
+        <w:tblPrEx>
+          <w:tblBorders>
+            <w:top w:val="none" w:color="auto" w:sz="0" w:space="0"/>
+            <w:left w:val="none" w:color="auto" w:sz="0" w:space="0"/>
+            <w:bottom w:val="none" w:color="auto" w:sz="0" w:space="0"/>
+            <w:right w:val="none" w:color="auto" w:sz="0" w:space="0"/>
+            <w:insideH w:val="none" w:color="auto" w:sz="0" w:space="0"/>
+            <w:insideV w:val="none" w:color="auto" w:sz="0" w:space="0"/>
+          </w:tblBorders>
+          <w:tblCellMar>
+            <w:top w:w="15" w:type="dxa"/>
+            <w:left w:w="15" w:type="dxa"/>
+            <w:bottom w:w="15" w:type="dxa"/>
+            <w:right w:w="15" w:type="dxa"/>
+          </w:tblCellMar>
+        </w:tblPrEx>
+        <w:trPr>
+          <w:trHeight w:val="0" w:hRule="atLeast"/>
+          <w:jc w:val="center"/>
+        </w:trPr>
+        <w:tc>
+          <w:tcPr>
+            <w:tcW w:w="0" w:type="auto"/>
+            <w:shd w:val="clear"/>
+            <w:tcMar>
+              <w:top w:w="50" w:type="dxa"/>
+              <w:left w:w="90" w:type="dxa"/>
+              <w:bottom w:w="50" w:type="dxa"/>
+              <w:right w:w="90" w:type="dxa"/>
+            </w:tcMar>
+            <w:vAlign w:val="center"/>
+          </w:tcPr>
+          <w:p>
+            <w:pPr>
+              <w:keepNext/>
+              <w:snapToGrid w:val="0"/>
+              <w:ind w:left="0" w:leftChars="0" w:right="0" w:rightChars="0" w:firstLine="0" w:firstLineChars="0"/>
+              <w:jc w:val="left"/>
+            </w:pPr>
+            <w:r>
+              <w:rPr>
+                <w:lang w:val="en-US" w:eastAsia="zh-CN"/>
+              </w:rPr>
+              <w:t>SQL</w:t>
+            </w:r>
+          </w:p>
+        </w:tc>
+        <w:tc>
+          <w:tcPr>
+            <w:tcW w:w="0" w:type="auto"/>
+            <w:shd w:val="clear"/>
+            <w:tcMar>
+              <w:top w:w="50" w:type="dxa"/>
+              <w:left w:w="90" w:type="dxa"/>
+              <w:bottom w:w="50" w:type="dxa"/>
+              <w:right w:w="90" w:type="dxa"/>
+            </w:tcMar>
+            <w:vAlign w:val="center"/>
+          </w:tcPr>
+          <w:p>
+            <w:pPr>
+              <w:keepNext/>
+              <w:snapToGrid w:val="0"/>
+              <w:ind w:left="0" w:leftChars="0" w:right="0" w:rightChars="0" w:firstLine="0" w:firstLineChars="0"/>
+              <w:jc w:val="left"/>
+            </w:pPr>
+            <w:r>
+              <w:rPr>
+                <w:rFonts w:hint="default"/>
+                <w:lang w:val="en-US" w:eastAsia="zh-CN"/>
+              </w:rPr>
+              <w:t>sql/V1.x.x__*.sql</w:t>
+            </w:r>
+          </w:p>
+        </w:tc>
+        <w:tc>
+          <w:tcPr>
+            <w:tcW w:w="4096" w:type="dxa"/>
+            <w:tcBorders>
+              <w:right w:val="nil"/>
+            </w:tcBorders>
+            <w:shd w:val="clear"/>
+            <w:tcMar>
+              <w:top w:w="50" w:type="dxa"/>
+              <w:left w:w="90" w:type="dxa"/>
+              <w:bottom w:w="50" w:type="dxa"/>
+              <w:right w:w="90" w:type="dxa"/>
+            </w:tcMar>
+            <w:vAlign w:val="center"/>
+          </w:tcPr>
+          <w:p>
+            <w:pPr>
+              <w:keepNext/>
+              <w:snapToGrid w:val="0"/>
+              <w:ind w:left="0" w:leftChars="0" w:right="0" w:rightChars="0" w:firstLine="0" w:firstLineChars="0"/>
+              <w:jc w:val="left"/>
+            </w:pPr>
+            <w:r>
+              <w:rPr>
+                <w:lang w:val="en-US" w:eastAsia="zh-CN"/>
+              </w:rPr>
+              <w:t>新表、加字段、字典、菜单权限</w:t>
+            </w:r>
+          </w:p>
+        </w:tc>
+      </w:tr>
+      <w:tr>
+        <w:tblPrEx>
+          <w:tblBorders>
+            <w:top w:val="none" w:color="auto" w:sz="0" w:space="0"/>
+            <w:left w:val="none" w:color="auto" w:sz="0" w:space="0"/>
+            <w:bottom w:val="none" w:color="auto" w:sz="0" w:space="0"/>
+            <w:right w:val="none" w:color="auto" w:sz="0" w:space="0"/>
+            <w:insideH w:val="none" w:color="auto" w:sz="0" w:space="0"/>
+            <w:insideV w:val="none" w:color="auto" w:sz="0" w:space="0"/>
+          </w:tblBorders>
+          <w:tblCellMar>
+            <w:top w:w="15" w:type="dxa"/>
+            <w:left w:w="15" w:type="dxa"/>
+            <w:bottom w:w="15" w:type="dxa"/>
+            <w:right w:w="15" w:type="dxa"/>
+          </w:tblCellMar>
+        </w:tblPrEx>
+        <w:trPr>
+          <w:trHeight w:val="0" w:hRule="atLeast"/>
+          <w:jc w:val="center"/>
+        </w:trPr>
+        <w:tc>
+          <w:tcPr>
+            <w:tcW w:w="0" w:type="auto"/>
+            <w:shd w:val="clear"/>
+            <w:tcMar>
+              <w:top w:w="50" w:type="dxa"/>
+              <w:left w:w="90" w:type="dxa"/>
+              <w:bottom w:w="50" w:type="dxa"/>
+              <w:right w:w="90" w:type="dxa"/>
+            </w:tcMar>
+            <w:vAlign w:val="center"/>
+          </w:tcPr>
+          <w:p>
+            <w:pPr>
+              <w:keepNext/>
+              <w:snapToGrid w:val="0"/>
+              <w:ind w:left="0" w:leftChars="0" w:right="0" w:rightChars="0" w:firstLine="0" w:firstLineChars="0"/>
+              <w:jc w:val="left"/>
+            </w:pPr>
+            <w:r>
+              <w:rPr>
+                <w:lang w:val="en-US" w:eastAsia="zh-CN"/>
+              </w:rPr>
+              <w:t>Entity</w:t>
+            </w:r>
+          </w:p>
+        </w:tc>
+        <w:tc>
+          <w:tcPr>
+            <w:tcW w:w="0" w:type="auto"/>
+            <w:shd w:val="clear"/>
+            <w:tcMar>
+              <w:top w:w="50" w:type="dxa"/>
+              <w:left w:w="90" w:type="dxa"/>
+              <w:bottom w:w="50" w:type="dxa"/>
+              <w:right w:w="90" w:type="dxa"/>
+            </w:tcMar>
+            <w:vAlign w:val="center"/>
+          </w:tcPr>
+          <w:p>
+            <w:pPr>
+              <w:keepNext/>
+              <w:snapToGrid w:val="0"/>
+              <w:ind w:left="0" w:leftChars="0" w:right="0" w:rightChars="0" w:firstLine="0" w:firstLineChars="0"/>
+              <w:jc w:val="left"/>
+            </w:pPr>
+            <w:r>
+              <w:rPr>
+                <w:rFonts w:hint="default"/>
+                <w:lang w:val="en-US" w:eastAsia="zh-CN"/>
+              </w:rPr>
+              <w:t>.../entity/</w:t>
+            </w:r>
+          </w:p>
+        </w:tc>
+        <w:tc>
+          <w:tcPr>
+            <w:tcW w:w="4096" w:type="dxa"/>
+            <w:tcBorders>
+              <w:right w:val="nil"/>
+            </w:tcBorders>
+            <w:shd w:val="clear"/>
+            <w:tcMar>
+              <w:top w:w="50" w:type="dxa"/>
+              <w:left w:w="90" w:type="dxa"/>
+              <w:bottom w:w="50" w:type="dxa"/>
+              <w:right w:w="90" w:type="dxa"/>
+            </w:tcMar>
+            <w:vAlign w:val="center"/>
+          </w:tcPr>
+          <w:p>
+            <w:pPr>
+              <w:keepNext/>
+              <w:snapToGrid w:val="0"/>
+              <w:ind w:left="0" w:leftChars="0" w:right="0" w:rightChars="0" w:firstLine="0" w:firstLineChars="0"/>
+              <w:jc w:val="left"/>
+            </w:pPr>
+            <w:r>
+              <w:rPr>
+                <w:lang w:val="en-US" w:eastAsia="zh-CN"/>
+              </w:rPr>
+              <w:t>对应表</w:t>
+            </w:r>
+          </w:p>
+        </w:tc>
+      </w:tr>
+      <w:tr>
+        <w:tblPrEx>
+          <w:tblBorders>
+            <w:top w:val="none" w:color="auto" w:sz="0" w:space="0"/>
+            <w:left w:val="none" w:color="auto" w:sz="0" w:space="0"/>
+            <w:bottom w:val="none" w:color="auto" w:sz="0" w:space="0"/>
+            <w:right w:val="none" w:color="auto" w:sz="0" w:space="0"/>
+            <w:insideH w:val="none" w:color="auto" w:sz="0" w:space="0"/>
+            <w:insideV w:val="none" w:color="auto" w:sz="0" w:space="0"/>
+          </w:tblBorders>
+          <w:tblCellMar>
+            <w:top w:w="15" w:type="dxa"/>
+            <w:left w:w="15" w:type="dxa"/>
+            <w:bottom w:w="15" w:type="dxa"/>
+            <w:right w:w="15" w:type="dxa"/>
+          </w:tblCellMar>
+        </w:tblPrEx>
+        <w:trPr>
+          <w:trHeight w:val="0" w:hRule="atLeast"/>
+          <w:jc w:val="center"/>
+        </w:trPr>
+        <w:tc>
+          <w:tcPr>
+            <w:tcW w:w="0" w:type="auto"/>
+            <w:shd w:val="clear"/>
+            <w:tcMar>
+              <w:top w:w="50" w:type="dxa"/>
+              <w:left w:w="90" w:type="dxa"/>
+              <w:bottom w:w="50" w:type="dxa"/>
+              <w:right w:w="90" w:type="dxa"/>
+            </w:tcMar>
+            <w:vAlign w:val="center"/>
+          </w:tcPr>
+          <w:p>
+            <w:pPr>
+              <w:keepNext/>
+              <w:snapToGrid w:val="0"/>
+              <w:ind w:left="0" w:leftChars="0" w:right="0" w:rightChars="0" w:firstLine="0" w:firstLineChars="0"/>
+              <w:jc w:val="left"/>
+            </w:pPr>
+            <w:r>
+              <w:rPr>
+                <w:lang w:val="en-US" w:eastAsia="zh-CN"/>
+              </w:rPr>
+              <w:t>DTO</w:t>
+            </w:r>
+          </w:p>
+        </w:tc>
+        <w:tc>
+          <w:tcPr>
+            <w:tcW w:w="0" w:type="auto"/>
+            <w:shd w:val="clear"/>
+            <w:tcMar>
+              <w:top w:w="50" w:type="dxa"/>
+              <w:left w:w="90" w:type="dxa"/>
+              <w:bottom w:w="50" w:type="dxa"/>
+              <w:right w:w="90" w:type="dxa"/>
+            </w:tcMar>
+            <w:vAlign w:val="center"/>
+          </w:tcPr>
+          <w:p>
+            <w:pPr>
+              <w:keepNext/>
+              <w:snapToGrid w:val="0"/>
+              <w:ind w:left="0" w:leftChars="0" w:right="0" w:rightChars="0" w:firstLine="0" w:firstLineChars="0"/>
+              <w:jc w:val="left"/>
+            </w:pPr>
+            <w:r>
+              <w:rPr>
+                <w:rFonts w:hint="default"/>
+                <w:lang w:val="en-US" w:eastAsia="zh-CN"/>
+              </w:rPr>
+              <w:t>.../dto/request</w:t>
+            </w:r>
+            <w:r>
+              <w:rPr>
+                <w:lang w:val="en-US" w:eastAsia="zh-CN"/>
+              </w:rPr>
+              <w:t>、</w:t>
+            </w:r>
+            <w:r>
+              <w:rPr>
+                <w:rFonts w:hint="default"/>
+                <w:lang w:val="en-US" w:eastAsia="zh-CN"/>
+              </w:rPr>
+              <w:t>dto/response</w:t>
+            </w:r>
+          </w:p>
+        </w:tc>
+        <w:tc>
+          <w:tcPr>
+            <w:tcW w:w="4096" w:type="dxa"/>
+            <w:tcBorders>
+              <w:right w:val="nil"/>
+            </w:tcBorders>
+            <w:shd w:val="clear"/>
+            <w:tcMar>
+              <w:top w:w="50" w:type="dxa"/>
+              <w:left w:w="90" w:type="dxa"/>
+              <w:bottom w:w="50" w:type="dxa"/>
+              <w:right w:w="90" w:type="dxa"/>
+            </w:tcMar>
+            <w:vAlign w:val="center"/>
+          </w:tcPr>
+          <w:p>
+            <w:pPr>
+              <w:keepNext/>
+              <w:snapToGrid w:val="0"/>
+              <w:ind w:left="0" w:leftChars="0" w:right="0" w:rightChars="0" w:firstLine="0" w:firstLineChars="0"/>
+              <w:jc w:val="left"/>
+            </w:pPr>
+            <w:r>
+              <w:rPr>
+                <w:lang w:val="en-US" w:eastAsia="zh-CN"/>
+              </w:rPr>
+              <w:t>入参/出参</w:t>
+            </w:r>
+          </w:p>
+        </w:tc>
+      </w:tr>
+      <w:tr>
+        <w:tblPrEx>
+          <w:tblBorders>
+            <w:top w:val="none" w:color="auto" w:sz="0" w:space="0"/>
+            <w:left w:val="none" w:color="auto" w:sz="0" w:space="0"/>
+            <w:bottom w:val="none" w:color="auto" w:sz="0" w:space="0"/>
+            <w:right w:val="none" w:color="auto" w:sz="0" w:space="0"/>
+            <w:insideH w:val="none" w:color="auto" w:sz="0" w:space="0"/>
+            <w:insideV w:val="none" w:color="auto" w:sz="0" w:space="0"/>
+          </w:tblBorders>
+          <w:tblCellMar>
+            <w:top w:w="15" w:type="dxa"/>
+            <w:left w:w="15" w:type="dxa"/>
+            <w:bottom w:w="15" w:type="dxa"/>
+            <w:right w:w="15" w:type="dxa"/>
+          </w:tblCellMar>
+        </w:tblPrEx>
+        <w:trPr>
+          <w:trHeight w:val="0" w:hRule="atLeast"/>
+          <w:jc w:val="center"/>
+        </w:trPr>
+        <w:tc>
+          <w:tcPr>
+            <w:tcW w:w="0" w:type="auto"/>
+            <w:shd w:val="clear"/>
+            <w:tcMar>
+              <w:top w:w="50" w:type="dxa"/>
+              <w:left w:w="90" w:type="dxa"/>
+              <w:bottom w:w="50" w:type="dxa"/>
+              <w:right w:w="90" w:type="dxa"/>
+            </w:tcMar>
+            <w:vAlign w:val="center"/>
+          </w:tcPr>
+          <w:p>
+            <w:pPr>
+              <w:keepNext/>
+              <w:snapToGrid w:val="0"/>
+              <w:ind w:left="0" w:leftChars="0" w:right="0" w:rightChars="0" w:firstLine="0" w:firstLineChars="0"/>
+              <w:jc w:val="left"/>
+            </w:pPr>
+            <w:r>
+              <w:rPr>
+                <w:lang w:val="en-US" w:eastAsia="zh-CN"/>
+              </w:rPr>
+              <w:t>Mapper</w:t>
+            </w:r>
+          </w:p>
+        </w:tc>
+        <w:tc>
+          <w:tcPr>
+            <w:tcW w:w="0" w:type="auto"/>
+            <w:shd w:val="clear"/>
+            <w:tcMar>
+              <w:top w:w="50" w:type="dxa"/>
+              <w:left w:w="90" w:type="dxa"/>
+              <w:bottom w:w="50" w:type="dxa"/>
+              <w:right w:w="90" w:type="dxa"/>
+            </w:tcMar>
+            <w:vAlign w:val="center"/>
+          </w:tcPr>
+          <w:p>
+            <w:pPr>
+              <w:keepNext/>
+              <w:snapToGrid w:val="0"/>
+              <w:ind w:left="0" w:leftChars="0" w:right="0" w:rightChars="0" w:firstLine="0" w:firstLineChars="0"/>
+              <w:jc w:val="left"/>
+            </w:pPr>
+            <w:r>
+              <w:rPr>
+                <w:rFonts w:hint="default"/>
+                <w:lang w:val="en-US" w:eastAsia="zh-CN"/>
+              </w:rPr>
+              <w:t>.../mapper/</w:t>
+            </w:r>
+            <w:r>
+              <w:rPr>
+                <w:lang w:val="en-US" w:eastAsia="zh-CN"/>
+              </w:rPr>
+              <w:t> + 复杂统计时 </w:t>
+            </w:r>
+            <w:r>
+              <w:rPr>
+                <w:rFonts w:hint="default"/>
+                <w:lang w:val="en-US" w:eastAsia="zh-CN"/>
+              </w:rPr>
+              <w:t>resources/mapper/*.xml</w:t>
+            </w:r>
+          </w:p>
+        </w:tc>
+        <w:tc>
+          <w:tcPr>
+            <w:tcW w:w="4096" w:type="dxa"/>
+            <w:tcBorders>
+              <w:right w:val="nil"/>
+            </w:tcBorders>
+            <w:shd w:val="clear"/>
+            <w:tcMar>
+              <w:top w:w="50" w:type="dxa"/>
+              <w:left w:w="90" w:type="dxa"/>
+              <w:bottom w:w="50" w:type="dxa"/>
+              <w:right w:w="90" w:type="dxa"/>
+            </w:tcMar>
+            <w:vAlign w:val="center"/>
+          </w:tcPr>
+          <w:p>
+            <w:pPr>
+              <w:keepNext/>
+              <w:snapToGrid w:val="0"/>
+              <w:ind w:left="0" w:leftChars="0" w:right="0" w:rightChars="0" w:firstLine="0" w:firstLineChars="0"/>
+              <w:jc w:val="left"/>
+            </w:pPr>
+            <w:r>
+              <w:rPr>
+                <w:lang w:val="en-US" w:eastAsia="zh-CN"/>
+              </w:rPr>
+              <w:t>持久化 / 复杂 SQL</w:t>
+            </w:r>
+          </w:p>
+        </w:tc>
+      </w:tr>
+      <w:tr>
+        <w:tblPrEx>
+          <w:tblBorders>
+            <w:top w:val="none" w:color="auto" w:sz="0" w:space="0"/>
+            <w:left w:val="none" w:color="auto" w:sz="0" w:space="0"/>
+            <w:bottom w:val="none" w:color="auto" w:sz="0" w:space="0"/>
+            <w:right w:val="none" w:color="auto" w:sz="0" w:space="0"/>
+            <w:insideH w:val="none" w:color="auto" w:sz="0" w:space="0"/>
+            <w:insideV w:val="none" w:color="auto" w:sz="0" w:space="0"/>
+          </w:tblBorders>
+          <w:tblCellMar>
+            <w:top w:w="15" w:type="dxa"/>
+            <w:left w:w="15" w:type="dxa"/>
+            <w:bottom w:w="15" w:type="dxa"/>
+            <w:right w:w="15" w:type="dxa"/>
+          </w:tblCellMar>
+        </w:tblPrEx>
+        <w:trPr>
+          <w:trHeight w:val="0" w:hRule="atLeast"/>
+          <w:jc w:val="center"/>
+        </w:trPr>
+        <w:tc>
+          <w:tcPr>
+            <w:tcW w:w="0" w:type="auto"/>
+            <w:shd w:val="clear"/>
+            <w:tcMar>
+              <w:top w:w="50" w:type="dxa"/>
+              <w:left w:w="90" w:type="dxa"/>
+              <w:bottom w:w="50" w:type="dxa"/>
+              <w:right w:w="90" w:type="dxa"/>
+            </w:tcMar>
+            <w:vAlign w:val="center"/>
+          </w:tcPr>
+          <w:p>
+            <w:pPr>
+              <w:keepNext/>
+              <w:snapToGrid w:val="0"/>
+              <w:ind w:left="0" w:leftChars="0" w:right="0" w:rightChars="0" w:firstLine="0" w:firstLineChars="0"/>
+              <w:jc w:val="left"/>
+            </w:pPr>
+            <w:r>
+              <w:rPr>
+                <w:lang w:val="en-US" w:eastAsia="zh-CN"/>
+              </w:rPr>
+              <w:t>Service</w:t>
+            </w:r>
+          </w:p>
+        </w:tc>
+        <w:tc>
+          <w:tcPr>
+            <w:tcW w:w="0" w:type="auto"/>
+            <w:shd w:val="clear"/>
+            <w:tcMar>
+              <w:top w:w="50" w:type="dxa"/>
+              <w:left w:w="90" w:type="dxa"/>
+              <w:bottom w:w="50" w:type="dxa"/>
+              <w:right w:w="90" w:type="dxa"/>
+            </w:tcMar>
+            <w:vAlign w:val="center"/>
+          </w:tcPr>
+          <w:p>
+            <w:pPr>
+              <w:keepNext/>
+              <w:snapToGrid w:val="0"/>
+              <w:ind w:left="0" w:leftChars="0" w:right="0" w:rightChars="0" w:firstLine="0" w:firstLineChars="0"/>
+              <w:jc w:val="left"/>
+            </w:pPr>
+            <w:r>
+              <w:rPr>
+                <w:rFonts w:hint="default"/>
+                <w:lang w:val="en-US" w:eastAsia="zh-CN"/>
+              </w:rPr>
+              <w:t>.../service</w:t>
+            </w:r>
+            <w:r>
+              <w:rPr>
+                <w:lang w:val="en-US" w:eastAsia="zh-CN"/>
+              </w:rPr>
+              <w:t> + </w:t>
+            </w:r>
+            <w:r>
+              <w:rPr>
+                <w:rFonts w:hint="default"/>
+                <w:lang w:val="en-US" w:eastAsia="zh-CN"/>
+              </w:rPr>
+              <w:t>service/impl</w:t>
+            </w:r>
+          </w:p>
+        </w:tc>
+        <w:tc>
+          <w:tcPr>
+            <w:tcW w:w="4096" w:type="dxa"/>
+            <w:tcBorders>
+              <w:right w:val="nil"/>
+            </w:tcBorders>
+            <w:shd w:val="clear"/>
+            <w:tcMar>
+              <w:top w:w="50" w:type="dxa"/>
+              <w:left w:w="90" w:type="dxa"/>
+              <w:bottom w:w="50" w:type="dxa"/>
+              <w:right w:w="90" w:type="dxa"/>
+            </w:tcMar>
+            <w:vAlign w:val="center"/>
+          </w:tcPr>
+          <w:p>
+            <w:pPr>
+              <w:keepNext/>
+              <w:snapToGrid w:val="0"/>
+              <w:ind w:left="0" w:leftChars="0" w:right="0" w:rightChars="0" w:firstLine="0" w:firstLineChars="0"/>
+              <w:jc w:val="left"/>
+            </w:pPr>
+            <w:r>
+              <w:rPr>
+                <w:lang w:val="en-US" w:eastAsia="zh-CN"/>
+              </w:rPr>
+              <w:t>业务规则写这里</w:t>
+            </w:r>
+          </w:p>
+        </w:tc>
+      </w:tr>
+      <w:tr>
+        <w:tblPrEx>
+          <w:tblBorders>
+            <w:top w:val="none" w:color="auto" w:sz="0" w:space="0"/>
+            <w:left w:val="none" w:color="auto" w:sz="0" w:space="0"/>
+            <w:bottom w:val="none" w:color="auto" w:sz="0" w:space="0"/>
+            <w:right w:val="none" w:color="auto" w:sz="0" w:space="0"/>
+            <w:insideH w:val="none" w:color="auto" w:sz="0" w:space="0"/>
+            <w:insideV w:val="none" w:color="auto" w:sz="0" w:space="0"/>
+          </w:tblBorders>
+          <w:tblCellMar>
+            <w:top w:w="15" w:type="dxa"/>
+            <w:left w:w="15" w:type="dxa"/>
+            <w:bottom w:w="15" w:type="dxa"/>
+            <w:right w:w="15" w:type="dxa"/>
+          </w:tblCellMar>
+        </w:tblPrEx>
+        <w:trPr>
+          <w:trHeight w:val="0" w:hRule="atLeast"/>
+          <w:jc w:val="center"/>
+        </w:trPr>
+        <w:tc>
+          <w:tcPr>
+            <w:tcW w:w="1037" w:type="dxa"/>
+            <w:tcBorders>
+              <w:bottom w:val="nil"/>
+            </w:tcBorders>
+            <w:shd w:val="clear"/>
+            <w:tcMar>
+              <w:top w:w="50" w:type="dxa"/>
+              <w:left w:w="90" w:type="dxa"/>
+              <w:bottom w:w="50" w:type="dxa"/>
+              <w:right w:w="90" w:type="dxa"/>
+            </w:tcMar>
+            <w:vAlign w:val="center"/>
+          </w:tcPr>
+          <w:p>
+            <w:pPr>
+              <w:keepNext/>
+              <w:snapToGrid w:val="0"/>
+              <w:ind w:left="0" w:leftChars="0" w:right="0" w:rightChars="0" w:firstLine="0" w:firstLineChars="0"/>
+              <w:jc w:val="left"/>
+            </w:pPr>
+            <w:r>
+              <w:rPr>
+                <w:lang w:val="en-US" w:eastAsia="zh-CN"/>
+              </w:rPr>
+              <w:t>Controller</w:t>
+            </w:r>
+          </w:p>
+        </w:tc>
+        <w:tc>
+          <w:tcPr>
+            <w:tcW w:w="3353" w:type="dxa"/>
+            <w:tcBorders>
+              <w:bottom w:val="nil"/>
+            </w:tcBorders>
+            <w:shd w:val="clear"/>
+            <w:tcMar>
+              <w:top w:w="50" w:type="dxa"/>
+              <w:left w:w="90" w:type="dxa"/>
+              <w:bottom w:w="50" w:type="dxa"/>
+              <w:right w:w="90" w:type="dxa"/>
+            </w:tcMar>
+            <w:vAlign w:val="center"/>
+          </w:tcPr>
+          <w:p>
+            <w:pPr>
+              <w:keepNext/>
+              <w:snapToGrid w:val="0"/>
+              <w:ind w:left="0" w:leftChars="0" w:right="0" w:rightChars="0" w:firstLine="0" w:firstLineChars="0"/>
+              <w:jc w:val="left"/>
+            </w:pPr>
+            <w:r>
+              <w:rPr>
+                <w:rFonts w:hint="default"/>
+                <w:lang w:val="en-US" w:eastAsia="zh-CN"/>
+              </w:rPr>
+              <w:t>.../controller/</w:t>
+            </w:r>
+          </w:p>
+        </w:tc>
+        <w:tc>
+          <w:tcPr>
+            <w:tcW w:w="4096" w:type="dxa"/>
+            <w:tcBorders>
+              <w:bottom w:val="nil"/>
+              <w:right w:val="nil"/>
+            </w:tcBorders>
+            <w:shd w:val="clear"/>
+            <w:tcMar>
+              <w:top w:w="50" w:type="dxa"/>
+              <w:left w:w="90" w:type="dxa"/>
+              <w:bottom w:w="50" w:type="dxa"/>
+              <w:right w:w="90" w:type="dxa"/>
+            </w:tcMar>
+            <w:vAlign w:val="center"/>
+          </w:tcPr>
+          <w:p>
+            <w:pPr>
+              <w:keepNext/>
+              <w:snapToGrid w:val="0"/>
+              <w:ind w:left="0" w:leftChars="0" w:right="0" w:rightChars="0" w:firstLine="0" w:firstLineChars="0"/>
+              <w:jc w:val="left"/>
+            </w:pPr>
+            <w:r>
+              <w:rPr>
+                <w:lang w:val="en-US" w:eastAsia="zh-CN"/>
+              </w:rPr>
+              <w:t>REST 接口、</w:t>
+            </w:r>
+            <w:r>
+              <w:rPr>
+                <w:rFonts w:hint="default"/>
+                <w:lang w:val="en-US" w:eastAsia="zh-CN"/>
+              </w:rPr>
+              <w:t>@RequirePermission</w:t>
+            </w:r>
+            <w:r>
+              <w:rPr>
+                <w:lang w:val="en-US" w:eastAsia="zh-CN"/>
+              </w:rPr>
+              <w:t> / </w:t>
+            </w:r>
+            <w:r>
+              <w:rPr>
+                <w:rFonts w:hint="default"/>
+                <w:lang w:val="en-US" w:eastAsia="zh-CN"/>
+              </w:rPr>
+              <w:t>@CrudPermission</w:t>
+            </w:r>
+          </w:p>
+        </w:tc>
+      </w:tr>
+    </w:tbl>
+    <w:p>
+      <w:pPr>
+        <w:rPr>
+          <w:rFonts w:hint="default"/>
+        </w:rPr>
+      </w:pPr>
+      <w:r>
+        <w:rPr>
+          <w:rFonts w:hint="default"/>
+        </w:rPr>
+        <w:t>简单 CRUD 可仿 ProjectController（继承 BaseCrudController）；复杂业务仿 DeviceMaintenanceServiceImpl、FileServiceImpl。</w:t>
+      </w:r>
+    </w:p>
+    <w:p>
+      <w:pPr>
+        <w:rPr>
+          <w:rFonts w:hint="default"/>
+        </w:rPr>
+      </w:pPr>
+      <w:r>
+        <w:rPr>
+          <w:rFonts w:hint="default"/>
+        </w:rPr>
+        <w:t>前端</w:t>
+      </w:r>
+    </w:p>
+    <w:tbl>
+      <w:tblPr>
+        <w:tblW w:w="0" w:type="auto"/>
+        <w:tblInd w:w="0" w:type="dxa"/>
+        <w:tblBorders>
+          <w:top w:val="none" w:color="auto" w:sz="0" w:space="0"/>
+          <w:left w:val="none" w:color="auto" w:sz="0" w:space="0"/>
+          <w:bottom w:val="none" w:color="auto" w:sz="0" w:space="0"/>
+          <w:right w:val="none" w:color="auto" w:sz="0" w:space="0"/>
+          <w:insideH w:val="none" w:color="auto" w:sz="0" w:space="0"/>
+          <w:insideV w:val="none" w:color="auto" w:sz="0" w:space="0"/>
+        </w:tblBorders>
+        <w:shd w:val="clear"/>
+        <w:tblLayout w:type="autofit"/>
+        <w:tblCellMar>
+          <w:top w:w="15" w:type="dxa"/>
+          <w:left w:w="15" w:type="dxa"/>
+          <w:bottom w:w="15" w:type="dxa"/>
+          <w:right w:w="15" w:type="dxa"/>
+        </w:tblCellMar>
+      </w:tblPr>
+      <w:tblGrid>
+        <w:gridCol w:w="600"/>
+        <w:gridCol w:w="3276"/>
+        <w:gridCol w:w="4208"/>
+      </w:tblGrid>
+      <w:tr>
+        <w:tblPrEx>
+          <w:tblBorders>
+            <w:top w:val="none" w:color="auto" w:sz="0" w:space="0"/>
+            <w:left w:val="none" w:color="auto" w:sz="0" w:space="0"/>
+            <w:bottom w:val="none" w:color="auto" w:sz="0" w:space="0"/>
+            <w:right w:val="none" w:color="auto" w:sz="0" w:space="0"/>
+            <w:insideH w:val="none" w:color="auto" w:sz="0" w:space="0"/>
+            <w:insideV w:val="none" w:color="auto" w:sz="0" w:space="0"/>
+          </w:tblBorders>
+        </w:tblPrEx>
+        <w:tc>
+          <w:tcPr>
+            <w:tcW w:w="0" w:type="auto"/>
+            <w:shd w:val="clear"/>
+            <w:noWrap/>
+            <w:tcMar>
+              <w:top w:w="50" w:type="dxa"/>
+              <w:left w:w="90" w:type="dxa"/>
+              <w:bottom w:w="50" w:type="dxa"/>
+              <w:right w:w="90" w:type="dxa"/>
+            </w:tcMar>
+            <w:vAlign w:val="top"/>
+          </w:tcPr>
+          <w:p>
+            <w:r>
+              <w:rPr>
+                <w:lang w:val="en-US" w:eastAsia="zh-CN"/>
+              </w:rPr>
+              <w:t>层级</w:t>
+            </w:r>
+          </w:p>
+        </w:tc>
+        <w:tc>
+          <w:tcPr>
+            <w:tcW w:w="0" w:type="auto"/>
+            <w:shd w:val="clear"/>
+            <w:noWrap/>
+            <w:tcMar>
+              <w:top w:w="50" w:type="dxa"/>
+              <w:left w:w="90" w:type="dxa"/>
+              <w:bottom w:w="50" w:type="dxa"/>
+              <w:right w:w="90" w:type="dxa"/>
+            </w:tcMar>
+            <w:vAlign w:val="top"/>
+          </w:tcPr>
+          <w:p>
+            <w:r>
+              <w:rPr>
+                <w:lang w:val="en-US" w:eastAsia="zh-CN"/>
+              </w:rPr>
+              <w:t>目录</w:t>
+            </w:r>
+          </w:p>
+        </w:tc>
+        <w:tc>
+          <w:tcPr>
+            <w:tcW w:w="0" w:type="auto"/>
+            <w:tcBorders>
+              <w:right w:val="nil"/>
+            </w:tcBorders>
+            <w:shd w:val="clear"/>
+            <w:noWrap/>
+            <w:tcMar>
+              <w:top w:w="50" w:type="dxa"/>
+              <w:left w:w="90" w:type="dxa"/>
+              <w:bottom w:w="50" w:type="dxa"/>
+              <w:right w:w="90" w:type="dxa"/>
+            </w:tcMar>
+            <w:vAlign w:val="top"/>
+          </w:tcPr>
+          <w:p>
+            <w:r>
+              <w:rPr>
+                <w:lang w:val="en-US" w:eastAsia="zh-CN"/>
+              </w:rPr>
+              <w:t>何时改</w:t>
+            </w:r>
+          </w:p>
+        </w:tc>
+      </w:tr>
+      <w:tr>
+        <w:tblPrEx>
+          <w:tblBorders>
+            <w:top w:val="none" w:color="auto" w:sz="0" w:space="0"/>
+            <w:left w:val="none" w:color="auto" w:sz="0" w:space="0"/>
+            <w:bottom w:val="none" w:color="auto" w:sz="0" w:space="0"/>
+            <w:right w:val="none" w:color="auto" w:sz="0" w:space="0"/>
+            <w:insideH w:val="none" w:color="auto" w:sz="0" w:space="0"/>
+            <w:insideV w:val="none" w:color="auto" w:sz="0" w:space="0"/>
+          </w:tblBorders>
+          <w:tblCellMar>
+            <w:top w:w="15" w:type="dxa"/>
+            <w:left w:w="15" w:type="dxa"/>
+            <w:bottom w:w="15" w:type="dxa"/>
+            <w:right w:w="15" w:type="dxa"/>
+          </w:tblCellMar>
+        </w:tblPrEx>
+        <w:tc>
+          <w:tcPr>
+            <w:tcW w:w="0" w:type="auto"/>
+            <w:shd w:val="clear"/>
+            <w:tcMar>
+              <w:top w:w="50" w:type="dxa"/>
+              <w:left w:w="90" w:type="dxa"/>
+              <w:bottom w:w="50" w:type="dxa"/>
+              <w:right w:w="90" w:type="dxa"/>
+            </w:tcMar>
+            <w:vAlign w:val="top"/>
+          </w:tcPr>
+          <w:p>
+            <w:r>
+              <w:rPr>
+                <w:lang w:val="en-US" w:eastAsia="zh-CN"/>
+              </w:rPr>
+              <w:t>类型</w:t>
+            </w:r>
+          </w:p>
+        </w:tc>
+        <w:tc>
+          <w:tcPr>
+            <w:tcW w:w="0" w:type="auto"/>
+            <w:shd w:val="clear"/>
+            <w:tcMar>
+              <w:top w:w="50" w:type="dxa"/>
+              <w:left w:w="90" w:type="dxa"/>
+              <w:bottom w:w="50" w:type="dxa"/>
+              <w:right w:w="90" w:type="dxa"/>
+            </w:tcMar>
+            <w:vAlign w:val="top"/>
+          </w:tcPr>
+          <w:p>
+            <w:r>
+              <w:rPr>
+                <w:rFonts w:hint="default"/>
+                <w:lang w:val="en-US" w:eastAsia="zh-CN"/>
+              </w:rPr>
+              <w:t>frontend/src/types/</w:t>
+            </w:r>
+          </w:p>
+        </w:tc>
+        <w:tc>
+          <w:tcPr>
+            <w:tcW w:w="0" w:type="auto"/>
+            <w:tcBorders>
+              <w:right w:val="nil"/>
+            </w:tcBorders>
+            <w:shd w:val="clear"/>
+            <w:tcMar>
+              <w:top w:w="50" w:type="dxa"/>
+              <w:left w:w="90" w:type="dxa"/>
+              <w:bottom w:w="50" w:type="dxa"/>
+              <w:right w:w="90" w:type="dxa"/>
+            </w:tcMar>
+            <w:vAlign w:val="top"/>
+          </w:tcPr>
+          <w:p>
+            <w:r>
+              <w:rPr>
+                <w:lang w:val="en-US" w:eastAsia="zh-CN"/>
+              </w:rPr>
+              <w:t>接口数据结构</w:t>
+            </w:r>
+          </w:p>
+        </w:tc>
+      </w:tr>
+      <w:tr>
+        <w:tblPrEx>
+          <w:tblBorders>
+            <w:top w:val="none" w:color="auto" w:sz="0" w:space="0"/>
+            <w:left w:val="none" w:color="auto" w:sz="0" w:space="0"/>
+            <w:bottom w:val="none" w:color="auto" w:sz="0" w:space="0"/>
+            <w:right w:val="none" w:color="auto" w:sz="0" w:space="0"/>
+            <w:insideH w:val="none" w:color="auto" w:sz="0" w:space="0"/>
+            <w:insideV w:val="none" w:color="auto" w:sz="0" w:space="0"/>
+          </w:tblBorders>
+          <w:tblCellMar>
+            <w:top w:w="15" w:type="dxa"/>
+            <w:left w:w="15" w:type="dxa"/>
+            <w:bottom w:w="15" w:type="dxa"/>
+            <w:right w:w="15" w:type="dxa"/>
+          </w:tblCellMar>
+        </w:tblPrEx>
+        <w:tc>
+          <w:tcPr>
+            <w:tcW w:w="0" w:type="auto"/>
+            <w:shd w:val="clear"/>
+            <w:tcMar>
+              <w:top w:w="50" w:type="dxa"/>
+              <w:left w:w="90" w:type="dxa"/>
+              <w:bottom w:w="50" w:type="dxa"/>
+              <w:right w:w="90" w:type="dxa"/>
+            </w:tcMar>
+            <w:vAlign w:val="top"/>
+          </w:tcPr>
+          <w:p>
+            <w:r>
+              <w:rPr>
+                <w:lang w:val="en-US" w:eastAsia="zh-CN"/>
+              </w:rPr>
+              <w:t>API</w:t>
+            </w:r>
+          </w:p>
+        </w:tc>
+        <w:tc>
+          <w:tcPr>
+            <w:tcW w:w="0" w:type="auto"/>
+            <w:shd w:val="clear"/>
+            <w:tcMar>
+              <w:top w:w="50" w:type="dxa"/>
+              <w:left w:w="90" w:type="dxa"/>
+              <w:bottom w:w="50" w:type="dxa"/>
+              <w:right w:w="90" w:type="dxa"/>
+            </w:tcMar>
+            <w:vAlign w:val="top"/>
+          </w:tcPr>
+          <w:p>
+            <w:r>
+              <w:rPr>
+                <w:rFonts w:hint="default"/>
+                <w:lang w:val="en-US" w:eastAsia="zh-CN"/>
+              </w:rPr>
+              <w:t>frontend/src/api/</w:t>
+            </w:r>
+          </w:p>
+        </w:tc>
+        <w:tc>
+          <w:tcPr>
+            <w:tcW w:w="0" w:type="auto"/>
+            <w:tcBorders>
+              <w:right w:val="nil"/>
+            </w:tcBorders>
+            <w:shd w:val="clear"/>
+            <w:tcMar>
+              <w:top w:w="50" w:type="dxa"/>
+              <w:left w:w="90" w:type="dxa"/>
+              <w:bottom w:w="50" w:type="dxa"/>
+              <w:right w:w="90" w:type="dxa"/>
+            </w:tcMar>
+            <w:vAlign w:val="top"/>
+          </w:tcPr>
+          <w:p>
+            <w:r>
+              <w:rPr>
+                <w:lang w:val="en-US" w:eastAsia="zh-CN"/>
+              </w:rPr>
+              <w:t>调后端</w:t>
+            </w:r>
+          </w:p>
+        </w:tc>
+      </w:tr>
+      <w:tr>
+        <w:tblPrEx>
+          <w:tblBorders>
+            <w:top w:val="none" w:color="auto" w:sz="0" w:space="0"/>
+            <w:left w:val="none" w:color="auto" w:sz="0" w:space="0"/>
+            <w:bottom w:val="none" w:color="auto" w:sz="0" w:space="0"/>
+            <w:right w:val="none" w:color="auto" w:sz="0" w:space="0"/>
+            <w:insideH w:val="none" w:color="auto" w:sz="0" w:space="0"/>
+            <w:insideV w:val="none" w:color="auto" w:sz="0" w:space="0"/>
+          </w:tblBorders>
+          <w:tblCellMar>
+            <w:top w:w="15" w:type="dxa"/>
+            <w:left w:w="15" w:type="dxa"/>
+            <w:bottom w:w="15" w:type="dxa"/>
+            <w:right w:w="15" w:type="dxa"/>
+          </w:tblCellMar>
+        </w:tblPrEx>
+        <w:tc>
+          <w:tcPr>
+            <w:tcW w:w="0" w:type="auto"/>
+            <w:shd w:val="clear"/>
+            <w:tcMar>
+              <w:top w:w="50" w:type="dxa"/>
+              <w:left w:w="90" w:type="dxa"/>
+              <w:bottom w:w="50" w:type="dxa"/>
+              <w:right w:w="90" w:type="dxa"/>
+            </w:tcMar>
+            <w:vAlign w:val="top"/>
+          </w:tcPr>
+          <w:p>
+            <w:r>
+              <w:rPr>
+                <w:lang w:val="en-US" w:eastAsia="zh-CN"/>
+              </w:rPr>
+              <w:t>页面</w:t>
+            </w:r>
+          </w:p>
+        </w:tc>
+        <w:tc>
+          <w:tcPr>
+            <w:tcW w:w="0" w:type="auto"/>
+            <w:shd w:val="clear"/>
+            <w:tcMar>
+              <w:top w:w="50" w:type="dxa"/>
+              <w:left w:w="90" w:type="dxa"/>
+              <w:bottom w:w="50" w:type="dxa"/>
+              <w:right w:w="90" w:type="dxa"/>
+            </w:tcMar>
+            <w:vAlign w:val="top"/>
+          </w:tcPr>
+          <w:p>
+            <w:r>
+              <w:rPr>
+                <w:rFonts w:hint="default"/>
+                <w:lang w:val="en-US" w:eastAsia="zh-CN"/>
+              </w:rPr>
+              <w:t>frontend/src/views/</w:t>
+            </w:r>
+          </w:p>
+        </w:tc>
+        <w:tc>
+          <w:tcPr>
+            <w:tcW w:w="0" w:type="auto"/>
+            <w:tcBorders>
+              <w:right w:val="nil"/>
+            </w:tcBorders>
+            <w:shd w:val="clear"/>
+            <w:tcMar>
+              <w:top w:w="50" w:type="dxa"/>
+              <w:left w:w="90" w:type="dxa"/>
+              <w:bottom w:w="50" w:type="dxa"/>
+              <w:right w:w="90" w:type="dxa"/>
+            </w:tcMar>
+            <w:vAlign w:val="top"/>
+          </w:tcPr>
+          <w:p>
+            <w:r>
+              <w:rPr>
+                <w:lang w:val="en-US" w:eastAsia="zh-CN"/>
+              </w:rPr>
+              <w:t>列表/表单</w:t>
+            </w:r>
+          </w:p>
+        </w:tc>
+      </w:tr>
+      <w:tr>
+        <w:tblPrEx>
+          <w:tblBorders>
+            <w:top w:val="none" w:color="auto" w:sz="0" w:space="0"/>
+            <w:left w:val="none" w:color="auto" w:sz="0" w:space="0"/>
+            <w:bottom w:val="none" w:color="auto" w:sz="0" w:space="0"/>
+            <w:right w:val="none" w:color="auto" w:sz="0" w:space="0"/>
+            <w:insideH w:val="none" w:color="auto" w:sz="0" w:space="0"/>
+            <w:insideV w:val="none" w:color="auto" w:sz="0" w:space="0"/>
+          </w:tblBorders>
+          <w:tblCellMar>
+            <w:top w:w="15" w:type="dxa"/>
+            <w:left w:w="15" w:type="dxa"/>
+            <w:bottom w:w="15" w:type="dxa"/>
+            <w:right w:w="15" w:type="dxa"/>
+          </w:tblCellMar>
+        </w:tblPrEx>
+        <w:tc>
+          <w:tcPr>
+            <w:tcW w:w="0" w:type="auto"/>
+            <w:shd w:val="clear"/>
+            <w:tcMar>
+              <w:top w:w="50" w:type="dxa"/>
+              <w:left w:w="90" w:type="dxa"/>
+              <w:bottom w:w="50" w:type="dxa"/>
+              <w:right w:w="90" w:type="dxa"/>
+            </w:tcMar>
+            <w:vAlign w:val="top"/>
+          </w:tcPr>
+          <w:p>
+            <w:r>
+              <w:rPr>
+                <w:lang w:val="en-US" w:eastAsia="zh-CN"/>
+              </w:rPr>
+              <w:t>组件</w:t>
+            </w:r>
+          </w:p>
+        </w:tc>
+        <w:tc>
+          <w:tcPr>
+            <w:tcW w:w="0" w:type="auto"/>
+            <w:shd w:val="clear"/>
+            <w:tcMar>
+              <w:top w:w="50" w:type="dxa"/>
+              <w:left w:w="90" w:type="dxa"/>
+              <w:bottom w:w="50" w:type="dxa"/>
+              <w:right w:w="90" w:type="dxa"/>
+            </w:tcMar>
+            <w:vAlign w:val="top"/>
+          </w:tcPr>
+          <w:p>
+            <w:r>
+              <w:rPr>
+                <w:rFonts w:hint="default"/>
+                <w:lang w:val="en-US" w:eastAsia="zh-CN"/>
+              </w:rPr>
+              <w:t>frontend/src/components/</w:t>
+            </w:r>
+          </w:p>
+        </w:tc>
+        <w:tc>
+          <w:tcPr>
+            <w:tcW w:w="0" w:type="auto"/>
+            <w:tcBorders>
+              <w:right w:val="nil"/>
+            </w:tcBorders>
+            <w:shd w:val="clear"/>
+            <w:tcMar>
+              <w:top w:w="50" w:type="dxa"/>
+              <w:left w:w="90" w:type="dxa"/>
+              <w:bottom w:w="50" w:type="dxa"/>
+              <w:right w:w="90" w:type="dxa"/>
+            </w:tcMar>
+            <w:vAlign w:val="top"/>
+          </w:tcPr>
+          <w:p>
+            <w:r>
+              <w:rPr>
+                <w:lang w:val="en-US" w:eastAsia="zh-CN"/>
+              </w:rPr>
+              <w:t>可复用块（上传、图表等）</w:t>
+            </w:r>
+          </w:p>
+        </w:tc>
+      </w:tr>
+      <w:tr>
+        <w:tblPrEx>
+          <w:tblBorders>
+            <w:top w:val="none" w:color="auto" w:sz="0" w:space="0"/>
+            <w:left w:val="none" w:color="auto" w:sz="0" w:space="0"/>
+            <w:bottom w:val="none" w:color="auto" w:sz="0" w:space="0"/>
+            <w:right w:val="none" w:color="auto" w:sz="0" w:space="0"/>
+            <w:insideH w:val="none" w:color="auto" w:sz="0" w:space="0"/>
+            <w:insideV w:val="none" w:color="auto" w:sz="0" w:space="0"/>
+          </w:tblBorders>
+          <w:tblCellMar>
+            <w:top w:w="15" w:type="dxa"/>
+            <w:left w:w="15" w:type="dxa"/>
+            <w:bottom w:w="15" w:type="dxa"/>
+            <w:right w:w="15" w:type="dxa"/>
+          </w:tblCellMar>
+        </w:tblPrEx>
+        <w:tc>
+          <w:tcPr>
+            <w:tcW w:w="0" w:type="auto"/>
+            <w:tcBorders>
+              <w:bottom w:val="nil"/>
+            </w:tcBorders>
+            <w:shd w:val="clear"/>
+            <w:tcMar>
+              <w:top w:w="50" w:type="dxa"/>
+              <w:left w:w="90" w:type="dxa"/>
+              <w:bottom w:w="50" w:type="dxa"/>
+              <w:right w:w="90" w:type="dxa"/>
+            </w:tcMar>
+            <w:vAlign w:val="top"/>
+          </w:tcPr>
+          <w:p>
+            <w:r>
+              <w:rPr>
+                <w:lang w:val="en-US" w:eastAsia="zh-CN"/>
+              </w:rPr>
+              <w:t>路由</w:t>
+            </w:r>
+          </w:p>
+        </w:tc>
+        <w:tc>
+          <w:tcPr>
+            <w:tcW w:w="0" w:type="auto"/>
+            <w:tcBorders>
+              <w:bottom w:val="nil"/>
+            </w:tcBorders>
+            <w:shd w:val="clear"/>
+            <w:tcMar>
+              <w:top w:w="50" w:type="dxa"/>
+              <w:left w:w="90" w:type="dxa"/>
+              <w:bottom w:w="50" w:type="dxa"/>
+              <w:right w:w="90" w:type="dxa"/>
+            </w:tcMar>
+            <w:vAlign w:val="top"/>
+          </w:tcPr>
+          <w:p>
+            <w:r>
+              <w:rPr>
+                <w:rFonts w:hint="default"/>
+                <w:lang w:val="en-US" w:eastAsia="zh-CN"/>
+              </w:rPr>
+              <w:t>frontend/src/router/routeRegistry.ts</w:t>
+            </w:r>
+          </w:p>
+        </w:tc>
+        <w:tc>
+          <w:tcPr>
+            <w:tcW w:w="0" w:type="auto"/>
+            <w:tcBorders>
+              <w:bottom w:val="nil"/>
+              <w:right w:val="nil"/>
+            </w:tcBorders>
+            <w:shd w:val="clear"/>
+            <w:tcMar>
+              <w:top w:w="50" w:type="dxa"/>
+              <w:left w:w="90" w:type="dxa"/>
+              <w:bottom w:w="50" w:type="dxa"/>
+              <w:right w:w="90" w:type="dxa"/>
+            </w:tcMar>
+            <w:vAlign w:val="top"/>
+          </w:tcPr>
+          <w:p>
+            <w:r>
+              <w:rPr>
+                <w:rFonts w:hint="default"/>
+                <w:lang w:val="en-US" w:eastAsia="zh-CN"/>
+              </w:rPr>
+              <w:t>permissionCode</w:t>
+            </w:r>
+            <w:r>
+              <w:rPr>
+                <w:lang w:val="en-US" w:eastAsia="zh-CN"/>
+              </w:rPr>
+              <w:t> → 页面（动态菜单依赖它）</w:t>
+            </w:r>
+          </w:p>
+        </w:tc>
+      </w:tr>
+    </w:tbl>
+    <w:p>
+      <w:pPr>
+        <w:rPr>
+          <w:rFonts w:hint="default"/>
+        </w:rPr>
+      </w:pPr>
+      <w:r>
+        <w:rPr>
+          <w:rFonts w:hint="default"/>
+        </w:rPr>
+        <w:t>菜单在库里配了路径/权限，但 没有在 routeRegistry 注册，侧栏点进去会白屏（之前项目管理、附件、统计都踩过）。</w:t>
+      </w:r>
+    </w:p>
+    <w:p>
+      <w:pPr>
+        <w:rPr>
+          <w:rFonts w:hint="default"/>
+        </w:rPr>
+      </w:pPr>
+      <w:bookmarkStart w:id="0" w:name="_GoBack"/>
+      <w:bookmarkEnd w:id="0"/>
+    </w:p>
+    <w:p>
+      <w:pPr>
+        <w:rPr>
+          <w:rFonts w:hint="default"/>
+        </w:rPr>
+      </w:pPr>
+      <w:r>
+        <w:rPr>
+          <w:rFonts w:hint="default"/>
+        </w:rPr>
+        <w:t>权限 / 审计（常漏）</w:t>
+      </w:r>
+    </w:p>
+    <w:p>
+      <w:r>
+        <w:rPr>
+          <w:rFonts w:hint="default"/>
+        </w:rPr>
+        <w:t>菜单与按钮：sql 里 sys_permission、sys_role_permission</w:t>
+      </w:r>
+    </w:p>
+    <w:p>
+      <w:r>
+        <w:rPr>
+          <w:rFonts w:hint="default"/>
+        </w:rPr>
+        <w:t>接口：Controller 上 @RequirePermission 或 @CrudPermission(module = "xxx")</w:t>
+      </w:r>
+    </w:p>
+    <w:p>
+      <w:r>
+        <w:rPr>
+          <w:rFonts w:hint="default"/>
+        </w:rPr>
+        <w:t>数据隔离：查设备相关表时看 DataPermissionHandler 是否要加表规则</w:t>
+      </w:r>
+    </w:p>
+    <w:p>
+      <w:r>
+        <w:rPr>
+          <w:rFonts w:hint="default"/>
+        </w:rPr>
+        <w:t>写操作：看是否进 OperationLogAspect；日志类功能禁止物理删除</w:t>
+      </w:r>
+    </w:p>
+    <w:p>
+      <w:pPr>
+        <w:rPr>
+          <w:rFonts w:hint="default"/>
+        </w:rPr>
+      </w:pPr>
+      <w:r>
+        <w:rPr>
+          <w:rFonts w:hint="default"/>
+        </w:rPr>
+        <w:t>测试（规范要求）</w:t>
+      </w:r>
+    </w:p>
+    <w:p>
+      <w:r>
+        <w:rPr>
+          <w:rFonts w:hint="default"/>
+        </w:rPr>
+        <w:t>后端：backend/src/test/...（Service 单测）</w:t>
+      </w:r>
+    </w:p>
+    <w:p>
+      <w:r>
+        <w:rPr>
+          <w:rFonts w:hint="default"/>
+        </w:rPr>
+        <w:t>接口：scripts/test-xxx-api.ps1</w:t>
+      </w:r>
+    </w:p>
+    <w:p>
+      <w:r>
+        <w:rPr>
+          <w:rFonts w:hint="default"/>
+        </w:rPr>
+        <w:t>E2E：frontend/e2e/*.spec.ts + 页面 data-testid</w:t>
+      </w:r>
+    </w:p>
+    <w:p>
+      <w:pPr>
+        <w:rPr>
+          <w:rFonts w:hint="default"/>
+        </w:rPr>
+      </w:pPr>
+      <w:r>
+        <w:pict>
+          <v:rect id="_x0000_i1264" o:spt="1" style="height:1.5pt;width:432pt;" fillcolor="#A0A0A0" filled="t" stroked="f" coordsize="21600,21600" o:hr="t" o:hrstd="t" o:hralign="center">
+            <v:path/>
+            <v:fill on="t" focussize="0,0"/>
+            <v:stroke on="f"/>
+            <v:imagedata o:title=""/>
+            <o:lock v:ext="edit"/>
+            <w10:wrap type="none"/>
+            <w10:anchorlock/>
+          </v:rect>
+        </w:pict>
+      </w:r>
+    </w:p>
+    <w:p>
+      <w:pPr>
+        <w:rPr>
+          <w:rFonts w:hint="default"/>
+        </w:rPr>
+      </w:pPr>
+      <w:r>
+        <w:rPr>
+          <w:rFonts w:hint="default"/>
+        </w:rPr>
+        <w:t>3. 最快定位法：抄一个最像的现有模块</w:t>
+      </w:r>
+    </w:p>
+    <w:p>
+      <w:pPr>
+        <w:rPr>
+          <w:rFonts w:hint="default"/>
+        </w:rPr>
+      </w:pPr>
+      <w:r>
+        <w:rPr>
+          <w:rFonts w:hint="default"/>
+        </w:rPr>
+        <w:t>例如：</w:t>
+      </w:r>
+    </w:p>
+    <w:p>
+      <w:r>
+        <w:rPr>
+          <w:rFonts w:hint="default"/>
+        </w:rPr>
+        <w:t>标准 CRUD → 抄 项目（ProjectController + ProjectListView + projectApi）</w:t>
+      </w:r>
+    </w:p>
+    <w:p>
+      <w:r>
+        <w:rPr>
+          <w:rFonts w:hint="default"/>
+        </w:rPr>
+        <w:t>设备关联业务 → 抄 维修（状态流转 + 附件）</w:t>
+      </w:r>
+    </w:p>
+    <w:p>
+      <w:r>
+        <w:rPr>
+          <w:rFonts w:hint="default"/>
+        </w:rPr>
+        <w:t>图表统计 → 抄 统计分析（StatisticsMapper.xml + DashboardView）</w:t>
+      </w:r>
+    </w:p>
+    <w:p>
+      <w:r>
+        <w:rPr>
+          <w:rFonts w:hint="default"/>
+        </w:rPr>
+        <w:t>文件 → 抄 附件（FileController + UploadPanel）</w:t>
+      </w:r>
+    </w:p>
+    <w:p>
+      <w:pPr>
+        <w:rPr>
+          <w:rFonts w:hint="default"/>
+        </w:rPr>
+      </w:pPr>
+      <w:r>
+        <w:rPr>
+          <w:rFonts w:hint="default"/>
+        </w:rPr>
+        <w:t>在 IDE 里从该模块的 Controller 方法 往下跳转 Service → Mapper，再从前端 api → view，整条链就是你要改的文件清单。</w:t>
+      </w:r>
+    </w:p>
+    <w:p>
+      <w:pPr>
+        <w:rPr>
+          <w:rFonts w:hint="default"/>
+        </w:rPr>
+      </w:pPr>
+      <w:r>
+        <w:rPr>
+          <w:rFonts w:hint="default"/>
+        </w:rPr>
+        <w:pict>
+          <v:rect id="_x0000_i1265" o:spt="1" style="height:1.5pt;width:432pt;" fillcolor="#A0A0A0" filled="t" stroked="f" coordsize="21600,21600" o:hr="t" o:hrstd="t" o:hralign="center">
+            <v:path/>
+            <v:fill on="t" focussize="0,0"/>
+            <v:stroke on="f"/>
+            <v:imagedata o:title=""/>
+            <o:lock v:ext="edit"/>
+            <w10:wrap type="none"/>
+            <w10:anchorlock/>
+          </v:rect>
+        </w:pict>
+      </w:r>
+    </w:p>
+    <w:p>
+      <w:pPr>
+        <w:rPr>
+          <w:rFonts w:hint="default"/>
+        </w:rPr>
+      </w:pPr>
+      <w:r>
+        <w:rPr>
+          <w:rFonts w:hint="default"/>
+        </w:rPr>
+        <w:t>4. 一张「最小改动清单」模板</w:t>
+      </w:r>
+    </w:p>
+    <w:p>
+      <w:pPr>
+        <w:rPr>
+          <w:rFonts w:hint="default"/>
+        </w:rPr>
+      </w:pPr>
+      <w:r>
+        <w:rPr>
+          <w:rFonts w:hint="default"/>
+        </w:rPr>
+        <w:t>新增功能时，自己勾一遍：</w:t>
+      </w:r>
+    </w:p>
+    <w:p>
+      <w:pPr>
+        <w:rPr>
+          <w:rFonts w:hint="default"/>
+        </w:rPr>
+      </w:pPr>
+      <w:r>
+        <w:rPr>
+          <w:rFonts w:hint="default"/>
+          <w:lang w:val="en-US" w:eastAsia="zh-CN"/>
+        </w:rPr>
+        <w:t>[ ] sql/V1.x.x__xxx.sql （表/权限/菜单）</w:t>
+      </w:r>
+    </w:p>
+    <w:p>
+      <w:pPr>
+        <w:rPr>
+          <w:rFonts w:hint="default"/>
+        </w:rPr>
+      </w:pPr>
+      <w:r>
+        <w:rPr>
+          <w:rFonts w:hint="default"/>
+          <w:lang w:val="en-US" w:eastAsia="zh-CN"/>
+        </w:rPr>
+        <w:t>[ ] entity + dto</w:t>
+      </w:r>
+    </w:p>
+    <w:p>
+      <w:pPr>
+        <w:rPr>
+          <w:rFonts w:hint="default"/>
+        </w:rPr>
+      </w:pPr>
+      <w:r>
+        <w:rPr>
+          <w:rFonts w:hint="default"/>
+          <w:lang w:val="en-US" w:eastAsia="zh-CN"/>
+        </w:rPr>
+        <w:t>[ ] mapper (+ xml 若复杂查询)</w:t>
+      </w:r>
+    </w:p>
+    <w:p>
+      <w:pPr>
+        <w:rPr>
+          <w:rFonts w:hint="default"/>
+        </w:rPr>
+      </w:pPr>
+      <w:r>
+        <w:rPr>
+          <w:rFonts w:hint="default"/>
+          <w:lang w:val="en-US" w:eastAsia="zh-CN"/>
+        </w:rPr>
+        <w:t>[ ] service / serviceImpl</w:t>
+      </w:r>
+    </w:p>
+    <w:p>
+      <w:pPr>
+        <w:rPr>
+          <w:rFonts w:hint="default"/>
+        </w:rPr>
+      </w:pPr>
+      <w:r>
+        <w:rPr>
+          <w:rFonts w:hint="default"/>
+          <w:lang w:val="en-US" w:eastAsia="zh-CN"/>
+        </w:rPr>
+        <w:t>[ ] controller（权限注解）</w:t>
+      </w:r>
+    </w:p>
+    <w:p>
+      <w:pPr>
+        <w:rPr>
+          <w:rFonts w:hint="default"/>
+        </w:rPr>
+      </w:pPr>
+      <w:r>
+        <w:rPr>
+          <w:rFonts w:hint="default"/>
+          <w:lang w:val="en-US" w:eastAsia="zh-CN"/>
+        </w:rPr>
+        <w:t>[ ] frontend types + api</w:t>
+      </w:r>
+    </w:p>
+    <w:p>
+      <w:pPr>
+        <w:rPr>
+          <w:rFonts w:hint="default"/>
+        </w:rPr>
+      </w:pPr>
+      <w:r>
+        <w:rPr>
+          <w:rFonts w:hint="default"/>
+          <w:lang w:val="en-US" w:eastAsia="zh-CN"/>
+        </w:rPr>
+        <w:t>[ ] views（+ components）</w:t>
+      </w:r>
+    </w:p>
+    <w:p>
+      <w:pPr>
+        <w:rPr>
+          <w:rFonts w:hint="default"/>
+        </w:rPr>
+      </w:pPr>
+      <w:r>
+        <w:rPr>
+          <w:rFonts w:hint="default"/>
+          <w:lang w:val="en-US" w:eastAsia="zh-CN"/>
+        </w:rPr>
+        <w:t>[ ] routeRegistry.ts</w:t>
+      </w:r>
+    </w:p>
+    <w:p>
+      <w:pPr>
+        <w:rPr>
+          <w:rFonts w:hint="default"/>
+        </w:rPr>
+      </w:pPr>
+      <w:r>
+        <w:rPr>
+          <w:rFonts w:hint="default"/>
+          <w:lang w:val="en-US" w:eastAsia="zh-CN"/>
+        </w:rPr>
+        <w:t>[ ] （可选）DataPermission / 审计</w:t>
+      </w:r>
+    </w:p>
+    <w:p>
+      <w:pPr>
+        <w:rPr>
+          <w:rFonts w:hint="default"/>
+        </w:rPr>
+      </w:pPr>
+      <w:r>
+        <w:rPr>
+          <w:rFonts w:hint="default"/>
+          <w:lang w:val="en-US" w:eastAsia="zh-CN"/>
+        </w:rPr>
+        <w:t>[ ] 单测 + API 脚本 + e2e</w:t>
+      </w:r>
+    </w:p>
+    <w:p>
+      <w:pPr>
+        <w:rPr>
+          <w:rFonts w:hint="default"/>
+        </w:rPr>
+      </w:pPr>
+      <w:r>
+        <w:rPr>
+          <w:rFonts w:hint="default"/>
+        </w:rPr>
+        <w:pict>
+          <v:rect id="_x0000_i1266" o:spt="1" style="height:1.5pt;width:432pt;" fillcolor="#A0A0A0" filled="t" stroked="f" coordsize="21600,21600" o:hr="t" o:hrstd="t" o:hralign="center">
+            <v:path/>
+            <v:fill on="t" focussize="0,0"/>
+            <v:stroke on="f"/>
+            <v:imagedata o:title=""/>
+            <o:lock v:ext="edit"/>
+            <w10:wrap type="none"/>
+            <w10:anchorlock/>
+          </v:rect>
+        </w:pict>
+      </w:r>
+    </w:p>
+    <w:p>
+      <w:pPr>
+        <w:rPr>
+          <w:rFonts w:hint="default"/>
+        </w:rPr>
+      </w:pPr>
+      <w:r>
+        <w:rPr>
+          <w:rFonts w:hint="default"/>
+        </w:rPr>
+        <w:t>5. 举例：若加「供应商管理」CRUD</w:t>
+      </w:r>
+    </w:p>
+    <w:p>
+      <w:pPr>
+        <w:rPr>
+          <w:rFonts w:hint="default"/>
+        </w:rPr>
+      </w:pPr>
+      <w:r>
+        <w:rPr>
+          <w:rFonts w:hint="default"/>
+        </w:rPr>
+        <w:t>大致会动到：</w:t>
+      </w:r>
+    </w:p>
+    <w:p>
+      <w:r>
+        <w:rPr>
+          <w:rFonts w:hint="default"/>
+        </w:rPr>
+        <w:t>sql：表（或字典）+ supplier:list 等权限菜单</w:t>
+      </w:r>
+    </w:p>
+    <w:p>
+      <w:r>
+        <w:rPr>
+          <w:rFonts w:hint="default"/>
+        </w:rPr>
+        <w:t>后端：Supplier Entity、Mapper、Service、Controller（可仿品牌 DeviceBrandController）</w:t>
+      </w:r>
+    </w:p>
+    <w:p>
+      <w:r>
+        <w:rPr>
+          <w:rFonts w:hint="default"/>
+        </w:rPr>
+        <w:t>前端：types、api/system.ts 或独立 api/supplier.ts、SupplierListView.vue</w:t>
+      </w:r>
+    </w:p>
+    <w:p>
+      <w:r>
+        <w:rPr>
+          <w:rFonts w:hint="default"/>
+        </w:rPr>
+        <w:t>routeRegistry：'supplier:list': { path: '/suppliers', ... }</w:t>
+      </w:r>
+    </w:p>
+    <w:p>
+      <w:r>
+        <w:rPr>
+          <w:rFonts w:hint="default"/>
+        </w:rPr>
+        <w:t>测试：Service 单测 + scripts/test-supplier-api.ps1 + Playwright</w:t>
+      </w:r>
+    </w:p>
+    <w:p>
+      <w:pPr>
+        <w:rPr>
+          <w:rFonts w:hint="default"/>
+        </w:rPr>
+      </w:pPr>
+      <w:r>
+        <w:rPr>
+          <w:rFonts w:hint="default"/>
+        </w:rPr>
+        <w:t>若只是「设备档案里多一个供应商下拉」，可能 只改 Device 表单 + 字典数据，而不必新菜单。</w:t>
+      </w:r>
+    </w:p>
+    <w:p>
+      <w:pPr>
+        <w:rPr>
+          <w:rFonts w:hint="default"/>
+        </w:rPr>
+      </w:pPr>
+      <w:r>
+        <w:rPr>
+          <w:rFonts w:hint="default"/>
+        </w:rPr>
+        <w:pict>
+          <v:rect id="_x0000_i1267" o:spt="1" style="height:1.5pt;width:432pt;" fillcolor="#A0A0A0" filled="t" stroked="f" coordsize="21600,21600" o:hr="t" o:hrstd="t" o:hralign="center">
+            <v:path/>
+            <v:fill on="t" focussize="0,0"/>
+            <v:stroke on="f"/>
+            <v:imagedata o:title=""/>
+            <o:lock v:ext="edit"/>
+            <w10:wrap type="none"/>
+            <w10:anchorlock/>
+          </v:rect>
+        </w:pict>
+      </w:r>
+    </w:p>
+    <w:p>
+      <w:pPr>
+        <w:rPr>
+          <w:rFonts w:hint="default"/>
+        </w:rPr>
+      </w:pPr>
+      <w:r>
+        <w:rPr>
+          <w:rFonts w:hint="default"/>
+        </w:rPr>
+        <w:t>6. 实用习惯</w:t>
+      </w:r>
+    </w:p>
+    <w:p>
+      <w:r>
+        <w:rPr>
+          <w:rFonts w:hint="default"/>
+        </w:rPr>
+        <w:t>先搜再写：Grep 权限码、表名、类似接口路径。</w:t>
+      </w:r>
+    </w:p>
+    <w:p>
+      <w:r>
+        <w:rPr>
+          <w:rFonts w:hint="default"/>
+        </w:rPr>
+        <w:t>先读需求章节再对表：避免和生命周期、数据权限冲突。</w:t>
+      </w:r>
+    </w:p>
+    <w:p>
+      <w:r>
+        <w:rPr>
+          <w:rFonts w:hint="default"/>
+        </w:rPr>
+        <w:t>改完对照菜单：库里有权限码 ↔ routeRegistry 有映射 ↔ 接口有同名权限。</w:t>
+      </w:r>
+    </w:p>
+    <w:p>
+      <w:r>
+        <w:rPr>
+          <w:rFonts w:hint="default"/>
+        </w:rPr>
+        <w:t>不确定就从 Controller 入口往下跟，比从文件夹瞎找快。</w:t>
+      </w:r>
+    </w:p>
+    <w:p>
+      <w:pPr>
+        <w:rPr>
+          <w:rFonts w:hint="default"/>
+        </w:rPr>
+      </w:pPr>
+      <w:r>
+        <w:pict>
+          <v:rect id="_x0000_i1268" o:spt="1" style="height:1.5pt;width:432pt;" fillcolor="#A0A0A0" filled="t" stroked="f" coordsize="21600,21600" o:hr="t" o:hrstd="t" o:hralign="center">
+            <v:path/>
+            <v:fill on="t" focussize="0,0"/>
+            <v:stroke on="f"/>
+            <v:imagedata o:title=""/>
+            <o:lock v:ext="edit"/>
+            <w10:wrap type="none"/>
+            <w10:anchorlock/>
+          </v:rect>
+        </w:pict>
+      </w:r>
+    </w:p>
+    <w:p>
+      <w:pPr>
+        <w:rPr>
+          <w:rFonts w:hint="default"/>
+        </w:rPr>
+      </w:pPr>
+      <w:r>
+        <w:rPr>
+          <w:rFonts w:hint="default"/>
+        </w:rPr>
+        <w:t>如果你有一个具体功能（例如「导出统计图」或「供应商管理」），可以说一下，我可以按上面方法帮你列一份精确到文件路径的改动清单（Ask 模式下只给方案，不直接改代码；要自动改可切 Agent 模式）。</w:t>
+      </w:r>
+    </w:p>
+    <w:p/>
     <w:p/>
     <w:p/>
     <w:p>
@@ -57388,8 +60063,8 @@
   <w:latentStyles w:count="260" w:defQFormat="0" w:defUnhideWhenUsed="1" w:defSemiHidden="1" w:defUIPriority="99" w:defLockedState="0">
     <w:lsdException w:qFormat="1" w:unhideWhenUsed="0" w:uiPriority="0" w:semiHidden="0" w:name="Normal"/>
     <w:lsdException w:qFormat="1" w:unhideWhenUsed="0" w:uiPriority="0" w:semiHidden="0" w:name="heading 1"/>
-    <w:lsdException w:qFormat="1" w:uiPriority="0" w:name="heading 2"/>
-    <w:lsdException w:qFormat="1" w:uiPriority="0" w:name="heading 3"/>
+    <w:lsdException w:qFormat="1" w:uiPriority="0" w:semiHidden="0" w:name="heading 2"/>
+    <w:lsdException w:qFormat="1" w:uiPriority="0" w:semiHidden="0" w:name="heading 3"/>
     <w:lsdException w:qFormat="1" w:uiPriority="0" w:name="heading 4"/>
     <w:lsdException w:qFormat="1" w:uiPriority="0" w:name="heading 5"/>
     <w:lsdException w:qFormat="1" w:uiPriority="0" w:name="heading 6"/>
@@ -57655,7 +60330,7 @@
     <w:name w:val="heading 1"/>
     <w:basedOn w:val="1"/>
     <w:next w:val="1"/>
-    <w:link w:val="8"/>
+    <w:link w:val="9"/>
     <w:qFormat/>
     <w:uiPriority w:val="0"/>
     <w:pPr>
@@ -57676,7 +60351,6 @@
     <w:name w:val="heading 2"/>
     <w:basedOn w:val="1"/>
     <w:next w:val="1"/>
-    <w:semiHidden/>
     <w:unhideWhenUsed/>
     <w:qFormat/>
     <w:uiPriority w:val="0"/>
@@ -57696,8 +60370,7 @@
     <w:name w:val="heading 3"/>
     <w:basedOn w:val="1"/>
     <w:next w:val="1"/>
-    <w:link w:val="9"/>
-    <w:semiHidden/>
+    <w:link w:val="10"/>
     <w:unhideWhenUsed/>
     <w:qFormat/>
     <w:uiPriority w:val="0"/>
@@ -57714,13 +60387,13 @@
       <w:szCs w:val="32"/>
     </w:rPr>
   </w:style>
-  <w:style w:type="character" w:default="1" w:styleId="6">
+  <w:style w:type="character" w:default="1" w:styleId="7">
     <w:name w:val="Default Paragraph Font"/>
     <w:unhideWhenUsed/>
     <w:qFormat/>
     <w:uiPriority w:val="1"/>
   </w:style>
-  <w:style w:type="table" w:default="1" w:styleId="5">
+  <w:style w:type="table" w:default="1" w:styleId="6">
     <w:name w:val="Normal Table"/>
     <w:semiHidden/>
     <w:unhideWhenUsed/>
@@ -57734,18 +60407,33 @@
       </w:tblCellMar>
     </w:tblPr>
   </w:style>
-  <w:style w:type="character" w:styleId="7">
+  <w:style w:type="paragraph" w:styleId="5">
+    <w:name w:val="Normal (Web)"/>
+    <w:basedOn w:val="1"/>
+    <w:uiPriority w:val="0"/>
+    <w:pPr>
+      <w:spacing w:before="0" w:beforeAutospacing="1" w:after="0" w:afterAutospacing="1"/>
+      <w:ind w:left="0" w:right="0"/>
+      <w:jc w:val="left"/>
+    </w:pPr>
+    <w:rPr>
+      <w:kern w:val="0"/>
+      <w:sz w:val="24"/>
+      <w:lang w:val="en-US" w:eastAsia="zh-CN" w:bidi="ar"/>
+    </w:rPr>
+  </w:style>
+  <w:style w:type="character" w:styleId="8">
     <w:name w:val="HTML Code"/>
-    <w:basedOn w:val="6"/>
+    <w:basedOn w:val="7"/>
     <w:uiPriority w:val="0"/>
     <w:rPr>
       <w:rFonts w:ascii="Courier New" w:hAnsi="Courier New"/>
       <w:sz w:val="20"/>
     </w:rPr>
   </w:style>
-  <w:style w:type="character" w:customStyle="1" w:styleId="8">
+  <w:style w:type="character" w:customStyle="1" w:styleId="9">
     <w:name w:val="标题 1 字符"/>
-    <w:basedOn w:val="6"/>
+    <w:basedOn w:val="7"/>
     <w:link w:val="2"/>
     <w:qFormat/>
     <w:uiPriority w:val="0"/>
@@ -57758,9 +60446,9 @@
       <w:szCs w:val="44"/>
     </w:rPr>
   </w:style>
-  <w:style w:type="character" w:customStyle="1" w:styleId="9">
+  <w:style w:type="character" w:customStyle="1" w:styleId="10">
     <w:name w:val="标题 3 字符"/>
-    <w:basedOn w:val="6"/>
+    <w:basedOn w:val="7"/>
     <w:link w:val="4"/>
     <w:semiHidden/>
     <w:uiPriority w:val="0"/>

--- a/设备管理.docx
+++ b/设备管理.docx
@@ -1010,7 +1010,7 @@
           <w:rFonts w:hint="default"/>
           <w:lang w:val="en-US" w:eastAsia="zh-CN"/>
         </w:rPr>
-        <w:t># 1. 执行数据库脚本</w:t>
+        <w:t># 1. 执行数据库</w:t>
       </w:r>
     </w:p>
     <w:p>
@@ -1021,16 +1021,19 @@
         </w:numPr>
         <w:rPr>
           <w:rFonts w:hint="default"/>
-        </w:rPr>
-      </w:pPr>
+          <w:lang w:val="en-US" w:eastAsia="zh-CN"/>
+        </w:rPr>
+      </w:pPr>
+      <w:bookmarkStart w:id="0" w:name="_GoBack"/>
       <w:r>
         <w:rPr>
           <w:rFonts w:hint="default"/>
           <w:lang w:val="en-US" w:eastAsia="zh-CN"/>
         </w:rPr>
-        <w:t>sql/V1.0.0__init_schema.sql</w:t>
-      </w:r>
-    </w:p>
+        <w:t>mysql -u root -p --default-character-set=utf8mb4 equipment_manager</w:t>
+      </w:r>
+    </w:p>
+    <w:bookmarkEnd w:id="0"/>
     <w:p>
       <w:pPr>
         <w:numPr>
@@ -1039,6 +1042,7 @@
         </w:numPr>
         <w:rPr>
           <w:rFonts w:hint="default"/>
+          <w:lang w:val="en-US" w:eastAsia="zh-CN"/>
         </w:rPr>
       </w:pPr>
       <w:r>
@@ -1046,7 +1050,7 @@
           <w:rFonts w:hint="default"/>
           <w:lang w:val="en-US" w:eastAsia="zh-CN"/>
         </w:rPr>
-        <w:t>sql/V1.0.1__init_auth_data.sql</w:t>
+        <w:t># 2. 启动后端</w:t>
       </w:r>
     </w:p>
     <w:p>
@@ -1057,6 +1061,7 @@
         </w:numPr>
         <w:rPr>
           <w:rFonts w:hint="default"/>
+          <w:lang w:val="en-US" w:eastAsia="zh-CN"/>
         </w:rPr>
       </w:pPr>
       <w:r>
@@ -1064,7 +1069,26 @@
           <w:rFonts w:hint="default"/>
           <w:lang w:val="en-US" w:eastAsia="zh-CN"/>
         </w:rPr>
-        <w:t># 2. 启动后端</w:t>
+        <w:t>netstat -ano | findstr :8080</w:t>
+      </w:r>
+    </w:p>
+    <w:p>
+      <w:pPr>
+        <w:numPr>
+          <w:ilvl w:val="0"/>
+          <w:numId w:val="0"/>
+        </w:numPr>
+        <w:rPr>
+          <w:rFonts w:hint="default"/>
+          <w:lang w:val="en-US" w:eastAsia="zh-CN"/>
+        </w:rPr>
+      </w:pPr>
+      <w:r>
+        <w:rPr>
+          <w:rFonts w:hint="default"/>
+          <w:lang w:val="en-US" w:eastAsia="zh-CN"/>
+        </w:rPr>
+        <w:t>taskkill /F /PID 56960</w:t>
       </w:r>
     </w:p>
     <w:p>
@@ -11148,14 +11172,6 @@
         <w:gridCol w:w="1783"/>
       </w:tblGrid>
       <w:tr>
-        <w:tblPrEx>
-          <w:tblCellMar>
-            <w:top w:w="15" w:type="dxa"/>
-            <w:left w:w="15" w:type="dxa"/>
-            <w:bottom w:w="15" w:type="dxa"/>
-            <w:right w:w="15" w:type="dxa"/>
-          </w:tblCellMar>
-        </w:tblPrEx>
         <w:trPr>
           <w:tblHeader/>
           <w:tblCellSpacing w:w="15" w:type="dxa"/>
@@ -13019,6 +13035,14 @@
         </w:tc>
       </w:tr>
       <w:tr>
+        <w:tblPrEx>
+          <w:tblCellMar>
+            <w:top w:w="15" w:type="dxa"/>
+            <w:left w:w="15" w:type="dxa"/>
+            <w:bottom w:w="15" w:type="dxa"/>
+            <w:right w:w="15" w:type="dxa"/>
+          </w:tblCellMar>
+        </w:tblPrEx>
         <w:trPr>
           <w:tblCellSpacing w:w="15" w:type="dxa"/>
         </w:trPr>
@@ -26861,14 +26885,6 @@
         <w:gridCol w:w="1344"/>
       </w:tblGrid>
       <w:tr>
-        <w:tblPrEx>
-          <w:tblCellMar>
-            <w:top w:w="15" w:type="dxa"/>
-            <w:left w:w="15" w:type="dxa"/>
-            <w:bottom w:w="15" w:type="dxa"/>
-            <w:right w:w="15" w:type="dxa"/>
-          </w:tblCellMar>
-        </w:tblPrEx>
         <w:trPr>
           <w:tblHeader/>
           <w:tblCellSpacing w:w="15" w:type="dxa"/>
@@ -27860,6 +27876,14 @@
         <w:gridCol w:w="2490"/>
       </w:tblGrid>
       <w:tr>
+        <w:tblPrEx>
+          <w:tblCellMar>
+            <w:top w:w="15" w:type="dxa"/>
+            <w:left w:w="15" w:type="dxa"/>
+            <w:bottom w:w="15" w:type="dxa"/>
+            <w:right w:w="15" w:type="dxa"/>
+          </w:tblCellMar>
+        </w:tblPrEx>
         <w:trPr>
           <w:tblHeader/>
           <w:tblCellSpacing w:w="15" w:type="dxa"/>
@@ -33231,14 +33255,6 @@
         </w:tc>
       </w:tr>
       <w:tr>
-        <w:tblPrEx>
-          <w:tblCellMar>
-            <w:top w:w="15" w:type="dxa"/>
-            <w:left w:w="15" w:type="dxa"/>
-            <w:bottom w:w="15" w:type="dxa"/>
-            <w:right w:w="15" w:type="dxa"/>
-          </w:tblCellMar>
-        </w:tblPrEx>
         <w:trPr>
           <w:tblCellSpacing w:w="15" w:type="dxa"/>
         </w:trPr>
@@ -34328,6 +34344,14 @@
         <w:gridCol w:w="3645"/>
       </w:tblGrid>
       <w:tr>
+        <w:tblPrEx>
+          <w:tblCellMar>
+            <w:top w:w="15" w:type="dxa"/>
+            <w:left w:w="15" w:type="dxa"/>
+            <w:bottom w:w="15" w:type="dxa"/>
+            <w:right w:w="15" w:type="dxa"/>
+          </w:tblCellMar>
+        </w:tblPrEx>
         <w:trPr>
           <w:tblHeader/>
           <w:tblCellSpacing w:w="15" w:type="dxa"/>
@@ -35151,14 +35175,6 @@
         </w:tc>
       </w:tr>
       <w:tr>
-        <w:tblPrEx>
-          <w:tblCellMar>
-            <w:top w:w="15" w:type="dxa"/>
-            <w:left w:w="15" w:type="dxa"/>
-            <w:bottom w:w="15" w:type="dxa"/>
-            <w:right w:w="15" w:type="dxa"/>
-          </w:tblCellMar>
-        </w:tblPrEx>
         <w:trPr>
           <w:tblCellSpacing w:w="15" w:type="dxa"/>
         </w:trPr>
@@ -35912,14 +35928,6 @@
         <w:gridCol w:w="1236"/>
       </w:tblGrid>
       <w:tr>
-        <w:tblPrEx>
-          <w:tblCellMar>
-            <w:top w:w="15" w:type="dxa"/>
-            <w:left w:w="15" w:type="dxa"/>
-            <w:bottom w:w="15" w:type="dxa"/>
-            <w:right w:w="15" w:type="dxa"/>
-          </w:tblCellMar>
-        </w:tblPrEx>
         <w:trPr>
           <w:tblHeader/>
           <w:tblCellSpacing w:w="15" w:type="dxa"/>
@@ -44359,6 +44367,7 @@
             <w:insideH w:val="none" w:color="auto" w:sz="0" w:space="0"/>
             <w:insideV w:val="none" w:color="auto" w:sz="0" w:space="0"/>
           </w:tblBorders>
+          <w:shd w:val="clear"/>
           <w:tblCellMar>
             <w:top w:w="15" w:type="dxa"/>
             <w:left w:w="15" w:type="dxa"/>
@@ -44743,6 +44752,7 @@
             <w:insideH w:val="none" w:color="auto" w:sz="0" w:space="0"/>
             <w:insideV w:val="none" w:color="auto" w:sz="0" w:space="0"/>
           </w:tblBorders>
+          <w:shd w:val="clear"/>
           <w:tblCellMar>
             <w:top w:w="15" w:type="dxa"/>
             <w:left w:w="15" w:type="dxa"/>
@@ -44850,6 +44860,7 @@
             <w:insideH w:val="none" w:color="auto" w:sz="0" w:space="0"/>
             <w:insideV w:val="none" w:color="auto" w:sz="0" w:space="0"/>
           </w:tblBorders>
+          <w:shd w:val="clear"/>
           <w:tblCellMar>
             <w:top w:w="15" w:type="dxa"/>
             <w:left w:w="15" w:type="dxa"/>
@@ -44957,6 +44968,7 @@
             <w:insideH w:val="none" w:color="auto" w:sz="0" w:space="0"/>
             <w:insideV w:val="none" w:color="auto" w:sz="0" w:space="0"/>
           </w:tblBorders>
+          <w:shd w:val="clear"/>
           <w:tblCellMar>
             <w:top w:w="15" w:type="dxa"/>
             <w:left w:w="15" w:type="dxa"/>
@@ -45077,6 +45089,7 @@
             <w:insideH w:val="none" w:color="auto" w:sz="0" w:space="0"/>
             <w:insideV w:val="none" w:color="auto" w:sz="0" w:space="0"/>
           </w:tblBorders>
+          <w:shd w:val="clear"/>
           <w:tblCellMar>
             <w:top w:w="15" w:type="dxa"/>
             <w:left w:w="15" w:type="dxa"/>
@@ -45197,6 +45210,7 @@
             <w:insideH w:val="none" w:color="auto" w:sz="0" w:space="0"/>
             <w:insideV w:val="none" w:color="auto" w:sz="0" w:space="0"/>
           </w:tblBorders>
+          <w:shd w:val="clear"/>
           <w:tblCellMar>
             <w:top w:w="15" w:type="dxa"/>
             <w:left w:w="15" w:type="dxa"/>
@@ -45317,6 +45331,7 @@
             <w:insideH w:val="none" w:color="auto" w:sz="0" w:space="0"/>
             <w:insideV w:val="none" w:color="auto" w:sz="0" w:space="0"/>
           </w:tblBorders>
+          <w:shd w:val="clear"/>
           <w:tblCellMar>
             <w:top w:w="15" w:type="dxa"/>
             <w:left w:w="15" w:type="dxa"/>
@@ -45496,14 +45511,12 @@
       </w:tblGrid>
       <w:tr>
         <w:tblPrEx>
-          <w:tblBorders>
-            <w:top w:val="none" w:color="auto" w:sz="0" w:space="0"/>
-            <w:left w:val="none" w:color="auto" w:sz="0" w:space="0"/>
-            <w:bottom w:val="none" w:color="auto" w:sz="0" w:space="0"/>
-            <w:right w:val="none" w:color="auto" w:sz="0" w:space="0"/>
-            <w:insideH w:val="none" w:color="auto" w:sz="0" w:space="0"/>
-            <w:insideV w:val="none" w:color="auto" w:sz="0" w:space="0"/>
-          </w:tblBorders>
+          <w:tblCellMar>
+            <w:top w:w="15" w:type="dxa"/>
+            <w:left w:w="15" w:type="dxa"/>
+            <w:bottom w:w="15" w:type="dxa"/>
+            <w:right w:w="15" w:type="dxa"/>
+          </w:tblCellMar>
         </w:tblPrEx>
         <w:tc>
           <w:tcPr>
@@ -45755,6 +45768,7 @@
             <w:insideH w:val="none" w:color="auto" w:sz="0" w:space="0"/>
             <w:insideV w:val="none" w:color="auto" w:sz="0" w:space="0"/>
           </w:tblBorders>
+          <w:shd w:val="clear"/>
           <w:tblCellMar>
             <w:top w:w="15" w:type="dxa"/>
             <w:left w:w="15" w:type="dxa"/>
@@ -46034,8 +46048,6 @@
           <w:rFonts w:hint="default"/>
         </w:rPr>
       </w:pPr>
-      <w:bookmarkStart w:id="0" w:name="_GoBack"/>
-      <w:bookmarkEnd w:id="0"/>
     </w:p>
     <w:p>
       <w:pPr>

--- a/设备管理.docx
+++ b/设备管理.docx
@@ -1,6 +1,6 @@
 
 <file path=word/document.xml><?xml version="1.0" encoding="utf-8"?>
-<w:document xmlns:wpc="http://schemas.microsoft.com/office/word/2010/wordprocessingCanvas" xmlns:mc="http://schemas.openxmlformats.org/markup-compatibility/2006" xmlns:o="urn:schemas-microsoft-com:office:office" xmlns:r="http://schemas.openxmlformats.org/officeDocument/2006/relationships" xmlns:m="http://schemas.openxmlformats.org/officeDocument/2006/math" xmlns:v="urn:schemas-microsoft-com:vml" xmlns:wp14="http://schemas.microsoft.com/office/word/2010/wordprocessingDrawing" xmlns:wp="http://schemas.openxmlformats.org/drawingml/2006/wordprocessingDrawing" xmlns:w="http://schemas.openxmlformats.org/wordprocessingml/2006/main" xmlns:w14="http://schemas.microsoft.com/office/word/2010/wordml" xmlns:w10="urn:schemas-microsoft-com:office:word" xmlns:w15="http://schemas.microsoft.com/office/word/2012/wordml" xmlns:wpg="http://schemas.microsoft.com/office/word/2010/wordprocessingGroup" xmlns:wpi="http://schemas.microsoft.com/office/word/2010/wordprocessingInk" xmlns:wne="http://schemas.microsoft.com/office/word/2006/wordml" xmlns:wps="http://schemas.microsoft.com/office/word/2010/wordprocessingShape" xmlns:wpsCustomData="http://www.wps.cn/officeDocument/2013/wpsCustomData" mc:Ignorable="w14 w15 wp14">
+<w:document xmlns:wpc="http://schemas.microsoft.com/office/word/2010/wordprocessingCanvas" xmlns:cx="http://schemas.microsoft.com/office/drawing/2014/chartex" xmlns:cx1="http://schemas.microsoft.com/office/drawing/2015/9/8/chartex" xmlns:cx2="http://schemas.microsoft.com/office/drawing/2015/10/21/chartex" xmlns:cx3="http://schemas.microsoft.com/office/drawing/2016/5/9/chartex" xmlns:cx4="http://schemas.microsoft.com/office/drawing/2016/5/10/chartex" xmlns:cx5="http://schemas.microsoft.com/office/drawing/2016/5/11/chartex" xmlns:cx6="http://schemas.microsoft.com/office/drawing/2016/5/12/chartex" xmlns:cx7="http://schemas.microsoft.com/office/drawing/2016/5/13/chartex" xmlns:cx8="http://schemas.microsoft.com/office/drawing/2016/5/14/chartex" xmlns:mc="http://schemas.openxmlformats.org/markup-compatibility/2006" xmlns:o="urn:schemas-microsoft-com:office:office" xmlns:r="http://schemas.openxmlformats.org/officeDocument/2006/relationships" xmlns:m="http://schemas.openxmlformats.org/officeDocument/2006/math" xmlns:v="urn:schemas-microsoft-com:vml" xmlns:wp14="http://schemas.microsoft.com/office/word/2010/wordprocessingDrawing" xmlns:wp="http://schemas.openxmlformats.org/drawingml/2006/wordprocessingDrawing" xmlns:w="http://schemas.openxmlformats.org/wordprocessingml/2006/main" xmlns:w14="http://schemas.microsoft.com/office/word/2010/wordml" xmlns:w10="urn:schemas-microsoft-com:office:word" xmlns:w15="http://schemas.microsoft.com/office/word/2012/wordml" xmlns:wpg="http://schemas.microsoft.com/office/word/2010/wordprocessingGroup" xmlns:wpi="http://schemas.microsoft.com/office/word/2010/wordprocessingInk" xmlns:wne="http://schemas.microsoft.com/office/word/2006/wordml" xmlns:wps="http://schemas.microsoft.com/office/word/2010/wordprocessingShape" xmlns:wpsCustomData="http://www.wps.cn/officeDocument/2013/wpsCustomData" mc:Ignorable="w14 w15 wp14">
   <w:body>
     <w:p>
       <w:pPr>
@@ -425,6 +425,7 @@
     <w:p>
       <w:pPr>
         <w:numPr>
+          <w:ilvl w:val="0"/>
           <w:numId w:val="0"/>
         </w:numPr>
         <w:ind w:leftChars="400"/>
@@ -460,6 +461,7 @@
     <w:p>
       <w:pPr>
         <w:numPr>
+          <w:ilvl w:val="0"/>
           <w:numId w:val="0"/>
         </w:numPr>
         <w:rPr>
@@ -476,6 +478,7 @@
     <w:p>
       <w:pPr>
         <w:numPr>
+          <w:ilvl w:val="0"/>
           <w:numId w:val="0"/>
         </w:numPr>
         <w:rPr>
@@ -492,6 +495,7 @@
     <w:p>
       <w:pPr>
         <w:numPr>
+          <w:ilvl w:val="0"/>
           <w:numId w:val="0"/>
         </w:numPr>
         <w:rPr>
@@ -508,6 +512,7 @@
     <w:p>
       <w:pPr>
         <w:numPr>
+          <w:ilvl w:val="0"/>
           <w:numId w:val="0"/>
         </w:numPr>
         <w:rPr>
@@ -524,6 +529,7 @@
     <w:p>
       <w:pPr>
         <w:numPr>
+          <w:ilvl w:val="0"/>
           <w:numId w:val="0"/>
         </w:numPr>
         <w:rPr>
@@ -534,6 +540,7 @@
     <w:p>
       <w:pPr>
         <w:numPr>
+          <w:ilvl w:val="0"/>
           <w:numId w:val="0"/>
         </w:numPr>
         <w:rPr>
@@ -550,6 +557,7 @@
     <w:p>
       <w:pPr>
         <w:numPr>
+          <w:ilvl w:val="0"/>
           <w:numId w:val="0"/>
         </w:numPr>
         <w:rPr>
@@ -566,6 +574,7 @@
     <w:p>
       <w:pPr>
         <w:numPr>
+          <w:ilvl w:val="0"/>
           <w:numId w:val="0"/>
         </w:numPr>
         <w:rPr>
@@ -582,6 +591,7 @@
     <w:p>
       <w:pPr>
         <w:numPr>
+          <w:ilvl w:val="0"/>
           <w:numId w:val="0"/>
         </w:numPr>
         <w:rPr>
@@ -598,6 +608,7 @@
     <w:p>
       <w:pPr>
         <w:numPr>
+          <w:ilvl w:val="0"/>
           <w:numId w:val="0"/>
         </w:numPr>
         <w:rPr>
@@ -614,6 +625,7 @@
     <w:p>
       <w:pPr>
         <w:numPr>
+          <w:ilvl w:val="0"/>
           <w:numId w:val="0"/>
         </w:numPr>
         <w:rPr>
@@ -630,6 +642,7 @@
     <w:p>
       <w:pPr>
         <w:numPr>
+          <w:ilvl w:val="0"/>
           <w:numId w:val="0"/>
         </w:numPr>
         <w:rPr>
@@ -646,6 +659,7 @@
     <w:p>
       <w:pPr>
         <w:numPr>
+          <w:ilvl w:val="0"/>
           <w:numId w:val="0"/>
         </w:numPr>
         <w:rPr>
@@ -733,7 +747,6 @@
           <w:color w:val="000000"/>
           <w:sz w:val="16"/>
           <w:szCs w:val="16"/>
-          <w:bdr w:val="none" w:color="auto" w:sz="0" w:space="0"/>
         </w:rPr>
         <w:t xml:space="preserve">手动建好 </w:t>
       </w:r>
@@ -743,7 +756,6 @@
           <w:color w:val="000000"/>
           <w:sz w:val="16"/>
           <w:szCs w:val="16"/>
-          <w:bdr w:val="none" w:color="auto" w:sz="0" w:space="0"/>
         </w:rPr>
         <w:t>.anthropic\claude-code</w:t>
       </w:r>
@@ -752,7 +764,6 @@
           <w:color w:val="000000"/>
           <w:sz w:val="16"/>
           <w:szCs w:val="16"/>
-          <w:bdr w:val="none" w:color="auto" w:sz="0" w:space="0"/>
         </w:rPr>
         <w:t xml:space="preserve"> + </w:t>
       </w:r>
@@ -762,7 +773,6 @@
           <w:color w:val="000000"/>
           <w:sz w:val="16"/>
           <w:szCs w:val="16"/>
-          <w:bdr w:val="none" w:color="auto" w:sz="0" w:space="0"/>
         </w:rPr>
         <w:t>settings.json</w:t>
       </w:r>
@@ -806,7 +816,6 @@
           <w:color w:val="000000"/>
           <w:sz w:val="16"/>
           <w:szCs w:val="16"/>
-          <w:bdr w:val="none" w:color="auto" w:sz="0" w:space="0"/>
         </w:rPr>
         <w:t xml:space="preserve">准备好 </w:t>
       </w:r>
@@ -816,7 +825,6 @@
           <w:color w:val="000000"/>
           <w:sz w:val="16"/>
           <w:szCs w:val="16"/>
-          <w:bdr w:val="none" w:color="auto" w:sz="0" w:space="0"/>
         </w:rPr>
         <w:t>litellm_config.yaml</w:t>
       </w:r>
@@ -825,7 +833,6 @@
           <w:color w:val="000000"/>
           <w:sz w:val="16"/>
           <w:szCs w:val="16"/>
-          <w:bdr w:val="none" w:color="auto" w:sz="0" w:space="0"/>
         </w:rPr>
         <w:t>，填入你的 Gemini API Key</w:t>
       </w:r>
@@ -869,7 +876,6 @@
           <w:color w:val="000000"/>
           <w:sz w:val="16"/>
           <w:szCs w:val="16"/>
-          <w:bdr w:val="none" w:color="auto" w:sz="0" w:space="0"/>
         </w:rPr>
         <w:t xml:space="preserve">终端执行 </w:t>
       </w:r>
@@ -879,7 +885,6 @@
           <w:color w:val="000000"/>
           <w:sz w:val="16"/>
           <w:szCs w:val="16"/>
-          <w:bdr w:val="none" w:color="auto" w:sz="0" w:space="0"/>
         </w:rPr>
         <w:t>litellm --config litellm_config.yaml --port 8000</w:t>
       </w:r>
@@ -888,7 +893,6 @@
           <w:color w:val="000000"/>
           <w:sz w:val="16"/>
           <w:szCs w:val="16"/>
-          <w:bdr w:val="none" w:color="auto" w:sz="0" w:space="0"/>
         </w:rPr>
         <w:t>，保持窗口打开</w:t>
       </w:r>
@@ -932,7 +936,6 @@
           <w:color w:val="000000"/>
           <w:sz w:val="16"/>
           <w:szCs w:val="16"/>
-          <w:bdr w:val="none" w:color="auto" w:sz="0" w:space="0"/>
         </w:rPr>
         <w:t xml:space="preserve">新开终端，直接运行 </w:t>
       </w:r>
@@ -942,7 +945,6 @@
           <w:color w:val="000000"/>
           <w:sz w:val="16"/>
           <w:szCs w:val="16"/>
-          <w:bdr w:val="none" w:color="auto" w:sz="0" w:space="0"/>
         </w:rPr>
         <w:t>claude code</w:t>
       </w:r>
@@ -951,7 +953,6 @@
           <w:color w:val="000000"/>
           <w:sz w:val="16"/>
           <w:szCs w:val="16"/>
-          <w:bdr w:val="none" w:color="auto" w:sz="0" w:space="0"/>
         </w:rPr>
         <w:t xml:space="preserve">，选择 </w:t>
       </w:r>
@@ -961,7 +962,6 @@
           <w:color w:val="000000"/>
           <w:sz w:val="16"/>
           <w:szCs w:val="16"/>
-          <w:bdr w:val="none" w:color="auto" w:sz="0" w:space="0"/>
         </w:rPr>
         <w:t>3rd-party platform</w:t>
       </w:r>
@@ -970,7 +970,6 @@
           <w:color w:val="000000"/>
           <w:sz w:val="16"/>
           <w:szCs w:val="16"/>
-          <w:bdr w:val="none" w:color="auto" w:sz="0" w:space="0"/>
         </w:rPr>
         <w:t xml:space="preserve"> 即可调用 Gemini</w:t>
       </w:r>
@@ -1024,7 +1023,6 @@
           <w:lang w:val="en-US" w:eastAsia="zh-CN"/>
         </w:rPr>
       </w:pPr>
-      <w:bookmarkStart w:id="0" w:name="_GoBack"/>
       <w:r>
         <w:rPr>
           <w:rFonts w:hint="default"/>
@@ -1033,7 +1031,6 @@
         <w:t>mysql -u root -p --default-character-set=utf8mb4 equipment_manager</w:t>
       </w:r>
     </w:p>
-    <w:bookmarkEnd w:id="0"/>
     <w:p>
       <w:pPr>
         <w:numPr>
@@ -1135,6 +1132,7 @@
         </w:numPr>
         <w:rPr>
           <w:rFonts w:hint="default"/>
+          <w:lang w:val="en-US" w:eastAsia="zh-CN"/>
         </w:rPr>
       </w:pPr>
       <w:r>
@@ -1147,8 +1145,56 @@
     </w:p>
     <w:p>
       <w:pPr>
+        <w:numPr>
+          <w:ilvl w:val="0"/>
+          <w:numId w:val="0"/>
+        </w:numPr>
+        <w:rPr>
+          <w:rFonts w:hint="eastAsia"/>
+          <w:lang w:val="en-US" w:eastAsia="zh-CN"/>
+        </w:rPr>
+      </w:pPr>
+      <w:r>
+        <w:rPr>
+          <w:rFonts w:hint="eastAsia"/>
+          <w:lang w:val="en-US" w:eastAsia="zh-CN"/>
+        </w:rPr>
+        <w:t>4.</w:t>
+      </w:r>
+      <w:bookmarkStart w:id="0" w:name="_GoBack"/>
+      <w:bookmarkEnd w:id="0"/>
+      <w:r>
+        <w:rPr>
+          <w:rFonts w:hint="eastAsia"/>
+          <w:lang w:val="en-US" w:eastAsia="zh-CN"/>
+        </w:rPr>
+        <w:t>开放网址</w:t>
+      </w:r>
+    </w:p>
+    <w:p>
+      <w:pPr>
+        <w:numPr>
+          <w:ilvl w:val="0"/>
+          <w:numId w:val="0"/>
+        </w:numPr>
+        <w:rPr>
+          <w:rFonts w:hint="default"/>
+          <w:lang w:val="en-US" w:eastAsia="zh-CN"/>
+        </w:rPr>
+      </w:pPr>
+      <w:r>
+        <w:rPr>
+          <w:rFonts w:hint="default"/>
+          <w:lang w:val="en-US" w:eastAsia="zh-CN"/>
+        </w:rPr>
+        <w:t>cpolar http 5173</w:t>
+      </w:r>
+    </w:p>
+    <w:p>
+      <w:pPr>
         <w:widowControl w:val="0"/>
         <w:numPr>
+          <w:ilvl w:val="0"/>
           <w:numId w:val="0"/>
         </w:numPr>
         <w:jc w:val="both"/>
@@ -1162,6 +1208,7 @@
       <w:pPr>
         <w:widowControl w:val="0"/>
         <w:numPr>
+          <w:ilvl w:val="0"/>
           <w:numId w:val="0"/>
         </w:numPr>
         <w:jc w:val="both"/>
@@ -1193,6 +1240,7 @@
     </w:p>
     <w:tbl>
       <w:tblPr>
+        <w:tblStyle w:val="6"/>
         <w:tblW w:w="0" w:type="auto"/>
         <w:tblInd w:w="0" w:type="dxa"/>
         <w:tblBorders>
@@ -1228,7 +1276,6 @@
             <w:insideH w:val="none" w:color="auto" w:sz="0" w:space="0"/>
             <w:insideV w:val="none" w:color="auto" w:sz="0" w:space="0"/>
           </w:tblBorders>
-          <w:shd w:val="clear" w:color="auto" w:fill="FFFFFF"/>
           <w:tblCellMar>
             <w:top w:w="15" w:type="dxa"/>
             <w:left w:w="15" w:type="dxa"/>
@@ -1283,7 +1330,6 @@
                 <w:kern w:val="0"/>
                 <w:sz w:val="14"/>
                 <w:szCs w:val="14"/>
-                <w:bdr w:val="none" w:color="auto" w:sz="0" w:space="0"/>
                 <w:lang w:val="en-US" w:eastAsia="zh-CN" w:bidi="ar"/>
               </w:rPr>
               <w:t>账号</w:t>
@@ -1337,7 +1383,6 @@
                 <w:kern w:val="0"/>
                 <w:sz w:val="14"/>
                 <w:szCs w:val="14"/>
-                <w:bdr w:val="none" w:color="auto" w:sz="0" w:space="0"/>
                 <w:lang w:val="en-US" w:eastAsia="zh-CN" w:bidi="ar"/>
               </w:rPr>
               <w:t>密码</w:t>
@@ -1391,7 +1436,6 @@
                 <w:kern w:val="0"/>
                 <w:sz w:val="14"/>
                 <w:szCs w:val="14"/>
-                <w:bdr w:val="none" w:color="auto" w:sz="0" w:space="0"/>
                 <w:lang w:val="en-US" w:eastAsia="zh-CN" w:bidi="ar"/>
               </w:rPr>
               <w:t>角色</w:t>
@@ -1448,7 +1492,6 @@
                 <w:kern w:val="0"/>
                 <w:sz w:val="14"/>
                 <w:szCs w:val="14"/>
-                <w:bdr w:val="none" w:color="auto" w:sz="0" w:space="0"/>
                 <w:lang w:val="en-US" w:eastAsia="zh-CN" w:bidi="ar"/>
               </w:rPr>
               <w:t>数据范围</w:t>
@@ -1466,7 +1509,6 @@
             <w:insideH w:val="none" w:color="auto" w:sz="0" w:space="0"/>
             <w:insideV w:val="none" w:color="auto" w:sz="0" w:space="0"/>
           </w:tblBorders>
-          <w:shd w:val="clear" w:color="auto" w:fill="FFFFFF"/>
           <w:tblCellMar>
             <w:top w:w="15" w:type="dxa"/>
             <w:left w:w="15" w:type="dxa"/>
@@ -1524,7 +1566,6 @@
                 <w:kern w:val="0"/>
                 <w:sz w:val="18"/>
                 <w:szCs w:val="18"/>
-                <w:bdr w:val="none" w:color="auto" w:sz="0" w:space="0"/>
                 <w:lang w:val="en-US" w:eastAsia="zh-CN" w:bidi="ar"/>
               </w:rPr>
               <w:t>admin</w:t>
@@ -1581,7 +1622,6 @@
                 <w:kern w:val="0"/>
                 <w:sz w:val="18"/>
                 <w:szCs w:val="18"/>
-                <w:bdr w:val="none" w:color="auto" w:sz="0" w:space="0"/>
                 <w:lang w:val="en-US" w:eastAsia="zh-CN" w:bidi="ar"/>
               </w:rPr>
               <w:t>123456</w:t>
@@ -1637,7 +1677,6 @@
                 <w:kern w:val="0"/>
                 <w:sz w:val="13"/>
                 <w:szCs w:val="13"/>
-                <w:bdr w:val="none" w:color="auto" w:sz="0" w:space="0"/>
                 <w:lang w:val="en-US" w:eastAsia="zh-CN" w:bidi="ar"/>
               </w:rPr>
               <w:t>系统管理员</w:t>
@@ -1696,7 +1735,6 @@
                 <w:kern w:val="0"/>
                 <w:sz w:val="13"/>
                 <w:szCs w:val="13"/>
-                <w:bdr w:val="none" w:color="auto" w:sz="0" w:space="0"/>
                 <w:lang w:val="en-US" w:eastAsia="zh-CN" w:bidi="ar"/>
               </w:rPr>
               <w:t>全部</w:t>
@@ -1772,7 +1810,6 @@
                 <w:kern w:val="0"/>
                 <w:sz w:val="18"/>
                 <w:szCs w:val="18"/>
-                <w:bdr w:val="none" w:color="auto" w:sz="0" w:space="0"/>
                 <w:lang w:val="en-US" w:eastAsia="zh-CN" w:bidi="ar"/>
               </w:rPr>
               <w:t>dept_admin</w:t>
@@ -1829,7 +1866,6 @@
                 <w:kern w:val="0"/>
                 <w:sz w:val="18"/>
                 <w:szCs w:val="18"/>
-                <w:bdr w:val="none" w:color="auto" w:sz="0" w:space="0"/>
                 <w:lang w:val="en-US" w:eastAsia="zh-CN" w:bidi="ar"/>
               </w:rPr>
               <w:t>123456</w:t>
@@ -1885,7 +1921,6 @@
                 <w:kern w:val="0"/>
                 <w:sz w:val="13"/>
                 <w:szCs w:val="13"/>
-                <w:bdr w:val="none" w:color="auto" w:sz="0" w:space="0"/>
                 <w:lang w:val="en-US" w:eastAsia="zh-CN" w:bidi="ar"/>
               </w:rPr>
               <w:t>部门管理员</w:t>
@@ -1944,7 +1979,6 @@
                 <w:kern w:val="0"/>
                 <w:sz w:val="13"/>
                 <w:szCs w:val="13"/>
-                <w:bdr w:val="none" w:color="auto" w:sz="0" w:space="0"/>
                 <w:lang w:val="en-US" w:eastAsia="zh-CN" w:bidi="ar"/>
               </w:rPr>
               <w:t>运维保障部</w:t>
@@ -2023,7 +2057,6 @@
                 <w:kern w:val="0"/>
                 <w:sz w:val="18"/>
                 <w:szCs w:val="18"/>
-                <w:bdr w:val="none" w:color="auto" w:sz="0" w:space="0"/>
                 <w:lang w:val="en-US" w:eastAsia="zh-CN" w:bidi="ar"/>
               </w:rPr>
               <w:t>user01</w:t>
@@ -2083,7 +2116,6 @@
                 <w:kern w:val="0"/>
                 <w:sz w:val="18"/>
                 <w:szCs w:val="18"/>
-                <w:bdr w:val="none" w:color="auto" w:sz="0" w:space="0"/>
                 <w:lang w:val="en-US" w:eastAsia="zh-CN" w:bidi="ar"/>
               </w:rPr>
               <w:t>123456</w:t>
@@ -2142,7 +2174,6 @@
                 <w:kern w:val="0"/>
                 <w:sz w:val="13"/>
                 <w:szCs w:val="13"/>
-                <w:bdr w:val="none" w:color="auto" w:sz="0" w:space="0"/>
                 <w:lang w:val="en-US" w:eastAsia="zh-CN" w:bidi="ar"/>
               </w:rPr>
               <w:t>普通用户</w:t>
@@ -2202,7 +2233,6 @@
                 <w:kern w:val="0"/>
                 <w:sz w:val="13"/>
                 <w:szCs w:val="13"/>
-                <w:bdr w:val="none" w:color="auto" w:sz="0" w:space="0"/>
                 <w:lang w:val="en-US" w:eastAsia="zh-CN" w:bidi="ar"/>
               </w:rPr>
               <w:t>本人负责设备</w:t>
@@ -2215,6 +2245,7 @@
       <w:pPr>
         <w:widowControl w:val="0"/>
         <w:numPr>
+          <w:ilvl w:val="0"/>
           <w:numId w:val="0"/>
         </w:numPr>
         <w:jc w:val="both"/>
@@ -2228,6 +2259,7 @@
       <w:pPr>
         <w:widowControl w:val="0"/>
         <w:numPr>
+          <w:ilvl w:val="0"/>
           <w:numId w:val="0"/>
         </w:numPr>
         <w:jc w:val="both"/>
@@ -2253,6 +2285,7 @@
     <w:p>
       <w:pPr>
         <w:numPr>
+          <w:ilvl w:val="0"/>
           <w:numId w:val="0"/>
         </w:numPr>
         <w:rPr>
@@ -11172,6 +11205,14 @@
         <w:gridCol w:w="1783"/>
       </w:tblGrid>
       <w:tr>
+        <w:tblPrEx>
+          <w:tblCellMar>
+            <w:top w:w="15" w:type="dxa"/>
+            <w:left w:w="15" w:type="dxa"/>
+            <w:bottom w:w="15" w:type="dxa"/>
+            <w:right w:w="15" w:type="dxa"/>
+          </w:tblCellMar>
+        </w:tblPrEx>
         <w:trPr>
           <w:tblHeader/>
           <w:tblCellSpacing w:w="15" w:type="dxa"/>
@@ -17442,14 +17483,6 @@
         </w:tc>
       </w:tr>
       <w:tr>
-        <w:tblPrEx>
-          <w:tblCellMar>
-            <w:top w:w="15" w:type="dxa"/>
-            <w:left w:w="15" w:type="dxa"/>
-            <w:bottom w:w="15" w:type="dxa"/>
-            <w:right w:w="15" w:type="dxa"/>
-          </w:tblCellMar>
-        </w:tblPrEx>
         <w:trPr>
           <w:tblCellSpacing w:w="15" w:type="dxa"/>
         </w:trPr>
@@ -17720,14 +17753,6 @@
         <w:gridCol w:w="2055"/>
       </w:tblGrid>
       <w:tr>
-        <w:tblPrEx>
-          <w:tblCellMar>
-            <w:top w:w="15" w:type="dxa"/>
-            <w:left w:w="15" w:type="dxa"/>
-            <w:bottom w:w="15" w:type="dxa"/>
-            <w:right w:w="15" w:type="dxa"/>
-          </w:tblCellMar>
-        </w:tblPrEx>
         <w:trPr>
           <w:tblHeader/>
           <w:tblCellSpacing w:w="15" w:type="dxa"/>
@@ -18196,14 +18221,6 @@
         </w:tc>
       </w:tr>
       <w:tr>
-        <w:tblPrEx>
-          <w:tblCellMar>
-            <w:top w:w="15" w:type="dxa"/>
-            <w:left w:w="15" w:type="dxa"/>
-            <w:bottom w:w="15" w:type="dxa"/>
-            <w:right w:w="15" w:type="dxa"/>
-          </w:tblCellMar>
-        </w:tblPrEx>
         <w:trPr>
           <w:tblCellSpacing w:w="15" w:type="dxa"/>
         </w:trPr>
@@ -26513,14 +26530,6 @@
         <w:gridCol w:w="1736"/>
       </w:tblGrid>
       <w:tr>
-        <w:tblPrEx>
-          <w:tblCellMar>
-            <w:top w:w="15" w:type="dxa"/>
-            <w:left w:w="15" w:type="dxa"/>
-            <w:bottom w:w="15" w:type="dxa"/>
-            <w:right w:w="15" w:type="dxa"/>
-          </w:tblCellMar>
-        </w:tblPrEx>
         <w:trPr>
           <w:tblHeader/>
           <w:tblCellSpacing w:w="15" w:type="dxa"/>
@@ -26885,6 +26894,14 @@
         <w:gridCol w:w="1344"/>
       </w:tblGrid>
       <w:tr>
+        <w:tblPrEx>
+          <w:tblCellMar>
+            <w:top w:w="15" w:type="dxa"/>
+            <w:left w:w="15" w:type="dxa"/>
+            <w:bottom w:w="15" w:type="dxa"/>
+            <w:right w:w="15" w:type="dxa"/>
+          </w:tblCellMar>
+        </w:tblPrEx>
         <w:trPr>
           <w:tblHeader/>
           <w:tblCellSpacing w:w="15" w:type="dxa"/>
@@ -33255,6 +33272,14 @@
         </w:tc>
       </w:tr>
       <w:tr>
+        <w:tblPrEx>
+          <w:tblCellMar>
+            <w:top w:w="15" w:type="dxa"/>
+            <w:left w:w="15" w:type="dxa"/>
+            <w:bottom w:w="15" w:type="dxa"/>
+            <w:right w:w="15" w:type="dxa"/>
+          </w:tblCellMar>
+        </w:tblPrEx>
         <w:trPr>
           <w:tblCellSpacing w:w="15" w:type="dxa"/>
         </w:trPr>
@@ -35175,6 +35200,14 @@
         </w:tc>
       </w:tr>
       <w:tr>
+        <w:tblPrEx>
+          <w:tblCellMar>
+            <w:top w:w="15" w:type="dxa"/>
+            <w:left w:w="15" w:type="dxa"/>
+            <w:bottom w:w="15" w:type="dxa"/>
+            <w:right w:w="15" w:type="dxa"/>
+          </w:tblCellMar>
+        </w:tblPrEx>
         <w:trPr>
           <w:tblCellSpacing w:w="15" w:type="dxa"/>
         </w:trPr>
@@ -35928,6 +35961,14 @@
         <w:gridCol w:w="1236"/>
       </w:tblGrid>
       <w:tr>
+        <w:tblPrEx>
+          <w:tblCellMar>
+            <w:top w:w="15" w:type="dxa"/>
+            <w:left w:w="15" w:type="dxa"/>
+            <w:bottom w:w="15" w:type="dxa"/>
+            <w:right w:w="15" w:type="dxa"/>
+          </w:tblCellMar>
+        </w:tblPrEx>
         <w:trPr>
           <w:tblHeader/>
           <w:tblCellSpacing w:w="15" w:type="dxa"/>
@@ -44080,6 +44121,7 @@
     </w:p>
     <w:tbl>
       <w:tblPr>
+        <w:tblStyle w:val="6"/>
         <w:tblW w:w="0" w:type="auto"/>
         <w:tblInd w:w="0" w:type="dxa"/>
         <w:tblBorders>
@@ -44090,7 +44132,7 @@
           <w:insideH w:val="none" w:color="auto" w:sz="0" w:space="0"/>
           <w:insideV w:val="none" w:color="auto" w:sz="0" w:space="0"/>
         </w:tblBorders>
-        <w:shd w:val="clear"/>
+        <w:shd w:val="clear" w:color="auto" w:fill="auto"/>
         <w:tblLayout w:type="autofit"/>
         <w:tblCellMar>
           <w:top w:w="15" w:type="dxa"/>
@@ -44113,6 +44155,7 @@
             <w:insideH w:val="none" w:color="auto" w:sz="0" w:space="0"/>
             <w:insideV w:val="none" w:color="auto" w:sz="0" w:space="0"/>
           </w:tblBorders>
+          <w:shd w:val="clear" w:color="auto" w:fill="auto"/>
           <w:tblCellMar>
             <w:top w:w="15" w:type="dxa"/>
             <w:left w:w="15" w:type="dxa"/>
@@ -44123,7 +44166,7 @@
         <w:tc>
           <w:tcPr>
             <w:tcW w:w="0" w:type="auto"/>
-            <w:shd w:val="clear"/>
+            <w:shd w:val="clear" w:color="auto" w:fill="auto"/>
             <w:noWrap/>
             <w:tcMar>
               <w:top w:w="50" w:type="dxa"/>
@@ -44148,7 +44191,7 @@
             <w:tcBorders>
               <w:right w:val="nil"/>
             </w:tcBorders>
-            <w:shd w:val="clear"/>
+            <w:shd w:val="clear" w:color="auto" w:fill="auto"/>
             <w:noWrap/>
             <w:tcMar>
               <w:top w:w="50" w:type="dxa"/>
@@ -44188,7 +44231,7 @@
         <w:tc>
           <w:tcPr>
             <w:tcW w:w="0" w:type="auto"/>
-            <w:shd w:val="clear"/>
+            <w:shd w:val="clear" w:color="auto" w:fill="auto"/>
             <w:tcMar>
               <w:top w:w="50" w:type="dxa"/>
               <w:left w:w="90" w:type="dxa"/>
@@ -44212,7 +44255,7 @@
             <w:tcBorders>
               <w:right w:val="nil"/>
             </w:tcBorders>
-            <w:shd w:val="clear"/>
+            <w:shd w:val="clear" w:color="auto" w:fill="auto"/>
             <w:tcMar>
               <w:top w:w="50" w:type="dxa"/>
               <w:left w:w="90" w:type="dxa"/>
@@ -44251,7 +44294,7 @@
         <w:tc>
           <w:tcPr>
             <w:tcW w:w="0" w:type="auto"/>
-            <w:shd w:val="clear"/>
+            <w:shd w:val="clear" w:color="auto" w:fill="auto"/>
             <w:tcMar>
               <w:top w:w="50" w:type="dxa"/>
               <w:left w:w="90" w:type="dxa"/>
@@ -44275,7 +44318,7 @@
             <w:tcBorders>
               <w:right w:val="nil"/>
             </w:tcBorders>
-            <w:shd w:val="clear"/>
+            <w:shd w:val="clear" w:color="auto" w:fill="auto"/>
             <w:tcMar>
               <w:top w:w="50" w:type="dxa"/>
               <w:left w:w="90" w:type="dxa"/>
@@ -44314,7 +44357,7 @@
         <w:tc>
           <w:tcPr>
             <w:tcW w:w="0" w:type="auto"/>
-            <w:shd w:val="clear"/>
+            <w:shd w:val="clear" w:color="auto" w:fill="auto"/>
             <w:tcMar>
               <w:top w:w="50" w:type="dxa"/>
               <w:left w:w="90" w:type="dxa"/>
@@ -44338,7 +44381,7 @@
             <w:tcBorders>
               <w:right w:val="nil"/>
             </w:tcBorders>
-            <w:shd w:val="clear"/>
+            <w:shd w:val="clear" w:color="auto" w:fill="auto"/>
             <w:tcMar>
               <w:top w:w="50" w:type="dxa"/>
               <w:left w:w="90" w:type="dxa"/>
@@ -44353,70 +44396,6 @@
                 <w:lang w:val="en-US" w:eastAsia="zh-CN"/>
               </w:rPr>
               <w:t>菜单 + permission_code + 注解</w:t>
-            </w:r>
-          </w:p>
-        </w:tc>
-      </w:tr>
-      <w:tr>
-        <w:tblPrEx>
-          <w:tblBorders>
-            <w:top w:val="none" w:color="auto" w:sz="0" w:space="0"/>
-            <w:left w:val="none" w:color="auto" w:sz="0" w:space="0"/>
-            <w:bottom w:val="none" w:color="auto" w:sz="0" w:space="0"/>
-            <w:right w:val="none" w:color="auto" w:sz="0" w:space="0"/>
-            <w:insideH w:val="none" w:color="auto" w:sz="0" w:space="0"/>
-            <w:insideV w:val="none" w:color="auto" w:sz="0" w:space="0"/>
-          </w:tblBorders>
-          <w:shd w:val="clear"/>
-          <w:tblCellMar>
-            <w:top w:w="15" w:type="dxa"/>
-            <w:left w:w="15" w:type="dxa"/>
-            <w:bottom w:w="15" w:type="dxa"/>
-            <w:right w:w="15" w:type="dxa"/>
-          </w:tblCellMar>
-        </w:tblPrEx>
-        <w:tc>
-          <w:tcPr>
-            <w:tcW w:w="0" w:type="auto"/>
-            <w:shd w:val="clear"/>
-            <w:tcMar>
-              <w:top w:w="50" w:type="dxa"/>
-              <w:left w:w="90" w:type="dxa"/>
-              <w:bottom w:w="50" w:type="dxa"/>
-              <w:right w:w="90" w:type="dxa"/>
-            </w:tcMar>
-            <w:vAlign w:val="top"/>
-          </w:tcPr>
-          <w:p>
-            <w:r>
-              <w:rPr>
-                <w:lang w:val="en-US" w:eastAsia="zh-CN"/>
-              </w:rPr>
-              <w:t>会不会改设备状态 / 跨部门数据？</w:t>
-            </w:r>
-          </w:p>
-        </w:tc>
-        <w:tc>
-          <w:tcPr>
-            <w:tcW w:w="0" w:type="auto"/>
-            <w:tcBorders>
-              <w:right w:val="nil"/>
-            </w:tcBorders>
-            <w:shd w:val="clear"/>
-            <w:tcMar>
-              <w:top w:w="50" w:type="dxa"/>
-              <w:left w:w="90" w:type="dxa"/>
-              <w:bottom w:w="50" w:type="dxa"/>
-              <w:right w:w="90" w:type="dxa"/>
-            </w:tcMar>
-            <w:vAlign w:val="top"/>
-          </w:tcPr>
-          <w:p>
-            <w:r>
-              <w:rPr>
-                <w:lang w:val="en-US" w:eastAsia="zh-CN"/>
-              </w:rPr>
-              <w:t>生命周期规则 + 数据权限</w:t>
             </w:r>
           </w:p>
         </w:tc>
@@ -44441,10 +44420,7 @@
         <w:tc>
           <w:tcPr>
             <w:tcW w:w="0" w:type="auto"/>
-            <w:tcBorders>
-              <w:bottom w:val="nil"/>
-            </w:tcBorders>
-            <w:shd w:val="clear"/>
+            <w:shd w:val="clear" w:color="auto" w:fill="auto"/>
             <w:tcMar>
               <w:top w:w="50" w:type="dxa"/>
               <w:left w:w="90" w:type="dxa"/>
@@ -44458,6 +44434,72 @@
               <w:rPr>
                 <w:lang w:val="en-US" w:eastAsia="zh-CN"/>
               </w:rPr>
+              <w:t>会不会改设备状态 / 跨部门数据？</w:t>
+            </w:r>
+          </w:p>
+        </w:tc>
+        <w:tc>
+          <w:tcPr>
+            <w:tcW w:w="0" w:type="auto"/>
+            <w:tcBorders>
+              <w:right w:val="nil"/>
+            </w:tcBorders>
+            <w:shd w:val="clear" w:color="auto" w:fill="auto"/>
+            <w:tcMar>
+              <w:top w:w="50" w:type="dxa"/>
+              <w:left w:w="90" w:type="dxa"/>
+              <w:bottom w:w="50" w:type="dxa"/>
+              <w:right w:w="90" w:type="dxa"/>
+            </w:tcMar>
+            <w:vAlign w:val="top"/>
+          </w:tcPr>
+          <w:p>
+            <w:r>
+              <w:rPr>
+                <w:lang w:val="en-US" w:eastAsia="zh-CN"/>
+              </w:rPr>
+              <w:t>生命周期规则 + 数据权限</w:t>
+            </w:r>
+          </w:p>
+        </w:tc>
+      </w:tr>
+      <w:tr>
+        <w:tblPrEx>
+          <w:tblBorders>
+            <w:top w:val="none" w:color="auto" w:sz="0" w:space="0"/>
+            <w:left w:val="none" w:color="auto" w:sz="0" w:space="0"/>
+            <w:bottom w:val="none" w:color="auto" w:sz="0" w:space="0"/>
+            <w:right w:val="none" w:color="auto" w:sz="0" w:space="0"/>
+            <w:insideH w:val="none" w:color="auto" w:sz="0" w:space="0"/>
+            <w:insideV w:val="none" w:color="auto" w:sz="0" w:space="0"/>
+          </w:tblBorders>
+          <w:tblCellMar>
+            <w:top w:w="15" w:type="dxa"/>
+            <w:left w:w="15" w:type="dxa"/>
+            <w:bottom w:w="15" w:type="dxa"/>
+            <w:right w:w="15" w:type="dxa"/>
+          </w:tblCellMar>
+        </w:tblPrEx>
+        <w:tc>
+          <w:tcPr>
+            <w:tcW w:w="0" w:type="auto"/>
+            <w:tcBorders>
+              <w:bottom w:val="nil"/>
+            </w:tcBorders>
+            <w:shd w:val="clear" w:color="auto" w:fill="auto"/>
+            <w:tcMar>
+              <w:top w:w="50" w:type="dxa"/>
+              <w:left w:w="90" w:type="dxa"/>
+              <w:bottom w:w="50" w:type="dxa"/>
+              <w:right w:w="90" w:type="dxa"/>
+            </w:tcMar>
+            <w:vAlign w:val="top"/>
+          </w:tcPr>
+          <w:p>
+            <w:r>
+              <w:rPr>
+                <w:lang w:val="en-US" w:eastAsia="zh-CN"/>
+              </w:rPr>
               <w:t>要不要记操作日志？</w:t>
             </w:r>
           </w:p>
@@ -44469,7 +44511,7 @@
               <w:bottom w:val="nil"/>
               <w:right w:val="nil"/>
             </w:tcBorders>
-            <w:shd w:val="clear"/>
+            <w:shd w:val="clear" w:color="auto" w:fill="auto"/>
             <w:tcMar>
               <w:top w:w="50" w:type="dxa"/>
               <w:left w:w="90" w:type="dxa"/>
@@ -44595,6 +44637,7 @@
     </w:p>
     <w:tbl>
       <w:tblPr>
+        <w:tblStyle w:val="6"/>
         <w:tblW w:w="8486" w:type="dxa"/>
         <w:jc w:val="center"/>
         <w:tblBorders>
@@ -44605,7 +44648,7 @@
           <w:insideH w:val="none" w:color="auto" w:sz="0" w:space="0"/>
           <w:insideV w:val="none" w:color="auto" w:sz="0" w:space="0"/>
         </w:tblBorders>
-        <w:shd w:val="clear"/>
+        <w:shd w:val="clear" w:color="auto" w:fill="auto"/>
         <w:tblLayout w:type="autofit"/>
         <w:tblCellMar>
           <w:top w:w="15" w:type="dxa"/>
@@ -44629,7 +44672,7 @@
             <w:insideH w:val="none" w:color="auto" w:sz="0" w:space="0"/>
             <w:insideV w:val="none" w:color="auto" w:sz="0" w:space="0"/>
           </w:tblBorders>
-          <w:shd w:val="clear"/>
+          <w:shd w:val="clear" w:color="auto" w:fill="auto"/>
           <w:tblCellMar>
             <w:top w:w="15" w:type="dxa"/>
             <w:left w:w="15" w:type="dxa"/>
@@ -44645,7 +44688,7 @@
         <w:tc>
           <w:tcPr>
             <w:tcW w:w="0" w:type="auto"/>
-            <w:shd w:val="clear"/>
+            <w:shd w:val="clear" w:color="auto" w:fill="auto"/>
             <w:noWrap/>
             <w:tcMar>
               <w:top w:w="50" w:type="dxa"/>
@@ -44677,7 +44720,7 @@
         <w:tc>
           <w:tcPr>
             <w:tcW w:w="0" w:type="auto"/>
-            <w:shd w:val="clear"/>
+            <w:shd w:val="clear" w:color="auto" w:fill="auto"/>
             <w:noWrap/>
             <w:tcMar>
               <w:top w:w="50" w:type="dxa"/>
@@ -44712,7 +44755,7 @@
             <w:tcBorders>
               <w:right w:val="nil"/>
             </w:tcBorders>
-            <w:shd w:val="clear"/>
+            <w:shd w:val="clear" w:color="auto" w:fill="auto"/>
             <w:noWrap/>
             <w:tcMar>
               <w:top w:w="50" w:type="dxa"/>
@@ -44735,852 +44778,6 @@
             <w:r>
               <w:rPr>
                 <w:b/>
-                <w:lang w:val="en-US" w:eastAsia="zh-CN"/>
-              </w:rPr>
-              <w:t>何时改</w:t>
-            </w:r>
-          </w:p>
-        </w:tc>
-      </w:tr>
-      <w:tr>
-        <w:tblPrEx>
-          <w:tblBorders>
-            <w:top w:val="none" w:color="auto" w:sz="0" w:space="0"/>
-            <w:left w:val="none" w:color="auto" w:sz="0" w:space="0"/>
-            <w:bottom w:val="none" w:color="auto" w:sz="0" w:space="0"/>
-            <w:right w:val="none" w:color="auto" w:sz="0" w:space="0"/>
-            <w:insideH w:val="none" w:color="auto" w:sz="0" w:space="0"/>
-            <w:insideV w:val="none" w:color="auto" w:sz="0" w:space="0"/>
-          </w:tblBorders>
-          <w:shd w:val="clear"/>
-          <w:tblCellMar>
-            <w:top w:w="15" w:type="dxa"/>
-            <w:left w:w="15" w:type="dxa"/>
-            <w:bottom w:w="15" w:type="dxa"/>
-            <w:right w:w="15" w:type="dxa"/>
-          </w:tblCellMar>
-        </w:tblPrEx>
-        <w:trPr>
-          <w:trHeight w:val="0" w:hRule="atLeast"/>
-          <w:jc w:val="center"/>
-        </w:trPr>
-        <w:tc>
-          <w:tcPr>
-            <w:tcW w:w="0" w:type="auto"/>
-            <w:shd w:val="clear"/>
-            <w:tcMar>
-              <w:top w:w="50" w:type="dxa"/>
-              <w:left w:w="90" w:type="dxa"/>
-              <w:bottom w:w="50" w:type="dxa"/>
-              <w:right w:w="90" w:type="dxa"/>
-            </w:tcMar>
-            <w:vAlign w:val="center"/>
-          </w:tcPr>
-          <w:p>
-            <w:pPr>
-              <w:keepNext/>
-              <w:snapToGrid w:val="0"/>
-              <w:ind w:left="0" w:leftChars="0" w:right="0" w:rightChars="0" w:firstLine="0" w:firstLineChars="0"/>
-              <w:jc w:val="left"/>
-            </w:pPr>
-            <w:r>
-              <w:rPr>
-                <w:lang w:val="en-US" w:eastAsia="zh-CN"/>
-              </w:rPr>
-              <w:t>SQL</w:t>
-            </w:r>
-          </w:p>
-        </w:tc>
-        <w:tc>
-          <w:tcPr>
-            <w:tcW w:w="0" w:type="auto"/>
-            <w:shd w:val="clear"/>
-            <w:tcMar>
-              <w:top w:w="50" w:type="dxa"/>
-              <w:left w:w="90" w:type="dxa"/>
-              <w:bottom w:w="50" w:type="dxa"/>
-              <w:right w:w="90" w:type="dxa"/>
-            </w:tcMar>
-            <w:vAlign w:val="center"/>
-          </w:tcPr>
-          <w:p>
-            <w:pPr>
-              <w:keepNext/>
-              <w:snapToGrid w:val="0"/>
-              <w:ind w:left="0" w:leftChars="0" w:right="0" w:rightChars="0" w:firstLine="0" w:firstLineChars="0"/>
-              <w:jc w:val="left"/>
-            </w:pPr>
-            <w:r>
-              <w:rPr>
-                <w:rFonts w:hint="default"/>
-                <w:lang w:val="en-US" w:eastAsia="zh-CN"/>
-              </w:rPr>
-              <w:t>sql/V1.x.x__*.sql</w:t>
-            </w:r>
-          </w:p>
-        </w:tc>
-        <w:tc>
-          <w:tcPr>
-            <w:tcW w:w="4096" w:type="dxa"/>
-            <w:tcBorders>
-              <w:right w:val="nil"/>
-            </w:tcBorders>
-            <w:shd w:val="clear"/>
-            <w:tcMar>
-              <w:top w:w="50" w:type="dxa"/>
-              <w:left w:w="90" w:type="dxa"/>
-              <w:bottom w:w="50" w:type="dxa"/>
-              <w:right w:w="90" w:type="dxa"/>
-            </w:tcMar>
-            <w:vAlign w:val="center"/>
-          </w:tcPr>
-          <w:p>
-            <w:pPr>
-              <w:keepNext/>
-              <w:snapToGrid w:val="0"/>
-              <w:ind w:left="0" w:leftChars="0" w:right="0" w:rightChars="0" w:firstLine="0" w:firstLineChars="0"/>
-              <w:jc w:val="left"/>
-            </w:pPr>
-            <w:r>
-              <w:rPr>
-                <w:lang w:val="en-US" w:eastAsia="zh-CN"/>
-              </w:rPr>
-              <w:t>新表、加字段、字典、菜单权限</w:t>
-            </w:r>
-          </w:p>
-        </w:tc>
-      </w:tr>
-      <w:tr>
-        <w:tblPrEx>
-          <w:tblBorders>
-            <w:top w:val="none" w:color="auto" w:sz="0" w:space="0"/>
-            <w:left w:val="none" w:color="auto" w:sz="0" w:space="0"/>
-            <w:bottom w:val="none" w:color="auto" w:sz="0" w:space="0"/>
-            <w:right w:val="none" w:color="auto" w:sz="0" w:space="0"/>
-            <w:insideH w:val="none" w:color="auto" w:sz="0" w:space="0"/>
-            <w:insideV w:val="none" w:color="auto" w:sz="0" w:space="0"/>
-          </w:tblBorders>
-          <w:shd w:val="clear"/>
-          <w:tblCellMar>
-            <w:top w:w="15" w:type="dxa"/>
-            <w:left w:w="15" w:type="dxa"/>
-            <w:bottom w:w="15" w:type="dxa"/>
-            <w:right w:w="15" w:type="dxa"/>
-          </w:tblCellMar>
-        </w:tblPrEx>
-        <w:trPr>
-          <w:trHeight w:val="0" w:hRule="atLeast"/>
-          <w:jc w:val="center"/>
-        </w:trPr>
-        <w:tc>
-          <w:tcPr>
-            <w:tcW w:w="0" w:type="auto"/>
-            <w:shd w:val="clear"/>
-            <w:tcMar>
-              <w:top w:w="50" w:type="dxa"/>
-              <w:left w:w="90" w:type="dxa"/>
-              <w:bottom w:w="50" w:type="dxa"/>
-              <w:right w:w="90" w:type="dxa"/>
-            </w:tcMar>
-            <w:vAlign w:val="center"/>
-          </w:tcPr>
-          <w:p>
-            <w:pPr>
-              <w:keepNext/>
-              <w:snapToGrid w:val="0"/>
-              <w:ind w:left="0" w:leftChars="0" w:right="0" w:rightChars="0" w:firstLine="0" w:firstLineChars="0"/>
-              <w:jc w:val="left"/>
-            </w:pPr>
-            <w:r>
-              <w:rPr>
-                <w:lang w:val="en-US" w:eastAsia="zh-CN"/>
-              </w:rPr>
-              <w:t>Entity</w:t>
-            </w:r>
-          </w:p>
-        </w:tc>
-        <w:tc>
-          <w:tcPr>
-            <w:tcW w:w="0" w:type="auto"/>
-            <w:shd w:val="clear"/>
-            <w:tcMar>
-              <w:top w:w="50" w:type="dxa"/>
-              <w:left w:w="90" w:type="dxa"/>
-              <w:bottom w:w="50" w:type="dxa"/>
-              <w:right w:w="90" w:type="dxa"/>
-            </w:tcMar>
-            <w:vAlign w:val="center"/>
-          </w:tcPr>
-          <w:p>
-            <w:pPr>
-              <w:keepNext/>
-              <w:snapToGrid w:val="0"/>
-              <w:ind w:left="0" w:leftChars="0" w:right="0" w:rightChars="0" w:firstLine="0" w:firstLineChars="0"/>
-              <w:jc w:val="left"/>
-            </w:pPr>
-            <w:r>
-              <w:rPr>
-                <w:rFonts w:hint="default"/>
-                <w:lang w:val="en-US" w:eastAsia="zh-CN"/>
-              </w:rPr>
-              <w:t>.../entity/</w:t>
-            </w:r>
-          </w:p>
-        </w:tc>
-        <w:tc>
-          <w:tcPr>
-            <w:tcW w:w="4096" w:type="dxa"/>
-            <w:tcBorders>
-              <w:right w:val="nil"/>
-            </w:tcBorders>
-            <w:shd w:val="clear"/>
-            <w:tcMar>
-              <w:top w:w="50" w:type="dxa"/>
-              <w:left w:w="90" w:type="dxa"/>
-              <w:bottom w:w="50" w:type="dxa"/>
-              <w:right w:w="90" w:type="dxa"/>
-            </w:tcMar>
-            <w:vAlign w:val="center"/>
-          </w:tcPr>
-          <w:p>
-            <w:pPr>
-              <w:keepNext/>
-              <w:snapToGrid w:val="0"/>
-              <w:ind w:left="0" w:leftChars="0" w:right="0" w:rightChars="0" w:firstLine="0" w:firstLineChars="0"/>
-              <w:jc w:val="left"/>
-            </w:pPr>
-            <w:r>
-              <w:rPr>
-                <w:lang w:val="en-US" w:eastAsia="zh-CN"/>
-              </w:rPr>
-              <w:t>对应表</w:t>
-            </w:r>
-          </w:p>
-        </w:tc>
-      </w:tr>
-      <w:tr>
-        <w:tblPrEx>
-          <w:tblBorders>
-            <w:top w:val="none" w:color="auto" w:sz="0" w:space="0"/>
-            <w:left w:val="none" w:color="auto" w:sz="0" w:space="0"/>
-            <w:bottom w:val="none" w:color="auto" w:sz="0" w:space="0"/>
-            <w:right w:val="none" w:color="auto" w:sz="0" w:space="0"/>
-            <w:insideH w:val="none" w:color="auto" w:sz="0" w:space="0"/>
-            <w:insideV w:val="none" w:color="auto" w:sz="0" w:space="0"/>
-          </w:tblBorders>
-          <w:shd w:val="clear"/>
-          <w:tblCellMar>
-            <w:top w:w="15" w:type="dxa"/>
-            <w:left w:w="15" w:type="dxa"/>
-            <w:bottom w:w="15" w:type="dxa"/>
-            <w:right w:w="15" w:type="dxa"/>
-          </w:tblCellMar>
-        </w:tblPrEx>
-        <w:trPr>
-          <w:trHeight w:val="0" w:hRule="atLeast"/>
-          <w:jc w:val="center"/>
-        </w:trPr>
-        <w:tc>
-          <w:tcPr>
-            <w:tcW w:w="0" w:type="auto"/>
-            <w:shd w:val="clear"/>
-            <w:tcMar>
-              <w:top w:w="50" w:type="dxa"/>
-              <w:left w:w="90" w:type="dxa"/>
-              <w:bottom w:w="50" w:type="dxa"/>
-              <w:right w:w="90" w:type="dxa"/>
-            </w:tcMar>
-            <w:vAlign w:val="center"/>
-          </w:tcPr>
-          <w:p>
-            <w:pPr>
-              <w:keepNext/>
-              <w:snapToGrid w:val="0"/>
-              <w:ind w:left="0" w:leftChars="0" w:right="0" w:rightChars="0" w:firstLine="0" w:firstLineChars="0"/>
-              <w:jc w:val="left"/>
-            </w:pPr>
-            <w:r>
-              <w:rPr>
-                <w:lang w:val="en-US" w:eastAsia="zh-CN"/>
-              </w:rPr>
-              <w:t>DTO</w:t>
-            </w:r>
-          </w:p>
-        </w:tc>
-        <w:tc>
-          <w:tcPr>
-            <w:tcW w:w="0" w:type="auto"/>
-            <w:shd w:val="clear"/>
-            <w:tcMar>
-              <w:top w:w="50" w:type="dxa"/>
-              <w:left w:w="90" w:type="dxa"/>
-              <w:bottom w:w="50" w:type="dxa"/>
-              <w:right w:w="90" w:type="dxa"/>
-            </w:tcMar>
-            <w:vAlign w:val="center"/>
-          </w:tcPr>
-          <w:p>
-            <w:pPr>
-              <w:keepNext/>
-              <w:snapToGrid w:val="0"/>
-              <w:ind w:left="0" w:leftChars="0" w:right="0" w:rightChars="0" w:firstLine="0" w:firstLineChars="0"/>
-              <w:jc w:val="left"/>
-            </w:pPr>
-            <w:r>
-              <w:rPr>
-                <w:rFonts w:hint="default"/>
-                <w:lang w:val="en-US" w:eastAsia="zh-CN"/>
-              </w:rPr>
-              <w:t>.../dto/request</w:t>
-            </w:r>
-            <w:r>
-              <w:rPr>
-                <w:lang w:val="en-US" w:eastAsia="zh-CN"/>
-              </w:rPr>
-              <w:t>、</w:t>
-            </w:r>
-            <w:r>
-              <w:rPr>
-                <w:rFonts w:hint="default"/>
-                <w:lang w:val="en-US" w:eastAsia="zh-CN"/>
-              </w:rPr>
-              <w:t>dto/response</w:t>
-            </w:r>
-          </w:p>
-        </w:tc>
-        <w:tc>
-          <w:tcPr>
-            <w:tcW w:w="4096" w:type="dxa"/>
-            <w:tcBorders>
-              <w:right w:val="nil"/>
-            </w:tcBorders>
-            <w:shd w:val="clear"/>
-            <w:tcMar>
-              <w:top w:w="50" w:type="dxa"/>
-              <w:left w:w="90" w:type="dxa"/>
-              <w:bottom w:w="50" w:type="dxa"/>
-              <w:right w:w="90" w:type="dxa"/>
-            </w:tcMar>
-            <w:vAlign w:val="center"/>
-          </w:tcPr>
-          <w:p>
-            <w:pPr>
-              <w:keepNext/>
-              <w:snapToGrid w:val="0"/>
-              <w:ind w:left="0" w:leftChars="0" w:right="0" w:rightChars="0" w:firstLine="0" w:firstLineChars="0"/>
-              <w:jc w:val="left"/>
-            </w:pPr>
-            <w:r>
-              <w:rPr>
-                <w:lang w:val="en-US" w:eastAsia="zh-CN"/>
-              </w:rPr>
-              <w:t>入参/出参</w:t>
-            </w:r>
-          </w:p>
-        </w:tc>
-      </w:tr>
-      <w:tr>
-        <w:tblPrEx>
-          <w:tblBorders>
-            <w:top w:val="none" w:color="auto" w:sz="0" w:space="0"/>
-            <w:left w:val="none" w:color="auto" w:sz="0" w:space="0"/>
-            <w:bottom w:val="none" w:color="auto" w:sz="0" w:space="0"/>
-            <w:right w:val="none" w:color="auto" w:sz="0" w:space="0"/>
-            <w:insideH w:val="none" w:color="auto" w:sz="0" w:space="0"/>
-            <w:insideV w:val="none" w:color="auto" w:sz="0" w:space="0"/>
-          </w:tblBorders>
-          <w:shd w:val="clear"/>
-          <w:tblCellMar>
-            <w:top w:w="15" w:type="dxa"/>
-            <w:left w:w="15" w:type="dxa"/>
-            <w:bottom w:w="15" w:type="dxa"/>
-            <w:right w:w="15" w:type="dxa"/>
-          </w:tblCellMar>
-        </w:tblPrEx>
-        <w:trPr>
-          <w:trHeight w:val="0" w:hRule="atLeast"/>
-          <w:jc w:val="center"/>
-        </w:trPr>
-        <w:tc>
-          <w:tcPr>
-            <w:tcW w:w="0" w:type="auto"/>
-            <w:shd w:val="clear"/>
-            <w:tcMar>
-              <w:top w:w="50" w:type="dxa"/>
-              <w:left w:w="90" w:type="dxa"/>
-              <w:bottom w:w="50" w:type="dxa"/>
-              <w:right w:w="90" w:type="dxa"/>
-            </w:tcMar>
-            <w:vAlign w:val="center"/>
-          </w:tcPr>
-          <w:p>
-            <w:pPr>
-              <w:keepNext/>
-              <w:snapToGrid w:val="0"/>
-              <w:ind w:left="0" w:leftChars="0" w:right="0" w:rightChars="0" w:firstLine="0" w:firstLineChars="0"/>
-              <w:jc w:val="left"/>
-            </w:pPr>
-            <w:r>
-              <w:rPr>
-                <w:lang w:val="en-US" w:eastAsia="zh-CN"/>
-              </w:rPr>
-              <w:t>Mapper</w:t>
-            </w:r>
-          </w:p>
-        </w:tc>
-        <w:tc>
-          <w:tcPr>
-            <w:tcW w:w="0" w:type="auto"/>
-            <w:shd w:val="clear"/>
-            <w:tcMar>
-              <w:top w:w="50" w:type="dxa"/>
-              <w:left w:w="90" w:type="dxa"/>
-              <w:bottom w:w="50" w:type="dxa"/>
-              <w:right w:w="90" w:type="dxa"/>
-            </w:tcMar>
-            <w:vAlign w:val="center"/>
-          </w:tcPr>
-          <w:p>
-            <w:pPr>
-              <w:keepNext/>
-              <w:snapToGrid w:val="0"/>
-              <w:ind w:left="0" w:leftChars="0" w:right="0" w:rightChars="0" w:firstLine="0" w:firstLineChars="0"/>
-              <w:jc w:val="left"/>
-            </w:pPr>
-            <w:r>
-              <w:rPr>
-                <w:rFonts w:hint="default"/>
-                <w:lang w:val="en-US" w:eastAsia="zh-CN"/>
-              </w:rPr>
-              <w:t>.../mapper/</w:t>
-            </w:r>
-            <w:r>
-              <w:rPr>
-                <w:lang w:val="en-US" w:eastAsia="zh-CN"/>
-              </w:rPr>
-              <w:t> + 复杂统计时 </w:t>
-            </w:r>
-            <w:r>
-              <w:rPr>
-                <w:rFonts w:hint="default"/>
-                <w:lang w:val="en-US" w:eastAsia="zh-CN"/>
-              </w:rPr>
-              <w:t>resources/mapper/*.xml</w:t>
-            </w:r>
-          </w:p>
-        </w:tc>
-        <w:tc>
-          <w:tcPr>
-            <w:tcW w:w="4096" w:type="dxa"/>
-            <w:tcBorders>
-              <w:right w:val="nil"/>
-            </w:tcBorders>
-            <w:shd w:val="clear"/>
-            <w:tcMar>
-              <w:top w:w="50" w:type="dxa"/>
-              <w:left w:w="90" w:type="dxa"/>
-              <w:bottom w:w="50" w:type="dxa"/>
-              <w:right w:w="90" w:type="dxa"/>
-            </w:tcMar>
-            <w:vAlign w:val="center"/>
-          </w:tcPr>
-          <w:p>
-            <w:pPr>
-              <w:keepNext/>
-              <w:snapToGrid w:val="0"/>
-              <w:ind w:left="0" w:leftChars="0" w:right="0" w:rightChars="0" w:firstLine="0" w:firstLineChars="0"/>
-              <w:jc w:val="left"/>
-            </w:pPr>
-            <w:r>
-              <w:rPr>
-                <w:lang w:val="en-US" w:eastAsia="zh-CN"/>
-              </w:rPr>
-              <w:t>持久化 / 复杂 SQL</w:t>
-            </w:r>
-          </w:p>
-        </w:tc>
-      </w:tr>
-      <w:tr>
-        <w:tblPrEx>
-          <w:tblBorders>
-            <w:top w:val="none" w:color="auto" w:sz="0" w:space="0"/>
-            <w:left w:val="none" w:color="auto" w:sz="0" w:space="0"/>
-            <w:bottom w:val="none" w:color="auto" w:sz="0" w:space="0"/>
-            <w:right w:val="none" w:color="auto" w:sz="0" w:space="0"/>
-            <w:insideH w:val="none" w:color="auto" w:sz="0" w:space="0"/>
-            <w:insideV w:val="none" w:color="auto" w:sz="0" w:space="0"/>
-          </w:tblBorders>
-          <w:shd w:val="clear"/>
-          <w:tblCellMar>
-            <w:top w:w="15" w:type="dxa"/>
-            <w:left w:w="15" w:type="dxa"/>
-            <w:bottom w:w="15" w:type="dxa"/>
-            <w:right w:w="15" w:type="dxa"/>
-          </w:tblCellMar>
-        </w:tblPrEx>
-        <w:trPr>
-          <w:trHeight w:val="0" w:hRule="atLeast"/>
-          <w:jc w:val="center"/>
-        </w:trPr>
-        <w:tc>
-          <w:tcPr>
-            <w:tcW w:w="0" w:type="auto"/>
-            <w:shd w:val="clear"/>
-            <w:tcMar>
-              <w:top w:w="50" w:type="dxa"/>
-              <w:left w:w="90" w:type="dxa"/>
-              <w:bottom w:w="50" w:type="dxa"/>
-              <w:right w:w="90" w:type="dxa"/>
-            </w:tcMar>
-            <w:vAlign w:val="center"/>
-          </w:tcPr>
-          <w:p>
-            <w:pPr>
-              <w:keepNext/>
-              <w:snapToGrid w:val="0"/>
-              <w:ind w:left="0" w:leftChars="0" w:right="0" w:rightChars="0" w:firstLine="0" w:firstLineChars="0"/>
-              <w:jc w:val="left"/>
-            </w:pPr>
-            <w:r>
-              <w:rPr>
-                <w:lang w:val="en-US" w:eastAsia="zh-CN"/>
-              </w:rPr>
-              <w:t>Service</w:t>
-            </w:r>
-          </w:p>
-        </w:tc>
-        <w:tc>
-          <w:tcPr>
-            <w:tcW w:w="0" w:type="auto"/>
-            <w:shd w:val="clear"/>
-            <w:tcMar>
-              <w:top w:w="50" w:type="dxa"/>
-              <w:left w:w="90" w:type="dxa"/>
-              <w:bottom w:w="50" w:type="dxa"/>
-              <w:right w:w="90" w:type="dxa"/>
-            </w:tcMar>
-            <w:vAlign w:val="center"/>
-          </w:tcPr>
-          <w:p>
-            <w:pPr>
-              <w:keepNext/>
-              <w:snapToGrid w:val="0"/>
-              <w:ind w:left="0" w:leftChars="0" w:right="0" w:rightChars="0" w:firstLine="0" w:firstLineChars="0"/>
-              <w:jc w:val="left"/>
-            </w:pPr>
-            <w:r>
-              <w:rPr>
-                <w:rFonts w:hint="default"/>
-                <w:lang w:val="en-US" w:eastAsia="zh-CN"/>
-              </w:rPr>
-              <w:t>.../service</w:t>
-            </w:r>
-            <w:r>
-              <w:rPr>
-                <w:lang w:val="en-US" w:eastAsia="zh-CN"/>
-              </w:rPr>
-              <w:t> + </w:t>
-            </w:r>
-            <w:r>
-              <w:rPr>
-                <w:rFonts w:hint="default"/>
-                <w:lang w:val="en-US" w:eastAsia="zh-CN"/>
-              </w:rPr>
-              <w:t>service/impl</w:t>
-            </w:r>
-          </w:p>
-        </w:tc>
-        <w:tc>
-          <w:tcPr>
-            <w:tcW w:w="4096" w:type="dxa"/>
-            <w:tcBorders>
-              <w:right w:val="nil"/>
-            </w:tcBorders>
-            <w:shd w:val="clear"/>
-            <w:tcMar>
-              <w:top w:w="50" w:type="dxa"/>
-              <w:left w:w="90" w:type="dxa"/>
-              <w:bottom w:w="50" w:type="dxa"/>
-              <w:right w:w="90" w:type="dxa"/>
-            </w:tcMar>
-            <w:vAlign w:val="center"/>
-          </w:tcPr>
-          <w:p>
-            <w:pPr>
-              <w:keepNext/>
-              <w:snapToGrid w:val="0"/>
-              <w:ind w:left="0" w:leftChars="0" w:right="0" w:rightChars="0" w:firstLine="0" w:firstLineChars="0"/>
-              <w:jc w:val="left"/>
-            </w:pPr>
-            <w:r>
-              <w:rPr>
-                <w:lang w:val="en-US" w:eastAsia="zh-CN"/>
-              </w:rPr>
-              <w:t>业务规则写这里</w:t>
-            </w:r>
-          </w:p>
-        </w:tc>
-      </w:tr>
-      <w:tr>
-        <w:tblPrEx>
-          <w:tblBorders>
-            <w:top w:val="none" w:color="auto" w:sz="0" w:space="0"/>
-            <w:left w:val="none" w:color="auto" w:sz="0" w:space="0"/>
-            <w:bottom w:val="none" w:color="auto" w:sz="0" w:space="0"/>
-            <w:right w:val="none" w:color="auto" w:sz="0" w:space="0"/>
-            <w:insideH w:val="none" w:color="auto" w:sz="0" w:space="0"/>
-            <w:insideV w:val="none" w:color="auto" w:sz="0" w:space="0"/>
-          </w:tblBorders>
-          <w:shd w:val="clear"/>
-          <w:tblCellMar>
-            <w:top w:w="15" w:type="dxa"/>
-            <w:left w:w="15" w:type="dxa"/>
-            <w:bottom w:w="15" w:type="dxa"/>
-            <w:right w:w="15" w:type="dxa"/>
-          </w:tblCellMar>
-        </w:tblPrEx>
-        <w:trPr>
-          <w:trHeight w:val="0" w:hRule="atLeast"/>
-          <w:jc w:val="center"/>
-        </w:trPr>
-        <w:tc>
-          <w:tcPr>
-            <w:tcW w:w="1037" w:type="dxa"/>
-            <w:tcBorders>
-              <w:bottom w:val="nil"/>
-            </w:tcBorders>
-            <w:shd w:val="clear"/>
-            <w:tcMar>
-              <w:top w:w="50" w:type="dxa"/>
-              <w:left w:w="90" w:type="dxa"/>
-              <w:bottom w:w="50" w:type="dxa"/>
-              <w:right w:w="90" w:type="dxa"/>
-            </w:tcMar>
-            <w:vAlign w:val="center"/>
-          </w:tcPr>
-          <w:p>
-            <w:pPr>
-              <w:keepNext/>
-              <w:snapToGrid w:val="0"/>
-              <w:ind w:left="0" w:leftChars="0" w:right="0" w:rightChars="0" w:firstLine="0" w:firstLineChars="0"/>
-              <w:jc w:val="left"/>
-            </w:pPr>
-            <w:r>
-              <w:rPr>
-                <w:lang w:val="en-US" w:eastAsia="zh-CN"/>
-              </w:rPr>
-              <w:t>Controller</w:t>
-            </w:r>
-          </w:p>
-        </w:tc>
-        <w:tc>
-          <w:tcPr>
-            <w:tcW w:w="3353" w:type="dxa"/>
-            <w:tcBorders>
-              <w:bottom w:val="nil"/>
-            </w:tcBorders>
-            <w:shd w:val="clear"/>
-            <w:tcMar>
-              <w:top w:w="50" w:type="dxa"/>
-              <w:left w:w="90" w:type="dxa"/>
-              <w:bottom w:w="50" w:type="dxa"/>
-              <w:right w:w="90" w:type="dxa"/>
-            </w:tcMar>
-            <w:vAlign w:val="center"/>
-          </w:tcPr>
-          <w:p>
-            <w:pPr>
-              <w:keepNext/>
-              <w:snapToGrid w:val="0"/>
-              <w:ind w:left="0" w:leftChars="0" w:right="0" w:rightChars="0" w:firstLine="0" w:firstLineChars="0"/>
-              <w:jc w:val="left"/>
-            </w:pPr>
-            <w:r>
-              <w:rPr>
-                <w:rFonts w:hint="default"/>
-                <w:lang w:val="en-US" w:eastAsia="zh-CN"/>
-              </w:rPr>
-              <w:t>.../controller/</w:t>
-            </w:r>
-          </w:p>
-        </w:tc>
-        <w:tc>
-          <w:tcPr>
-            <w:tcW w:w="4096" w:type="dxa"/>
-            <w:tcBorders>
-              <w:bottom w:val="nil"/>
-              <w:right w:val="nil"/>
-            </w:tcBorders>
-            <w:shd w:val="clear"/>
-            <w:tcMar>
-              <w:top w:w="50" w:type="dxa"/>
-              <w:left w:w="90" w:type="dxa"/>
-              <w:bottom w:w="50" w:type="dxa"/>
-              <w:right w:w="90" w:type="dxa"/>
-            </w:tcMar>
-            <w:vAlign w:val="center"/>
-          </w:tcPr>
-          <w:p>
-            <w:pPr>
-              <w:keepNext/>
-              <w:snapToGrid w:val="0"/>
-              <w:ind w:left="0" w:leftChars="0" w:right="0" w:rightChars="0" w:firstLine="0" w:firstLineChars="0"/>
-              <w:jc w:val="left"/>
-            </w:pPr>
-            <w:r>
-              <w:rPr>
-                <w:lang w:val="en-US" w:eastAsia="zh-CN"/>
-              </w:rPr>
-              <w:t>REST 接口、</w:t>
-            </w:r>
-            <w:r>
-              <w:rPr>
-                <w:rFonts w:hint="default"/>
-                <w:lang w:val="en-US" w:eastAsia="zh-CN"/>
-              </w:rPr>
-              <w:t>@RequirePermission</w:t>
-            </w:r>
-            <w:r>
-              <w:rPr>
-                <w:lang w:val="en-US" w:eastAsia="zh-CN"/>
-              </w:rPr>
-              <w:t> / </w:t>
-            </w:r>
-            <w:r>
-              <w:rPr>
-                <w:rFonts w:hint="default"/>
-                <w:lang w:val="en-US" w:eastAsia="zh-CN"/>
-              </w:rPr>
-              <w:t>@CrudPermission</w:t>
-            </w:r>
-          </w:p>
-        </w:tc>
-      </w:tr>
-    </w:tbl>
-    <w:p>
-      <w:pPr>
-        <w:rPr>
-          <w:rFonts w:hint="default"/>
-        </w:rPr>
-      </w:pPr>
-      <w:r>
-        <w:rPr>
-          <w:rFonts w:hint="default"/>
-        </w:rPr>
-        <w:t>简单 CRUD 可仿 ProjectController（继承 BaseCrudController）；复杂业务仿 DeviceMaintenanceServiceImpl、FileServiceImpl。</w:t>
-      </w:r>
-    </w:p>
-    <w:p>
-      <w:pPr>
-        <w:rPr>
-          <w:rFonts w:hint="default"/>
-        </w:rPr>
-      </w:pPr>
-      <w:r>
-        <w:rPr>
-          <w:rFonts w:hint="default"/>
-        </w:rPr>
-        <w:t>前端</w:t>
-      </w:r>
-    </w:p>
-    <w:tbl>
-      <w:tblPr>
-        <w:tblW w:w="0" w:type="auto"/>
-        <w:tblInd w:w="0" w:type="dxa"/>
-        <w:tblBorders>
-          <w:top w:val="none" w:color="auto" w:sz="0" w:space="0"/>
-          <w:left w:val="none" w:color="auto" w:sz="0" w:space="0"/>
-          <w:bottom w:val="none" w:color="auto" w:sz="0" w:space="0"/>
-          <w:right w:val="none" w:color="auto" w:sz="0" w:space="0"/>
-          <w:insideH w:val="none" w:color="auto" w:sz="0" w:space="0"/>
-          <w:insideV w:val="none" w:color="auto" w:sz="0" w:space="0"/>
-        </w:tblBorders>
-        <w:shd w:val="clear"/>
-        <w:tblLayout w:type="autofit"/>
-        <w:tblCellMar>
-          <w:top w:w="15" w:type="dxa"/>
-          <w:left w:w="15" w:type="dxa"/>
-          <w:bottom w:w="15" w:type="dxa"/>
-          <w:right w:w="15" w:type="dxa"/>
-        </w:tblCellMar>
-      </w:tblPr>
-      <w:tblGrid>
-        <w:gridCol w:w="600"/>
-        <w:gridCol w:w="3276"/>
-        <w:gridCol w:w="4208"/>
-      </w:tblGrid>
-      <w:tr>
-        <w:tblPrEx>
-          <w:tblCellMar>
-            <w:top w:w="15" w:type="dxa"/>
-            <w:left w:w="15" w:type="dxa"/>
-            <w:bottom w:w="15" w:type="dxa"/>
-            <w:right w:w="15" w:type="dxa"/>
-          </w:tblCellMar>
-        </w:tblPrEx>
-        <w:tc>
-          <w:tcPr>
-            <w:tcW w:w="0" w:type="auto"/>
-            <w:shd w:val="clear"/>
-            <w:noWrap/>
-            <w:tcMar>
-              <w:top w:w="50" w:type="dxa"/>
-              <w:left w:w="90" w:type="dxa"/>
-              <w:bottom w:w="50" w:type="dxa"/>
-              <w:right w:w="90" w:type="dxa"/>
-            </w:tcMar>
-            <w:vAlign w:val="top"/>
-          </w:tcPr>
-          <w:p>
-            <w:r>
-              <w:rPr>
-                <w:lang w:val="en-US" w:eastAsia="zh-CN"/>
-              </w:rPr>
-              <w:t>层级</w:t>
-            </w:r>
-          </w:p>
-        </w:tc>
-        <w:tc>
-          <w:tcPr>
-            <w:tcW w:w="0" w:type="auto"/>
-            <w:shd w:val="clear"/>
-            <w:noWrap/>
-            <w:tcMar>
-              <w:top w:w="50" w:type="dxa"/>
-              <w:left w:w="90" w:type="dxa"/>
-              <w:bottom w:w="50" w:type="dxa"/>
-              <w:right w:w="90" w:type="dxa"/>
-            </w:tcMar>
-            <w:vAlign w:val="top"/>
-          </w:tcPr>
-          <w:p>
-            <w:r>
-              <w:rPr>
-                <w:lang w:val="en-US" w:eastAsia="zh-CN"/>
-              </w:rPr>
-              <w:t>目录</w:t>
-            </w:r>
-          </w:p>
-        </w:tc>
-        <w:tc>
-          <w:tcPr>
-            <w:tcW w:w="0" w:type="auto"/>
-            <w:tcBorders>
-              <w:right w:val="nil"/>
-            </w:tcBorders>
-            <w:shd w:val="clear"/>
-            <w:noWrap/>
-            <w:tcMar>
-              <w:top w:w="50" w:type="dxa"/>
-              <w:left w:w="90" w:type="dxa"/>
-              <w:bottom w:w="50" w:type="dxa"/>
-              <w:right w:w="90" w:type="dxa"/>
-            </w:tcMar>
-            <w:vAlign w:val="top"/>
-          </w:tcPr>
-          <w:p>
-            <w:r>
-              <w:rPr>
                 <w:lang w:val="en-US" w:eastAsia="zh-CN"/>
               </w:rPr>
               <w:t>何时改</w:t>
@@ -45605,70 +44802,92 @@
             <w:right w:w="15" w:type="dxa"/>
           </w:tblCellMar>
         </w:tblPrEx>
-        <w:tc>
-          <w:tcPr>
-            <w:tcW w:w="0" w:type="auto"/>
-            <w:shd w:val="clear"/>
+        <w:trPr>
+          <w:trHeight w:val="0" w:hRule="atLeast"/>
+          <w:jc w:val="center"/>
+        </w:trPr>
+        <w:tc>
+          <w:tcPr>
+            <w:tcW w:w="0" w:type="auto"/>
+            <w:shd w:val="clear" w:color="auto" w:fill="auto"/>
             <w:tcMar>
               <w:top w:w="50" w:type="dxa"/>
               <w:left w:w="90" w:type="dxa"/>
               <w:bottom w:w="50" w:type="dxa"/>
               <w:right w:w="90" w:type="dxa"/>
             </w:tcMar>
-            <w:vAlign w:val="top"/>
-          </w:tcPr>
-          <w:p>
+            <w:vAlign w:val="center"/>
+          </w:tcPr>
+          <w:p>
+            <w:pPr>
+              <w:keepNext/>
+              <w:snapToGrid w:val="0"/>
+              <w:ind w:left="0" w:leftChars="0" w:right="0" w:rightChars="0" w:firstLine="0" w:firstLineChars="0"/>
+              <w:jc w:val="left"/>
+            </w:pPr>
             <w:r>
               <w:rPr>
                 <w:lang w:val="en-US" w:eastAsia="zh-CN"/>
               </w:rPr>
-              <w:t>类型</w:t>
-            </w:r>
-          </w:p>
-        </w:tc>
-        <w:tc>
-          <w:tcPr>
-            <w:tcW w:w="0" w:type="auto"/>
-            <w:shd w:val="clear"/>
+              <w:t>SQL</w:t>
+            </w:r>
+          </w:p>
+        </w:tc>
+        <w:tc>
+          <w:tcPr>
+            <w:tcW w:w="0" w:type="auto"/>
+            <w:shd w:val="clear" w:color="auto" w:fill="auto"/>
             <w:tcMar>
               <w:top w:w="50" w:type="dxa"/>
               <w:left w:w="90" w:type="dxa"/>
               <w:bottom w:w="50" w:type="dxa"/>
               <w:right w:w="90" w:type="dxa"/>
             </w:tcMar>
-            <w:vAlign w:val="top"/>
-          </w:tcPr>
-          <w:p>
+            <w:vAlign w:val="center"/>
+          </w:tcPr>
+          <w:p>
+            <w:pPr>
+              <w:keepNext/>
+              <w:snapToGrid w:val="0"/>
+              <w:ind w:left="0" w:leftChars="0" w:right="0" w:rightChars="0" w:firstLine="0" w:firstLineChars="0"/>
+              <w:jc w:val="left"/>
+            </w:pPr>
             <w:r>
               <w:rPr>
                 <w:rFonts w:hint="default"/>
                 <w:lang w:val="en-US" w:eastAsia="zh-CN"/>
               </w:rPr>
-              <w:t>frontend/src/types/</w:t>
-            </w:r>
-          </w:p>
-        </w:tc>
-        <w:tc>
-          <w:tcPr>
-            <w:tcW w:w="0" w:type="auto"/>
+              <w:t>sql/V1.x.x__*.sql</w:t>
+            </w:r>
+          </w:p>
+        </w:tc>
+        <w:tc>
+          <w:tcPr>
+            <w:tcW w:w="4096" w:type="dxa"/>
             <w:tcBorders>
               <w:right w:val="nil"/>
             </w:tcBorders>
-            <w:shd w:val="clear"/>
+            <w:shd w:val="clear" w:color="auto" w:fill="auto"/>
             <w:tcMar>
               <w:top w:w="50" w:type="dxa"/>
               <w:left w:w="90" w:type="dxa"/>
               <w:bottom w:w="50" w:type="dxa"/>
               <w:right w:w="90" w:type="dxa"/>
             </w:tcMar>
-            <w:vAlign w:val="top"/>
-          </w:tcPr>
-          <w:p>
+            <w:vAlign w:val="center"/>
+          </w:tcPr>
+          <w:p>
+            <w:pPr>
+              <w:keepNext/>
+              <w:snapToGrid w:val="0"/>
+              <w:ind w:left="0" w:leftChars="0" w:right="0" w:rightChars="0" w:firstLine="0" w:firstLineChars="0"/>
+              <w:jc w:val="left"/>
+            </w:pPr>
             <w:r>
               <w:rPr>
                 <w:lang w:val="en-US" w:eastAsia="zh-CN"/>
               </w:rPr>
-              <w:t>接口数据结构</w:t>
+              <w:t>新表、加字段、字典、菜单权限</w:t>
             </w:r>
           </w:p>
         </w:tc>
@@ -45690,156 +44909,92 @@
             <w:right w:w="15" w:type="dxa"/>
           </w:tblCellMar>
         </w:tblPrEx>
-        <w:tc>
-          <w:tcPr>
-            <w:tcW w:w="0" w:type="auto"/>
-            <w:shd w:val="clear"/>
+        <w:trPr>
+          <w:trHeight w:val="0" w:hRule="atLeast"/>
+          <w:jc w:val="center"/>
+        </w:trPr>
+        <w:tc>
+          <w:tcPr>
+            <w:tcW w:w="0" w:type="auto"/>
+            <w:shd w:val="clear" w:color="auto" w:fill="auto"/>
             <w:tcMar>
               <w:top w:w="50" w:type="dxa"/>
               <w:left w:w="90" w:type="dxa"/>
               <w:bottom w:w="50" w:type="dxa"/>
               <w:right w:w="90" w:type="dxa"/>
             </w:tcMar>
-            <w:vAlign w:val="top"/>
-          </w:tcPr>
-          <w:p>
+            <w:vAlign w:val="center"/>
+          </w:tcPr>
+          <w:p>
+            <w:pPr>
+              <w:keepNext/>
+              <w:snapToGrid w:val="0"/>
+              <w:ind w:left="0" w:leftChars="0" w:right="0" w:rightChars="0" w:firstLine="0" w:firstLineChars="0"/>
+              <w:jc w:val="left"/>
+            </w:pPr>
             <w:r>
               <w:rPr>
                 <w:lang w:val="en-US" w:eastAsia="zh-CN"/>
               </w:rPr>
-              <w:t>API</w:t>
-            </w:r>
-          </w:p>
-        </w:tc>
-        <w:tc>
-          <w:tcPr>
-            <w:tcW w:w="0" w:type="auto"/>
-            <w:shd w:val="clear"/>
+              <w:t>Entity</w:t>
+            </w:r>
+          </w:p>
+        </w:tc>
+        <w:tc>
+          <w:tcPr>
+            <w:tcW w:w="0" w:type="auto"/>
+            <w:shd w:val="clear" w:color="auto" w:fill="auto"/>
             <w:tcMar>
               <w:top w:w="50" w:type="dxa"/>
               <w:left w:w="90" w:type="dxa"/>
               <w:bottom w:w="50" w:type="dxa"/>
               <w:right w:w="90" w:type="dxa"/>
             </w:tcMar>
-            <w:vAlign w:val="top"/>
-          </w:tcPr>
-          <w:p>
+            <w:vAlign w:val="center"/>
+          </w:tcPr>
+          <w:p>
+            <w:pPr>
+              <w:keepNext/>
+              <w:snapToGrid w:val="0"/>
+              <w:ind w:left="0" w:leftChars="0" w:right="0" w:rightChars="0" w:firstLine="0" w:firstLineChars="0"/>
+              <w:jc w:val="left"/>
+            </w:pPr>
             <w:r>
               <w:rPr>
                 <w:rFonts w:hint="default"/>
                 <w:lang w:val="en-US" w:eastAsia="zh-CN"/>
               </w:rPr>
-              <w:t>frontend/src/api/</w:t>
-            </w:r>
-          </w:p>
-        </w:tc>
-        <w:tc>
-          <w:tcPr>
-            <w:tcW w:w="0" w:type="auto"/>
+              <w:t>.../entity/</w:t>
+            </w:r>
+          </w:p>
+        </w:tc>
+        <w:tc>
+          <w:tcPr>
+            <w:tcW w:w="4096" w:type="dxa"/>
             <w:tcBorders>
               <w:right w:val="nil"/>
             </w:tcBorders>
-            <w:shd w:val="clear"/>
+            <w:shd w:val="clear" w:color="auto" w:fill="auto"/>
             <w:tcMar>
               <w:top w:w="50" w:type="dxa"/>
               <w:left w:w="90" w:type="dxa"/>
               <w:bottom w:w="50" w:type="dxa"/>
               <w:right w:w="90" w:type="dxa"/>
             </w:tcMar>
-            <w:vAlign w:val="top"/>
-          </w:tcPr>
-          <w:p>
+            <w:vAlign w:val="center"/>
+          </w:tcPr>
+          <w:p>
+            <w:pPr>
+              <w:keepNext/>
+              <w:snapToGrid w:val="0"/>
+              <w:ind w:left="0" w:leftChars="0" w:right="0" w:rightChars="0" w:firstLine="0" w:firstLineChars="0"/>
+              <w:jc w:val="left"/>
+            </w:pPr>
             <w:r>
               <w:rPr>
                 <w:lang w:val="en-US" w:eastAsia="zh-CN"/>
               </w:rPr>
-              <w:t>调后端</w:t>
-            </w:r>
-          </w:p>
-        </w:tc>
-      </w:tr>
-      <w:tr>
-        <w:tblPrEx>
-          <w:tblBorders>
-            <w:top w:val="none" w:color="auto" w:sz="0" w:space="0"/>
-            <w:left w:val="none" w:color="auto" w:sz="0" w:space="0"/>
-            <w:bottom w:val="none" w:color="auto" w:sz="0" w:space="0"/>
-            <w:right w:val="none" w:color="auto" w:sz="0" w:space="0"/>
-            <w:insideH w:val="none" w:color="auto" w:sz="0" w:space="0"/>
-            <w:insideV w:val="none" w:color="auto" w:sz="0" w:space="0"/>
-          </w:tblBorders>
-          <w:shd w:val="clear"/>
-          <w:tblCellMar>
-            <w:top w:w="15" w:type="dxa"/>
-            <w:left w:w="15" w:type="dxa"/>
-            <w:bottom w:w="15" w:type="dxa"/>
-            <w:right w:w="15" w:type="dxa"/>
-          </w:tblCellMar>
-        </w:tblPrEx>
-        <w:tc>
-          <w:tcPr>
-            <w:tcW w:w="0" w:type="auto"/>
-            <w:shd w:val="clear"/>
-            <w:tcMar>
-              <w:top w:w="50" w:type="dxa"/>
-              <w:left w:w="90" w:type="dxa"/>
-              <w:bottom w:w="50" w:type="dxa"/>
-              <w:right w:w="90" w:type="dxa"/>
-            </w:tcMar>
-            <w:vAlign w:val="top"/>
-          </w:tcPr>
-          <w:p>
-            <w:r>
-              <w:rPr>
-                <w:lang w:val="en-US" w:eastAsia="zh-CN"/>
-              </w:rPr>
-              <w:t>页面</w:t>
-            </w:r>
-          </w:p>
-        </w:tc>
-        <w:tc>
-          <w:tcPr>
-            <w:tcW w:w="0" w:type="auto"/>
-            <w:shd w:val="clear"/>
-            <w:tcMar>
-              <w:top w:w="50" w:type="dxa"/>
-              <w:left w:w="90" w:type="dxa"/>
-              <w:bottom w:w="50" w:type="dxa"/>
-              <w:right w:w="90" w:type="dxa"/>
-            </w:tcMar>
-            <w:vAlign w:val="top"/>
-          </w:tcPr>
-          <w:p>
-            <w:r>
-              <w:rPr>
-                <w:rFonts w:hint="default"/>
-                <w:lang w:val="en-US" w:eastAsia="zh-CN"/>
-              </w:rPr>
-              <w:t>frontend/src/views/</w:t>
-            </w:r>
-          </w:p>
-        </w:tc>
-        <w:tc>
-          <w:tcPr>
-            <w:tcW w:w="0" w:type="auto"/>
-            <w:tcBorders>
-              <w:right w:val="nil"/>
-            </w:tcBorders>
-            <w:shd w:val="clear"/>
-            <w:tcMar>
-              <w:top w:w="50" w:type="dxa"/>
-              <w:left w:w="90" w:type="dxa"/>
-              <w:bottom w:w="50" w:type="dxa"/>
-              <w:right w:w="90" w:type="dxa"/>
-            </w:tcMar>
-            <w:vAlign w:val="top"/>
-          </w:tcPr>
-          <w:p>
-            <w:r>
-              <w:rPr>
-                <w:lang w:val="en-US" w:eastAsia="zh-CN"/>
-              </w:rPr>
-              <w:t>列表/表单</w:t>
+              <w:t>对应表</w:t>
             </w:r>
           </w:p>
         </w:tc>
@@ -45861,70 +45016,105 @@
             <w:right w:w="15" w:type="dxa"/>
           </w:tblCellMar>
         </w:tblPrEx>
-        <w:tc>
-          <w:tcPr>
-            <w:tcW w:w="0" w:type="auto"/>
-            <w:shd w:val="clear"/>
+        <w:trPr>
+          <w:trHeight w:val="0" w:hRule="atLeast"/>
+          <w:jc w:val="center"/>
+        </w:trPr>
+        <w:tc>
+          <w:tcPr>
+            <w:tcW w:w="0" w:type="auto"/>
+            <w:shd w:val="clear" w:color="auto" w:fill="auto"/>
             <w:tcMar>
               <w:top w:w="50" w:type="dxa"/>
               <w:left w:w="90" w:type="dxa"/>
               <w:bottom w:w="50" w:type="dxa"/>
               <w:right w:w="90" w:type="dxa"/>
             </w:tcMar>
-            <w:vAlign w:val="top"/>
-          </w:tcPr>
-          <w:p>
+            <w:vAlign w:val="center"/>
+          </w:tcPr>
+          <w:p>
+            <w:pPr>
+              <w:keepNext/>
+              <w:snapToGrid w:val="0"/>
+              <w:ind w:left="0" w:leftChars="0" w:right="0" w:rightChars="0" w:firstLine="0" w:firstLineChars="0"/>
+              <w:jc w:val="left"/>
+            </w:pPr>
             <w:r>
               <w:rPr>
                 <w:lang w:val="en-US" w:eastAsia="zh-CN"/>
               </w:rPr>
-              <w:t>组件</w:t>
-            </w:r>
-          </w:p>
-        </w:tc>
-        <w:tc>
-          <w:tcPr>
-            <w:tcW w:w="0" w:type="auto"/>
-            <w:shd w:val="clear"/>
+              <w:t>DTO</w:t>
+            </w:r>
+          </w:p>
+        </w:tc>
+        <w:tc>
+          <w:tcPr>
+            <w:tcW w:w="0" w:type="auto"/>
+            <w:shd w:val="clear" w:color="auto" w:fill="auto"/>
             <w:tcMar>
               <w:top w:w="50" w:type="dxa"/>
               <w:left w:w="90" w:type="dxa"/>
               <w:bottom w:w="50" w:type="dxa"/>
               <w:right w:w="90" w:type="dxa"/>
             </w:tcMar>
-            <w:vAlign w:val="top"/>
-          </w:tcPr>
-          <w:p>
+            <w:vAlign w:val="center"/>
+          </w:tcPr>
+          <w:p>
+            <w:pPr>
+              <w:keepNext/>
+              <w:snapToGrid w:val="0"/>
+              <w:ind w:left="0" w:leftChars="0" w:right="0" w:rightChars="0" w:firstLine="0" w:firstLineChars="0"/>
+              <w:jc w:val="left"/>
+            </w:pPr>
             <w:r>
               <w:rPr>
                 <w:rFonts w:hint="default"/>
                 <w:lang w:val="en-US" w:eastAsia="zh-CN"/>
               </w:rPr>
-              <w:t>frontend/src/components/</w:t>
-            </w:r>
-          </w:p>
-        </w:tc>
-        <w:tc>
-          <w:tcPr>
-            <w:tcW w:w="0" w:type="auto"/>
+              <w:t>.../dto/request</w:t>
+            </w:r>
+            <w:r>
+              <w:rPr>
+                <w:lang w:val="en-US" w:eastAsia="zh-CN"/>
+              </w:rPr>
+              <w:t>、</w:t>
+            </w:r>
+            <w:r>
+              <w:rPr>
+                <w:rFonts w:hint="default"/>
+                <w:lang w:val="en-US" w:eastAsia="zh-CN"/>
+              </w:rPr>
+              <w:t>dto/response</w:t>
+            </w:r>
+          </w:p>
+        </w:tc>
+        <w:tc>
+          <w:tcPr>
+            <w:tcW w:w="4096" w:type="dxa"/>
             <w:tcBorders>
               <w:right w:val="nil"/>
             </w:tcBorders>
-            <w:shd w:val="clear"/>
+            <w:shd w:val="clear" w:color="auto" w:fill="auto"/>
             <w:tcMar>
               <w:top w:w="50" w:type="dxa"/>
               <w:left w:w="90" w:type="dxa"/>
               <w:bottom w:w="50" w:type="dxa"/>
               <w:right w:w="90" w:type="dxa"/>
             </w:tcMar>
-            <w:vAlign w:val="top"/>
-          </w:tcPr>
-          <w:p>
+            <w:vAlign w:val="center"/>
+          </w:tcPr>
+          <w:p>
+            <w:pPr>
+              <w:keepNext/>
+              <w:snapToGrid w:val="0"/>
+              <w:ind w:left="0" w:leftChars="0" w:right="0" w:rightChars="0" w:firstLine="0" w:firstLineChars="0"/>
+              <w:jc w:val="left"/>
+            </w:pPr>
             <w:r>
               <w:rPr>
                 <w:lang w:val="en-US" w:eastAsia="zh-CN"/>
               </w:rPr>
-              <w:t>可复用块（上传、图表等）</w:t>
+              <w:t>入参/出参</w:t>
             </w:r>
           </w:p>
         </w:tc>
@@ -45946,13 +45136,433 @@
             <w:right w:w="15" w:type="dxa"/>
           </w:tblCellMar>
         </w:tblPrEx>
-        <w:tc>
-          <w:tcPr>
-            <w:tcW w:w="0" w:type="auto"/>
+        <w:trPr>
+          <w:trHeight w:val="0" w:hRule="atLeast"/>
+          <w:jc w:val="center"/>
+        </w:trPr>
+        <w:tc>
+          <w:tcPr>
+            <w:tcW w:w="0" w:type="auto"/>
+            <w:shd w:val="clear" w:color="auto" w:fill="auto"/>
+            <w:tcMar>
+              <w:top w:w="50" w:type="dxa"/>
+              <w:left w:w="90" w:type="dxa"/>
+              <w:bottom w:w="50" w:type="dxa"/>
+              <w:right w:w="90" w:type="dxa"/>
+            </w:tcMar>
+            <w:vAlign w:val="center"/>
+          </w:tcPr>
+          <w:p>
+            <w:pPr>
+              <w:keepNext/>
+              <w:snapToGrid w:val="0"/>
+              <w:ind w:left="0" w:leftChars="0" w:right="0" w:rightChars="0" w:firstLine="0" w:firstLineChars="0"/>
+              <w:jc w:val="left"/>
+            </w:pPr>
+            <w:r>
+              <w:rPr>
+                <w:lang w:val="en-US" w:eastAsia="zh-CN"/>
+              </w:rPr>
+              <w:t>Mapper</w:t>
+            </w:r>
+          </w:p>
+        </w:tc>
+        <w:tc>
+          <w:tcPr>
+            <w:tcW w:w="0" w:type="auto"/>
+            <w:shd w:val="clear" w:color="auto" w:fill="auto"/>
+            <w:tcMar>
+              <w:top w:w="50" w:type="dxa"/>
+              <w:left w:w="90" w:type="dxa"/>
+              <w:bottom w:w="50" w:type="dxa"/>
+              <w:right w:w="90" w:type="dxa"/>
+            </w:tcMar>
+            <w:vAlign w:val="center"/>
+          </w:tcPr>
+          <w:p>
+            <w:pPr>
+              <w:keepNext/>
+              <w:snapToGrid w:val="0"/>
+              <w:ind w:left="0" w:leftChars="0" w:right="0" w:rightChars="0" w:firstLine="0" w:firstLineChars="0"/>
+              <w:jc w:val="left"/>
+            </w:pPr>
+            <w:r>
+              <w:rPr>
+                <w:rFonts w:hint="default"/>
+                <w:lang w:val="en-US" w:eastAsia="zh-CN"/>
+              </w:rPr>
+              <w:t>.../mapper/</w:t>
+            </w:r>
+            <w:r>
+              <w:rPr>
+                <w:lang w:val="en-US" w:eastAsia="zh-CN"/>
+              </w:rPr>
+              <w:t> + 复杂统计时 </w:t>
+            </w:r>
+            <w:r>
+              <w:rPr>
+                <w:rFonts w:hint="default"/>
+                <w:lang w:val="en-US" w:eastAsia="zh-CN"/>
+              </w:rPr>
+              <w:t>resources/mapper/*.xml</w:t>
+            </w:r>
+          </w:p>
+        </w:tc>
+        <w:tc>
+          <w:tcPr>
+            <w:tcW w:w="4096" w:type="dxa"/>
+            <w:tcBorders>
+              <w:right w:val="nil"/>
+            </w:tcBorders>
+            <w:shd w:val="clear" w:color="auto" w:fill="auto"/>
+            <w:tcMar>
+              <w:top w:w="50" w:type="dxa"/>
+              <w:left w:w="90" w:type="dxa"/>
+              <w:bottom w:w="50" w:type="dxa"/>
+              <w:right w:w="90" w:type="dxa"/>
+            </w:tcMar>
+            <w:vAlign w:val="center"/>
+          </w:tcPr>
+          <w:p>
+            <w:pPr>
+              <w:keepNext/>
+              <w:snapToGrid w:val="0"/>
+              <w:ind w:left="0" w:leftChars="0" w:right="0" w:rightChars="0" w:firstLine="0" w:firstLineChars="0"/>
+              <w:jc w:val="left"/>
+            </w:pPr>
+            <w:r>
+              <w:rPr>
+                <w:lang w:val="en-US" w:eastAsia="zh-CN"/>
+              </w:rPr>
+              <w:t>持久化 / 复杂 SQL</w:t>
+            </w:r>
+          </w:p>
+        </w:tc>
+      </w:tr>
+      <w:tr>
+        <w:tblPrEx>
+          <w:tblBorders>
+            <w:top w:val="none" w:color="auto" w:sz="0" w:space="0"/>
+            <w:left w:val="none" w:color="auto" w:sz="0" w:space="0"/>
+            <w:bottom w:val="none" w:color="auto" w:sz="0" w:space="0"/>
+            <w:right w:val="none" w:color="auto" w:sz="0" w:space="0"/>
+            <w:insideH w:val="none" w:color="auto" w:sz="0" w:space="0"/>
+            <w:insideV w:val="none" w:color="auto" w:sz="0" w:space="0"/>
+          </w:tblBorders>
+          <w:tblCellMar>
+            <w:top w:w="15" w:type="dxa"/>
+            <w:left w:w="15" w:type="dxa"/>
+            <w:bottom w:w="15" w:type="dxa"/>
+            <w:right w:w="15" w:type="dxa"/>
+          </w:tblCellMar>
+        </w:tblPrEx>
+        <w:trPr>
+          <w:trHeight w:val="0" w:hRule="atLeast"/>
+          <w:jc w:val="center"/>
+        </w:trPr>
+        <w:tc>
+          <w:tcPr>
+            <w:tcW w:w="0" w:type="auto"/>
+            <w:shd w:val="clear" w:color="auto" w:fill="auto"/>
+            <w:tcMar>
+              <w:top w:w="50" w:type="dxa"/>
+              <w:left w:w="90" w:type="dxa"/>
+              <w:bottom w:w="50" w:type="dxa"/>
+              <w:right w:w="90" w:type="dxa"/>
+            </w:tcMar>
+            <w:vAlign w:val="center"/>
+          </w:tcPr>
+          <w:p>
+            <w:pPr>
+              <w:keepNext/>
+              <w:snapToGrid w:val="0"/>
+              <w:ind w:left="0" w:leftChars="0" w:right="0" w:rightChars="0" w:firstLine="0" w:firstLineChars="0"/>
+              <w:jc w:val="left"/>
+            </w:pPr>
+            <w:r>
+              <w:rPr>
+                <w:lang w:val="en-US" w:eastAsia="zh-CN"/>
+              </w:rPr>
+              <w:t>Service</w:t>
+            </w:r>
+          </w:p>
+        </w:tc>
+        <w:tc>
+          <w:tcPr>
+            <w:tcW w:w="0" w:type="auto"/>
+            <w:shd w:val="clear" w:color="auto" w:fill="auto"/>
+            <w:tcMar>
+              <w:top w:w="50" w:type="dxa"/>
+              <w:left w:w="90" w:type="dxa"/>
+              <w:bottom w:w="50" w:type="dxa"/>
+              <w:right w:w="90" w:type="dxa"/>
+            </w:tcMar>
+            <w:vAlign w:val="center"/>
+          </w:tcPr>
+          <w:p>
+            <w:pPr>
+              <w:keepNext/>
+              <w:snapToGrid w:val="0"/>
+              <w:ind w:left="0" w:leftChars="0" w:right="0" w:rightChars="0" w:firstLine="0" w:firstLineChars="0"/>
+              <w:jc w:val="left"/>
+            </w:pPr>
+            <w:r>
+              <w:rPr>
+                <w:rFonts w:hint="default"/>
+                <w:lang w:val="en-US" w:eastAsia="zh-CN"/>
+              </w:rPr>
+              <w:t>.../service</w:t>
+            </w:r>
+            <w:r>
+              <w:rPr>
+                <w:lang w:val="en-US" w:eastAsia="zh-CN"/>
+              </w:rPr>
+              <w:t> + </w:t>
+            </w:r>
+            <w:r>
+              <w:rPr>
+                <w:rFonts w:hint="default"/>
+                <w:lang w:val="en-US" w:eastAsia="zh-CN"/>
+              </w:rPr>
+              <w:t>service/impl</w:t>
+            </w:r>
+          </w:p>
+        </w:tc>
+        <w:tc>
+          <w:tcPr>
+            <w:tcW w:w="4096" w:type="dxa"/>
+            <w:tcBorders>
+              <w:right w:val="nil"/>
+            </w:tcBorders>
+            <w:shd w:val="clear" w:color="auto" w:fill="auto"/>
+            <w:tcMar>
+              <w:top w:w="50" w:type="dxa"/>
+              <w:left w:w="90" w:type="dxa"/>
+              <w:bottom w:w="50" w:type="dxa"/>
+              <w:right w:w="90" w:type="dxa"/>
+            </w:tcMar>
+            <w:vAlign w:val="center"/>
+          </w:tcPr>
+          <w:p>
+            <w:pPr>
+              <w:keepNext/>
+              <w:snapToGrid w:val="0"/>
+              <w:ind w:left="0" w:leftChars="0" w:right="0" w:rightChars="0" w:firstLine="0" w:firstLineChars="0"/>
+              <w:jc w:val="left"/>
+            </w:pPr>
+            <w:r>
+              <w:rPr>
+                <w:lang w:val="en-US" w:eastAsia="zh-CN"/>
+              </w:rPr>
+              <w:t>业务规则写这里</w:t>
+            </w:r>
+          </w:p>
+        </w:tc>
+      </w:tr>
+      <w:tr>
+        <w:tblPrEx>
+          <w:tblBorders>
+            <w:top w:val="none" w:color="auto" w:sz="0" w:space="0"/>
+            <w:left w:val="none" w:color="auto" w:sz="0" w:space="0"/>
+            <w:bottom w:val="none" w:color="auto" w:sz="0" w:space="0"/>
+            <w:right w:val="none" w:color="auto" w:sz="0" w:space="0"/>
+            <w:insideH w:val="none" w:color="auto" w:sz="0" w:space="0"/>
+            <w:insideV w:val="none" w:color="auto" w:sz="0" w:space="0"/>
+          </w:tblBorders>
+          <w:tblCellMar>
+            <w:top w:w="15" w:type="dxa"/>
+            <w:left w:w="15" w:type="dxa"/>
+            <w:bottom w:w="15" w:type="dxa"/>
+            <w:right w:w="15" w:type="dxa"/>
+          </w:tblCellMar>
+        </w:tblPrEx>
+        <w:trPr>
+          <w:trHeight w:val="0" w:hRule="atLeast"/>
+          <w:jc w:val="center"/>
+        </w:trPr>
+        <w:tc>
+          <w:tcPr>
+            <w:tcW w:w="1037" w:type="dxa"/>
             <w:tcBorders>
               <w:bottom w:val="nil"/>
             </w:tcBorders>
-            <w:shd w:val="clear"/>
+            <w:shd w:val="clear" w:color="auto" w:fill="auto"/>
+            <w:tcMar>
+              <w:top w:w="50" w:type="dxa"/>
+              <w:left w:w="90" w:type="dxa"/>
+              <w:bottom w:w="50" w:type="dxa"/>
+              <w:right w:w="90" w:type="dxa"/>
+            </w:tcMar>
+            <w:vAlign w:val="center"/>
+          </w:tcPr>
+          <w:p>
+            <w:pPr>
+              <w:keepNext/>
+              <w:snapToGrid w:val="0"/>
+              <w:ind w:left="0" w:leftChars="0" w:right="0" w:rightChars="0" w:firstLine="0" w:firstLineChars="0"/>
+              <w:jc w:val="left"/>
+            </w:pPr>
+            <w:r>
+              <w:rPr>
+                <w:lang w:val="en-US" w:eastAsia="zh-CN"/>
+              </w:rPr>
+              <w:t>Controller</w:t>
+            </w:r>
+          </w:p>
+        </w:tc>
+        <w:tc>
+          <w:tcPr>
+            <w:tcW w:w="3353" w:type="dxa"/>
+            <w:tcBorders>
+              <w:bottom w:val="nil"/>
+            </w:tcBorders>
+            <w:shd w:val="clear" w:color="auto" w:fill="auto"/>
+            <w:tcMar>
+              <w:top w:w="50" w:type="dxa"/>
+              <w:left w:w="90" w:type="dxa"/>
+              <w:bottom w:w="50" w:type="dxa"/>
+              <w:right w:w="90" w:type="dxa"/>
+            </w:tcMar>
+            <w:vAlign w:val="center"/>
+          </w:tcPr>
+          <w:p>
+            <w:pPr>
+              <w:keepNext/>
+              <w:snapToGrid w:val="0"/>
+              <w:ind w:left="0" w:leftChars="0" w:right="0" w:rightChars="0" w:firstLine="0" w:firstLineChars="0"/>
+              <w:jc w:val="left"/>
+            </w:pPr>
+            <w:r>
+              <w:rPr>
+                <w:rFonts w:hint="default"/>
+                <w:lang w:val="en-US" w:eastAsia="zh-CN"/>
+              </w:rPr>
+              <w:t>.../controller/</w:t>
+            </w:r>
+          </w:p>
+        </w:tc>
+        <w:tc>
+          <w:tcPr>
+            <w:tcW w:w="4096" w:type="dxa"/>
+            <w:tcBorders>
+              <w:bottom w:val="nil"/>
+              <w:right w:val="nil"/>
+            </w:tcBorders>
+            <w:shd w:val="clear" w:color="auto" w:fill="auto"/>
+            <w:tcMar>
+              <w:top w:w="50" w:type="dxa"/>
+              <w:left w:w="90" w:type="dxa"/>
+              <w:bottom w:w="50" w:type="dxa"/>
+              <w:right w:w="90" w:type="dxa"/>
+            </w:tcMar>
+            <w:vAlign w:val="center"/>
+          </w:tcPr>
+          <w:p>
+            <w:pPr>
+              <w:keepNext/>
+              <w:snapToGrid w:val="0"/>
+              <w:ind w:left="0" w:leftChars="0" w:right="0" w:rightChars="0" w:firstLine="0" w:firstLineChars="0"/>
+              <w:jc w:val="left"/>
+            </w:pPr>
+            <w:r>
+              <w:rPr>
+                <w:lang w:val="en-US" w:eastAsia="zh-CN"/>
+              </w:rPr>
+              <w:t>REST 接口、</w:t>
+            </w:r>
+            <w:r>
+              <w:rPr>
+                <w:rFonts w:hint="default"/>
+                <w:lang w:val="en-US" w:eastAsia="zh-CN"/>
+              </w:rPr>
+              <w:t>@RequirePermission</w:t>
+            </w:r>
+            <w:r>
+              <w:rPr>
+                <w:lang w:val="en-US" w:eastAsia="zh-CN"/>
+              </w:rPr>
+              <w:t> / </w:t>
+            </w:r>
+            <w:r>
+              <w:rPr>
+                <w:rFonts w:hint="default"/>
+                <w:lang w:val="en-US" w:eastAsia="zh-CN"/>
+              </w:rPr>
+              <w:t>@CrudPermission</w:t>
+            </w:r>
+          </w:p>
+        </w:tc>
+      </w:tr>
+    </w:tbl>
+    <w:p>
+      <w:pPr>
+        <w:rPr>
+          <w:rFonts w:hint="default"/>
+        </w:rPr>
+      </w:pPr>
+      <w:r>
+        <w:rPr>
+          <w:rFonts w:hint="default"/>
+        </w:rPr>
+        <w:t>简单 CRUD 可仿 ProjectController（继承 BaseCrudController）；复杂业务仿 DeviceMaintenanceServiceImpl、FileServiceImpl。</w:t>
+      </w:r>
+    </w:p>
+    <w:p>
+      <w:pPr>
+        <w:rPr>
+          <w:rFonts w:hint="default"/>
+        </w:rPr>
+      </w:pPr>
+      <w:r>
+        <w:rPr>
+          <w:rFonts w:hint="default"/>
+        </w:rPr>
+        <w:t>前端</w:t>
+      </w:r>
+    </w:p>
+    <w:tbl>
+      <w:tblPr>
+        <w:tblStyle w:val="6"/>
+        <w:tblW w:w="0" w:type="auto"/>
+        <w:tblInd w:w="0" w:type="dxa"/>
+        <w:tblBorders>
+          <w:top w:val="none" w:color="auto" w:sz="0" w:space="0"/>
+          <w:left w:val="none" w:color="auto" w:sz="0" w:space="0"/>
+          <w:bottom w:val="none" w:color="auto" w:sz="0" w:space="0"/>
+          <w:right w:val="none" w:color="auto" w:sz="0" w:space="0"/>
+          <w:insideH w:val="none" w:color="auto" w:sz="0" w:space="0"/>
+          <w:insideV w:val="none" w:color="auto" w:sz="0" w:space="0"/>
+        </w:tblBorders>
+        <w:shd w:val="clear" w:color="auto" w:fill="auto"/>
+        <w:tblLayout w:type="autofit"/>
+        <w:tblCellMar>
+          <w:top w:w="15" w:type="dxa"/>
+          <w:left w:w="15" w:type="dxa"/>
+          <w:bottom w:w="15" w:type="dxa"/>
+          <w:right w:w="15" w:type="dxa"/>
+        </w:tblCellMar>
+      </w:tblPr>
+      <w:tblGrid>
+        <w:gridCol w:w="600"/>
+        <w:gridCol w:w="3276"/>
+        <w:gridCol w:w="4208"/>
+      </w:tblGrid>
+      <w:tr>
+        <w:tblPrEx>
+          <w:tblBorders>
+            <w:top w:val="none" w:color="auto" w:sz="0" w:space="0"/>
+            <w:left w:val="none" w:color="auto" w:sz="0" w:space="0"/>
+            <w:bottom w:val="none" w:color="auto" w:sz="0" w:space="0"/>
+            <w:right w:val="none" w:color="auto" w:sz="0" w:space="0"/>
+            <w:insideH w:val="none" w:color="auto" w:sz="0" w:space="0"/>
+            <w:insideV w:val="none" w:color="auto" w:sz="0" w:space="0"/>
+          </w:tblBorders>
+        </w:tblPrEx>
+        <w:tc>
+          <w:tcPr>
+            <w:tcW w:w="0" w:type="auto"/>
+            <w:shd w:val="clear" w:color="auto" w:fill="auto"/>
+            <w:noWrap/>
             <w:tcMar>
               <w:top w:w="50" w:type="dxa"/>
               <w:left w:w="90" w:type="dxa"/>
@@ -45966,17 +45576,15 @@
               <w:rPr>
                 <w:lang w:val="en-US" w:eastAsia="zh-CN"/>
               </w:rPr>
-              <w:t>路由</w:t>
-            </w:r>
-          </w:p>
-        </w:tc>
-        <w:tc>
-          <w:tcPr>
-            <w:tcW w:w="0" w:type="auto"/>
-            <w:tcBorders>
-              <w:bottom w:val="nil"/>
-            </w:tcBorders>
-            <w:shd w:val="clear"/>
+              <w:t>层级</w:t>
+            </w:r>
+          </w:p>
+        </w:tc>
+        <w:tc>
+          <w:tcPr>
+            <w:tcW w:w="0" w:type="auto"/>
+            <w:shd w:val="clear" w:color="auto" w:fill="auto"/>
+            <w:noWrap/>
             <w:tcMar>
               <w:top w:w="50" w:type="dxa"/>
               <w:left w:w="90" w:type="dxa"/>
@@ -45988,6 +45596,441 @@
           <w:p>
             <w:r>
               <w:rPr>
+                <w:lang w:val="en-US" w:eastAsia="zh-CN"/>
+              </w:rPr>
+              <w:t>目录</w:t>
+            </w:r>
+          </w:p>
+        </w:tc>
+        <w:tc>
+          <w:tcPr>
+            <w:tcW w:w="0" w:type="auto"/>
+            <w:tcBorders>
+              <w:right w:val="nil"/>
+            </w:tcBorders>
+            <w:shd w:val="clear" w:color="auto" w:fill="auto"/>
+            <w:noWrap/>
+            <w:tcMar>
+              <w:top w:w="50" w:type="dxa"/>
+              <w:left w:w="90" w:type="dxa"/>
+              <w:bottom w:w="50" w:type="dxa"/>
+              <w:right w:w="90" w:type="dxa"/>
+            </w:tcMar>
+            <w:vAlign w:val="top"/>
+          </w:tcPr>
+          <w:p>
+            <w:r>
+              <w:rPr>
+                <w:lang w:val="en-US" w:eastAsia="zh-CN"/>
+              </w:rPr>
+              <w:t>何时改</w:t>
+            </w:r>
+          </w:p>
+        </w:tc>
+      </w:tr>
+      <w:tr>
+        <w:tblPrEx>
+          <w:tblBorders>
+            <w:top w:val="none" w:color="auto" w:sz="0" w:space="0"/>
+            <w:left w:val="none" w:color="auto" w:sz="0" w:space="0"/>
+            <w:bottom w:val="none" w:color="auto" w:sz="0" w:space="0"/>
+            <w:right w:val="none" w:color="auto" w:sz="0" w:space="0"/>
+            <w:insideH w:val="none" w:color="auto" w:sz="0" w:space="0"/>
+            <w:insideV w:val="none" w:color="auto" w:sz="0" w:space="0"/>
+          </w:tblBorders>
+          <w:tblCellMar>
+            <w:top w:w="15" w:type="dxa"/>
+            <w:left w:w="15" w:type="dxa"/>
+            <w:bottom w:w="15" w:type="dxa"/>
+            <w:right w:w="15" w:type="dxa"/>
+          </w:tblCellMar>
+        </w:tblPrEx>
+        <w:tc>
+          <w:tcPr>
+            <w:tcW w:w="0" w:type="auto"/>
+            <w:shd w:val="clear" w:color="auto" w:fill="auto"/>
+            <w:tcMar>
+              <w:top w:w="50" w:type="dxa"/>
+              <w:left w:w="90" w:type="dxa"/>
+              <w:bottom w:w="50" w:type="dxa"/>
+              <w:right w:w="90" w:type="dxa"/>
+            </w:tcMar>
+            <w:vAlign w:val="top"/>
+          </w:tcPr>
+          <w:p>
+            <w:r>
+              <w:rPr>
+                <w:lang w:val="en-US" w:eastAsia="zh-CN"/>
+              </w:rPr>
+              <w:t>类型</w:t>
+            </w:r>
+          </w:p>
+        </w:tc>
+        <w:tc>
+          <w:tcPr>
+            <w:tcW w:w="0" w:type="auto"/>
+            <w:shd w:val="clear" w:color="auto" w:fill="auto"/>
+            <w:tcMar>
+              <w:top w:w="50" w:type="dxa"/>
+              <w:left w:w="90" w:type="dxa"/>
+              <w:bottom w:w="50" w:type="dxa"/>
+              <w:right w:w="90" w:type="dxa"/>
+            </w:tcMar>
+            <w:vAlign w:val="top"/>
+          </w:tcPr>
+          <w:p>
+            <w:r>
+              <w:rPr>
+                <w:rFonts w:hint="default"/>
+                <w:lang w:val="en-US" w:eastAsia="zh-CN"/>
+              </w:rPr>
+              <w:t>frontend/src/types/</w:t>
+            </w:r>
+          </w:p>
+        </w:tc>
+        <w:tc>
+          <w:tcPr>
+            <w:tcW w:w="0" w:type="auto"/>
+            <w:tcBorders>
+              <w:right w:val="nil"/>
+            </w:tcBorders>
+            <w:shd w:val="clear" w:color="auto" w:fill="auto"/>
+            <w:tcMar>
+              <w:top w:w="50" w:type="dxa"/>
+              <w:left w:w="90" w:type="dxa"/>
+              <w:bottom w:w="50" w:type="dxa"/>
+              <w:right w:w="90" w:type="dxa"/>
+            </w:tcMar>
+            <w:vAlign w:val="top"/>
+          </w:tcPr>
+          <w:p>
+            <w:r>
+              <w:rPr>
+                <w:lang w:val="en-US" w:eastAsia="zh-CN"/>
+              </w:rPr>
+              <w:t>接口数据结构</w:t>
+            </w:r>
+          </w:p>
+        </w:tc>
+      </w:tr>
+      <w:tr>
+        <w:tblPrEx>
+          <w:tblBorders>
+            <w:top w:val="none" w:color="auto" w:sz="0" w:space="0"/>
+            <w:left w:val="none" w:color="auto" w:sz="0" w:space="0"/>
+            <w:bottom w:val="none" w:color="auto" w:sz="0" w:space="0"/>
+            <w:right w:val="none" w:color="auto" w:sz="0" w:space="0"/>
+            <w:insideH w:val="none" w:color="auto" w:sz="0" w:space="0"/>
+            <w:insideV w:val="none" w:color="auto" w:sz="0" w:space="0"/>
+          </w:tblBorders>
+          <w:shd w:val="clear" w:color="auto" w:fill="auto"/>
+          <w:tblCellMar>
+            <w:top w:w="15" w:type="dxa"/>
+            <w:left w:w="15" w:type="dxa"/>
+            <w:bottom w:w="15" w:type="dxa"/>
+            <w:right w:w="15" w:type="dxa"/>
+          </w:tblCellMar>
+        </w:tblPrEx>
+        <w:tc>
+          <w:tcPr>
+            <w:tcW w:w="0" w:type="auto"/>
+            <w:shd w:val="clear" w:color="auto" w:fill="auto"/>
+            <w:tcMar>
+              <w:top w:w="50" w:type="dxa"/>
+              <w:left w:w="90" w:type="dxa"/>
+              <w:bottom w:w="50" w:type="dxa"/>
+              <w:right w:w="90" w:type="dxa"/>
+            </w:tcMar>
+            <w:vAlign w:val="top"/>
+          </w:tcPr>
+          <w:p>
+            <w:r>
+              <w:rPr>
+                <w:lang w:val="en-US" w:eastAsia="zh-CN"/>
+              </w:rPr>
+              <w:t>API</w:t>
+            </w:r>
+          </w:p>
+        </w:tc>
+        <w:tc>
+          <w:tcPr>
+            <w:tcW w:w="0" w:type="auto"/>
+            <w:shd w:val="clear" w:color="auto" w:fill="auto"/>
+            <w:tcMar>
+              <w:top w:w="50" w:type="dxa"/>
+              <w:left w:w="90" w:type="dxa"/>
+              <w:bottom w:w="50" w:type="dxa"/>
+              <w:right w:w="90" w:type="dxa"/>
+            </w:tcMar>
+            <w:vAlign w:val="top"/>
+          </w:tcPr>
+          <w:p>
+            <w:r>
+              <w:rPr>
+                <w:rFonts w:hint="default"/>
+                <w:lang w:val="en-US" w:eastAsia="zh-CN"/>
+              </w:rPr>
+              <w:t>frontend/src/api/</w:t>
+            </w:r>
+          </w:p>
+        </w:tc>
+        <w:tc>
+          <w:tcPr>
+            <w:tcW w:w="0" w:type="auto"/>
+            <w:tcBorders>
+              <w:right w:val="nil"/>
+            </w:tcBorders>
+            <w:shd w:val="clear" w:color="auto" w:fill="auto"/>
+            <w:tcMar>
+              <w:top w:w="50" w:type="dxa"/>
+              <w:left w:w="90" w:type="dxa"/>
+              <w:bottom w:w="50" w:type="dxa"/>
+              <w:right w:w="90" w:type="dxa"/>
+            </w:tcMar>
+            <w:vAlign w:val="top"/>
+          </w:tcPr>
+          <w:p>
+            <w:r>
+              <w:rPr>
+                <w:lang w:val="en-US" w:eastAsia="zh-CN"/>
+              </w:rPr>
+              <w:t>调后端</w:t>
+            </w:r>
+          </w:p>
+        </w:tc>
+      </w:tr>
+      <w:tr>
+        <w:tblPrEx>
+          <w:tblBorders>
+            <w:top w:val="none" w:color="auto" w:sz="0" w:space="0"/>
+            <w:left w:val="none" w:color="auto" w:sz="0" w:space="0"/>
+            <w:bottom w:val="none" w:color="auto" w:sz="0" w:space="0"/>
+            <w:right w:val="none" w:color="auto" w:sz="0" w:space="0"/>
+            <w:insideH w:val="none" w:color="auto" w:sz="0" w:space="0"/>
+            <w:insideV w:val="none" w:color="auto" w:sz="0" w:space="0"/>
+          </w:tblBorders>
+          <w:shd w:val="clear" w:color="auto" w:fill="auto"/>
+          <w:tblCellMar>
+            <w:top w:w="15" w:type="dxa"/>
+            <w:left w:w="15" w:type="dxa"/>
+            <w:bottom w:w="15" w:type="dxa"/>
+            <w:right w:w="15" w:type="dxa"/>
+          </w:tblCellMar>
+        </w:tblPrEx>
+        <w:tc>
+          <w:tcPr>
+            <w:tcW w:w="0" w:type="auto"/>
+            <w:shd w:val="clear" w:color="auto" w:fill="auto"/>
+            <w:tcMar>
+              <w:top w:w="50" w:type="dxa"/>
+              <w:left w:w="90" w:type="dxa"/>
+              <w:bottom w:w="50" w:type="dxa"/>
+              <w:right w:w="90" w:type="dxa"/>
+            </w:tcMar>
+            <w:vAlign w:val="top"/>
+          </w:tcPr>
+          <w:p>
+            <w:r>
+              <w:rPr>
+                <w:lang w:val="en-US" w:eastAsia="zh-CN"/>
+              </w:rPr>
+              <w:t>页面</w:t>
+            </w:r>
+          </w:p>
+        </w:tc>
+        <w:tc>
+          <w:tcPr>
+            <w:tcW w:w="0" w:type="auto"/>
+            <w:shd w:val="clear" w:color="auto" w:fill="auto"/>
+            <w:tcMar>
+              <w:top w:w="50" w:type="dxa"/>
+              <w:left w:w="90" w:type="dxa"/>
+              <w:bottom w:w="50" w:type="dxa"/>
+              <w:right w:w="90" w:type="dxa"/>
+            </w:tcMar>
+            <w:vAlign w:val="top"/>
+          </w:tcPr>
+          <w:p>
+            <w:r>
+              <w:rPr>
+                <w:rFonts w:hint="default"/>
+                <w:lang w:val="en-US" w:eastAsia="zh-CN"/>
+              </w:rPr>
+              <w:t>frontend/src/views/</w:t>
+            </w:r>
+          </w:p>
+        </w:tc>
+        <w:tc>
+          <w:tcPr>
+            <w:tcW w:w="0" w:type="auto"/>
+            <w:tcBorders>
+              <w:right w:val="nil"/>
+            </w:tcBorders>
+            <w:shd w:val="clear" w:color="auto" w:fill="auto"/>
+            <w:tcMar>
+              <w:top w:w="50" w:type="dxa"/>
+              <w:left w:w="90" w:type="dxa"/>
+              <w:bottom w:w="50" w:type="dxa"/>
+              <w:right w:w="90" w:type="dxa"/>
+            </w:tcMar>
+            <w:vAlign w:val="top"/>
+          </w:tcPr>
+          <w:p>
+            <w:r>
+              <w:rPr>
+                <w:lang w:val="en-US" w:eastAsia="zh-CN"/>
+              </w:rPr>
+              <w:t>列表/表单</w:t>
+            </w:r>
+          </w:p>
+        </w:tc>
+      </w:tr>
+      <w:tr>
+        <w:tblPrEx>
+          <w:tblBorders>
+            <w:top w:val="none" w:color="auto" w:sz="0" w:space="0"/>
+            <w:left w:val="none" w:color="auto" w:sz="0" w:space="0"/>
+            <w:bottom w:val="none" w:color="auto" w:sz="0" w:space="0"/>
+            <w:right w:val="none" w:color="auto" w:sz="0" w:space="0"/>
+            <w:insideH w:val="none" w:color="auto" w:sz="0" w:space="0"/>
+            <w:insideV w:val="none" w:color="auto" w:sz="0" w:space="0"/>
+          </w:tblBorders>
+          <w:shd w:val="clear" w:color="auto" w:fill="auto"/>
+          <w:tblCellMar>
+            <w:top w:w="15" w:type="dxa"/>
+            <w:left w:w="15" w:type="dxa"/>
+            <w:bottom w:w="15" w:type="dxa"/>
+            <w:right w:w="15" w:type="dxa"/>
+          </w:tblCellMar>
+        </w:tblPrEx>
+        <w:tc>
+          <w:tcPr>
+            <w:tcW w:w="0" w:type="auto"/>
+            <w:shd w:val="clear" w:color="auto" w:fill="auto"/>
+            <w:tcMar>
+              <w:top w:w="50" w:type="dxa"/>
+              <w:left w:w="90" w:type="dxa"/>
+              <w:bottom w:w="50" w:type="dxa"/>
+              <w:right w:w="90" w:type="dxa"/>
+            </w:tcMar>
+            <w:vAlign w:val="top"/>
+          </w:tcPr>
+          <w:p>
+            <w:r>
+              <w:rPr>
+                <w:lang w:val="en-US" w:eastAsia="zh-CN"/>
+              </w:rPr>
+              <w:t>组件</w:t>
+            </w:r>
+          </w:p>
+        </w:tc>
+        <w:tc>
+          <w:tcPr>
+            <w:tcW w:w="0" w:type="auto"/>
+            <w:shd w:val="clear" w:color="auto" w:fill="auto"/>
+            <w:tcMar>
+              <w:top w:w="50" w:type="dxa"/>
+              <w:left w:w="90" w:type="dxa"/>
+              <w:bottom w:w="50" w:type="dxa"/>
+              <w:right w:w="90" w:type="dxa"/>
+            </w:tcMar>
+            <w:vAlign w:val="top"/>
+          </w:tcPr>
+          <w:p>
+            <w:r>
+              <w:rPr>
+                <w:rFonts w:hint="default"/>
+                <w:lang w:val="en-US" w:eastAsia="zh-CN"/>
+              </w:rPr>
+              <w:t>frontend/src/components/</w:t>
+            </w:r>
+          </w:p>
+        </w:tc>
+        <w:tc>
+          <w:tcPr>
+            <w:tcW w:w="0" w:type="auto"/>
+            <w:tcBorders>
+              <w:right w:val="nil"/>
+            </w:tcBorders>
+            <w:shd w:val="clear" w:color="auto" w:fill="auto"/>
+            <w:tcMar>
+              <w:top w:w="50" w:type="dxa"/>
+              <w:left w:w="90" w:type="dxa"/>
+              <w:bottom w:w="50" w:type="dxa"/>
+              <w:right w:w="90" w:type="dxa"/>
+            </w:tcMar>
+            <w:vAlign w:val="top"/>
+          </w:tcPr>
+          <w:p>
+            <w:r>
+              <w:rPr>
+                <w:lang w:val="en-US" w:eastAsia="zh-CN"/>
+              </w:rPr>
+              <w:t>可复用块（上传、图表等）</w:t>
+            </w:r>
+          </w:p>
+        </w:tc>
+      </w:tr>
+      <w:tr>
+        <w:tblPrEx>
+          <w:tblBorders>
+            <w:top w:val="none" w:color="auto" w:sz="0" w:space="0"/>
+            <w:left w:val="none" w:color="auto" w:sz="0" w:space="0"/>
+            <w:bottom w:val="none" w:color="auto" w:sz="0" w:space="0"/>
+            <w:right w:val="none" w:color="auto" w:sz="0" w:space="0"/>
+            <w:insideH w:val="none" w:color="auto" w:sz="0" w:space="0"/>
+            <w:insideV w:val="none" w:color="auto" w:sz="0" w:space="0"/>
+          </w:tblBorders>
+          <w:shd w:val="clear" w:color="auto" w:fill="auto"/>
+          <w:tblCellMar>
+            <w:top w:w="15" w:type="dxa"/>
+            <w:left w:w="15" w:type="dxa"/>
+            <w:bottom w:w="15" w:type="dxa"/>
+            <w:right w:w="15" w:type="dxa"/>
+          </w:tblCellMar>
+        </w:tblPrEx>
+        <w:tc>
+          <w:tcPr>
+            <w:tcW w:w="0" w:type="auto"/>
+            <w:tcBorders>
+              <w:bottom w:val="nil"/>
+            </w:tcBorders>
+            <w:shd w:val="clear" w:color="auto" w:fill="auto"/>
+            <w:tcMar>
+              <w:top w:w="50" w:type="dxa"/>
+              <w:left w:w="90" w:type="dxa"/>
+              <w:bottom w:w="50" w:type="dxa"/>
+              <w:right w:w="90" w:type="dxa"/>
+            </w:tcMar>
+            <w:vAlign w:val="top"/>
+          </w:tcPr>
+          <w:p>
+            <w:r>
+              <w:rPr>
+                <w:lang w:val="en-US" w:eastAsia="zh-CN"/>
+              </w:rPr>
+              <w:t>路由</w:t>
+            </w:r>
+          </w:p>
+        </w:tc>
+        <w:tc>
+          <w:tcPr>
+            <w:tcW w:w="0" w:type="auto"/>
+            <w:tcBorders>
+              <w:bottom w:val="nil"/>
+            </w:tcBorders>
+            <w:shd w:val="clear" w:color="auto" w:fill="auto"/>
+            <w:tcMar>
+              <w:top w:w="50" w:type="dxa"/>
+              <w:left w:w="90" w:type="dxa"/>
+              <w:bottom w:w="50" w:type="dxa"/>
+              <w:right w:w="90" w:type="dxa"/>
+            </w:tcMar>
+            <w:vAlign w:val="top"/>
+          </w:tcPr>
+          <w:p>
+            <w:r>
+              <w:rPr>
                 <w:rFonts w:hint="default"/>
                 <w:lang w:val="en-US" w:eastAsia="zh-CN"/>
               </w:rPr>
@@ -46002,7 +46045,7 @@
               <w:bottom w:val="nil"/>
               <w:right w:val="nil"/>
             </w:tcBorders>
-            <w:shd w:val="clear"/>
+            <w:shd w:val="clear" w:color="auto" w:fill="auto"/>
             <w:tcMar>
               <w:top w:w="50" w:type="dxa"/>
               <w:left w:w="90" w:type="dxa"/>
@@ -60165,18 +60208,18 @@
     <w:lsdException w:unhideWhenUsed="0" w:uiPriority="0" w:semiHidden="0" w:name="Document Map"/>
     <w:lsdException w:unhideWhenUsed="0" w:uiPriority="0" w:semiHidden="0" w:name="Plain Text"/>
     <w:lsdException w:unhideWhenUsed="0" w:uiPriority="0" w:semiHidden="0" w:name="E-mail Signature"/>
-    <w:lsdException w:unhideWhenUsed="0" w:uiPriority="0" w:semiHidden="0" w:name="Normal (Web)"/>
+    <w:lsdException w:qFormat="1" w:unhideWhenUsed="0" w:uiPriority="0" w:semiHidden="0" w:name="Normal (Web)"/>
     <w:lsdException w:unhideWhenUsed="0" w:uiPriority="0" w:semiHidden="0" w:name="HTML Acronym"/>
     <w:lsdException w:unhideWhenUsed="0" w:uiPriority="0" w:semiHidden="0" w:name="HTML Address"/>
     <w:lsdException w:unhideWhenUsed="0" w:uiPriority="0" w:semiHidden="0" w:name="HTML Cite"/>
-    <w:lsdException w:unhideWhenUsed="0" w:uiPriority="0" w:semiHidden="0" w:name="HTML Code"/>
+    <w:lsdException w:qFormat="1" w:unhideWhenUsed="0" w:uiPriority="0" w:semiHidden="0" w:name="HTML Code"/>
     <w:lsdException w:unhideWhenUsed="0" w:uiPriority="0" w:semiHidden="0" w:name="HTML Definition"/>
     <w:lsdException w:unhideWhenUsed="0" w:uiPriority="0" w:semiHidden="0" w:name="HTML Keyboard"/>
     <w:lsdException w:unhideWhenUsed="0" w:uiPriority="0" w:semiHidden="0" w:name="HTML Preformatted"/>
     <w:lsdException w:unhideWhenUsed="0" w:uiPriority="0" w:semiHidden="0" w:name="HTML Sample"/>
     <w:lsdException w:unhideWhenUsed="0" w:uiPriority="0" w:semiHidden="0" w:name="HTML Typewriter"/>
     <w:lsdException w:unhideWhenUsed="0" w:uiPriority="0" w:semiHidden="0" w:name="HTML Variable"/>
-    <w:lsdException w:uiPriority="99" w:name="Normal Table"/>
+    <w:lsdException w:qFormat="1" w:uiPriority="99" w:name="Normal Table"/>
     <w:lsdException w:unhideWhenUsed="0" w:uiPriority="0" w:semiHidden="0" w:name="annotation subject"/>
     <w:lsdException w:uiPriority="0" w:name="Table Simple 1"/>
     <w:lsdException w:uiPriority="0" w:name="Table Simple 2"/>
@@ -60409,6 +60452,7 @@
     <w:name w:val="Normal Table"/>
     <w:semiHidden/>
     <w:unhideWhenUsed/>
+    <w:qFormat/>
     <w:uiPriority w:val="99"/>
     <w:tblPr>
       <w:tblCellMar>
@@ -60422,6 +60466,7 @@
   <w:style w:type="paragraph" w:styleId="5">
     <w:name w:val="Normal (Web)"/>
     <w:basedOn w:val="1"/>
+    <w:qFormat/>
     <w:uiPriority w:val="0"/>
     <w:pPr>
       <w:spacing w:before="0" w:beforeAutospacing="1" w:after="0" w:afterAutospacing="1"/>
@@ -60437,6 +60482,7 @@
   <w:style w:type="character" w:styleId="8">
     <w:name w:val="HTML Code"/>
     <w:basedOn w:val="7"/>
+    <w:qFormat/>
     <w:uiPriority w:val="0"/>
     <w:rPr>
       <w:rFonts w:ascii="Courier New" w:hAnsi="Courier New"/>
@@ -60463,6 +60509,7 @@
     <w:basedOn w:val="7"/>
     <w:link w:val="4"/>
     <w:semiHidden/>
+    <w:qFormat/>
     <w:uiPriority w:val="0"/>
     <w:rPr>
       <w:rFonts w:asciiTheme="minorHAnsi" w:hAnsiTheme="minorHAnsi" w:eastAsiaTheme="minorEastAsia" w:cstheme="minorBidi"/>
